--- a/00-首页/题组Word/习题书/学生版-打印版/第三篇-有机化学/2-立体化学.docx
+++ b/00-首页/题组Word/习题书/学生版-打印版/第三篇-有机化学/2-立体化学.docx
@@ -2,7 +2,7 @@
 <file path=word/document.xml><?xml version="1.0" encoding="utf-8"?>
 <w:document xmlns:w="http://schemas.openxmlformats.org/wordprocessingml/2006/main" xmlns:m="http://schemas.openxmlformats.org/officeDocument/2006/math" xmlns:r="http://schemas.openxmlformats.org/officeDocument/2006/relationships" xmlns:o="urn:schemas-microsoft-com:office:office" xmlns:v="urn:schemas-microsoft-com:vml" xmlns:w10="urn:schemas-microsoft-com:office:word" xmlns:a="http://schemas.openxmlformats.org/drawingml/2006/main" xmlns:pic="http://schemas.openxmlformats.org/drawingml/2006/picture" xmlns:wp="http://schemas.openxmlformats.org/drawingml/2006/wordprocessingDrawing">
   <w:body>
-    <w:bookmarkStart w:id="275" w:name="第-2-章-立体化学"/>
+    <w:bookmarkStart w:id="305" w:name="第-2-章-立体化学"/>
     <w:p>
       <w:pPr>
         <w:pStyle w:val="Heading1"/>
@@ -15562,7 +15562,7 @@
       </w:r>
     </w:p>
     <w:bookmarkEnd w:id="266"/>
-    <w:bookmarkStart w:id="267" w:name="区域选择性马氏规则与反马氏加成"/>
+    <w:bookmarkStart w:id="279" w:name="化学能力测试-ch9b-4-甲基环己酮区域选择性烯胺"/>
     <w:p>
       <w:pPr>
         <w:pStyle w:val="Heading2"/>
@@ -15579,7 +15579,108 @@
         <w:rPr>
           <w:rFonts w:hint="eastAsia" w:ascii="Times New Roman" w:hAnsi="Times New Roman" w:eastAsia="SimHei" w:cs="Times New Roman"/>
         </w:rPr>
-        <w:t>区域选择性</w:t>
+        <w:t>化学能力测试</w:t>
+      </w:r>
+      <w:r>
+        <w:rPr>
+          <w:rFonts w:hint="eastAsia" w:ascii="Times New Roman" w:hAnsi="Times New Roman" w:eastAsia="Times New Roman" w:cs="Times New Roman"/>
+        </w:rPr>
+        <w:t>-Ch9B-4-</w:t>
+      </w:r>
+      <w:r>
+        <w:rPr>
+          <w:rFonts w:hint="eastAsia" w:ascii="Times New Roman" w:hAnsi="Times New Roman" w:eastAsia="SimHei" w:cs="Times New Roman"/>
+        </w:rPr>
+        <w:t>甲基环己酮区域选择性烯胺</w:t>
+      </w:r>
+    </w:p>
+    <w:p>
+      <w:pPr>
+        <w:pStyle w:val="FirstParagraph"/>
+      </w:pPr>
+      <w:r>
+        <w:rPr>
+          <w:rFonts w:hint="eastAsia" w:ascii="Times New Roman" w:hAnsi="Times New Roman" w:eastAsia="FangSong" w:cs="Times New Roman"/>
+        </w:rPr>
+        <w:t>在有机化学中</w:t>
+      </w:r>
+      <w:r>
+        <w:rPr>
+          <w:rFonts w:hint="eastAsia" w:ascii="Times New Roman" w:hAnsi="Times New Roman" w:eastAsia="Times New Roman" w:cs="Times New Roman"/>
+        </w:rPr>
+        <w:t>，</w:t>
+      </w:r>
+      <w:r>
+        <w:rPr>
+          <w:rFonts w:hint="eastAsia" w:ascii="Times New Roman" w:hAnsi="Times New Roman" w:eastAsia="FangSong" w:cs="Times New Roman"/>
+        </w:rPr>
+        <w:t>羰基是功能多样的基团</w:t>
+      </w:r>
+      <w:r>
+        <w:rPr>
+          <w:rFonts w:hint="eastAsia" w:ascii="Times New Roman" w:hAnsi="Times New Roman" w:eastAsia="Times New Roman" w:cs="Times New Roman"/>
+        </w:rPr>
+        <w:t>，</w:t>
+      </w:r>
+      <w:r>
+        <w:rPr>
+          <w:rFonts w:hint="eastAsia" w:ascii="Times New Roman" w:hAnsi="Times New Roman" w:eastAsia="FangSong" w:cs="Times New Roman"/>
+        </w:rPr>
+        <w:t>例如</w:t>
+      </w:r>
+      <w:r>
+        <w:rPr>
+          <w:rFonts w:hint="eastAsia" w:ascii="Times New Roman" w:hAnsi="Times New Roman" w:eastAsia="Times New Roman" w:cs="Times New Roman"/>
+        </w:rPr>
+        <w:t>，</w:t>
+      </w:r>
+      <w:r>
+        <w:rPr>
+          <w:rFonts w:hint="eastAsia" w:ascii="Times New Roman" w:hAnsi="Times New Roman" w:eastAsia="FangSong" w:cs="Times New Roman"/>
+        </w:rPr>
+        <w:t>它可通过多种化学反应形成十分有用的</w:t>
+      </w:r>
+      <w:r>
+        <w:rPr>
+          <w:rFonts w:ascii="Times New Roman" w:hAnsi="Times New Roman" w:eastAsia="Times New Roman" w:cs="Times New Roman"/>
+        </w:rPr>
+        <w:t xml:space="preserve"> C—C </w:t>
+      </w:r>
+      <w:r>
+        <w:rPr>
+          <w:rFonts w:hint="eastAsia" w:ascii="Times New Roman" w:hAnsi="Times New Roman" w:eastAsia="FangSong" w:cs="Times New Roman"/>
+        </w:rPr>
+        <w:t>键</w:t>
+      </w:r>
+      <w:r>
+        <w:rPr>
+          <w:rFonts w:hint="eastAsia" w:ascii="Times New Roman" w:hAnsi="Times New Roman" w:eastAsia="Times New Roman" w:cs="Times New Roman"/>
+        </w:rPr>
+        <w:t>。</w:t>
+      </w:r>
+      <w:r>
+        <w:rPr>
+          <w:rFonts w:hint="eastAsia" w:ascii="Times New Roman" w:hAnsi="Times New Roman" w:eastAsia="FangSong" w:cs="Times New Roman"/>
+        </w:rPr>
+        <w:t>羰基反应中最重要的两个反应步骤是在羰基的</w:t>
+      </w:r>
+      <w:r>
+        <w:rPr>
+          <w:rFonts w:ascii="Times New Roman" w:hAnsi="Times New Roman" w:eastAsia="Times New Roman" w:cs="Times New Roman"/>
+        </w:rPr>
+        <w:t xml:space="preserve"> </w:t>
+      </w:r>
+      <w:r>
+        <w:rPr>
+          <w:rFonts w:hint="eastAsia" w:ascii="Times New Roman" w:hAnsi="Times New Roman" w:eastAsia="Times New Roman" w:cs="Times New Roman"/>
+        </w:rPr>
+        <w:t>α-</w:t>
+      </w:r>
+      <w:r>
+        <w:rPr>
+          <w:rFonts w:hint="eastAsia" w:ascii="Times New Roman" w:hAnsi="Times New Roman" w:eastAsia="FangSong" w:cs="Times New Roman"/>
+        </w:rPr>
+        <w:t>位放出质子形成烯醇和亲核试剂进攻羰基碳</w:t>
       </w:r>
       <w:r>
         <w:rPr>
@@ -15587,22 +15688,68 @@
         </w:rPr>
         <w:t>：</w:t>
       </w:r>
-      <w:r>
-        <w:rPr>
-          <w:rFonts w:hint="eastAsia" w:ascii="Times New Roman" w:hAnsi="Times New Roman" w:eastAsia="SimHei" w:cs="Times New Roman"/>
-        </w:rPr>
-        <w:t>马氏规则与反马氏加成</w:t>
-      </w:r>
-    </w:p>
-    <w:p>
-      <w:pPr>
-        <w:pStyle w:val="FirstParagraph"/>
-      </w:pPr>
-      <w:r>
-        <w:rPr>
-          <w:rFonts w:hint="eastAsia" w:ascii="Times New Roman" w:hAnsi="Times New Roman" w:eastAsia="FangSong" w:cs="Times New Roman"/>
-        </w:rPr>
-        <w:t>亲电加成反应的区域选择性通常遵循马氏规则</w:t>
+    </w:p>
+    <w:p>
+      <w:pPr>
+        <w:pStyle w:val="BodyText"/>
+        <w:spacing w:before="160" w:after="80"/>
+        <w:jc w:val="center"/>
+      </w:pPr>
+      <w:r>
+        <w:rPr>
+          <w:rFonts w:ascii="Times New Roman" w:hAnsi="Times New Roman" w:eastAsia="Times New Roman" w:cs="Times New Roman"/>
+        </w:rPr>
+        <w:drawing>
+          <wp:inline>
+            <wp:extent cx="3600000" cy="920300"/>
+            <wp:effectExtent b="0" l="0" r="0" t="0"/>
+            <wp:docPr descr="" title="" id="268" name="Picture"/>
+            <a:graphic>
+              <a:graphicData uri="http://schemas.openxmlformats.org/drawingml/2006/picture">
+                <pic:pic>
+                  <pic:nvPicPr>
+                    <pic:cNvPr descr="f45b9f29d69a603085ad09f583652dbb3c278a8350b0a5f2c4568d9a8ab8fcff.jpg" id="269" name="Picture"/>
+                    <pic:cNvPicPr>
+                      <a:picLocks noChangeArrowheads="1" noChangeAspect="1"/>
+                    </pic:cNvPicPr>
+                  </pic:nvPicPr>
+                  <pic:blipFill>
+                    <a:blip r:embed="rId267"/>
+                    <a:stretch>
+                      <a:fillRect/>
+                    </a:stretch>
+                  </pic:blipFill>
+                  <pic:spPr bwMode="auto">
+                    <a:xfrm>
+                      <a:off x="0" y="0"/>
+                      <a:ext cx="3600000" cy="920300"/>
+                    </a:xfrm>
+                    <a:prstGeom prst="rect">
+                      <a:avLst/>
+                    </a:prstGeom>
+                    <a:noFill/>
+                    <a:ln w="9525">
+                      <a:noFill/>
+                      <a:headEnd/>
+                      <a:tailEnd/>
+                    </a:ln>
+                  </pic:spPr>
+                </pic:pic>
+              </a:graphicData>
+            </a:graphic>
+          </wp:inline>
+        </w:drawing>
+      </w:r>
+    </w:p>
+    <w:p>
+      <w:pPr>
+        <w:pStyle w:val="BodyText"/>
+      </w:pPr>
+      <w:r>
+        <w:rPr>
+          <w:rFonts w:hint="eastAsia" w:ascii="Times New Roman" w:hAnsi="Times New Roman" w:eastAsia="FangSong" w:cs="Times New Roman"/>
+        </w:rPr>
+        <w:t>这些反应与许多立体化学和配向化学论题相关</w:t>
       </w:r>
       <w:r>
         <w:rPr>
@@ -15614,7 +15761,7 @@
         <w:rPr>
           <w:rFonts w:hint="eastAsia" w:ascii="Times New Roman" w:hAnsi="Times New Roman" w:eastAsia="FangSong" w:cs="Times New Roman"/>
         </w:rPr>
-        <w:t>但特定条件下可实现反马氏加成</w:t>
+        <w:t>特别当羰基化合物不对称时</w:t>
       </w:r>
       <w:r>
         <w:rPr>
@@ -15622,6 +15769,60 @@
         </w:rPr>
         <w:t>。</w:t>
       </w:r>
+      <w:r>
+        <w:rPr>
+          <w:rFonts w:hint="eastAsia" w:ascii="Times New Roman" w:hAnsi="Times New Roman" w:eastAsia="FangSong" w:cs="Times New Roman"/>
+        </w:rPr>
+        <w:t>例如</w:t>
+      </w:r>
+      <w:r>
+        <w:rPr>
+          <w:rFonts w:hint="eastAsia" w:ascii="Times New Roman" w:hAnsi="Times New Roman" w:eastAsia="Times New Roman" w:cs="Times New Roman"/>
+        </w:rPr>
+        <w:t>，</w:t>
+      </w:r>
+      <w:r>
+        <w:rPr>
+          <w:rFonts w:hint="eastAsia" w:ascii="Times New Roman" w:hAnsi="Times New Roman" w:eastAsia="FangSong" w:cs="Times New Roman"/>
+        </w:rPr>
+        <w:t>下列</w:t>
+      </w:r>
+      <w:r>
+        <w:rPr>
+          <w:rFonts w:ascii="Times New Roman" w:hAnsi="Times New Roman" w:eastAsia="Times New Roman" w:cs="Times New Roman"/>
+        </w:rPr>
+        <w:t xml:space="preserve"> </w:t>
+      </w:r>
+      <w:r>
+        <w:rPr>
+          <w:rFonts w:hint="eastAsia" w:ascii="Times New Roman" w:hAnsi="Times New Roman" w:eastAsia="Times New Roman" w:cs="Times New Roman"/>
+        </w:rPr>
+        <w:t>2-</w:t>
+      </w:r>
+      <w:r>
+        <w:rPr>
+          <w:rFonts w:hint="eastAsia" w:ascii="Times New Roman" w:hAnsi="Times New Roman" w:eastAsia="FangSong" w:cs="Times New Roman"/>
+        </w:rPr>
+        <w:t>甲基环己酮的区域选择性反应</w:t>
+      </w:r>
+      <w:r>
+        <w:rPr>
+          <w:rFonts w:hint="eastAsia" w:ascii="Times New Roman" w:hAnsi="Times New Roman" w:eastAsia="Times New Roman" w:cs="Times New Roman"/>
+        </w:rPr>
+        <w:t>（</w:t>
+      </w:r>
+      <w:r>
+        <w:rPr>
+          <w:rFonts w:hint="eastAsia" w:ascii="Times New Roman" w:hAnsi="Times New Roman" w:eastAsia="FangSong" w:cs="Times New Roman"/>
+        </w:rPr>
+        <w:t>仅考虑其单烃基化反应</w:t>
+      </w:r>
+      <w:r>
+        <w:rPr>
+          <w:rFonts w:hint="eastAsia" w:ascii="Times New Roman" w:hAnsi="Times New Roman" w:eastAsia="Times New Roman" w:cs="Times New Roman"/>
+        </w:rPr>
+        <w:t>）：</w:t>
+      </w:r>
     </w:p>
     <w:p>
       <w:pPr>
@@ -15629,17 +15830,15 @@
       </w:pPr>
       <w:r>
         <w:rPr>
-          <w:rFonts w:hint="eastAsia" w:ascii="Times New Roman" w:hAnsi="Times New Roman" w:eastAsia="FangSong" w:cs="Times New Roman"/>
-          <w:b/>
-          <w:bCs/>
-        </w:rPr>
-        <w:t xml:space="preserve">题目</w:t>
-      </w:r>
-      <w:r>
-        <w:rPr>
-          <w:rFonts w:hint="eastAsia" w:ascii="Times New Roman" w:hAnsi="Times New Roman" w:eastAsia="Times New Roman" w:cs="Times New Roman"/>
-        </w:rPr>
-        <w:t xml:space="preserve">：</w:t>
+          <w:rFonts w:hint="eastAsia" w:ascii="Times New Roman" w:hAnsi="Times New Roman" w:eastAsia="Times New Roman" w:cs="Times New Roman"/>
+        </w:rPr>
+        <w:t>2-</w:t>
+      </w:r>
+      <w:r>
+        <w:rPr>
+          <w:rFonts w:hint="eastAsia" w:ascii="Times New Roman" w:hAnsi="Times New Roman" w:eastAsia="FangSong" w:cs="Times New Roman"/>
+        </w:rPr>
+        <w:t>甲基环己酮</w:t>
       </w:r>
       <w:r>
         <w:rPr>
@@ -15649,15 +15848,167 @@
       </w:r>
       <w:r>
         <w:rPr>
-          <w:rFonts w:ascii="Times New Roman" w:hAnsi="Times New Roman" w:eastAsia="Times New Roman" w:cs="Times New Roman"/>
-        </w:rPr>
-        <w:t xml:space="preserve">1. </w:t>
-      </w:r>
-      <w:r>
-        <w:rPr>
-          <w:rFonts w:hint="eastAsia" w:ascii="Times New Roman" w:hAnsi="Times New Roman" w:eastAsia="FangSong" w:cs="Times New Roman"/>
-        </w:rPr>
-        <w:t>叙述马氏规则的内容</w:t>
+          <w:rFonts w:hint="eastAsia" w:ascii="Times New Roman" w:hAnsi="Times New Roman" w:eastAsia="Times New Roman" w:cs="Times New Roman"/>
+        </w:rPr>
+        <w:t>―[NaOEt/EtOH，</w:t>
+      </w:r>
+      <w:r>
+        <w:rPr>
+          <w:rFonts w:hint="eastAsia" w:ascii="Times New Roman" w:hAnsi="Times New Roman" w:eastAsia="FangSong" w:cs="Times New Roman"/>
+        </w:rPr>
+        <w:t>室温</w:t>
+      </w:r>
+      <w:r>
+        <w:rPr>
+          <w:rFonts w:hint="eastAsia" w:ascii="Times New Roman" w:hAnsi="Times New Roman" w:eastAsia="Times New Roman" w:cs="Times New Roman"/>
+        </w:rPr>
+        <w:t>]→</w:t>
+      </w:r>
+      <w:r>
+        <w:rPr>
+          <w:rFonts w:ascii="Times New Roman" w:hAnsi="Times New Roman" w:eastAsia="Times New Roman" w:cs="Times New Roman"/>
+        </w:rPr>
+        <w:t xml:space="preserve"> A </w:t>
+      </w:r>
+      <w:r>
+        <w:rPr>
+          <w:rFonts w:hint="eastAsia" w:ascii="Times New Roman" w:hAnsi="Times New Roman" w:eastAsia="Times New Roman" w:cs="Times New Roman"/>
+        </w:rPr>
+        <w:t xml:space="preserve">―[＋Et–Br]→</w:t>
+      </w:r>
+      <w:r>
+        <w:rPr>
+          <w:rFonts w:ascii="Times New Roman" w:hAnsi="Times New Roman" w:eastAsia="Times New Roman" w:cs="Times New Roman"/>
+        </w:rPr>
+        <w:t xml:space="preserve"> B</w:t>
+      </w:r>
+    </w:p>
+    <w:p>
+      <w:pPr>
+        <w:pStyle w:val="BodyText"/>
+      </w:pPr>
+      <w:r>
+        <w:rPr>
+          <w:rFonts w:hint="eastAsia" w:ascii="Times New Roman" w:hAnsi="Times New Roman" w:eastAsia="Times New Roman" w:cs="Times New Roman"/>
+        </w:rPr>
+        <w:t>2-</w:t>
+      </w:r>
+      <w:r>
+        <w:rPr>
+          <w:rFonts w:hint="eastAsia" w:ascii="Times New Roman" w:hAnsi="Times New Roman" w:eastAsia="FangSong" w:cs="Times New Roman"/>
+        </w:rPr>
+        <w:t>甲基环己酮</w:t>
+      </w:r>
+      <w:r>
+        <w:rPr>
+          <w:rFonts w:ascii="Times New Roman" w:hAnsi="Times New Roman" w:eastAsia="Times New Roman" w:cs="Times New Roman"/>
+        </w:rPr>
+        <w:t xml:space="preserve"> </w:t>
+      </w:r>
+      <w:r>
+        <w:rPr>
+          <w:rFonts w:hint="eastAsia" w:ascii="Times New Roman" w:hAnsi="Times New Roman" w:eastAsia="Times New Roman" w:cs="Times New Roman"/>
+        </w:rPr>
+        <w:t>―[LDA，</w:t>
+      </w:r>
+      <w:r>
+        <w:rPr>
+          <w:rFonts w:hint="eastAsia" w:ascii="Times New Roman" w:hAnsi="Times New Roman" w:eastAsia="FangSong" w:cs="Times New Roman"/>
+        </w:rPr>
+        <w:t>低温</w:t>
+      </w:r>
+      <w:r>
+        <w:rPr>
+          <w:rFonts w:hint="eastAsia" w:ascii="Times New Roman" w:hAnsi="Times New Roman" w:eastAsia="Times New Roman" w:cs="Times New Roman"/>
+        </w:rPr>
+        <w:t>]→</w:t>
+      </w:r>
+      <w:r>
+        <w:rPr>
+          <w:rFonts w:ascii="Times New Roman" w:hAnsi="Times New Roman" w:eastAsia="Times New Roman" w:cs="Times New Roman"/>
+        </w:rPr>
+        <w:t xml:space="preserve"> A′ </w:t>
+      </w:r>
+      <w:r>
+        <w:rPr>
+          <w:rFonts w:hint="eastAsia" w:ascii="Times New Roman" w:hAnsi="Times New Roman" w:eastAsia="Times New Roman" w:cs="Times New Roman"/>
+        </w:rPr>
+        <w:t xml:space="preserve">―[＋Et–Br]→</w:t>
+      </w:r>
+      <w:r>
+        <w:rPr>
+          <w:rFonts w:ascii="Times New Roman" w:hAnsi="Times New Roman" w:eastAsia="Times New Roman" w:cs="Times New Roman"/>
+        </w:rPr>
+        <w:t xml:space="preserve"> B′</w:t>
+      </w:r>
+    </w:p>
+    <w:p>
+      <w:pPr>
+        <w:pStyle w:val="BodyText"/>
+        <w:spacing w:before="160" w:after="80"/>
+        <w:jc w:val="center"/>
+      </w:pPr>
+      <w:r>
+        <w:rPr>
+          <w:rFonts w:ascii="Times New Roman" w:hAnsi="Times New Roman" w:eastAsia="Times New Roman" w:cs="Times New Roman"/>
+        </w:rPr>
+        <w:drawing>
+          <wp:inline>
+            <wp:extent cx="3600000" cy="943008"/>
+            <wp:effectExtent b="0" l="0" r="0" t="0"/>
+            <wp:docPr descr="" title="" id="271" name="Picture"/>
+            <a:graphic>
+              <a:graphicData uri="http://schemas.openxmlformats.org/drawingml/2006/picture">
+                <pic:pic>
+                  <pic:nvPicPr>
+                    <pic:cNvPr descr="a481c2ece0e947b064ad0738ec1279416e8130ec9e997c54fa8bb31ba3ad252f.jpg" id="272" name="Picture"/>
+                    <pic:cNvPicPr>
+                      <a:picLocks noChangeArrowheads="1" noChangeAspect="1"/>
+                    </pic:cNvPicPr>
+                  </pic:nvPicPr>
+                  <pic:blipFill>
+                    <a:blip r:embed="rId270"/>
+                    <a:stretch>
+                      <a:fillRect/>
+                    </a:stretch>
+                  </pic:blipFill>
+                  <pic:spPr bwMode="auto">
+                    <a:xfrm>
+                      <a:off x="0" y="0"/>
+                      <a:ext cx="3600000" cy="943008"/>
+                    </a:xfrm>
+                    <a:prstGeom prst="rect">
+                      <a:avLst/>
+                    </a:prstGeom>
+                    <a:noFill/>
+                    <a:ln w="9525">
+                      <a:noFill/>
+                      <a:headEnd/>
+                      <a:tailEnd/>
+                    </a:ln>
+                  </pic:spPr>
+                </pic:pic>
+              </a:graphicData>
+            </a:graphic>
+          </wp:inline>
+        </w:drawing>
+      </w:r>
+    </w:p>
+    <w:p>
+      <w:pPr>
+        <w:pStyle w:val="BodyText"/>
+      </w:pPr>
+      <w:r>
+        <w:rPr>
+          <w:rFonts w:hint="eastAsia" w:ascii="Times New Roman" w:hAnsi="Times New Roman" w:eastAsia="Times New Roman" w:cs="Times New Roman"/>
+        </w:rPr>
+        <w:t>LDA：</w:t>
+      </w:r>
+      <w:r>
+        <w:rPr>
+          <w:rFonts w:hint="eastAsia" w:ascii="Times New Roman" w:hAnsi="Times New Roman" w:eastAsia="FangSong" w:cs="Times New Roman"/>
+        </w:rPr>
+        <w:t>二异丙胺锂</w:t>
       </w:r>
       <w:r>
         <w:rPr>
@@ -15669,7 +16020,7 @@
         <w:rPr>
           <w:rFonts w:hint="eastAsia" w:ascii="Times New Roman" w:hAnsi="Times New Roman" w:eastAsia="FangSong" w:cs="Times New Roman"/>
         </w:rPr>
-        <w:t>并从碳正离子稳定性角度解释其原因</w:t>
+        <w:t>也写作</w:t>
       </w:r>
       <w:r>
         <w:rPr>
@@ -15679,45 +16030,105 @@
       </w:r>
       <w:r>
         <w:rPr>
-          <w:rFonts w:ascii="Times New Roman" w:hAnsi="Times New Roman" w:eastAsia="Times New Roman" w:cs="Times New Roman"/>
-        </w:rPr>
-        <w:t xml:space="preserve">2. </w:t>
-      </w:r>
-      <w:r>
-        <w:rPr>
-          <w:rFonts w:hint="eastAsia" w:ascii="Times New Roman" w:hAnsi="Times New Roman" w:eastAsia="FangSong" w:cs="Times New Roman"/>
-        </w:rPr>
-        <w:t>在过氧化物存在下</w:t>
-      </w:r>
-      <w:r>
-        <w:rPr>
-          <w:rFonts w:hint="eastAsia" w:ascii="Times New Roman" w:hAnsi="Times New Roman" w:eastAsia="Times New Roman" w:cs="Times New Roman"/>
-        </w:rPr>
-        <w:t>，HBr</w:t>
-      </w:r>
-      <w:r>
-        <w:rPr>
-          <w:rFonts w:hint="eastAsia" w:ascii="Times New Roman" w:hAnsi="Times New Roman" w:eastAsia="FangSong" w:cs="Times New Roman"/>
-        </w:rPr>
-        <w:t>与烯烃的加成为什么遵循反马氏规则</w:t>
-      </w:r>
-      <w:r>
-        <w:rPr>
-          <w:rFonts w:hint="eastAsia" w:ascii="Times New Roman" w:hAnsi="Times New Roman" w:eastAsia="Times New Roman" w:cs="Times New Roman"/>
-        </w:rPr>
-        <w:t>？（</w:t>
-      </w:r>
-      <w:r>
-        <w:rPr>
-          <w:rFonts w:hint="eastAsia" w:ascii="Times New Roman" w:hAnsi="Times New Roman" w:eastAsia="FangSong" w:cs="Times New Roman"/>
-        </w:rPr>
-        <w:t>过氧化物效应</w:t>
-      </w:r>
-      <w:r>
-        <w:rPr>
-          <w:rFonts w:hint="eastAsia" w:ascii="Times New Roman" w:hAnsi="Times New Roman" w:eastAsia="Times New Roman" w:cs="Times New Roman"/>
-        </w:rPr>
-        <w:t>）</w:t>
+          <w:rFonts w:hint="eastAsia" w:ascii="Times New Roman" w:hAnsi="Times New Roman" w:eastAsia="Times New Roman" w:cs="Times New Roman"/>
+        </w:rPr>
+        <w:t>iPr</w:t>
+      </w:r>
+      <w:r>
+        <w:rPr>
+          <w:rFonts w:hint="eastAsia" w:ascii="Times New Roman" w:hAnsi="Times New Roman" w:eastAsia="Times New Roman" w:cs="Times New Roman"/>
+          <w:vertAlign w:val="subscript"/>
+        </w:rPr>
+        <w:t>2</w:t>
+      </w:r>
+      <w:r>
+        <w:rPr>
+          <w:rFonts w:hint="eastAsia" w:ascii="Times New Roman" w:hAnsi="Times New Roman" w:eastAsia="Times New Roman" w:cs="Times New Roman"/>
+        </w:rPr>
+        <w:t>NLi，</w:t>
+      </w:r>
+      <w:r>
+        <w:rPr>
+          <w:rFonts w:hint="eastAsia" w:ascii="Times New Roman" w:hAnsi="Times New Roman" w:eastAsia="FangSong" w:cs="Times New Roman"/>
+        </w:rPr>
+        <w:t>是一种非亲核性强碱</w:t>
+      </w:r>
+      <w:r>
+        <w:rPr>
+          <w:rFonts w:hint="eastAsia" w:ascii="Times New Roman" w:hAnsi="Times New Roman" w:eastAsia="Times New Roman" w:cs="Times New Roman"/>
+        </w:rPr>
+        <w:t>。</w:t>
+      </w:r>
+    </w:p>
+    <w:p>
+      <w:pPr>
+        <w:pStyle w:val="BodyText"/>
+      </w:pPr>
+      <w:r>
+        <w:rPr>
+          <w:rFonts w:ascii="Times New Roman" w:hAnsi="Times New Roman" w:eastAsia="Times New Roman" w:cs="Times New Roman"/>
+        </w:rPr>
+        <w:t xml:space="preserve">4-1. </w:t>
+      </w:r>
+      <w:r>
+        <w:rPr>
+          <w:rFonts w:hint="eastAsia" w:ascii="Times New Roman" w:hAnsi="Times New Roman" w:eastAsia="FangSong" w:cs="Times New Roman"/>
+        </w:rPr>
+        <w:t>忽略立体化学</w:t>
+      </w:r>
+      <w:r>
+        <w:rPr>
+          <w:rFonts w:hint="eastAsia" w:ascii="Times New Roman" w:hAnsi="Times New Roman" w:eastAsia="Times New Roman" w:cs="Times New Roman"/>
+        </w:rPr>
+        <w:t>，</w:t>
+      </w:r>
+      <w:r>
+        <w:rPr>
+          <w:rFonts w:hint="eastAsia" w:ascii="Times New Roman" w:hAnsi="Times New Roman" w:eastAsia="FangSong" w:cs="Times New Roman"/>
+        </w:rPr>
+        <w:t>写出</w:t>
+      </w:r>
+      <w:r>
+        <w:rPr>
+          <w:rFonts w:ascii="Times New Roman" w:hAnsi="Times New Roman" w:eastAsia="Times New Roman" w:cs="Times New Roman"/>
+        </w:rPr>
+        <w:t xml:space="preserve"> A、A′、B </w:t>
+      </w:r>
+      <w:r>
+        <w:rPr>
+          <w:rFonts w:hint="eastAsia" w:ascii="Times New Roman" w:hAnsi="Times New Roman" w:eastAsia="FangSong" w:cs="Times New Roman"/>
+        </w:rPr>
+        <w:t xml:space="preserve">和</w:t>
+      </w:r>
+      <w:r>
+        <w:rPr>
+          <w:rFonts w:ascii="Times New Roman" w:hAnsi="Times New Roman" w:eastAsia="Times New Roman" w:cs="Times New Roman"/>
+        </w:rPr>
+        <w:t xml:space="preserve"> B′ </w:t>
+      </w:r>
+      <w:r>
+        <w:rPr>
+          <w:rFonts w:hint="eastAsia" w:ascii="Times New Roman" w:hAnsi="Times New Roman" w:eastAsia="FangSong" w:cs="Times New Roman"/>
+        </w:rPr>
+        <w:t>的结构</w:t>
+      </w:r>
+      <w:r>
+        <w:rPr>
+          <w:rFonts w:hint="eastAsia" w:ascii="Times New Roman" w:hAnsi="Times New Roman" w:eastAsia="Times New Roman" w:cs="Times New Roman"/>
+        </w:rPr>
+        <w:t>，</w:t>
+      </w:r>
+      <w:r>
+        <w:rPr>
+          <w:rFonts w:hint="eastAsia" w:ascii="Times New Roman" w:hAnsi="Times New Roman" w:eastAsia="FangSong" w:cs="Times New Roman"/>
+        </w:rPr>
+        <w:t>解释在如上不同反应条件下反应的结果不同</w:t>
+      </w:r>
+      <w:r>
+        <w:rPr>
+          <w:rFonts w:hint="eastAsia" w:ascii="Times New Roman" w:hAnsi="Times New Roman" w:eastAsia="Times New Roman" w:cs="Times New Roman"/>
+        </w:rPr>
+        <w:t>。</w:t>
       </w:r>
       <w:r>
         <w:rPr>
@@ -15729,25 +16140,25 @@
         <w:rPr>
           <w:rFonts w:ascii="Times New Roman" w:hAnsi="Times New Roman" w:eastAsia="Times New Roman" w:cs="Times New Roman"/>
         </w:rPr>
-        <w:t xml:space="preserve">3. </w:t>
-      </w:r>
-      <w:r>
-        <w:rPr>
-          <w:rFonts w:hint="eastAsia" w:ascii="Times New Roman" w:hAnsi="Times New Roman" w:eastAsia="FangSong" w:cs="Times New Roman"/>
-        </w:rPr>
-        <w:t>硼氢化</w:t>
-      </w:r>
-      <w:r>
-        <w:rPr>
-          <w:rFonts w:hint="eastAsia" w:ascii="Times New Roman" w:hAnsi="Times New Roman" w:eastAsia="Times New Roman" w:cs="Times New Roman"/>
-        </w:rPr>
-        <w:t>-</w:t>
-      </w:r>
-      <w:r>
-        <w:rPr>
-          <w:rFonts w:hint="eastAsia" w:ascii="Times New Roman" w:hAnsi="Times New Roman" w:eastAsia="FangSong" w:cs="Times New Roman"/>
-        </w:rPr>
-        <w:t>氧化反应如何实现反马氏加成的醇产物</w:t>
+        <w:t xml:space="preserve">4-2. </w:t>
+      </w:r>
+      <w:r>
+        <w:rPr>
+          <w:rFonts w:hint="eastAsia" w:ascii="Times New Roman" w:hAnsi="Times New Roman" w:eastAsia="FangSong" w:cs="Times New Roman"/>
+        </w:rPr>
+        <w:t>为什么丁基锂</w:t>
+      </w:r>
+      <w:r>
+        <w:rPr>
+          <w:rFonts w:hint="eastAsia" w:ascii="Times New Roman" w:hAnsi="Times New Roman" w:eastAsia="Times New Roman" w:cs="Times New Roman"/>
+        </w:rPr>
+        <w:t>（BuLi）</w:t>
+      </w:r>
+      <w:r>
+        <w:rPr>
+          <w:rFonts w:hint="eastAsia" w:ascii="Times New Roman" w:hAnsi="Times New Roman" w:eastAsia="FangSong" w:cs="Times New Roman"/>
+        </w:rPr>
+        <w:t>不能用于去质子反应</w:t>
       </w:r>
       <w:r>
         <w:rPr>
@@ -15755,6 +16166,134 @@
         </w:rPr>
         <w:t>？</w:t>
       </w:r>
+    </w:p>
+    <w:p>
+      <w:pPr>
+        <w:pStyle w:val="BodyText"/>
+      </w:pPr>
+      <w:r>
+        <w:rPr>
+          <w:rFonts w:hint="eastAsia" w:ascii="Times New Roman" w:hAnsi="Times New Roman" w:eastAsia="FangSong" w:cs="Times New Roman"/>
+        </w:rPr>
+        <w:t>在合成反应中使用烯醇化合物由于会进一步发生二烃基或三烃基反应而时常不很有效</w:t>
+      </w:r>
+      <w:r>
+        <w:rPr>
+          <w:rFonts w:hint="eastAsia" w:ascii="Times New Roman" w:hAnsi="Times New Roman" w:eastAsia="Times New Roman" w:cs="Times New Roman"/>
+        </w:rPr>
+        <w:t>，</w:t>
+      </w:r>
+      <w:r>
+        <w:rPr>
+          <w:rFonts w:hint="eastAsia" w:ascii="Times New Roman" w:hAnsi="Times New Roman" w:eastAsia="FangSong" w:cs="Times New Roman"/>
+        </w:rPr>
+        <w:t>因而有时常改用烯胺</w:t>
+      </w:r>
+      <w:r>
+        <w:rPr>
+          <w:rFonts w:hint="eastAsia" w:ascii="Times New Roman" w:hAnsi="Times New Roman" w:eastAsia="Times New Roman" w:cs="Times New Roman"/>
+        </w:rPr>
+        <w:t>。</w:t>
+      </w:r>
+    </w:p>
+    <w:p>
+      <w:pPr>
+        <w:pStyle w:val="BodyText"/>
+        <w:spacing w:before="160" w:after="80"/>
+        <w:jc w:val="center"/>
+      </w:pPr>
+      <w:r>
+        <w:rPr>
+          <w:rFonts w:ascii="Times New Roman" w:hAnsi="Times New Roman" w:eastAsia="Times New Roman" w:cs="Times New Roman"/>
+        </w:rPr>
+        <w:drawing>
+          <wp:inline>
+            <wp:extent cx="3600000" cy="801046"/>
+            <wp:effectExtent b="0" l="0" r="0" t="0"/>
+            <wp:docPr descr="" title="" id="274" name="Picture"/>
+            <a:graphic>
+              <a:graphicData uri="http://schemas.openxmlformats.org/drawingml/2006/picture">
+                <pic:pic>
+                  <pic:nvPicPr>
+                    <pic:cNvPr descr="713efb2a6e5a2b6c31240d1882d574eb82f865892aa9f5338ea45326af30a683.jpg" id="275" name="Picture"/>
+                    <pic:cNvPicPr>
+                      <a:picLocks noChangeArrowheads="1" noChangeAspect="1"/>
+                    </pic:cNvPicPr>
+                  </pic:nvPicPr>
+                  <pic:blipFill>
+                    <a:blip r:embed="rId273"/>
+                    <a:stretch>
+                      <a:fillRect/>
+                    </a:stretch>
+                  </pic:blipFill>
+                  <pic:spPr bwMode="auto">
+                    <a:xfrm>
+                      <a:off x="0" y="0"/>
+                      <a:ext cx="3600000" cy="801046"/>
+                    </a:xfrm>
+                    <a:prstGeom prst="rect">
+                      <a:avLst/>
+                    </a:prstGeom>
+                    <a:noFill/>
+                    <a:ln w="9525">
+                      <a:noFill/>
+                      <a:headEnd/>
+                      <a:tailEnd/>
+                    </a:ln>
+                  </pic:spPr>
+                </pic:pic>
+              </a:graphicData>
+            </a:graphic>
+          </wp:inline>
+        </w:drawing>
+      </w:r>
+    </w:p>
+    <w:p>
+      <w:pPr>
+        <w:pStyle w:val="BodyText"/>
+      </w:pPr>
+      <w:r>
+        <w:rPr>
+          <w:rFonts w:ascii="Times New Roman" w:hAnsi="Times New Roman" w:eastAsia="Times New Roman" w:cs="Times New Roman"/>
+        </w:rPr>
+        <w:t xml:space="preserve">4-3. </w:t>
+      </w:r>
+      <w:r>
+        <w:rPr>
+          <w:rFonts w:hint="eastAsia" w:ascii="Times New Roman" w:hAnsi="Times New Roman" w:eastAsia="FangSong" w:cs="Times New Roman"/>
+        </w:rPr>
+        <w:t xml:space="preserve">写出形成烯胺</w:t>
+      </w:r>
+      <w:r>
+        <w:rPr>
+          <w:rFonts w:ascii="Times New Roman" w:hAnsi="Times New Roman" w:eastAsia="Times New Roman" w:cs="Times New Roman"/>
+        </w:rPr>
+        <w:t xml:space="preserve"> C </w:t>
+      </w:r>
+      <w:r>
+        <w:rPr>
+          <w:rFonts w:hint="eastAsia" w:ascii="Times New Roman" w:hAnsi="Times New Roman" w:eastAsia="FangSong" w:cs="Times New Roman"/>
+        </w:rPr>
+        <w:t>的反应历程</w:t>
+      </w:r>
+      <w:r>
+        <w:rPr>
+          <w:rFonts w:hint="eastAsia" w:ascii="Times New Roman" w:hAnsi="Times New Roman" w:eastAsia="Times New Roman" w:cs="Times New Roman"/>
+        </w:rPr>
+        <w:t>，</w:t>
+      </w:r>
+      <w:r>
+        <w:rPr>
+          <w:rFonts w:hint="eastAsia" w:ascii="Times New Roman" w:hAnsi="Times New Roman" w:eastAsia="FangSong" w:cs="Times New Roman"/>
+        </w:rPr>
+        <w:t>该反应将存在什么配向反应问题</w:t>
+      </w:r>
+      <w:r>
+        <w:rPr>
+          <w:rFonts w:hint="eastAsia" w:ascii="Times New Roman" w:hAnsi="Times New Roman" w:eastAsia="Times New Roman" w:cs="Times New Roman"/>
+        </w:rPr>
+        <w:t>？</w:t>
+      </w:r>
       <w:r>
         <w:rPr>
           <w:rFonts w:ascii="Times New Roman" w:hAnsi="Times New Roman" w:eastAsia="Times New Roman" w:cs="Times New Roman"/>
@@ -15765,25 +16304,219 @@
         <w:rPr>
           <w:rFonts w:ascii="Times New Roman" w:hAnsi="Times New Roman" w:eastAsia="Times New Roman" w:cs="Times New Roman"/>
         </w:rPr>
-        <w:t xml:space="preserve">4. </w:t>
-      </w:r>
-      <w:r>
-        <w:rPr>
-          <w:rFonts w:hint="eastAsia" w:ascii="Times New Roman" w:hAnsi="Times New Roman" w:eastAsia="FangSong" w:cs="Times New Roman"/>
-        </w:rPr>
-        <w:t>比较</w:t>
-      </w:r>
-      <w:r>
-        <w:rPr>
-          <w:rFonts w:hint="eastAsia" w:ascii="Times New Roman" w:hAnsi="Times New Roman" w:eastAsia="Times New Roman" w:cs="Times New Roman"/>
-        </w:rPr>
-        <w:t>HCl、HBr、HI</w:t>
-      </w:r>
-      <w:r>
-        <w:rPr>
-          <w:rFonts w:hint="eastAsia" w:ascii="Times New Roman" w:hAnsi="Times New Roman" w:eastAsia="FangSong" w:cs="Times New Roman"/>
-        </w:rPr>
-        <w:t>与烯烃加成的反应活性顺序</w:t>
+        <w:t xml:space="preserve">4-4. </w:t>
+      </w:r>
+      <w:r>
+        <w:rPr>
+          <w:rFonts w:hint="eastAsia" w:ascii="Times New Roman" w:hAnsi="Times New Roman" w:eastAsia="FangSong" w:cs="Times New Roman"/>
+        </w:rPr>
+        <w:t>用适当的共振结构解释为什么烯胺会与亲电试剂反应</w:t>
+      </w:r>
+      <w:r>
+        <w:rPr>
+          <w:rFonts w:hint="eastAsia" w:ascii="Times New Roman" w:hAnsi="Times New Roman" w:eastAsia="Times New Roman" w:cs="Times New Roman"/>
+        </w:rPr>
+        <w:t>？</w:t>
+      </w:r>
+      <w:r>
+        <w:rPr>
+          <w:rFonts w:ascii="Times New Roman" w:hAnsi="Times New Roman" w:eastAsia="Times New Roman" w:cs="Times New Roman"/>
+        </w:rPr>
+        <w:t xml:space="preserve"> </w:t>
+      </w:r>
+      <w:r>
+        <w:rPr>
+          <w:rFonts w:ascii="Times New Roman" w:hAnsi="Times New Roman" w:eastAsia="Times New Roman" w:cs="Times New Roman"/>
+        </w:rPr>
+        <w:t xml:space="preserve">4-5. </w:t>
+      </w:r>
+      <w:r>
+        <w:rPr>
+          <w:rFonts w:hint="eastAsia" w:ascii="Times New Roman" w:hAnsi="Times New Roman" w:eastAsia="FangSong" w:cs="Times New Roman"/>
+        </w:rPr>
+        <w:t xml:space="preserve">写出反应产物</w:t>
+      </w:r>
+      <w:r>
+        <w:rPr>
+          <w:rFonts w:ascii="Times New Roman" w:hAnsi="Times New Roman" w:eastAsia="Times New Roman" w:cs="Times New Roman"/>
+        </w:rPr>
+        <w:t xml:space="preserve"> D </w:t>
+      </w:r>
+      <w:r>
+        <w:rPr>
+          <w:rFonts w:hint="eastAsia" w:ascii="Times New Roman" w:hAnsi="Times New Roman" w:eastAsia="FangSong" w:cs="Times New Roman"/>
+        </w:rPr>
+        <w:t>的结构</w:t>
+      </w:r>
+      <w:r>
+        <w:rPr>
+          <w:rFonts w:hint="eastAsia" w:ascii="Times New Roman" w:hAnsi="Times New Roman" w:eastAsia="Times New Roman" w:cs="Times New Roman"/>
+        </w:rPr>
+        <w:t>（</w:t>
+      </w:r>
+      <w:r>
+        <w:rPr>
+          <w:rFonts w:hint="eastAsia" w:ascii="Times New Roman" w:hAnsi="Times New Roman" w:eastAsia="FangSong" w:cs="Times New Roman"/>
+        </w:rPr>
+        <w:t>忽略立体化学问题</w:t>
+      </w:r>
+      <w:r>
+        <w:rPr>
+          <w:rFonts w:hint="eastAsia" w:ascii="Times New Roman" w:hAnsi="Times New Roman" w:eastAsia="Times New Roman" w:cs="Times New Roman"/>
+        </w:rPr>
+        <w:t>）。</w:t>
+      </w:r>
+    </w:p>
+    <w:p>
+      <w:pPr>
+        <w:pStyle w:val="BodyText"/>
+      </w:pPr>
+      <w:r>
+        <w:rPr>
+          <w:rFonts w:hint="eastAsia" w:ascii="Times New Roman" w:hAnsi="Times New Roman" w:eastAsia="FangSong" w:cs="Times New Roman"/>
+        </w:rPr>
+        <w:t>下式是合成香豆素衍生物的反应式</w:t>
+      </w:r>
+      <w:r>
+        <w:rPr>
+          <w:rFonts w:hint="eastAsia" w:ascii="Times New Roman" w:hAnsi="Times New Roman" w:eastAsia="Times New Roman" w:cs="Times New Roman"/>
+        </w:rPr>
+        <w:t>（</w:t>
+      </w:r>
+      <w:r>
+        <w:rPr>
+          <w:rFonts w:hint="eastAsia" w:ascii="Times New Roman" w:hAnsi="Times New Roman" w:eastAsia="FangSong" w:cs="Times New Roman"/>
+        </w:rPr>
+        <w:t>如今固体酸如</w:t>
+      </w:r>
+      <w:r>
+        <w:rPr>
+          <w:rFonts w:ascii="Times New Roman" w:hAnsi="Times New Roman" w:eastAsia="Times New Roman" w:cs="Times New Roman"/>
+        </w:rPr>
+        <w:t xml:space="preserve"> Nafion H </w:t>
+      </w:r>
+      <w:r>
+        <w:rPr>
+          <w:rFonts w:hint="eastAsia" w:ascii="Times New Roman" w:hAnsi="Times New Roman" w:eastAsia="FangSong" w:cs="Times New Roman"/>
+        </w:rPr>
+        <w:t xml:space="preserve">或</w:t>
+      </w:r>
+      <w:r>
+        <w:rPr>
+          <w:rFonts w:ascii="Times New Roman" w:hAnsi="Times New Roman" w:eastAsia="Times New Roman" w:cs="Times New Roman"/>
+        </w:rPr>
+        <w:t xml:space="preserve"> Amberlyst </w:t>
+      </w:r>
+      <w:r>
+        <w:rPr>
+          <w:rFonts w:hint="eastAsia" w:ascii="Times New Roman" w:hAnsi="Times New Roman" w:eastAsia="FangSong" w:cs="Times New Roman"/>
+        </w:rPr>
+        <w:t>被广泛用作酸催化剂</w:t>
+      </w:r>
+      <w:r>
+        <w:rPr>
+          <w:rFonts w:hint="eastAsia" w:ascii="Times New Roman" w:hAnsi="Times New Roman" w:eastAsia="Times New Roman" w:cs="Times New Roman"/>
+        </w:rPr>
+        <w:t>）：</w:t>
+      </w:r>
+    </w:p>
+    <w:p>
+      <w:pPr>
+        <w:pStyle w:val="BodyText"/>
+        <w:spacing w:before="160" w:after="80"/>
+        <w:jc w:val="center"/>
+      </w:pPr>
+      <w:r>
+        <w:rPr>
+          <w:rFonts w:ascii="Times New Roman" w:hAnsi="Times New Roman" w:eastAsia="Times New Roman" w:cs="Times New Roman"/>
+        </w:rPr>
+        <w:drawing>
+          <wp:inline>
+            <wp:extent cx="3600000" cy="776279"/>
+            <wp:effectExtent b="0" l="0" r="0" t="0"/>
+            <wp:docPr descr="" title="" id="277" name="Picture"/>
+            <a:graphic>
+              <a:graphicData uri="http://schemas.openxmlformats.org/drawingml/2006/picture">
+                <pic:pic>
+                  <pic:nvPicPr>
+                    <pic:cNvPr descr="206adf7c42864e2cd69fd1fa22489a81a31505a16ba479419f4c98ecac00e69e.jpg" id="278" name="Picture"/>
+                    <pic:cNvPicPr>
+                      <a:picLocks noChangeArrowheads="1" noChangeAspect="1"/>
+                    </pic:cNvPicPr>
+                  </pic:nvPicPr>
+                  <pic:blipFill>
+                    <a:blip r:embed="rId276"/>
+                    <a:stretch>
+                      <a:fillRect/>
+                    </a:stretch>
+                  </pic:blipFill>
+                  <pic:spPr bwMode="auto">
+                    <a:xfrm>
+                      <a:off x="0" y="0"/>
+                      <a:ext cx="3600000" cy="776279"/>
+                    </a:xfrm>
+                    <a:prstGeom prst="rect">
+                      <a:avLst/>
+                    </a:prstGeom>
+                    <a:noFill/>
+                    <a:ln w="9525">
+                      <a:noFill/>
+                      <a:headEnd/>
+                      <a:tailEnd/>
+                    </a:ln>
+                  </pic:spPr>
+                </pic:pic>
+              </a:graphicData>
+            </a:graphic>
+          </wp:inline>
+        </w:drawing>
+      </w:r>
+    </w:p>
+    <w:p>
+      <w:pPr>
+        <w:pStyle w:val="BodyText"/>
+      </w:pPr>
+      <w:r>
+        <w:rPr>
+          <w:rFonts w:ascii="Times New Roman" w:hAnsi="Times New Roman" w:eastAsia="Times New Roman" w:cs="Times New Roman"/>
+        </w:rPr>
+        <w:t xml:space="preserve">4-6. </w:t>
+      </w:r>
+      <w:r>
+        <w:rPr>
+          <w:rFonts w:hint="eastAsia" w:ascii="Times New Roman" w:hAnsi="Times New Roman" w:eastAsia="FangSong" w:cs="Times New Roman"/>
+        </w:rPr>
+        <w:t xml:space="preserve">写出</w:t>
+      </w:r>
+      <w:r>
+        <w:rPr>
+          <w:rFonts w:ascii="Times New Roman" w:hAnsi="Times New Roman" w:eastAsia="Times New Roman" w:cs="Times New Roman"/>
+        </w:rPr>
+        <w:t xml:space="preserve"> E </w:t>
+      </w:r>
+      <w:r>
+        <w:rPr>
+          <w:rFonts w:hint="eastAsia" w:ascii="Times New Roman" w:hAnsi="Times New Roman" w:eastAsia="FangSong" w:cs="Times New Roman"/>
+        </w:rPr>
+        <w:t>的结构式</w:t>
+      </w:r>
+      <w:r>
+        <w:rPr>
+          <w:rFonts w:hint="eastAsia" w:ascii="Times New Roman" w:hAnsi="Times New Roman" w:eastAsia="Times New Roman" w:cs="Times New Roman"/>
+        </w:rPr>
+        <w:t>，</w:t>
+      </w:r>
+      <w:r>
+        <w:rPr>
+          <w:rFonts w:hint="eastAsia" w:ascii="Times New Roman" w:hAnsi="Times New Roman" w:eastAsia="FangSong" w:cs="Times New Roman"/>
+        </w:rPr>
+        <w:t>解释其形成</w:t>
+      </w:r>
+      <w:r>
+        <w:rPr>
+          <w:rFonts w:hint="eastAsia" w:ascii="Times New Roman" w:hAnsi="Times New Roman" w:eastAsia="Times New Roman" w:cs="Times New Roman"/>
+        </w:rPr>
+        <w:t>。</w:t>
       </w:r>
     </w:p>
     <w:p>
@@ -15796,8 +16529,8 @@
         </w:pict>
       </w:r>
     </w:p>
-    <w:bookmarkEnd w:id="267"/>
-    <w:bookmarkStart w:id="268" w:name="化学选择性多官能团选择性反应"/>
+    <w:bookmarkEnd w:id="279"/>
+    <w:bookmarkStart w:id="286" w:name="化学能力测试-ch9b-5-noyori立体选择性还原"/>
     <w:p>
       <w:pPr>
         <w:pStyle w:val="Heading2"/>
@@ -15814,19 +16547,19 @@
         <w:rPr>
           <w:rFonts w:hint="eastAsia" w:ascii="Times New Roman" w:hAnsi="Times New Roman" w:eastAsia="SimHei" w:cs="Times New Roman"/>
         </w:rPr>
-        <w:t>化学选择性</w:t>
-      </w:r>
-      <w:r>
-        <w:rPr>
-          <w:rFonts w:hint="eastAsia" w:ascii="Times New Roman" w:hAnsi="Times New Roman" w:eastAsia="Times New Roman" w:cs="Times New Roman"/>
-        </w:rPr>
-        <w:t>：</w:t>
+        <w:t>化学能力测试</w:t>
+      </w:r>
+      <w:r>
+        <w:rPr>
+          <w:rFonts w:hint="eastAsia" w:ascii="Times New Roman" w:hAnsi="Times New Roman" w:eastAsia="Times New Roman" w:cs="Times New Roman"/>
+        </w:rPr>
+        <w:t>-Ch9B-5-Noyori</w:t>
       </w:r>
       <w:r>
         <w:rPr>
           <w:rFonts w:hint="eastAsia" w:ascii="Times New Roman" w:hAnsi="Times New Roman" w:eastAsia="SimHei" w:cs="Times New Roman"/>
         </w:rPr>
-        <w:t>多官能团选择性反应</w:t>
+        <w:t>立体选择性还原</w:t>
       </w:r>
     </w:p>
     <w:p>
@@ -15837,7 +16570,235 @@
         <w:rPr>
           <w:rFonts w:hint="eastAsia" w:ascii="Times New Roman" w:hAnsi="Times New Roman" w:eastAsia="FangSong" w:cs="Times New Roman"/>
         </w:rPr>
-        <w:t>当分子中存在多个可反应官能团时</w:t>
+        <w:t>野依良治</w:t>
+      </w:r>
+      <w:r>
+        <w:rPr>
+          <w:rFonts w:hint="eastAsia" w:ascii="Times New Roman" w:hAnsi="Times New Roman" w:eastAsia="Times New Roman" w:cs="Times New Roman"/>
+        </w:rPr>
+        <w:t>（R.</w:t>
+      </w:r>
+      <w:r>
+        <w:rPr>
+          <w:rFonts w:ascii="Times New Roman" w:hAnsi="Times New Roman" w:eastAsia="Times New Roman" w:cs="Times New Roman"/>
+        </w:rPr>
+        <w:t xml:space="preserve"> </w:t>
+      </w:r>
+      <w:r>
+        <w:rPr>
+          <w:rFonts w:hint="eastAsia" w:ascii="Times New Roman" w:hAnsi="Times New Roman" w:eastAsia="Times New Roman" w:cs="Times New Roman"/>
+        </w:rPr>
+        <w:t>Noyori）</w:t>
+      </w:r>
+      <w:r>
+        <w:rPr>
+          <w:rFonts w:hint="eastAsia" w:ascii="Times New Roman" w:hAnsi="Times New Roman" w:eastAsia="FangSong" w:cs="Times New Roman"/>
+        </w:rPr>
+        <w:t>教授因发展了</w:t>
+      </w:r>
+      <w:r>
+        <w:rPr>
+          <w:rFonts w:ascii="Times New Roman" w:hAnsi="Times New Roman" w:eastAsia="Times New Roman" w:cs="Times New Roman"/>
+        </w:rPr>
+        <w:t xml:space="preserve"> </w:t>
+      </w:r>
+      <w:r>
+        <w:rPr>
+          <w:rFonts w:hint="eastAsia" w:ascii="Times New Roman" w:hAnsi="Times New Roman" w:eastAsia="Times New Roman" w:cs="Times New Roman"/>
+        </w:rPr>
+        <w:t xml:space="preserve">C＝C</w:t>
+      </w:r>
+      <w:r>
+        <w:rPr>
+          <w:rFonts w:ascii="Times New Roman" w:hAnsi="Times New Roman" w:eastAsia="Times New Roman" w:cs="Times New Roman"/>
+        </w:rPr>
+        <w:t xml:space="preserve"> </w:t>
+      </w:r>
+      <w:r>
+        <w:rPr>
+          <w:rFonts w:hint="eastAsia" w:ascii="Times New Roman" w:hAnsi="Times New Roman" w:eastAsia="FangSong" w:cs="Times New Roman"/>
+        </w:rPr>
+        <w:t xml:space="preserve">和</w:t>
+      </w:r>
+      <w:r>
+        <w:rPr>
+          <w:rFonts w:ascii="Times New Roman" w:hAnsi="Times New Roman" w:eastAsia="Times New Roman" w:cs="Times New Roman"/>
+        </w:rPr>
+        <w:t xml:space="preserve"> </w:t>
+      </w:r>
+      <w:r>
+        <w:rPr>
+          <w:rFonts w:hint="eastAsia" w:ascii="Times New Roman" w:hAnsi="Times New Roman" w:eastAsia="Times New Roman" w:cs="Times New Roman"/>
+        </w:rPr>
+        <w:t xml:space="preserve">C＝O</w:t>
+      </w:r>
+      <w:r>
+        <w:rPr>
+          <w:rFonts w:ascii="Times New Roman" w:hAnsi="Times New Roman" w:eastAsia="Times New Roman" w:cs="Times New Roman"/>
+        </w:rPr>
+        <w:t xml:space="preserve"> </w:t>
+      </w:r>
+      <w:r>
+        <w:rPr>
+          <w:rFonts w:hint="eastAsia" w:ascii="Times New Roman" w:hAnsi="Times New Roman" w:eastAsia="FangSong" w:cs="Times New Roman"/>
+        </w:rPr>
+        <w:t xml:space="preserve">双键的立体选择性还原反应获得</w:t>
+      </w:r>
+      <w:r>
+        <w:rPr>
+          <w:rFonts w:ascii="Times New Roman" w:hAnsi="Times New Roman" w:eastAsia="Times New Roman" w:cs="Times New Roman"/>
+        </w:rPr>
+        <w:t xml:space="preserve"> 2001 </w:t>
+      </w:r>
+      <w:r>
+        <w:rPr>
+          <w:rFonts w:hint="eastAsia" w:ascii="Times New Roman" w:hAnsi="Times New Roman" w:eastAsia="FangSong" w:cs="Times New Roman"/>
+        </w:rPr>
+        <w:t>诺贝尔化学奖</w:t>
+      </w:r>
+      <w:r>
+        <w:rPr>
+          <w:rFonts w:hint="eastAsia" w:ascii="Times New Roman" w:hAnsi="Times New Roman" w:eastAsia="Times New Roman" w:cs="Times New Roman"/>
+        </w:rPr>
+        <w:t>。</w:t>
+      </w:r>
+      <w:r>
+        <w:rPr>
+          <w:rFonts w:hint="eastAsia" w:ascii="Times New Roman" w:hAnsi="Times New Roman" w:eastAsia="FangSong" w:cs="Times New Roman"/>
+        </w:rPr>
+        <w:t>我们用一个简单的反应作为模型来理解成功实现一个立体选择性反应所必需的控制因素</w:t>
+      </w:r>
+      <w:r>
+        <w:rPr>
+          <w:rFonts w:hint="eastAsia" w:ascii="Times New Roman" w:hAnsi="Times New Roman" w:eastAsia="Times New Roman" w:cs="Times New Roman"/>
+        </w:rPr>
+        <w:t>。</w:t>
+      </w:r>
+      <w:r>
+        <w:rPr>
+          <w:rFonts w:hint="eastAsia" w:ascii="Times New Roman" w:hAnsi="Times New Roman" w:eastAsia="FangSong" w:cs="Times New Roman"/>
+        </w:rPr>
+        <w:t>外消旋体</w:t>
+      </w:r>
+      <w:r>
+        <w:rPr>
+          <w:rFonts w:ascii="Times New Roman" w:hAnsi="Times New Roman" w:eastAsia="Times New Roman" w:cs="Times New Roman"/>
+        </w:rPr>
+        <w:t xml:space="preserve"> </w:t>
+      </w:r>
+      <w:r>
+        <w:rPr>
+          <w:rFonts w:hint="eastAsia" w:ascii="Times New Roman" w:hAnsi="Times New Roman" w:eastAsia="Times New Roman" w:cs="Times New Roman"/>
+        </w:rPr>
+        <w:t>β-</w:t>
+      </w:r>
+      <w:r>
+        <w:rPr>
+          <w:rFonts w:hint="eastAsia" w:ascii="Times New Roman" w:hAnsi="Times New Roman" w:eastAsia="FangSong" w:cs="Times New Roman"/>
+        </w:rPr>
+        <w:t>酮酸酯</w:t>
+      </w:r>
+      <w:r>
+        <w:rPr>
+          <w:rFonts w:ascii="Times New Roman" w:hAnsi="Times New Roman" w:eastAsia="Times New Roman" w:cs="Times New Roman"/>
+        </w:rPr>
+        <w:t xml:space="preserve"> A </w:t>
+      </w:r>
+      <w:r>
+        <w:rPr>
+          <w:rFonts w:hint="eastAsia" w:ascii="Times New Roman" w:hAnsi="Times New Roman" w:eastAsia="FangSong" w:cs="Times New Roman"/>
+        </w:rPr>
+        <w:t xml:space="preserve">在对</w:t>
+      </w:r>
+      <w:r>
+        <w:rPr>
+          <w:rFonts w:ascii="Times New Roman" w:hAnsi="Times New Roman" w:eastAsia="Times New Roman" w:cs="Times New Roman"/>
+        </w:rPr>
+        <w:t xml:space="preserve"> </w:t>
+      </w:r>
+      <w:r>
+        <w:rPr>
+          <w:rFonts w:hint="eastAsia" w:ascii="Times New Roman" w:hAnsi="Times New Roman" w:eastAsia="Times New Roman" w:cs="Times New Roman"/>
+        </w:rPr>
+        <w:t xml:space="preserve">C＝C</w:t>
+      </w:r>
+      <w:r>
+        <w:rPr>
+          <w:rFonts w:ascii="Times New Roman" w:hAnsi="Times New Roman" w:eastAsia="Times New Roman" w:cs="Times New Roman"/>
+        </w:rPr>
+        <w:t xml:space="preserve"> </w:t>
+      </w:r>
+      <w:r>
+        <w:rPr>
+          <w:rFonts w:hint="eastAsia" w:ascii="Times New Roman" w:hAnsi="Times New Roman" w:eastAsia="FangSong" w:cs="Times New Roman"/>
+        </w:rPr>
+        <w:t xml:space="preserve">双键的氢化有化学选择性的金属催化剂存在下用氢还原得到外消旋的</w:t>
+      </w:r>
+      <w:r>
+        <w:rPr>
+          <w:rFonts w:ascii="Times New Roman" w:hAnsi="Times New Roman" w:eastAsia="Times New Roman" w:cs="Times New Roman"/>
+        </w:rPr>
+        <w:t xml:space="preserve"> </w:t>
+      </w:r>
+      <w:r>
+        <w:rPr>
+          <w:rFonts w:hint="eastAsia" w:ascii="Times New Roman" w:hAnsi="Times New Roman" w:eastAsia="Times New Roman" w:cs="Times New Roman"/>
+        </w:rPr>
+        <w:t>B。</w:t>
+      </w:r>
+      <w:r>
+        <w:rPr>
+          <w:rFonts w:hint="eastAsia" w:ascii="Times New Roman" w:hAnsi="Times New Roman" w:eastAsia="FangSong" w:cs="Times New Roman"/>
+        </w:rPr>
+        <w:t>而单一手性异构体</w:t>
+      </w:r>
+      <w:r>
+        <w:rPr>
+          <w:rFonts w:ascii="Times New Roman" w:hAnsi="Times New Roman" w:eastAsia="Times New Roman" w:cs="Times New Roman"/>
+        </w:rPr>
+        <w:t xml:space="preserve"> </w:t>
+      </w:r>
+      <w:r>
+        <w:rPr>
+          <w:rFonts w:hint="eastAsia" w:ascii="Times New Roman" w:hAnsi="Times New Roman" w:eastAsia="Times New Roman" w:cs="Times New Roman"/>
+        </w:rPr>
+        <w:t>β-</w:t>
+      </w:r>
+      <w:r>
+        <w:rPr>
+          <w:rFonts w:hint="eastAsia" w:ascii="Times New Roman" w:hAnsi="Times New Roman" w:eastAsia="FangSong" w:cs="Times New Roman"/>
+        </w:rPr>
+        <w:t>酮酸酯</w:t>
+      </w:r>
+      <w:r>
+        <w:rPr>
+          <w:rFonts w:ascii="Times New Roman" w:hAnsi="Times New Roman" w:eastAsia="Times New Roman" w:cs="Times New Roman"/>
+        </w:rPr>
+        <w:t xml:space="preserve"> C </w:t>
+      </w:r>
+      <w:r>
+        <w:rPr>
+          <w:rFonts w:hint="eastAsia" w:ascii="Times New Roman" w:hAnsi="Times New Roman" w:eastAsia="FangSong" w:cs="Times New Roman"/>
+        </w:rPr>
+        <w:t xml:space="preserve">也被还原为外消旋体</w:t>
+      </w:r>
+      <w:r>
+        <w:rPr>
+          <w:rFonts w:ascii="Times New Roman" w:hAnsi="Times New Roman" w:eastAsia="Times New Roman" w:cs="Times New Roman"/>
+        </w:rPr>
+        <w:t xml:space="preserve"> </w:t>
+      </w:r>
+      <w:r>
+        <w:rPr>
+          <w:rFonts w:hint="eastAsia" w:ascii="Times New Roman" w:hAnsi="Times New Roman" w:eastAsia="Times New Roman" w:cs="Times New Roman"/>
+        </w:rPr>
+        <w:t>B。</w:t>
+      </w:r>
+      <w:r>
+        <w:rPr>
+          <w:rFonts w:hint="eastAsia" w:ascii="Times New Roman" w:hAnsi="Times New Roman" w:eastAsia="FangSong" w:cs="Times New Roman"/>
+        </w:rPr>
+        <w:t>已证实</w:t>
       </w:r>
       <w:r>
         <w:rPr>
@@ -15849,7 +16810,19 @@
         <w:rPr>
           <w:rFonts w:hint="eastAsia" w:ascii="Times New Roman" w:hAnsi="Times New Roman" w:eastAsia="FangSong" w:cs="Times New Roman"/>
         </w:rPr>
-        <w:t>化学选择性决定了反应的优先位点</w:t>
+        <w:t>加入</w:t>
+      </w:r>
+      <w:r>
+        <w:rPr>
+          <w:rFonts w:ascii="Times New Roman" w:hAnsi="Times New Roman" w:eastAsia="Times New Roman" w:cs="Times New Roman"/>
+        </w:rPr>
+        <w:t xml:space="preserve"> 1 </w:t>
+      </w:r>
+      <w:r>
+        <w:rPr>
+          <w:rFonts w:hint="eastAsia" w:ascii="Times New Roman" w:hAnsi="Times New Roman" w:eastAsia="FangSong" w:cs="Times New Roman"/>
+        </w:rPr>
+        <w:t>当量的添加剂如氯化锂是控制反应的不对称性的重要因素</w:t>
       </w:r>
       <w:r>
         <w:rPr>
@@ -15861,20 +16834,140 @@
     <w:p>
       <w:pPr>
         <w:pStyle w:val="BodyText"/>
-      </w:pPr>
-      <w:r>
-        <w:rPr>
-          <w:rFonts w:hint="eastAsia" w:ascii="Times New Roman" w:hAnsi="Times New Roman" w:eastAsia="FangSong" w:cs="Times New Roman"/>
-          <w:b/>
-          <w:bCs/>
-        </w:rPr>
-        <w:t xml:space="preserve">题目</w:t>
-      </w:r>
-      <w:r>
-        <w:rPr>
-          <w:rFonts w:hint="eastAsia" w:ascii="Times New Roman" w:hAnsi="Times New Roman" w:eastAsia="Times New Roman" w:cs="Times New Roman"/>
-        </w:rPr>
-        <w:t xml:space="preserve">：</w:t>
+        <w:spacing w:before="160" w:after="80"/>
+        <w:jc w:val="center"/>
+      </w:pPr>
+      <w:r>
+        <w:rPr>
+          <w:rFonts w:ascii="Times New Roman" w:hAnsi="Times New Roman" w:eastAsia="Times New Roman" w:cs="Times New Roman"/>
+        </w:rPr>
+        <w:drawing>
+          <wp:inline>
+            <wp:extent cx="3600000" cy="1024579"/>
+            <wp:effectExtent b="0" l="0" r="0" t="0"/>
+            <wp:docPr descr="" title="" id="281" name="Picture"/>
+            <a:graphic>
+              <a:graphicData uri="http://schemas.openxmlformats.org/drawingml/2006/picture">
+                <pic:pic>
+                  <pic:nvPicPr>
+                    <pic:cNvPr descr="24363a4df0e9aba38f55d78a8930d6423a03a49991269c69f87f9de297a66814.jpg" id="282" name="Picture"/>
+                    <pic:cNvPicPr>
+                      <a:picLocks noChangeArrowheads="1" noChangeAspect="1"/>
+                    </pic:cNvPicPr>
+                  </pic:nvPicPr>
+                  <pic:blipFill>
+                    <a:blip r:embed="rId280"/>
+                    <a:stretch>
+                      <a:fillRect/>
+                    </a:stretch>
+                  </pic:blipFill>
+                  <pic:spPr bwMode="auto">
+                    <a:xfrm>
+                      <a:off x="0" y="0"/>
+                      <a:ext cx="3600000" cy="1024579"/>
+                    </a:xfrm>
+                    <a:prstGeom prst="rect">
+                      <a:avLst/>
+                    </a:prstGeom>
+                    <a:noFill/>
+                    <a:ln w="9525">
+                      <a:noFill/>
+                      <a:headEnd/>
+                      <a:tailEnd/>
+                    </a:ln>
+                  </pic:spPr>
+                </pic:pic>
+              </a:graphicData>
+            </a:graphic>
+          </wp:inline>
+        </w:drawing>
+      </w:r>
+    </w:p>
+    <w:p>
+      <w:pPr>
+        <w:pStyle w:val="BodyText"/>
+        <w:spacing w:before="160" w:after="80"/>
+        <w:jc w:val="center"/>
+      </w:pPr>
+      <w:r>
+        <w:rPr>
+          <w:rFonts w:ascii="Times New Roman" w:hAnsi="Times New Roman" w:eastAsia="Times New Roman" w:cs="Times New Roman"/>
+        </w:rPr>
+        <w:drawing>
+          <wp:inline>
+            <wp:extent cx="3600000" cy="826075"/>
+            <wp:effectExtent b="0" l="0" r="0" t="0"/>
+            <wp:docPr descr="" title="" id="284" name="Picture"/>
+            <a:graphic>
+              <a:graphicData uri="http://schemas.openxmlformats.org/drawingml/2006/picture">
+                <pic:pic>
+                  <pic:nvPicPr>
+                    <pic:cNvPr descr="ae0fd542db1f49bb07982d9cb425b8be3c9cf8cf5f0a292c00f266530699a7fc.jpg" id="285" name="Picture"/>
+                    <pic:cNvPicPr>
+                      <a:picLocks noChangeArrowheads="1" noChangeAspect="1"/>
+                    </pic:cNvPicPr>
+                  </pic:nvPicPr>
+                  <pic:blipFill>
+                    <a:blip r:embed="rId283"/>
+                    <a:stretch>
+                      <a:fillRect/>
+                    </a:stretch>
+                  </pic:blipFill>
+                  <pic:spPr bwMode="auto">
+                    <a:xfrm>
+                      <a:off x="0" y="0"/>
+                      <a:ext cx="3600000" cy="826075"/>
+                    </a:xfrm>
+                    <a:prstGeom prst="rect">
+                      <a:avLst/>
+                    </a:prstGeom>
+                    <a:noFill/>
+                    <a:ln w="9525">
+                      <a:noFill/>
+                      <a:headEnd/>
+                      <a:tailEnd/>
+                    </a:ln>
+                  </pic:spPr>
+                </pic:pic>
+              </a:graphicData>
+            </a:graphic>
+          </wp:inline>
+        </w:drawing>
+      </w:r>
+    </w:p>
+    <w:p>
+      <w:pPr>
+        <w:pStyle w:val="BodyText"/>
+      </w:pPr>
+      <w:r>
+        <w:rPr>
+          <w:rFonts w:hint="eastAsia" w:ascii="Times New Roman" w:hAnsi="Times New Roman" w:eastAsia="Times New Roman" w:cs="Times New Roman"/>
+        </w:rPr>
+        <w:t>（</w:t>
+      </w:r>
+      <w:r>
+        <w:rPr>
+          <w:rFonts w:hint="eastAsia" w:ascii="Times New Roman" w:hAnsi="Times New Roman" w:eastAsia="FangSong" w:cs="Times New Roman"/>
+        </w:rPr>
+        <w:t>译注</w:t>
+      </w:r>
+      <w:r>
+        <w:rPr>
+          <w:rFonts w:hint="eastAsia" w:ascii="Times New Roman" w:hAnsi="Times New Roman" w:eastAsia="Times New Roman" w:cs="Times New Roman"/>
+        </w:rPr>
+        <w:t>：racemic——</w:t>
+      </w:r>
+      <w:r>
+        <w:rPr>
+          <w:rFonts w:hint="eastAsia" w:ascii="Times New Roman" w:hAnsi="Times New Roman" w:eastAsia="FangSong" w:cs="Times New Roman"/>
+        </w:rPr>
+        <w:t>外消旋</w:t>
+      </w:r>
+      <w:r>
+        <w:rPr>
+          <w:rFonts w:hint="eastAsia" w:ascii="Times New Roman" w:hAnsi="Times New Roman" w:eastAsia="Times New Roman" w:cs="Times New Roman"/>
+        </w:rPr>
+        <w:t>；one</w:t>
       </w:r>
       <w:r>
         <w:rPr>
@@ -15884,54 +16977,56 @@
       </w:r>
       <w:r>
         <w:rPr>
-          <w:rFonts w:ascii="Times New Roman" w:hAnsi="Times New Roman" w:eastAsia="Times New Roman" w:cs="Times New Roman"/>
-        </w:rPr>
-        <w:t xml:space="preserve">1. </w:t>
-      </w:r>
-      <w:r>
-        <w:rPr>
-          <w:rFonts w:hint="eastAsia" w:ascii="Times New Roman" w:hAnsi="Times New Roman" w:eastAsia="FangSong" w:cs="Times New Roman"/>
-        </w:rPr>
-        <w:t>解释酮羰基</w:t>
-      </w:r>
-      <w:r>
-        <w:rPr>
-          <w:rFonts w:hint="eastAsia" w:ascii="Times New Roman" w:hAnsi="Times New Roman" w:eastAsia="Times New Roman" w:cs="Times New Roman"/>
-        </w:rPr>
-        <w:t>α-H（pKa</w:t>
-      </w:r>
-      <w:r>
-        <w:rPr>
-          <w:rFonts w:hint="eastAsia" w:ascii="Times New Roman" w:hAnsi="Times New Roman" w:eastAsia="Times New Roman" w:cs="Times New Roman"/>
-          <w:vertAlign w:val="subscript"/>
-        </w:rPr>
-        <w:t>20）</w:t>
-      </w:r>
-      <w:r>
-        <w:rPr>
-          <w:rFonts w:hint="eastAsia" w:ascii="Times New Roman" w:hAnsi="Times New Roman" w:eastAsia="FangSong" w:cs="Times New Roman"/>
-          <w:vertAlign w:val="subscript"/>
-        </w:rPr>
-        <w:t>与酯基</w:t>
-      </w:r>
-      <w:r>
-        <w:rPr>
-          <w:rFonts w:hint="eastAsia" w:ascii="Times New Roman" w:hAnsi="Times New Roman" w:eastAsia="Times New Roman" w:cs="Times New Roman"/>
-          <w:vertAlign w:val="subscript"/>
-        </w:rPr>
-        <w:t>α-H（pKa</w:t>
-      </w:r>
-      <w:r>
-        <w:rPr>
-          <w:rFonts w:hint="eastAsia" w:ascii="Times New Roman" w:hAnsi="Times New Roman" w:eastAsia="Times New Roman" w:cs="Times New Roman"/>
-        </w:rPr>
-        <w:t>25）</w:t>
-      </w:r>
-      <w:r>
-        <w:rPr>
-          <w:rFonts w:hint="eastAsia" w:ascii="Times New Roman" w:hAnsi="Times New Roman" w:eastAsia="FangSong" w:cs="Times New Roman"/>
-        </w:rPr>
-        <w:t>的酸性差异如何影响区域选择性</w:t>
+          <w:rFonts w:hint="eastAsia" w:ascii="Times New Roman" w:hAnsi="Times New Roman" w:eastAsia="Times New Roman" w:cs="Times New Roman"/>
+        </w:rPr>
+        <w:t>enantiomer——</w:t>
+      </w:r>
+      <w:r>
+        <w:rPr>
+          <w:rFonts w:hint="eastAsia" w:ascii="Times New Roman" w:hAnsi="Times New Roman" w:eastAsia="FangSong" w:cs="Times New Roman"/>
+        </w:rPr>
+        <w:t>一种对映体</w:t>
+      </w:r>
+      <w:r>
+        <w:rPr>
+          <w:rFonts w:hint="eastAsia" w:ascii="Times New Roman" w:hAnsi="Times New Roman" w:eastAsia="Times New Roman" w:cs="Times New Roman"/>
+        </w:rPr>
+        <w:t>）</w:t>
+      </w:r>
+    </w:p>
+    <w:p>
+      <w:pPr>
+        <w:pStyle w:val="BodyText"/>
+      </w:pPr>
+      <w:r>
+        <w:rPr>
+          <w:rFonts w:ascii="Times New Roman" w:hAnsi="Times New Roman" w:eastAsia="Times New Roman" w:cs="Times New Roman"/>
+        </w:rPr>
+        <w:t xml:space="preserve">5-1. </w:t>
+      </w:r>
+      <w:r>
+        <w:rPr>
+          <w:rFonts w:hint="eastAsia" w:ascii="Times New Roman" w:hAnsi="Times New Roman" w:eastAsia="FangSong" w:cs="Times New Roman"/>
+        </w:rPr>
+        <w:t xml:space="preserve">画出生成外消旋体</w:t>
+      </w:r>
+      <w:r>
+        <w:rPr>
+          <w:rFonts w:ascii="Times New Roman" w:hAnsi="Times New Roman" w:eastAsia="Times New Roman" w:cs="Times New Roman"/>
+        </w:rPr>
+        <w:t xml:space="preserve"> B </w:t>
+      </w:r>
+      <w:r>
+        <w:rPr>
+          <w:rFonts w:hint="eastAsia" w:ascii="Times New Roman" w:hAnsi="Times New Roman" w:eastAsia="FangSong" w:cs="Times New Roman"/>
+        </w:rPr>
+        <w:t>的对映体的结构</w:t>
+      </w:r>
+      <w:r>
+        <w:rPr>
+          <w:rFonts w:hint="eastAsia" w:ascii="Times New Roman" w:hAnsi="Times New Roman" w:eastAsia="Times New Roman" w:cs="Times New Roman"/>
+        </w:rPr>
+        <w:t>。</w:t>
       </w:r>
       <w:r>
         <w:rPr>
@@ -15943,164 +17038,113 @@
         <w:rPr>
           <w:rFonts w:ascii="Times New Roman" w:hAnsi="Times New Roman" w:eastAsia="Times New Roman" w:cs="Times New Roman"/>
         </w:rPr>
-        <w:t xml:space="preserve">2. </w:t>
-      </w:r>
-      <w:r>
-        <w:rPr>
-          <w:rFonts w:hint="eastAsia" w:ascii="Times New Roman" w:hAnsi="Times New Roman" w:eastAsia="FangSong" w:cs="Times New Roman"/>
-        </w:rPr>
-        <w:t>在含酮基和酯基的分子中</w:t>
-      </w:r>
-      <w:r>
-        <w:rPr>
-          <w:rFonts w:hint="eastAsia" w:ascii="Times New Roman" w:hAnsi="Times New Roman" w:eastAsia="Times New Roman" w:cs="Times New Roman"/>
-        </w:rPr>
-        <w:t>，TMSCl/Et</w:t>
-      </w:r>
-      <w:r>
-        <w:rPr>
-          <w:rFonts w:hint="eastAsia" w:ascii="Times New Roman" w:hAnsi="Times New Roman" w:eastAsia="Times New Roman" w:cs="Times New Roman"/>
-          <w:vertAlign w:val="subscript"/>
-        </w:rPr>
-        <w:t>3</w:t>
-      </w:r>
-      <w:r>
-        <w:rPr>
-          <w:rFonts w:hint="eastAsia" w:ascii="Times New Roman" w:hAnsi="Times New Roman" w:eastAsia="Times New Roman" w:cs="Times New Roman"/>
-        </w:rPr>
-        <w:t>N</w:t>
-      </w:r>
-      <w:r>
-        <w:rPr>
-          <w:rFonts w:hint="eastAsia" w:ascii="Times New Roman" w:hAnsi="Times New Roman" w:eastAsia="FangSong" w:cs="Times New Roman"/>
-        </w:rPr>
-        <w:t>会选择性捕获哪个位置的烯醇盐</w:t>
-      </w:r>
-      <w:r>
-        <w:rPr>
-          <w:rFonts w:hint="eastAsia" w:ascii="Times New Roman" w:hAnsi="Times New Roman" w:eastAsia="Times New Roman" w:cs="Times New Roman"/>
-        </w:rPr>
-        <w:t>？</w:t>
-      </w:r>
-      <w:r>
-        <w:rPr>
-          <w:rFonts w:ascii="Times New Roman" w:hAnsi="Times New Roman" w:eastAsia="Times New Roman" w:cs="Times New Roman"/>
+        <w:t xml:space="preserve">5-2. </w:t>
+      </w:r>
+      <w:r>
+        <w:rPr>
+          <w:rFonts w:hint="eastAsia" w:ascii="Times New Roman" w:hAnsi="Times New Roman" w:eastAsia="FangSong" w:cs="Times New Roman"/>
+        </w:rPr>
+        <w:t xml:space="preserve">上问的化合物中有两个非对映异构体会生成外消旋体</w:t>
+      </w:r>
+      <w:r>
+        <w:rPr>
+          <w:rFonts w:ascii="Times New Roman" w:hAnsi="Times New Roman" w:eastAsia="Times New Roman" w:cs="Times New Roman"/>
+        </w:rPr>
+        <w:t xml:space="preserve"> B</w:t>
+      </w:r>
+      <w:r>
+        <w:rPr>
+          <w:rFonts w:hint="eastAsia" w:ascii="Times New Roman" w:hAnsi="Times New Roman" w:eastAsia="Times New Roman" w:cs="Times New Roman"/>
+          <w:i/>
+          <w:iCs/>
+        </w:rPr>
+        <w:t>，</w:t>
+      </w:r>
+      <w:r>
+        <w:rPr>
+          <w:rFonts w:hint="eastAsia" w:ascii="Times New Roman" w:hAnsi="Times New Roman" w:eastAsia="FangSong" w:cs="Times New Roman"/>
+          <w:i/>
+          <w:iCs/>
+        </w:rPr>
+        <w:t>画出它们的结构</w:t>
+      </w:r>
+      <w:r>
+        <w:rPr>
+          <w:rFonts w:hint="eastAsia" w:ascii="Times New Roman" w:hAnsi="Times New Roman" w:eastAsia="Times New Roman" w:cs="Times New Roman"/>
+          <w:i/>
+          <w:iCs/>
+        </w:rPr>
+        <w:t>。</w:t>
+      </w:r>
+      <w:r>
+        <w:rPr>
+          <w:rFonts w:ascii="Times New Roman" w:hAnsi="Times New Roman" w:eastAsia="Times New Roman" w:cs="Times New Roman"/>
+          <w:i/>
+          <w:iCs/>
         </w:rPr>
         <w:t xml:space="preserve"> </w:t>
       </w:r>
       <w:r>
         <w:rPr>
           <w:rFonts w:ascii="Times New Roman" w:hAnsi="Times New Roman" w:eastAsia="Times New Roman" w:cs="Times New Roman"/>
-        </w:rPr>
-        <w:t xml:space="preserve">3. </w:t>
-      </w:r>
-      <w:r>
-        <w:rPr>
-          <w:rFonts w:hint="eastAsia" w:ascii="Times New Roman" w:hAnsi="Times New Roman" w:eastAsia="FangSong" w:cs="Times New Roman"/>
-        </w:rPr>
-        <w:t>设计一个三步反应方案</w:t>
-      </w:r>
-      <w:r>
-        <w:rPr>
-          <w:rFonts w:hint="eastAsia" w:ascii="Times New Roman" w:hAnsi="Times New Roman" w:eastAsia="Times New Roman" w:cs="Times New Roman"/>
-        </w:rPr>
-        <w:t>：</w:t>
-      </w:r>
-      <w:r>
-        <w:rPr>
-          <w:rFonts w:hint="eastAsia" w:ascii="Times New Roman" w:hAnsi="Times New Roman" w:eastAsia="FangSong" w:cs="Times New Roman"/>
-        </w:rPr>
-        <w:t>选择性还原酯基</w:t>
-      </w:r>
-      <w:r>
-        <w:rPr>
-          <w:rFonts w:hint="eastAsia" w:ascii="Times New Roman" w:hAnsi="Times New Roman" w:eastAsia="Times New Roman" w:cs="Times New Roman"/>
-        </w:rPr>
-        <w:t>（</w:t>
-      </w:r>
-      <w:r>
-        <w:rPr>
-          <w:rFonts w:hint="eastAsia" w:ascii="Times New Roman" w:hAnsi="Times New Roman" w:eastAsia="FangSong" w:cs="Times New Roman"/>
-        </w:rPr>
-        <w:t>不还原酮基</w:t>
-      </w:r>
-      <w:r>
-        <w:rPr>
-          <w:rFonts w:hint="eastAsia" w:ascii="Times New Roman" w:hAnsi="Times New Roman" w:eastAsia="Times New Roman" w:cs="Times New Roman"/>
-        </w:rPr>
-        <w:t>）、</w:t>
-      </w:r>
-      <w:r>
-        <w:rPr>
-          <w:rFonts w:hint="eastAsia" w:ascii="Times New Roman" w:hAnsi="Times New Roman" w:eastAsia="FangSong" w:cs="Times New Roman"/>
-        </w:rPr>
-        <w:t>保护羟基</w:t>
-      </w:r>
-      <w:r>
-        <w:rPr>
-          <w:rFonts w:hint="eastAsia" w:ascii="Times New Roman" w:hAnsi="Times New Roman" w:eastAsia="Times New Roman" w:cs="Times New Roman"/>
-        </w:rPr>
-        <w:t>、</w:t>
-      </w:r>
-      <w:r>
-        <w:rPr>
-          <w:rFonts w:hint="eastAsia" w:ascii="Times New Roman" w:hAnsi="Times New Roman" w:eastAsia="FangSong" w:cs="Times New Roman"/>
-        </w:rPr>
-        <w:t>氧化</w:t>
-      </w:r>
-      <w:r>
-        <w:rPr>
-          <w:rFonts w:ascii="Times New Roman" w:hAnsi="Times New Roman" w:eastAsia="Times New Roman" w:cs="Times New Roman"/>
-        </w:rPr>
-        <w:t xml:space="preserve"> </w:t>
-      </w:r>
-      <w:r>
-        <w:rPr>
-          <w:rFonts w:ascii="Times New Roman" w:hAnsi="Times New Roman" w:eastAsia="Times New Roman" w:cs="Times New Roman"/>
-        </w:rPr>
-        <w:t xml:space="preserve">4. </w:t>
-      </w:r>
-      <w:r>
-        <w:rPr>
-          <w:rFonts w:hint="eastAsia" w:ascii="Times New Roman" w:hAnsi="Times New Roman" w:eastAsia="FangSong" w:cs="Times New Roman"/>
-        </w:rPr>
-        <w:t>溶剂选择如何影响化学选择性</w:t>
-      </w:r>
-      <w:r>
-        <w:rPr>
-          <w:rFonts w:hint="eastAsia" w:ascii="Times New Roman" w:hAnsi="Times New Roman" w:eastAsia="Times New Roman" w:cs="Times New Roman"/>
-        </w:rPr>
-        <w:t>？</w:t>
-      </w:r>
-      <w:r>
-        <w:rPr>
-          <w:rFonts w:hint="eastAsia" w:ascii="Times New Roman" w:hAnsi="Times New Roman" w:eastAsia="FangSong" w:cs="Times New Roman"/>
-        </w:rPr>
-        <w:t>比较</w:t>
-      </w:r>
-      <w:r>
-        <w:rPr>
-          <w:rFonts w:hint="eastAsia" w:ascii="Times New Roman" w:hAnsi="Times New Roman" w:eastAsia="Times New Roman" w:cs="Times New Roman"/>
-        </w:rPr>
-        <w:t>THF</w:t>
-      </w:r>
-      <w:r>
-        <w:rPr>
-          <w:rFonts w:hint="eastAsia" w:ascii="Times New Roman" w:hAnsi="Times New Roman" w:eastAsia="FangSong" w:cs="Times New Roman"/>
-        </w:rPr>
-        <w:t>和</w:t>
-      </w:r>
-      <w:r>
-        <w:rPr>
-          <w:rFonts w:hint="eastAsia" w:ascii="Times New Roman" w:hAnsi="Times New Roman" w:eastAsia="Times New Roman" w:cs="Times New Roman"/>
-        </w:rPr>
-        <w:t>DCM</w:t>
-      </w:r>
-      <w:r>
-        <w:rPr>
-          <w:rFonts w:hint="eastAsia" w:ascii="Times New Roman" w:hAnsi="Times New Roman" w:eastAsia="FangSong" w:cs="Times New Roman"/>
-        </w:rPr>
-        <w:t>在还原反应中的作用</w:t>
+          <w:i/>
+          <w:iCs/>
+        </w:rPr>
+        <w:t xml:space="preserve">5-3. </w:t>
+      </w:r>
+      <w:r>
+        <w:rPr>
+          <w:rFonts w:hint="eastAsia" w:ascii="Times New Roman" w:hAnsi="Times New Roman" w:eastAsia="FangSong" w:cs="Times New Roman"/>
+          <w:i/>
+          <w:iCs/>
+        </w:rPr>
+        <w:t>试发展一个反应模型</w:t>
+      </w:r>
+      <w:r>
+        <w:rPr>
+          <w:rFonts w:hint="eastAsia" w:ascii="Times New Roman" w:hAnsi="Times New Roman" w:eastAsia="Times New Roman" w:cs="Times New Roman"/>
+          <w:i/>
+          <w:iCs/>
+        </w:rPr>
+        <w:t>，</w:t>
+      </w:r>
+      <w:r>
+        <w:rPr>
+          <w:rFonts w:hint="eastAsia" w:ascii="Times New Roman" w:hAnsi="Times New Roman" w:eastAsia="FangSong" w:cs="Times New Roman"/>
+          <w:i/>
+          <w:iCs/>
+        </w:rPr>
+        <w:t>只生成上述</w:t>
+      </w:r>
+      <w:r>
+        <w:rPr>
+          <w:rFonts w:ascii="Times New Roman" w:hAnsi="Times New Roman" w:eastAsia="Times New Roman" w:cs="Times New Roman"/>
+          <w:i/>
+          <w:iCs/>
+        </w:rPr>
+        <w:t xml:space="preserve"> B </w:t>
+      </w:r>
+      <w:r>
+        <w:rPr>
+          <w:rFonts w:hint="eastAsia" w:ascii="Times New Roman" w:hAnsi="Times New Roman" w:eastAsia="FangSong" w:cs="Times New Roman"/>
+          <w:i/>
+          <w:iCs/>
+        </w:rPr>
+        <w:t xml:space="preserve">而不生成</w:t>
+      </w:r>
+      <w:r>
+        <w:rPr>
+          <w:rFonts w:ascii="Times New Roman" w:hAnsi="Times New Roman" w:eastAsia="Times New Roman" w:cs="Times New Roman"/>
+          <w:i/>
+          <w:iCs/>
+        </w:rPr>
+        <w:t xml:space="preserve"> B</w:t>
+      </w:r>
+      <w:r>
+        <w:rPr>
+          <w:rFonts w:ascii="Times New Roman" w:hAnsi="Times New Roman" w:eastAsia="Times New Roman" w:cs="Times New Roman"/>
+        </w:rPr>
+        <w:t xml:space="preserve">。</w:t>
       </w:r>
     </w:p>
     <w:p>
@@ -16113,8 +17157,8 @@
         </w:pict>
       </w:r>
     </w:p>
-    <w:bookmarkEnd w:id="268"/>
-    <w:bookmarkStart w:id="269" w:name="立体选择性烯烃加成的立体化学"/>
+    <w:bookmarkEnd w:id="286"/>
+    <w:bookmarkStart w:id="296" w:name="化学能力测试-ch9b-7-robinson环化与酶催化卤醇环氧化物"/>
     <w:p>
       <w:pPr>
         <w:pStyle w:val="Heading2"/>
@@ -16131,7 +17175,66 @@
         <w:rPr>
           <w:rFonts w:hint="eastAsia" w:ascii="Times New Roman" w:hAnsi="Times New Roman" w:eastAsia="SimHei" w:cs="Times New Roman"/>
         </w:rPr>
-        <w:t>立体选择性</w:t>
+        <w:t>化学能力测试</w:t>
+      </w:r>
+      <w:r>
+        <w:rPr>
+          <w:rFonts w:hint="eastAsia" w:ascii="Times New Roman" w:hAnsi="Times New Roman" w:eastAsia="Times New Roman" w:cs="Times New Roman"/>
+        </w:rPr>
+        <w:t>-Ch9B-7-Robinson</w:t>
+      </w:r>
+      <w:r>
+        <w:rPr>
+          <w:rFonts w:hint="eastAsia" w:ascii="Times New Roman" w:hAnsi="Times New Roman" w:eastAsia="SimHei" w:cs="Times New Roman"/>
+        </w:rPr>
+        <w:t>环化与酶催化卤醇环氧化物</w:t>
+      </w:r>
+    </w:p>
+    <w:p>
+      <w:pPr>
+        <w:pStyle w:val="FirstParagraph"/>
+      </w:pPr>
+      <w:r>
+        <w:rPr>
+          <w:rFonts w:ascii="Times New Roman" w:hAnsi="Times New Roman" w:eastAsia="Times New Roman" w:cs="Times New Roman"/>
+        </w:rPr>
+        <w:t xml:space="preserve">7-1. </w:t>
+      </w:r>
+      <w:r>
+        <w:rPr>
+          <w:rFonts w:hint="eastAsia" w:ascii="Times New Roman" w:hAnsi="Times New Roman" w:eastAsia="FangSong" w:cs="Times New Roman"/>
+        </w:rPr>
+        <w:t>提出下面转化</w:t>
+      </w:r>
+      <w:r>
+        <w:rPr>
+          <w:rFonts w:hint="eastAsia" w:ascii="Times New Roman" w:hAnsi="Times New Roman" w:eastAsia="Times New Roman" w:cs="Times New Roman"/>
+        </w:rPr>
+        <w:t>（Robinson</w:t>
+      </w:r>
+      <w:r>
+        <w:rPr>
+          <w:rFonts w:ascii="Times New Roman" w:hAnsi="Times New Roman" w:eastAsia="Times New Roman" w:cs="Times New Roman"/>
+        </w:rPr>
+        <w:t xml:space="preserve"> </w:t>
+      </w:r>
+      <w:r>
+        <w:rPr>
+          <w:rFonts w:hint="eastAsia" w:ascii="Times New Roman" w:hAnsi="Times New Roman" w:eastAsia="FangSong" w:cs="Times New Roman"/>
+        </w:rPr>
+        <w:t>环化反应</w:t>
+      </w:r>
+      <w:r>
+        <w:rPr>
+          <w:rFonts w:hint="eastAsia" w:ascii="Times New Roman" w:hAnsi="Times New Roman" w:eastAsia="Times New Roman" w:cs="Times New Roman"/>
+        </w:rPr>
+        <w:t>）</w:t>
+      </w:r>
+      <w:r>
+        <w:rPr>
+          <w:rFonts w:hint="eastAsia" w:ascii="Times New Roman" w:hAnsi="Times New Roman" w:eastAsia="FangSong" w:cs="Times New Roman"/>
+        </w:rPr>
+        <w:t>的机理</w:t>
       </w:r>
       <w:r>
         <w:rPr>
@@ -16139,22 +17242,281 @@
         </w:rPr>
         <w:t>：</w:t>
       </w:r>
-      <w:r>
-        <w:rPr>
-          <w:rFonts w:hint="eastAsia" w:ascii="Times New Roman" w:hAnsi="Times New Roman" w:eastAsia="SimHei" w:cs="Times New Roman"/>
-        </w:rPr>
-        <w:t>烯烃加成的立体化学</w:t>
-      </w:r>
-    </w:p>
-    <w:p>
-      <w:pPr>
-        <w:pStyle w:val="FirstParagraph"/>
-      </w:pPr>
-      <w:r>
-        <w:rPr>
-          <w:rFonts w:hint="eastAsia" w:ascii="Times New Roman" w:hAnsi="Times New Roman" w:eastAsia="FangSong" w:cs="Times New Roman"/>
-        </w:rPr>
-        <w:t>烯烃的加成反应产物的立体化学由反应机理决定</w:t>
+    </w:p>
+    <w:p>
+      <w:pPr>
+        <w:pStyle w:val="BodyText"/>
+        <w:spacing w:before="160" w:after="80"/>
+        <w:jc w:val="center"/>
+      </w:pPr>
+      <w:r>
+        <w:rPr>
+          <w:rFonts w:ascii="Times New Roman" w:hAnsi="Times New Roman" w:eastAsia="Times New Roman" w:cs="Times New Roman"/>
+        </w:rPr>
+        <w:drawing>
+          <wp:inline>
+            <wp:extent cx="3600000" cy="1080729"/>
+            <wp:effectExtent b="0" l="0" r="0" t="0"/>
+            <wp:docPr descr="" title="" id="288" name="Picture"/>
+            <a:graphic>
+              <a:graphicData uri="http://schemas.openxmlformats.org/drawingml/2006/picture">
+                <pic:pic>
+                  <pic:nvPicPr>
+                    <pic:cNvPr descr="d8de2d381ea2cbe9705418a31141abe137b9a7ed8fbbb569ffc16b074c0df530.jpg" id="289" name="Picture"/>
+                    <pic:cNvPicPr>
+                      <a:picLocks noChangeArrowheads="1" noChangeAspect="1"/>
+                    </pic:cNvPicPr>
+                  </pic:nvPicPr>
+                  <pic:blipFill>
+                    <a:blip r:embed="rId287"/>
+                    <a:stretch>
+                      <a:fillRect/>
+                    </a:stretch>
+                  </pic:blipFill>
+                  <pic:spPr bwMode="auto">
+                    <a:xfrm>
+                      <a:off x="0" y="0"/>
+                      <a:ext cx="3600000" cy="1080729"/>
+                    </a:xfrm>
+                    <a:prstGeom prst="rect">
+                      <a:avLst/>
+                    </a:prstGeom>
+                    <a:noFill/>
+                    <a:ln w="9525">
+                      <a:noFill/>
+                      <a:headEnd/>
+                      <a:tailEnd/>
+                    </a:ln>
+                  </pic:spPr>
+                </pic:pic>
+              </a:graphicData>
+            </a:graphic>
+          </wp:inline>
+        </w:drawing>
+      </w:r>
+    </w:p>
+    <w:p>
+      <w:pPr>
+        <w:pStyle w:val="BodyText"/>
+      </w:pPr>
+      <w:r>
+        <w:rPr>
+          <w:rFonts w:ascii="Times New Roman" w:hAnsi="Times New Roman" w:eastAsia="Times New Roman" w:cs="Times New Roman"/>
+        </w:rPr>
+        <w:t xml:space="preserve">7-2. </w:t>
+      </w:r>
+      <w:r>
+        <w:rPr>
+          <w:rFonts w:hint="eastAsia" w:ascii="Times New Roman" w:hAnsi="Times New Roman" w:eastAsia="FangSong" w:cs="Times New Roman"/>
+        </w:rPr>
+        <w:t>合理化甾烷骨架的形成过程</w:t>
+      </w:r>
+      <w:r>
+        <w:rPr>
+          <w:rFonts w:hint="eastAsia" w:ascii="Times New Roman" w:hAnsi="Times New Roman" w:eastAsia="Times New Roman" w:cs="Times New Roman"/>
+        </w:rPr>
+        <w:t>：</w:t>
+      </w:r>
+    </w:p>
+    <w:p>
+      <w:pPr>
+        <w:pStyle w:val="BodyText"/>
+        <w:spacing w:before="160" w:after="80"/>
+        <w:jc w:val="center"/>
+      </w:pPr>
+      <w:r>
+        <w:rPr>
+          <w:rFonts w:ascii="Times New Roman" w:hAnsi="Times New Roman" w:eastAsia="Times New Roman" w:cs="Times New Roman"/>
+        </w:rPr>
+        <w:drawing>
+          <wp:inline>
+            <wp:extent cx="3600000" cy="795477"/>
+            <wp:effectExtent b="0" l="0" r="0" t="0"/>
+            <wp:docPr descr="" title="" id="291" name="Picture"/>
+            <a:graphic>
+              <a:graphicData uri="http://schemas.openxmlformats.org/drawingml/2006/picture">
+                <pic:pic>
+                  <pic:nvPicPr>
+                    <pic:cNvPr descr="d8f5e2dceabfd8b7caefd38485a2c2e88e41588e3c2464ec777c8649ef21c2e7.jpg" id="292" name="Picture"/>
+                    <pic:cNvPicPr>
+                      <a:picLocks noChangeArrowheads="1" noChangeAspect="1"/>
+                    </pic:cNvPicPr>
+                  </pic:nvPicPr>
+                  <pic:blipFill>
+                    <a:blip r:embed="rId290"/>
+                    <a:stretch>
+                      <a:fillRect/>
+                    </a:stretch>
+                  </pic:blipFill>
+                  <pic:spPr bwMode="auto">
+                    <a:xfrm>
+                      <a:off x="0" y="0"/>
+                      <a:ext cx="3600000" cy="795477"/>
+                    </a:xfrm>
+                    <a:prstGeom prst="rect">
+                      <a:avLst/>
+                    </a:prstGeom>
+                    <a:noFill/>
+                    <a:ln w="9525">
+                      <a:noFill/>
+                      <a:headEnd/>
+                      <a:tailEnd/>
+                    </a:ln>
+                  </pic:spPr>
+                </pic:pic>
+              </a:graphicData>
+            </a:graphic>
+          </wp:inline>
+        </w:drawing>
+      </w:r>
+    </w:p>
+    <w:p>
+      <w:pPr>
+        <w:pStyle w:val="BodyText"/>
+      </w:pPr>
+      <w:r>
+        <w:rPr>
+          <w:rFonts w:ascii="Times New Roman" w:hAnsi="Times New Roman" w:eastAsia="Times New Roman" w:cs="Times New Roman"/>
+        </w:rPr>
+        <w:t xml:space="preserve">7-3. </w:t>
+      </w:r>
+      <w:r>
+        <w:rPr>
+          <w:rFonts w:hint="eastAsia" w:ascii="Times New Roman" w:hAnsi="Times New Roman" w:eastAsia="FangSong" w:cs="Times New Roman"/>
+        </w:rPr>
+        <w:t xml:space="preserve">一种前手性的</w:t>
+      </w:r>
+      <w:r>
+        <w:rPr>
+          <w:rFonts w:ascii="Times New Roman" w:hAnsi="Times New Roman" w:eastAsia="Times New Roman" w:cs="Times New Roman"/>
+        </w:rPr>
+        <w:t xml:space="preserve"> </w:t>
+      </w:r>
+      <w:r>
+        <w:rPr>
+          <w:rFonts w:hint="eastAsia" w:ascii="Times New Roman" w:hAnsi="Times New Roman" w:eastAsia="Times New Roman" w:cs="Times New Roman"/>
+        </w:rPr>
+        <w:t>α-</w:t>
+      </w:r>
+      <w:r>
+        <w:rPr>
+          <w:rFonts w:hint="eastAsia" w:ascii="Times New Roman" w:hAnsi="Times New Roman" w:eastAsia="FangSong" w:cs="Times New Roman"/>
+        </w:rPr>
+        <w:t>氯酮在酶催化下被还原为卤醇</w:t>
+      </w:r>
+      <w:r>
+        <w:rPr>
+          <w:rFonts w:hint="eastAsia" w:ascii="Times New Roman" w:hAnsi="Times New Roman" w:eastAsia="Times New Roman" w:cs="Times New Roman"/>
+        </w:rPr>
+        <w:t>（R</w:t>
+      </w:r>
+      <w:r>
+        <w:rPr>
+          <w:rFonts w:ascii="Times New Roman" w:hAnsi="Times New Roman" w:eastAsia="Times New Roman" w:cs="Times New Roman"/>
+        </w:rPr>
+        <w:t xml:space="preserve"> </w:t>
+      </w:r>
+      <w:r>
+        <w:rPr>
+          <w:rFonts w:hint="eastAsia" w:ascii="Times New Roman" w:hAnsi="Times New Roman" w:eastAsia="FangSong" w:cs="Times New Roman"/>
+        </w:rPr>
+        <w:t>为一烷基</w:t>
+      </w:r>
+      <w:r>
+        <w:rPr>
+          <w:rFonts w:hint="eastAsia" w:ascii="Times New Roman" w:hAnsi="Times New Roman" w:eastAsia="Times New Roman" w:cs="Times New Roman"/>
+        </w:rPr>
+        <w:t>）。</w:t>
+      </w:r>
+      <w:r>
+        <w:rPr>
+          <w:rFonts w:hint="eastAsia" w:ascii="Times New Roman" w:hAnsi="Times New Roman" w:eastAsia="FangSong" w:cs="Times New Roman"/>
+        </w:rPr>
+        <w:t>一种乙醇脱氢酶</w:t>
+      </w:r>
+      <w:r>
+        <w:rPr>
+          <w:rFonts w:hint="eastAsia" w:ascii="Times New Roman" w:hAnsi="Times New Roman" w:eastAsia="Times New Roman" w:cs="Times New Roman"/>
+        </w:rPr>
+        <w:t>（</w:t>
+      </w:r>
+      <w:r>
+        <w:rPr>
+          <w:rFonts w:hint="eastAsia" w:ascii="Times New Roman" w:hAnsi="Times New Roman" w:eastAsia="FangSong" w:cs="Times New Roman"/>
+        </w:rPr>
+        <w:t>赤红球菌</w:t>
+      </w:r>
+      <w:r>
+        <w:rPr>
+          <w:rFonts w:hint="eastAsia" w:ascii="Times New Roman" w:hAnsi="Times New Roman" w:eastAsia="Times New Roman" w:cs="Times New Roman"/>
+        </w:rPr>
+        <w:t>）</w:t>
+      </w:r>
+      <w:r>
+        <w:rPr>
+          <w:rFonts w:hint="eastAsia" w:ascii="Times New Roman" w:hAnsi="Times New Roman" w:eastAsia="FangSong" w:cs="Times New Roman"/>
+        </w:rPr>
+        <w:t>生成</w:t>
+      </w:r>
+      <w:r>
+        <w:rPr>
+          <w:rFonts w:ascii="Times New Roman" w:hAnsi="Times New Roman" w:eastAsia="Times New Roman" w:cs="Times New Roman"/>
+        </w:rPr>
+        <w:t xml:space="preserve"> R </w:t>
+      </w:r>
+      <w:r>
+        <w:rPr>
+          <w:rFonts w:hint="eastAsia" w:ascii="Times New Roman" w:hAnsi="Times New Roman" w:eastAsia="FangSong" w:cs="Times New Roman"/>
+        </w:rPr>
+        <w:t>的异构体</w:t>
+      </w:r>
+      <w:r>
+        <w:rPr>
+          <w:rFonts w:hint="eastAsia" w:ascii="Times New Roman" w:hAnsi="Times New Roman" w:eastAsia="Times New Roman" w:cs="Times New Roman"/>
+        </w:rPr>
+        <w:t>，</w:t>
+      </w:r>
+      <w:r>
+        <w:rPr>
+          <w:rFonts w:hint="eastAsia" w:ascii="Times New Roman" w:hAnsi="Times New Roman" w:eastAsia="FangSong" w:cs="Times New Roman"/>
+        </w:rPr>
+        <w:t>另一种</w:t>
+      </w:r>
+      <w:r>
+        <w:rPr>
+          <w:rFonts w:hint="eastAsia" w:ascii="Times New Roman" w:hAnsi="Times New Roman" w:eastAsia="Times New Roman" w:cs="Times New Roman"/>
+        </w:rPr>
+        <w:t>（</w:t>
+      </w:r>
+      <w:r>
+        <w:rPr>
+          <w:rFonts w:hint="eastAsia" w:ascii="Times New Roman" w:hAnsi="Times New Roman" w:eastAsia="FangSong" w:cs="Times New Roman"/>
+        </w:rPr>
+        <w:t>短乳杆菌</w:t>
+      </w:r>
+      <w:r>
+        <w:rPr>
+          <w:rFonts w:hint="eastAsia" w:ascii="Times New Roman" w:hAnsi="Times New Roman" w:eastAsia="Times New Roman" w:cs="Times New Roman"/>
+        </w:rPr>
+        <w:t>）</w:t>
+      </w:r>
+      <w:r>
+        <w:rPr>
+          <w:rFonts w:hint="eastAsia" w:ascii="Times New Roman" w:hAnsi="Times New Roman" w:eastAsia="FangSong" w:cs="Times New Roman"/>
+        </w:rPr>
+        <w:t>则给出</w:t>
+      </w:r>
+      <w:r>
+        <w:rPr>
+          <w:rFonts w:ascii="Times New Roman" w:hAnsi="Times New Roman" w:eastAsia="Times New Roman" w:cs="Times New Roman"/>
+        </w:rPr>
+        <w:t xml:space="preserve"> S </w:t>
+      </w:r>
+      <w:r>
+        <w:rPr>
+          <w:rFonts w:hint="eastAsia" w:ascii="Times New Roman" w:hAnsi="Times New Roman" w:eastAsia="FangSong" w:cs="Times New Roman"/>
+        </w:rPr>
+        <w:t>异构体</w:t>
       </w:r>
       <w:r>
         <w:rPr>
@@ -16162,181 +17524,110 @@
         </w:rPr>
         <w:t>。</w:t>
       </w:r>
+      <w:r>
+        <w:rPr>
+          <w:rFonts w:hint="eastAsia" w:ascii="Times New Roman" w:hAnsi="Times New Roman" w:eastAsia="FangSong" w:cs="Times New Roman"/>
+        </w:rPr>
+        <w:t>在碱性条件下</w:t>
+      </w:r>
+      <w:r>
+        <w:rPr>
+          <w:rFonts w:hint="eastAsia" w:ascii="Times New Roman" w:hAnsi="Times New Roman" w:eastAsia="Times New Roman" w:cs="Times New Roman"/>
+        </w:rPr>
+        <w:t>，</w:t>
+      </w:r>
+      <w:r>
+        <w:rPr>
+          <w:rFonts w:hint="eastAsia" w:ascii="Times New Roman" w:hAnsi="Times New Roman" w:eastAsia="FangSong" w:cs="Times New Roman"/>
+        </w:rPr>
+        <w:t>卤醇可以生成手性环氧化物</w:t>
+      </w:r>
+      <w:r>
+        <w:rPr>
+          <w:rFonts w:hint="eastAsia" w:ascii="Times New Roman" w:hAnsi="Times New Roman" w:eastAsia="Times New Roman" w:cs="Times New Roman"/>
+        </w:rPr>
+        <w:t>：</w:t>
+      </w:r>
     </w:p>
     <w:p>
       <w:pPr>
         <w:pStyle w:val="BodyText"/>
-      </w:pPr>
-      <w:r>
-        <w:rPr>
-          <w:rFonts w:hint="eastAsia" w:ascii="Times New Roman" w:hAnsi="Times New Roman" w:eastAsia="FangSong" w:cs="Times New Roman"/>
-          <w:b/>
-          <w:bCs/>
-        </w:rPr>
-        <w:t xml:space="preserve">题目</w:t>
-      </w:r>
-      <w:r>
-        <w:rPr>
-          <w:rFonts w:hint="eastAsia" w:ascii="Times New Roman" w:hAnsi="Times New Roman" w:eastAsia="Times New Roman" w:cs="Times New Roman"/>
-        </w:rPr>
-        <w:t xml:space="preserve">：</w:t>
-      </w:r>
-      <w:r>
-        <w:rPr>
-          <w:rFonts w:ascii="Times New Roman" w:hAnsi="Times New Roman" w:eastAsia="Times New Roman" w:cs="Times New Roman"/>
-        </w:rPr>
-        <w:t xml:space="preserve"> </w:t>
-      </w:r>
-      <w:r>
-        <w:rPr>
-          <w:rFonts w:ascii="Times New Roman" w:hAnsi="Times New Roman" w:eastAsia="Times New Roman" w:cs="Times New Roman"/>
-        </w:rPr>
-        <w:t xml:space="preserve">1. </w:t>
-      </w:r>
-      <w:r>
-        <w:rPr>
-          <w:rFonts w:hint="eastAsia" w:ascii="Times New Roman" w:hAnsi="Times New Roman" w:eastAsia="Times New Roman" w:cs="Times New Roman"/>
-        </w:rPr>
-        <w:t>Br</w:t>
-      </w:r>
-      <w:r>
-        <w:rPr>
-          <w:rFonts w:hint="eastAsia" w:ascii="Times New Roman" w:hAnsi="Times New Roman" w:eastAsia="Times New Roman" w:cs="Times New Roman"/>
-          <w:vertAlign w:val="subscript"/>
-        </w:rPr>
-        <w:t>2</w:t>
-      </w:r>
-      <w:r>
-        <w:rPr>
-          <w:rFonts w:hint="eastAsia" w:ascii="Times New Roman" w:hAnsi="Times New Roman" w:eastAsia="FangSong" w:cs="Times New Roman"/>
-        </w:rPr>
-        <w:t>与烯烃的加成为什么是</w:t>
-      </w:r>
-      <w:r>
-        <w:rPr>
-          <w:rFonts w:hint="eastAsia" w:ascii="Times New Roman" w:hAnsi="Times New Roman" w:eastAsia="Times New Roman" w:cs="Times New Roman"/>
-        </w:rPr>
-        <w:t>anti</w:t>
-      </w:r>
-      <w:r>
-        <w:rPr>
-          <w:rFonts w:hint="eastAsia" w:ascii="Times New Roman" w:hAnsi="Times New Roman" w:eastAsia="FangSong" w:cs="Times New Roman"/>
-        </w:rPr>
-        <w:t>加成</w:t>
-      </w:r>
-      <w:r>
-        <w:rPr>
-          <w:rFonts w:hint="eastAsia" w:ascii="Times New Roman" w:hAnsi="Times New Roman" w:eastAsia="Times New Roman" w:cs="Times New Roman"/>
-        </w:rPr>
-        <w:t>？</w:t>
-      </w:r>
-      <w:r>
-        <w:rPr>
-          <w:rFonts w:hint="eastAsia" w:ascii="Times New Roman" w:hAnsi="Times New Roman" w:eastAsia="FangSong" w:cs="Times New Roman"/>
-        </w:rPr>
-        <w:t>画出溴鎓离子中间体解释</w:t>
-      </w:r>
-      <w:r>
-        <w:rPr>
-          <w:rFonts w:ascii="Times New Roman" w:hAnsi="Times New Roman" w:eastAsia="Times New Roman" w:cs="Times New Roman"/>
-        </w:rPr>
-        <w:t xml:space="preserve"> </w:t>
-      </w:r>
-      <w:r>
-        <w:rPr>
-          <w:rFonts w:ascii="Times New Roman" w:hAnsi="Times New Roman" w:eastAsia="Times New Roman" w:cs="Times New Roman"/>
-        </w:rPr>
-        <w:t xml:space="preserve">2. </w:t>
-      </w:r>
-      <w:r>
-        <w:rPr>
-          <w:rFonts w:hint="eastAsia" w:ascii="Times New Roman" w:hAnsi="Times New Roman" w:eastAsia="FangSong" w:cs="Times New Roman"/>
-        </w:rPr>
-        <w:t>硼氢化反应为什么是</w:t>
-      </w:r>
-      <w:r>
-        <w:rPr>
-          <w:rFonts w:hint="eastAsia" w:ascii="Times New Roman" w:hAnsi="Times New Roman" w:eastAsia="Times New Roman" w:cs="Times New Roman"/>
-        </w:rPr>
-        <w:t>syn</w:t>
-      </w:r>
-      <w:r>
-        <w:rPr>
-          <w:rFonts w:hint="eastAsia" w:ascii="Times New Roman" w:hAnsi="Times New Roman" w:eastAsia="FangSong" w:cs="Times New Roman"/>
-        </w:rPr>
-        <w:t>加成</w:t>
-      </w:r>
-      <w:r>
-        <w:rPr>
-          <w:rFonts w:hint="eastAsia" w:ascii="Times New Roman" w:hAnsi="Times New Roman" w:eastAsia="Times New Roman" w:cs="Times New Roman"/>
-        </w:rPr>
-        <w:t>？</w:t>
-      </w:r>
-      <w:r>
-        <w:rPr>
-          <w:rFonts w:ascii="Times New Roman" w:hAnsi="Times New Roman" w:eastAsia="Times New Roman" w:cs="Times New Roman"/>
-        </w:rPr>
-        <w:t xml:space="preserve"> </w:t>
-      </w:r>
-      <w:r>
-        <w:rPr>
-          <w:rFonts w:ascii="Times New Roman" w:hAnsi="Times New Roman" w:eastAsia="Times New Roman" w:cs="Times New Roman"/>
-        </w:rPr>
-        <w:t xml:space="preserve">3. </w:t>
-      </w:r>
-      <w:r>
-        <w:rPr>
-          <w:rFonts w:hint="eastAsia" w:ascii="Times New Roman" w:hAnsi="Times New Roman" w:eastAsia="FangSong" w:cs="Times New Roman"/>
-        </w:rPr>
-        <w:t>环己烯的催化加氢为什么得到顺式产物</w:t>
-      </w:r>
-      <w:r>
-        <w:rPr>
-          <w:rFonts w:hint="eastAsia" w:ascii="Times New Roman" w:hAnsi="Times New Roman" w:eastAsia="Times New Roman" w:cs="Times New Roman"/>
-        </w:rPr>
-        <w:t>？</w:t>
-      </w:r>
-      <w:r>
-        <w:rPr>
-          <w:rFonts w:ascii="Times New Roman" w:hAnsi="Times New Roman" w:eastAsia="Times New Roman" w:cs="Times New Roman"/>
-        </w:rPr>
-        <w:t xml:space="preserve"> </w:t>
-      </w:r>
-      <w:r>
-        <w:rPr>
-          <w:rFonts w:ascii="Times New Roman" w:hAnsi="Times New Roman" w:eastAsia="Times New Roman" w:cs="Times New Roman"/>
-        </w:rPr>
-        <w:t xml:space="preserve">4. </w:t>
-      </w:r>
-      <w:r>
-        <w:rPr>
-          <w:rFonts w:hint="eastAsia" w:ascii="Times New Roman" w:hAnsi="Times New Roman" w:eastAsia="Times New Roman" w:cs="Times New Roman"/>
-        </w:rPr>
-        <w:t>mCPBA</w:t>
-      </w:r>
-      <w:r>
-        <w:rPr>
-          <w:rFonts w:hint="eastAsia" w:ascii="Times New Roman" w:hAnsi="Times New Roman" w:eastAsia="FangSong" w:cs="Times New Roman"/>
-        </w:rPr>
-        <w:t>环氧化反应的立体化学特征是什么</w:t>
-      </w:r>
-      <w:r>
-        <w:rPr>
-          <w:rFonts w:hint="eastAsia" w:ascii="Times New Roman" w:hAnsi="Times New Roman" w:eastAsia="Times New Roman" w:cs="Times New Roman"/>
-        </w:rPr>
-        <w:t>？</w:t>
-      </w:r>
-      <w:r>
-        <w:rPr>
-          <w:rFonts w:hint="eastAsia" w:ascii="Times New Roman" w:hAnsi="Times New Roman" w:eastAsia="FangSong" w:cs="Times New Roman"/>
-        </w:rPr>
-        <w:t>产物保持还是翻转烯烃构型</w:t>
-      </w:r>
-      <w:r>
-        <w:rPr>
-          <w:rFonts w:hint="eastAsia" w:ascii="Times New Roman" w:hAnsi="Times New Roman" w:eastAsia="Times New Roman" w:cs="Times New Roman"/>
-        </w:rPr>
-        <w:t>？</w:t>
+        <w:spacing w:before="160" w:after="80"/>
+        <w:jc w:val="center"/>
+      </w:pPr>
+      <w:r>
+        <w:rPr>
+          <w:rFonts w:ascii="Times New Roman" w:hAnsi="Times New Roman" w:eastAsia="Times New Roman" w:cs="Times New Roman"/>
+        </w:rPr>
+        <w:drawing>
+          <wp:inline>
+            <wp:extent cx="3600000" cy="1429906"/>
+            <wp:effectExtent b="0" l="0" r="0" t="0"/>
+            <wp:docPr descr="" title="" id="294" name="Picture"/>
+            <a:graphic>
+              <a:graphicData uri="http://schemas.openxmlformats.org/drawingml/2006/picture">
+                <pic:pic>
+                  <pic:nvPicPr>
+                    <pic:cNvPr descr="565907c9f63b203e006ebe4387bf154e6a55fac06bb9696c7916f03b28b19ef8.jpg" id="295" name="Picture"/>
+                    <pic:cNvPicPr>
+                      <a:picLocks noChangeArrowheads="1" noChangeAspect="1"/>
+                    </pic:cNvPicPr>
+                  </pic:nvPicPr>
+                  <pic:blipFill>
+                    <a:blip r:embed="rId293"/>
+                    <a:stretch>
+                      <a:fillRect/>
+                    </a:stretch>
+                  </pic:blipFill>
+                  <pic:spPr bwMode="auto">
+                    <a:xfrm>
+                      <a:off x="0" y="0"/>
+                      <a:ext cx="3600000" cy="1429906"/>
+                    </a:xfrm>
+                    <a:prstGeom prst="rect">
+                      <a:avLst/>
+                    </a:prstGeom>
+                    <a:noFill/>
+                    <a:ln w="9525">
+                      <a:noFill/>
+                      <a:headEnd/>
+                      <a:tailEnd/>
+                    </a:ln>
+                  </pic:spPr>
+                </pic:pic>
+              </a:graphicData>
+            </a:graphic>
+          </wp:inline>
+        </w:drawing>
+      </w:r>
+    </w:p>
+    <w:p>
+      <w:pPr>
+        <w:pStyle w:val="BodyText"/>
+      </w:pPr>
+      <w:r>
+        <w:rPr>
+          <w:rFonts w:hint="eastAsia" w:ascii="Times New Roman" w:hAnsi="Times New Roman" w:eastAsia="FangSong" w:cs="Times New Roman"/>
+        </w:rPr>
+        <w:t>给出卤醇中间体以及其环氧化物的立体结构</w:t>
+      </w:r>
+      <w:r>
+        <w:rPr>
+          <w:rFonts w:hint="eastAsia" w:ascii="Times New Roman" w:hAnsi="Times New Roman" w:eastAsia="Times New Roman" w:cs="Times New Roman"/>
+        </w:rPr>
+        <w:t>。</w:t>
+      </w:r>
+      <w:r>
+        <w:rPr>
+          <w:rFonts w:hint="eastAsia" w:ascii="Times New Roman" w:hAnsi="Times New Roman" w:eastAsia="FangSong" w:cs="Times New Roman"/>
+        </w:rPr>
+        <w:t>给出闭环反应的机理</w:t>
+      </w:r>
+      <w:r>
+        <w:rPr>
+          <w:rFonts w:hint="eastAsia" w:ascii="Times New Roman" w:hAnsi="Times New Roman" w:eastAsia="Times New Roman" w:cs="Times New Roman"/>
+        </w:rPr>
+        <w:t>。</w:t>
       </w:r>
     </w:p>
     <w:p>
@@ -16349,8 +17640,8 @@
         </w:pict>
       </w:r>
     </w:p>
-    <w:bookmarkEnd w:id="269"/>
-    <w:bookmarkStart w:id="270" w:name="claisen重排的机理与立体化学"/>
+    <w:bookmarkEnd w:id="296"/>
+    <w:bookmarkStart w:id="297" w:name="区域选择性马氏规则与反马氏加成"/>
     <w:p>
       <w:pPr>
         <w:pStyle w:val="Heading2"/>
@@ -16365,15 +17656,21 @@
       </w:r>
       <w:r>
         <w:rPr>
-          <w:rFonts w:hint="eastAsia" w:ascii="Times New Roman" w:hAnsi="Times New Roman" w:eastAsia="Times New Roman" w:cs="Times New Roman"/>
-        </w:rPr>
-        <w:t>Claisen</w:t>
-      </w:r>
-      <w:r>
-        <w:rPr>
           <w:rFonts w:hint="eastAsia" w:ascii="Times New Roman" w:hAnsi="Times New Roman" w:eastAsia="SimHei" w:cs="Times New Roman"/>
         </w:rPr>
-        <w:t>重排的机理与立体化学</w:t>
+        <w:t>区域选择性</w:t>
+      </w:r>
+      <w:r>
+        <w:rPr>
+          <w:rFonts w:hint="eastAsia" w:ascii="Times New Roman" w:hAnsi="Times New Roman" w:eastAsia="Times New Roman" w:cs="Times New Roman"/>
+        </w:rPr>
+        <w:t>：</w:t>
+      </w:r>
+      <w:r>
+        <w:rPr>
+          <w:rFonts w:hint="eastAsia" w:ascii="Times New Roman" w:hAnsi="Times New Roman" w:eastAsia="SimHei" w:cs="Times New Roman"/>
+        </w:rPr>
+        <w:t>马氏规则与反马氏加成</w:t>
       </w:r>
     </w:p>
     <w:p>
@@ -16382,27 +17679,9 @@
       </w:pPr>
       <w:r>
         <w:rPr>
-          <w:rFonts w:hint="eastAsia" w:ascii="Times New Roman" w:hAnsi="Times New Roman" w:eastAsia="Times New Roman" w:cs="Times New Roman"/>
-        </w:rPr>
-        <w:t>Claisen</w:t>
-      </w:r>
-      <w:r>
-        <w:rPr>
-          <w:rFonts w:hint="eastAsia" w:ascii="Times New Roman" w:hAnsi="Times New Roman" w:eastAsia="FangSong" w:cs="Times New Roman"/>
-        </w:rPr>
-        <w:t>重排是经典的</w:t>
-      </w:r>
-      <w:r>
-        <w:rPr>
-          <w:rFonts w:hint="eastAsia" w:ascii="Times New Roman" w:hAnsi="Times New Roman" w:eastAsia="Times New Roman" w:cs="Times New Roman"/>
-        </w:rPr>
-        <w:t>[3,3]-σ</w:t>
-      </w:r>
-      <w:r>
-        <w:rPr>
-          <w:rFonts w:hint="eastAsia" w:ascii="Times New Roman" w:hAnsi="Times New Roman" w:eastAsia="FangSong" w:cs="Times New Roman"/>
-        </w:rPr>
-        <w:t>迁移反应</w:t>
+          <w:rFonts w:hint="eastAsia" w:ascii="Times New Roman" w:hAnsi="Times New Roman" w:eastAsia="FangSong" w:cs="Times New Roman"/>
+        </w:rPr>
+        <w:t>亲电加成反应的区域选择性通常遵循马氏规则</w:t>
       </w:r>
       <w:r>
         <w:rPr>
@@ -16414,19 +17693,7 @@
         <w:rPr>
           <w:rFonts w:hint="eastAsia" w:ascii="Times New Roman" w:hAnsi="Times New Roman" w:eastAsia="FangSong" w:cs="Times New Roman"/>
         </w:rPr>
-        <w:t>烯丙基乙烯基醚重排为</w:t>
-      </w:r>
-      <w:r>
-        <w:rPr>
-          <w:rFonts w:hint="eastAsia" w:ascii="Times New Roman" w:hAnsi="Times New Roman" w:eastAsia="Times New Roman" w:cs="Times New Roman"/>
-        </w:rPr>
-        <w:t>γ,δ-</w:t>
-      </w:r>
-      <w:r>
-        <w:rPr>
-          <w:rFonts w:hint="eastAsia" w:ascii="Times New Roman" w:hAnsi="Times New Roman" w:eastAsia="FangSong" w:cs="Times New Roman"/>
-        </w:rPr>
-        <w:t>不饱和羰基化合物</w:t>
+        <w:t>但特定条件下可实现反马氏加成</w:t>
       </w:r>
       <w:r>
         <w:rPr>
@@ -16469,55 +17736,19 @@
         <w:rPr>
           <w:rFonts w:hint="eastAsia" w:ascii="Times New Roman" w:hAnsi="Times New Roman" w:eastAsia="FangSong" w:cs="Times New Roman"/>
         </w:rPr>
-        <w:t>画出</w:t>
-      </w:r>
-      <w:r>
-        <w:rPr>
-          <w:rFonts w:hint="eastAsia" w:ascii="Times New Roman" w:hAnsi="Times New Roman" w:eastAsia="Times New Roman" w:cs="Times New Roman"/>
-        </w:rPr>
-        <w:t>Claisen</w:t>
-      </w:r>
-      <w:r>
-        <w:rPr>
-          <w:rFonts w:hint="eastAsia" w:ascii="Times New Roman" w:hAnsi="Times New Roman" w:eastAsia="FangSong" w:cs="Times New Roman"/>
-        </w:rPr>
-        <w:t>重排的环状过渡态</w:t>
-      </w:r>
-      <w:r>
-        <w:rPr>
-          <w:rFonts w:hint="eastAsia" w:ascii="Times New Roman" w:hAnsi="Times New Roman" w:eastAsia="Times New Roman" w:cs="Times New Roman"/>
-        </w:rPr>
-        <w:t>（</w:t>
-      </w:r>
-      <w:r>
-        <w:rPr>
-          <w:rFonts w:hint="eastAsia" w:ascii="Times New Roman" w:hAnsi="Times New Roman" w:eastAsia="FangSong" w:cs="Times New Roman"/>
-        </w:rPr>
-        <w:t>椅式构象</w:t>
-      </w:r>
-      <w:r>
-        <w:rPr>
-          <w:rFonts w:hint="eastAsia" w:ascii="Times New Roman" w:hAnsi="Times New Roman" w:eastAsia="Times New Roman" w:cs="Times New Roman"/>
-        </w:rPr>
-        <w:t>），</w:t>
-      </w:r>
-      <w:r>
-        <w:rPr>
-          <w:rFonts w:hint="eastAsia" w:ascii="Times New Roman" w:hAnsi="Times New Roman" w:eastAsia="FangSong" w:cs="Times New Roman"/>
-        </w:rPr>
-        <w:t>说明</w:t>
-      </w:r>
-      <w:r>
-        <w:rPr>
-          <w:rFonts w:hint="eastAsia" w:ascii="Times New Roman" w:hAnsi="Times New Roman" w:eastAsia="Times New Roman" w:cs="Times New Roman"/>
-        </w:rPr>
-        <w:t>[3,3]-σ</w:t>
-      </w:r>
-      <w:r>
-        <w:rPr>
-          <w:rFonts w:hint="eastAsia" w:ascii="Times New Roman" w:hAnsi="Times New Roman" w:eastAsia="FangSong" w:cs="Times New Roman"/>
-        </w:rPr>
-        <w:t>迁移的含义</w:t>
+        <w:t>叙述马氏规则的内容</w:t>
+      </w:r>
+      <w:r>
+        <w:rPr>
+          <w:rFonts w:hint="eastAsia" w:ascii="Times New Roman" w:hAnsi="Times New Roman" w:eastAsia="Times New Roman" w:cs="Times New Roman"/>
+        </w:rPr>
+        <w:t>，</w:t>
+      </w:r>
+      <w:r>
+        <w:rPr>
+          <w:rFonts w:hint="eastAsia" w:ascii="Times New Roman" w:hAnsi="Times New Roman" w:eastAsia="FangSong" w:cs="Times New Roman"/>
+        </w:rPr>
+        <w:t>并从碳正离子稳定性角度解释其原因</w:t>
       </w:r>
       <w:r>
         <w:rPr>
@@ -16533,15 +17764,69 @@
       </w:r>
       <w:r>
         <w:rPr>
-          <w:rFonts w:hint="eastAsia" w:ascii="Times New Roman" w:hAnsi="Times New Roman" w:eastAsia="Times New Roman" w:cs="Times New Roman"/>
-        </w:rPr>
-        <w:t>Claisen</w:t>
-      </w:r>
-      <w:r>
-        <w:rPr>
-          <w:rFonts w:hint="eastAsia" w:ascii="Times New Roman" w:hAnsi="Times New Roman" w:eastAsia="FangSong" w:cs="Times New Roman"/>
-        </w:rPr>
-        <w:t>重排的立体化学特征是什么</w:t>
+          <w:rFonts w:hint="eastAsia" w:ascii="Times New Roman" w:hAnsi="Times New Roman" w:eastAsia="FangSong" w:cs="Times New Roman"/>
+        </w:rPr>
+        <w:t>在过氧化物存在下</w:t>
+      </w:r>
+      <w:r>
+        <w:rPr>
+          <w:rFonts w:hint="eastAsia" w:ascii="Times New Roman" w:hAnsi="Times New Roman" w:eastAsia="Times New Roman" w:cs="Times New Roman"/>
+        </w:rPr>
+        <w:t>，HBr</w:t>
+      </w:r>
+      <w:r>
+        <w:rPr>
+          <w:rFonts w:hint="eastAsia" w:ascii="Times New Roman" w:hAnsi="Times New Roman" w:eastAsia="FangSong" w:cs="Times New Roman"/>
+        </w:rPr>
+        <w:t>与烯烃的加成为什么遵循反马氏规则</w:t>
+      </w:r>
+      <w:r>
+        <w:rPr>
+          <w:rFonts w:hint="eastAsia" w:ascii="Times New Roman" w:hAnsi="Times New Roman" w:eastAsia="Times New Roman" w:cs="Times New Roman"/>
+        </w:rPr>
+        <w:t>？（</w:t>
+      </w:r>
+      <w:r>
+        <w:rPr>
+          <w:rFonts w:hint="eastAsia" w:ascii="Times New Roman" w:hAnsi="Times New Roman" w:eastAsia="FangSong" w:cs="Times New Roman"/>
+        </w:rPr>
+        <w:t>过氧化物效应</w:t>
+      </w:r>
+      <w:r>
+        <w:rPr>
+          <w:rFonts w:hint="eastAsia" w:ascii="Times New Roman" w:hAnsi="Times New Roman" w:eastAsia="Times New Roman" w:cs="Times New Roman"/>
+        </w:rPr>
+        <w:t>）</w:t>
+      </w:r>
+      <w:r>
+        <w:rPr>
+          <w:rFonts w:ascii="Times New Roman" w:hAnsi="Times New Roman" w:eastAsia="Times New Roman" w:cs="Times New Roman"/>
+        </w:rPr>
+        <w:t xml:space="preserve"> </w:t>
+      </w:r>
+      <w:r>
+        <w:rPr>
+          <w:rFonts w:ascii="Times New Roman" w:hAnsi="Times New Roman" w:eastAsia="Times New Roman" w:cs="Times New Roman"/>
+        </w:rPr>
+        <w:t xml:space="preserve">3. </w:t>
+      </w:r>
+      <w:r>
+        <w:rPr>
+          <w:rFonts w:hint="eastAsia" w:ascii="Times New Roman" w:hAnsi="Times New Roman" w:eastAsia="FangSong" w:cs="Times New Roman"/>
+        </w:rPr>
+        <w:t>硼氢化</w:t>
+      </w:r>
+      <w:r>
+        <w:rPr>
+          <w:rFonts w:hint="eastAsia" w:ascii="Times New Roman" w:hAnsi="Times New Roman" w:eastAsia="Times New Roman" w:cs="Times New Roman"/>
+        </w:rPr>
+        <w:t>-</w:t>
+      </w:r>
+      <w:r>
+        <w:rPr>
+          <w:rFonts w:hint="eastAsia" w:ascii="Times New Roman" w:hAnsi="Times New Roman" w:eastAsia="FangSong" w:cs="Times New Roman"/>
+        </w:rPr>
+        <w:t>氧化反应如何实现反马氏加成的醇产物</w:t>
       </w:r>
       <w:r>
         <w:rPr>
@@ -16551,18 +17836,6 @@
       </w:r>
       <w:r>
         <w:rPr>
-          <w:rFonts w:hint="eastAsia" w:ascii="Times New Roman" w:hAnsi="Times New Roman" w:eastAsia="FangSong" w:cs="Times New Roman"/>
-        </w:rPr>
-        <w:t>椅式过渡态如何控制产物构型</w:t>
-      </w:r>
-      <w:r>
-        <w:rPr>
-          <w:rFonts w:hint="eastAsia" w:ascii="Times New Roman" w:hAnsi="Times New Roman" w:eastAsia="Times New Roman" w:cs="Times New Roman"/>
-        </w:rPr>
-        <w:t>？</w:t>
-      </w:r>
-      <w:r>
-        <w:rPr>
           <w:rFonts w:ascii="Times New Roman" w:hAnsi="Times New Roman" w:eastAsia="Times New Roman" w:cs="Times New Roman"/>
         </w:rPr>
         <w:t xml:space="preserve"> </w:t>
@@ -16571,97 +17844,25 @@
         <w:rPr>
           <w:rFonts w:ascii="Times New Roman" w:hAnsi="Times New Roman" w:eastAsia="Times New Roman" w:cs="Times New Roman"/>
         </w:rPr>
-        <w:t xml:space="preserve">3. </w:t>
-      </w:r>
-      <w:r>
-        <w:rPr>
-          <w:rFonts w:hint="eastAsia" w:ascii="Times New Roman" w:hAnsi="Times New Roman" w:eastAsia="FangSong" w:cs="Times New Roman"/>
-        </w:rPr>
-        <w:t>芳香族</w:t>
-      </w:r>
-      <w:r>
-        <w:rPr>
-          <w:rFonts w:hint="eastAsia" w:ascii="Times New Roman" w:hAnsi="Times New Roman" w:eastAsia="Times New Roman" w:cs="Times New Roman"/>
-        </w:rPr>
-        <w:t>Claisen</w:t>
-      </w:r>
-      <w:r>
-        <w:rPr>
-          <w:rFonts w:hint="eastAsia" w:ascii="Times New Roman" w:hAnsi="Times New Roman" w:eastAsia="FangSong" w:cs="Times New Roman"/>
-        </w:rPr>
-        <w:t>重排</w:t>
-      </w:r>
-      <w:r>
-        <w:rPr>
-          <w:rFonts w:hint="eastAsia" w:ascii="Times New Roman" w:hAnsi="Times New Roman" w:eastAsia="Times New Roman" w:cs="Times New Roman"/>
-        </w:rPr>
-        <w:t>（</w:t>
-      </w:r>
-      <w:r>
-        <w:rPr>
-          <w:rFonts w:hint="eastAsia" w:ascii="Times New Roman" w:hAnsi="Times New Roman" w:eastAsia="FangSong" w:cs="Times New Roman"/>
-        </w:rPr>
-        <w:t>如烯丙基苯基醚重排</w:t>
-      </w:r>
-      <w:r>
-        <w:rPr>
-          <w:rFonts w:hint="eastAsia" w:ascii="Times New Roman" w:hAnsi="Times New Roman" w:eastAsia="Times New Roman" w:cs="Times New Roman"/>
-        </w:rPr>
-        <w:t>）</w:t>
-      </w:r>
-      <w:r>
-        <w:rPr>
-          <w:rFonts w:hint="eastAsia" w:ascii="Times New Roman" w:hAnsi="Times New Roman" w:eastAsia="FangSong" w:cs="Times New Roman"/>
-        </w:rPr>
-        <w:t>的产物有什么特殊之处</w:t>
-      </w:r>
-      <w:r>
-        <w:rPr>
-          <w:rFonts w:hint="eastAsia" w:ascii="Times New Roman" w:hAnsi="Times New Roman" w:eastAsia="Times New Roman" w:cs="Times New Roman"/>
-        </w:rPr>
-        <w:t>？</w:t>
-      </w:r>
-      <w:r>
-        <w:rPr>
-          <w:rFonts w:ascii="Times New Roman" w:hAnsi="Times New Roman" w:eastAsia="Times New Roman" w:cs="Times New Roman"/>
-        </w:rPr>
-        <w:t xml:space="preserve"> </w:t>
-      </w:r>
-      <w:r>
-        <w:rPr>
-          <w:rFonts w:ascii="Times New Roman" w:hAnsi="Times New Roman" w:eastAsia="Times New Roman" w:cs="Times New Roman"/>
-        </w:rPr>
         <w:t xml:space="preserve">4. </w:t>
       </w:r>
       <w:r>
         <w:rPr>
-          <w:rFonts w:hint="eastAsia" w:ascii="Times New Roman" w:hAnsi="Times New Roman" w:eastAsia="Times New Roman" w:cs="Times New Roman"/>
-        </w:rPr>
-        <w:t>Cope</w:t>
-      </w:r>
-      <w:r>
-        <w:rPr>
-          <w:rFonts w:hint="eastAsia" w:ascii="Times New Roman" w:hAnsi="Times New Roman" w:eastAsia="FangSong" w:cs="Times New Roman"/>
-        </w:rPr>
-        <w:t>重排与</w:t>
-      </w:r>
-      <w:r>
-        <w:rPr>
-          <w:rFonts w:hint="eastAsia" w:ascii="Times New Roman" w:hAnsi="Times New Roman" w:eastAsia="Times New Roman" w:cs="Times New Roman"/>
-        </w:rPr>
-        <w:t>Claisen</w:t>
-      </w:r>
-      <w:r>
-        <w:rPr>
-          <w:rFonts w:hint="eastAsia" w:ascii="Times New Roman" w:hAnsi="Times New Roman" w:eastAsia="FangSong" w:cs="Times New Roman"/>
-        </w:rPr>
-        <w:t>重排的异同点是什么</w:t>
-      </w:r>
-      <w:r>
-        <w:rPr>
-          <w:rFonts w:hint="eastAsia" w:ascii="Times New Roman" w:hAnsi="Times New Roman" w:eastAsia="Times New Roman" w:cs="Times New Roman"/>
-        </w:rPr>
-        <w:t>？</w:t>
+          <w:rFonts w:hint="eastAsia" w:ascii="Times New Roman" w:hAnsi="Times New Roman" w:eastAsia="FangSong" w:cs="Times New Roman"/>
+        </w:rPr>
+        <w:t>比较</w:t>
+      </w:r>
+      <w:r>
+        <w:rPr>
+          <w:rFonts w:hint="eastAsia" w:ascii="Times New Roman" w:hAnsi="Times New Roman" w:eastAsia="Times New Roman" w:cs="Times New Roman"/>
+        </w:rPr>
+        <w:t>HCl、HBr、HI</w:t>
+      </w:r>
+      <w:r>
+        <w:rPr>
+          <w:rFonts w:hint="eastAsia" w:ascii="Times New Roman" w:hAnsi="Times New Roman" w:eastAsia="FangSong" w:cs="Times New Roman"/>
+        </w:rPr>
+        <w:t>与烯烃加成的反应活性顺序</w:t>
       </w:r>
     </w:p>
     <w:p>
@@ -16674,8 +17875,8 @@
         </w:pict>
       </w:r>
     </w:p>
-    <w:bookmarkEnd w:id="270"/>
-    <w:bookmarkStart w:id="271" w:name="光照条件下22环加成的立体化学"/>
+    <w:bookmarkEnd w:id="297"/>
+    <w:bookmarkStart w:id="298" w:name="化学选择性多官能团选择性反应"/>
     <w:p>
       <w:pPr>
         <w:pStyle w:val="Heading2"/>
@@ -16692,19 +17893,19 @@
         <w:rPr>
           <w:rFonts w:hint="eastAsia" w:ascii="Times New Roman" w:hAnsi="Times New Roman" w:eastAsia="SimHei" w:cs="Times New Roman"/>
         </w:rPr>
-        <w:t>光照条件下</w:t>
-      </w:r>
-      <w:r>
-        <w:rPr>
-          <w:rFonts w:hint="eastAsia" w:ascii="Times New Roman" w:hAnsi="Times New Roman" w:eastAsia="Times New Roman" w:cs="Times New Roman"/>
-        </w:rPr>
-        <w:t>[2+2]</w:t>
+        <w:t>化学选择性</w:t>
+      </w:r>
+      <w:r>
+        <w:rPr>
+          <w:rFonts w:hint="eastAsia" w:ascii="Times New Roman" w:hAnsi="Times New Roman" w:eastAsia="Times New Roman" w:cs="Times New Roman"/>
+        </w:rPr>
+        <w:t>：</w:t>
       </w:r>
       <w:r>
         <w:rPr>
           <w:rFonts w:hint="eastAsia" w:ascii="Times New Roman" w:hAnsi="Times New Roman" w:eastAsia="SimHei" w:cs="Times New Roman"/>
         </w:rPr>
-        <w:t>环加成的立体化学</w:t>
+        <w:t>多官能团选择性反应</w:t>
       </w:r>
     </w:p>
     <w:p>
@@ -16713,15 +17914,9 @@
       </w:pPr>
       <w:r>
         <w:rPr>
-          <w:rFonts w:hint="eastAsia" w:ascii="Times New Roman" w:hAnsi="Times New Roman" w:eastAsia="Times New Roman" w:cs="Times New Roman"/>
-        </w:rPr>
-        <w:t>[2+2]</w:t>
-      </w:r>
-      <w:r>
-        <w:rPr>
-          <w:rFonts w:hint="eastAsia" w:ascii="Times New Roman" w:hAnsi="Times New Roman" w:eastAsia="FangSong" w:cs="Times New Roman"/>
-        </w:rPr>
-        <w:t>环加成在热条件下禁阻</w:t>
+          <w:rFonts w:hint="eastAsia" w:ascii="Times New Roman" w:hAnsi="Times New Roman" w:eastAsia="FangSong" w:cs="Times New Roman"/>
+        </w:rPr>
+        <w:t>当分子中存在多个可反应官能团时</w:t>
       </w:r>
       <w:r>
         <w:rPr>
@@ -16733,7 +17928,7 @@
         <w:rPr>
           <w:rFonts w:hint="eastAsia" w:ascii="Times New Roman" w:hAnsi="Times New Roman" w:eastAsia="FangSong" w:cs="Times New Roman"/>
         </w:rPr>
-        <w:t>但在光条件下允许</w:t>
+        <w:t>化学选择性决定了反应的优先位点</w:t>
       </w:r>
       <w:r>
         <w:rPr>
@@ -16776,31 +17971,46 @@
         <w:rPr>
           <w:rFonts w:hint="eastAsia" w:ascii="Times New Roman" w:hAnsi="Times New Roman" w:eastAsia="FangSong" w:cs="Times New Roman"/>
         </w:rPr>
-        <w:t>从分子轨道对称性角度</w:t>
-      </w:r>
-      <w:r>
-        <w:rPr>
-          <w:rFonts w:hint="eastAsia" w:ascii="Times New Roman" w:hAnsi="Times New Roman" w:eastAsia="Times New Roman" w:cs="Times New Roman"/>
-        </w:rPr>
-        <w:t>，</w:t>
-      </w:r>
-      <w:r>
-        <w:rPr>
-          <w:rFonts w:hint="eastAsia" w:ascii="Times New Roman" w:hAnsi="Times New Roman" w:eastAsia="FangSong" w:cs="Times New Roman"/>
-        </w:rPr>
-        <w:t>解释</w:t>
-      </w:r>
-      <w:r>
-        <w:rPr>
-          <w:rFonts w:hint="eastAsia" w:ascii="Times New Roman" w:hAnsi="Times New Roman" w:eastAsia="Times New Roman" w:cs="Times New Roman"/>
-        </w:rPr>
-        <w:t>[2+2]</w:t>
-      </w:r>
-      <w:r>
-        <w:rPr>
-          <w:rFonts w:hint="eastAsia" w:ascii="Times New Roman" w:hAnsi="Times New Roman" w:eastAsia="FangSong" w:cs="Times New Roman"/>
-        </w:rPr>
-        <w:t>环加成在热条件下为什么是禁阻的</w:t>
+        <w:t>解释酮羰基</w:t>
+      </w:r>
+      <w:r>
+        <w:rPr>
+          <w:rFonts w:hint="eastAsia" w:ascii="Times New Roman" w:hAnsi="Times New Roman" w:eastAsia="Times New Roman" w:cs="Times New Roman"/>
+        </w:rPr>
+        <w:t>α-H（pKa</w:t>
+      </w:r>
+      <w:r>
+        <w:rPr>
+          <w:rFonts w:hint="eastAsia" w:ascii="Times New Roman" w:hAnsi="Times New Roman" w:eastAsia="Times New Roman" w:cs="Times New Roman"/>
+          <w:vertAlign w:val="subscript"/>
+        </w:rPr>
+        <w:t>20）</w:t>
+      </w:r>
+      <w:r>
+        <w:rPr>
+          <w:rFonts w:hint="eastAsia" w:ascii="Times New Roman" w:hAnsi="Times New Roman" w:eastAsia="FangSong" w:cs="Times New Roman"/>
+          <w:vertAlign w:val="subscript"/>
+        </w:rPr>
+        <w:t>与酯基</w:t>
+      </w:r>
+      <w:r>
+        <w:rPr>
+          <w:rFonts w:hint="eastAsia" w:ascii="Times New Roman" w:hAnsi="Times New Roman" w:eastAsia="Times New Roman" w:cs="Times New Roman"/>
+          <w:vertAlign w:val="subscript"/>
+        </w:rPr>
+        <w:t>α-H（pKa</w:t>
+      </w:r>
+      <w:r>
+        <w:rPr>
+          <w:rFonts w:hint="eastAsia" w:ascii="Times New Roman" w:hAnsi="Times New Roman" w:eastAsia="Times New Roman" w:cs="Times New Roman"/>
+        </w:rPr>
+        <w:t>25）</w:t>
+      </w:r>
+      <w:r>
+        <w:rPr>
+          <w:rFonts w:hint="eastAsia" w:ascii="Times New Roman" w:hAnsi="Times New Roman" w:eastAsia="FangSong" w:cs="Times New Roman"/>
+        </w:rPr>
+        <w:t>的酸性差异如何影响区域选择性</w:t>
       </w:r>
       <w:r>
         <w:rPr>
@@ -16818,31 +18028,32 @@
         <w:rPr>
           <w:rFonts w:hint="eastAsia" w:ascii="Times New Roman" w:hAnsi="Times New Roman" w:eastAsia="FangSong" w:cs="Times New Roman"/>
         </w:rPr>
-        <w:t>光照如何改变前线轨道的占据情况</w:t>
-      </w:r>
-      <w:r>
-        <w:rPr>
-          <w:rFonts w:hint="eastAsia" w:ascii="Times New Roman" w:hAnsi="Times New Roman" w:eastAsia="Times New Roman" w:cs="Times New Roman"/>
-        </w:rPr>
-        <w:t>，</w:t>
-      </w:r>
-      <w:r>
-        <w:rPr>
-          <w:rFonts w:hint="eastAsia" w:ascii="Times New Roman" w:hAnsi="Times New Roman" w:eastAsia="FangSong" w:cs="Times New Roman"/>
-        </w:rPr>
-        <w:t>使得</w:t>
-      </w:r>
-      <w:r>
-        <w:rPr>
-          <w:rFonts w:hint="eastAsia" w:ascii="Times New Roman" w:hAnsi="Times New Roman" w:eastAsia="Times New Roman" w:cs="Times New Roman"/>
-        </w:rPr>
-        <w:t>[2+2]</w:t>
-      </w:r>
-      <w:r>
-        <w:rPr>
-          <w:rFonts w:hint="eastAsia" w:ascii="Times New Roman" w:hAnsi="Times New Roman" w:eastAsia="FangSong" w:cs="Times New Roman"/>
-        </w:rPr>
-        <w:t>环加成变为允许的</w:t>
+        <w:t>在含酮基和酯基的分子中</w:t>
+      </w:r>
+      <w:r>
+        <w:rPr>
+          <w:rFonts w:hint="eastAsia" w:ascii="Times New Roman" w:hAnsi="Times New Roman" w:eastAsia="Times New Roman" w:cs="Times New Roman"/>
+        </w:rPr>
+        <w:t>，TMSCl/Et</w:t>
+      </w:r>
+      <w:r>
+        <w:rPr>
+          <w:rFonts w:hint="eastAsia" w:ascii="Times New Roman" w:hAnsi="Times New Roman" w:eastAsia="Times New Roman" w:cs="Times New Roman"/>
+          <w:vertAlign w:val="subscript"/>
+        </w:rPr>
+        <w:t>3</w:t>
+      </w:r>
+      <w:r>
+        <w:rPr>
+          <w:rFonts w:hint="eastAsia" w:ascii="Times New Roman" w:hAnsi="Times New Roman" w:eastAsia="Times New Roman" w:cs="Times New Roman"/>
+        </w:rPr>
+        <w:t>N</w:t>
+      </w:r>
+      <w:r>
+        <w:rPr>
+          <w:rFonts w:hint="eastAsia" w:ascii="Times New Roman" w:hAnsi="Times New Roman" w:eastAsia="FangSong" w:cs="Times New Roman"/>
+        </w:rPr>
+        <w:t>会选择性捕获哪个位置的烯醇盐</w:t>
       </w:r>
       <w:r>
         <w:rPr>
@@ -16866,43 +18077,73 @@
         <w:rPr>
           <w:rFonts w:hint="eastAsia" w:ascii="Times New Roman" w:hAnsi="Times New Roman" w:eastAsia="FangSong" w:cs="Times New Roman"/>
         </w:rPr>
-        <w:t>光照条件下的</w:t>
-      </w:r>
-      <w:r>
-        <w:rPr>
-          <w:rFonts w:hint="eastAsia" w:ascii="Times New Roman" w:hAnsi="Times New Roman" w:eastAsia="Times New Roman" w:cs="Times New Roman"/>
-        </w:rPr>
-        <w:t>[2+2]</w:t>
-      </w:r>
-      <w:r>
-        <w:rPr>
-          <w:rFonts w:hint="eastAsia" w:ascii="Times New Roman" w:hAnsi="Times New Roman" w:eastAsia="FangSong" w:cs="Times New Roman"/>
-        </w:rPr>
-        <w:t>环加成遵循</w:t>
-      </w:r>
-      <w:r>
-        <w:rPr>
-          <w:rFonts w:hint="eastAsia" w:ascii="Times New Roman" w:hAnsi="Times New Roman" w:eastAsia="Times New Roman" w:cs="Times New Roman"/>
-        </w:rPr>
-        <w:t>suprafacial</w:t>
-      </w:r>
-      <w:r>
-        <w:rPr>
-          <w:rFonts w:hint="eastAsia" w:ascii="Times New Roman" w:hAnsi="Times New Roman" w:eastAsia="FangSong" w:cs="Times New Roman"/>
-        </w:rPr>
-        <w:t>还是</w:t>
-      </w:r>
-      <w:r>
-        <w:rPr>
-          <w:rFonts w:hint="eastAsia" w:ascii="Times New Roman" w:hAnsi="Times New Roman" w:eastAsia="Times New Roman" w:cs="Times New Roman"/>
-        </w:rPr>
-        <w:t>antarafacial</w:t>
-      </w:r>
-      <w:r>
-        <w:rPr>
-          <w:rFonts w:hint="eastAsia" w:ascii="Times New Roman" w:hAnsi="Times New Roman" w:eastAsia="FangSong" w:cs="Times New Roman"/>
-        </w:rPr>
-        <w:t>方式</w:t>
+        <w:t>设计一个三步反应方案</w:t>
+      </w:r>
+      <w:r>
+        <w:rPr>
+          <w:rFonts w:hint="eastAsia" w:ascii="Times New Roman" w:hAnsi="Times New Roman" w:eastAsia="Times New Roman" w:cs="Times New Roman"/>
+        </w:rPr>
+        <w:t>：</w:t>
+      </w:r>
+      <w:r>
+        <w:rPr>
+          <w:rFonts w:hint="eastAsia" w:ascii="Times New Roman" w:hAnsi="Times New Roman" w:eastAsia="FangSong" w:cs="Times New Roman"/>
+        </w:rPr>
+        <w:t>选择性还原酯基</w:t>
+      </w:r>
+      <w:r>
+        <w:rPr>
+          <w:rFonts w:hint="eastAsia" w:ascii="Times New Roman" w:hAnsi="Times New Roman" w:eastAsia="Times New Roman" w:cs="Times New Roman"/>
+        </w:rPr>
+        <w:t>（</w:t>
+      </w:r>
+      <w:r>
+        <w:rPr>
+          <w:rFonts w:hint="eastAsia" w:ascii="Times New Roman" w:hAnsi="Times New Roman" w:eastAsia="FangSong" w:cs="Times New Roman"/>
+        </w:rPr>
+        <w:t>不还原酮基</w:t>
+      </w:r>
+      <w:r>
+        <w:rPr>
+          <w:rFonts w:hint="eastAsia" w:ascii="Times New Roman" w:hAnsi="Times New Roman" w:eastAsia="Times New Roman" w:cs="Times New Roman"/>
+        </w:rPr>
+        <w:t>）、</w:t>
+      </w:r>
+      <w:r>
+        <w:rPr>
+          <w:rFonts w:hint="eastAsia" w:ascii="Times New Roman" w:hAnsi="Times New Roman" w:eastAsia="FangSong" w:cs="Times New Roman"/>
+        </w:rPr>
+        <w:t>保护羟基</w:t>
+      </w:r>
+      <w:r>
+        <w:rPr>
+          <w:rFonts w:hint="eastAsia" w:ascii="Times New Roman" w:hAnsi="Times New Roman" w:eastAsia="Times New Roman" w:cs="Times New Roman"/>
+        </w:rPr>
+        <w:t>、</w:t>
+      </w:r>
+      <w:r>
+        <w:rPr>
+          <w:rFonts w:hint="eastAsia" w:ascii="Times New Roman" w:hAnsi="Times New Roman" w:eastAsia="FangSong" w:cs="Times New Roman"/>
+        </w:rPr>
+        <w:t>氧化</w:t>
+      </w:r>
+      <w:r>
+        <w:rPr>
+          <w:rFonts w:ascii="Times New Roman" w:hAnsi="Times New Roman" w:eastAsia="Times New Roman" w:cs="Times New Roman"/>
+        </w:rPr>
+        <w:t xml:space="preserve"> </w:t>
+      </w:r>
+      <w:r>
+        <w:rPr>
+          <w:rFonts w:ascii="Times New Roman" w:hAnsi="Times New Roman" w:eastAsia="Times New Roman" w:cs="Times New Roman"/>
+        </w:rPr>
+        <w:t xml:space="preserve">4. </w:t>
+      </w:r>
+      <w:r>
+        <w:rPr>
+          <w:rFonts w:hint="eastAsia" w:ascii="Times New Roman" w:hAnsi="Times New Roman" w:eastAsia="FangSong" w:cs="Times New Roman"/>
+        </w:rPr>
+        <w:t>溶剂选择如何影响化学选择性</w:t>
       </w:r>
       <w:r>
         <w:rPr>
@@ -16912,51 +18153,33 @@
       </w:r>
       <w:r>
         <w:rPr>
-          <w:rFonts w:ascii="Times New Roman" w:hAnsi="Times New Roman" w:eastAsia="Times New Roman" w:cs="Times New Roman"/>
-        </w:rPr>
-        <w:t xml:space="preserve"> </w:t>
-      </w:r>
-      <w:r>
-        <w:rPr>
-          <w:rFonts w:ascii="Times New Roman" w:hAnsi="Times New Roman" w:eastAsia="Times New Roman" w:cs="Times New Roman"/>
-        </w:rPr>
-        <w:t xml:space="preserve">4. </w:t>
-      </w:r>
-      <w:r>
-        <w:rPr>
-          <w:rFonts w:hint="eastAsia" w:ascii="Times New Roman" w:hAnsi="Times New Roman" w:eastAsia="FangSong" w:cs="Times New Roman"/>
-        </w:rPr>
-        <w:t>利用</w:t>
-      </w:r>
-      <w:r>
-        <w:rPr>
-          <w:rFonts w:hint="eastAsia" w:ascii="Times New Roman" w:hAnsi="Times New Roman" w:eastAsia="Times New Roman" w:cs="Times New Roman"/>
-        </w:rPr>
-        <w:t>[2+2]</w:t>
-      </w:r>
-      <w:r>
-        <w:rPr>
-          <w:rFonts w:hint="eastAsia" w:ascii="Times New Roman" w:hAnsi="Times New Roman" w:eastAsia="FangSong" w:cs="Times New Roman"/>
-        </w:rPr>
-        <w:t>环加成可以合成什么类型的化合物</w:t>
-      </w:r>
-      <w:r>
-        <w:rPr>
-          <w:rFonts w:hint="eastAsia" w:ascii="Times New Roman" w:hAnsi="Times New Roman" w:eastAsia="Times New Roman" w:cs="Times New Roman"/>
-        </w:rPr>
-        <w:t>（</w:t>
-      </w:r>
-      <w:r>
-        <w:rPr>
-          <w:rFonts w:hint="eastAsia" w:ascii="Times New Roman" w:hAnsi="Times New Roman" w:eastAsia="FangSong" w:cs="Times New Roman"/>
-        </w:rPr>
-        <w:t>举例说明</w:t>
-      </w:r>
-      <w:r>
-        <w:rPr>
-          <w:rFonts w:hint="eastAsia" w:ascii="Times New Roman" w:hAnsi="Times New Roman" w:eastAsia="Times New Roman" w:cs="Times New Roman"/>
-        </w:rPr>
-        <w:t>）？</w:t>
+          <w:rFonts w:hint="eastAsia" w:ascii="Times New Roman" w:hAnsi="Times New Roman" w:eastAsia="FangSong" w:cs="Times New Roman"/>
+        </w:rPr>
+        <w:t>比较</w:t>
+      </w:r>
+      <w:r>
+        <w:rPr>
+          <w:rFonts w:hint="eastAsia" w:ascii="Times New Roman" w:hAnsi="Times New Roman" w:eastAsia="Times New Roman" w:cs="Times New Roman"/>
+        </w:rPr>
+        <w:t>THF</w:t>
+      </w:r>
+      <w:r>
+        <w:rPr>
+          <w:rFonts w:hint="eastAsia" w:ascii="Times New Roman" w:hAnsi="Times New Roman" w:eastAsia="FangSong" w:cs="Times New Roman"/>
+        </w:rPr>
+        <w:t>和</w:t>
+      </w:r>
+      <w:r>
+        <w:rPr>
+          <w:rFonts w:hint="eastAsia" w:ascii="Times New Roman" w:hAnsi="Times New Roman" w:eastAsia="Times New Roman" w:cs="Times New Roman"/>
+        </w:rPr>
+        <w:t>DCM</w:t>
+      </w:r>
+      <w:r>
+        <w:rPr>
+          <w:rFonts w:hint="eastAsia" w:ascii="Times New Roman" w:hAnsi="Times New Roman" w:eastAsia="FangSong" w:cs="Times New Roman"/>
+        </w:rPr>
+        <w:t>在还原反应中的作用</w:t>
       </w:r>
     </w:p>
     <w:p>
@@ -16969,8 +18192,8 @@
         </w:pict>
       </w:r>
     </w:p>
-    <w:bookmarkEnd w:id="271"/>
-    <w:bookmarkStart w:id="272" w:name="felkin-anh模型预测立体选择性"/>
+    <w:bookmarkEnd w:id="298"/>
+    <w:bookmarkStart w:id="299" w:name="立体选择性烯烃加成的立体化学"/>
     <w:p>
       <w:pPr>
         <w:pStyle w:val="Heading2"/>
@@ -16985,15 +18208,21 @@
       </w:r>
       <w:r>
         <w:rPr>
-          <w:rFonts w:hint="eastAsia" w:ascii="Times New Roman" w:hAnsi="Times New Roman" w:eastAsia="Times New Roman" w:cs="Times New Roman"/>
-        </w:rPr>
-        <w:t>Felkin-Anh</w:t>
-      </w:r>
-      <w:r>
-        <w:rPr>
           <w:rFonts w:hint="eastAsia" w:ascii="Times New Roman" w:hAnsi="Times New Roman" w:eastAsia="SimHei" w:cs="Times New Roman"/>
         </w:rPr>
-        <w:t>模型预测立体选择性</w:t>
+        <w:t>立体选择性</w:t>
+      </w:r>
+      <w:r>
+        <w:rPr>
+          <w:rFonts w:hint="eastAsia" w:ascii="Times New Roman" w:hAnsi="Times New Roman" w:eastAsia="Times New Roman" w:cs="Times New Roman"/>
+        </w:rPr>
+        <w:t>：</w:t>
+      </w:r>
+      <w:r>
+        <w:rPr>
+          <w:rFonts w:hint="eastAsia" w:ascii="Times New Roman" w:hAnsi="Times New Roman" w:eastAsia="SimHei" w:cs="Times New Roman"/>
+        </w:rPr>
+        <w:t>烯烃加成的立体化学</w:t>
       </w:r>
     </w:p>
     <w:p>
@@ -17002,15 +18231,9 @@
       </w:pPr>
       <w:r>
         <w:rPr>
-          <w:rFonts w:hint="eastAsia" w:ascii="Times New Roman" w:hAnsi="Times New Roman" w:eastAsia="Times New Roman" w:cs="Times New Roman"/>
-        </w:rPr>
-        <w:t>Felkin-Anh</w:t>
-      </w:r>
-      <w:r>
-        <w:rPr>
-          <w:rFonts w:hint="eastAsia" w:ascii="Times New Roman" w:hAnsi="Times New Roman" w:eastAsia="FangSong" w:cs="Times New Roman"/>
-        </w:rPr>
-        <w:t>模型描述亲核试剂从位阻最小方向进攻手性羰基化合物的立体选择性</w:t>
+          <w:rFonts w:hint="eastAsia" w:ascii="Times New Roman" w:hAnsi="Times New Roman" w:eastAsia="FangSong" w:cs="Times New Roman"/>
+        </w:rPr>
+        <w:t>烯烃的加成反应产物的立体化学由反应机理决定</w:t>
       </w:r>
       <w:r>
         <w:rPr>
@@ -17051,57 +18274,46 @@
       </w:r>
       <w:r>
         <w:rPr>
-          <w:rFonts w:hint="eastAsia" w:ascii="Times New Roman" w:hAnsi="Times New Roman" w:eastAsia="FangSong" w:cs="Times New Roman"/>
-        </w:rPr>
-        <w:t>画出</w:t>
-      </w:r>
-      <w:r>
-        <w:rPr>
-          <w:rFonts w:hint="eastAsia" w:ascii="Times New Roman" w:hAnsi="Times New Roman" w:eastAsia="Times New Roman" w:cs="Times New Roman"/>
-        </w:rPr>
-        <w:t>Felkin-Anh</w:t>
-      </w:r>
-      <w:r>
-        <w:rPr>
-          <w:rFonts w:hint="eastAsia" w:ascii="Times New Roman" w:hAnsi="Times New Roman" w:eastAsia="FangSong" w:cs="Times New Roman"/>
-        </w:rPr>
-        <w:t>模型的</w:t>
-      </w:r>
-      <w:r>
-        <w:rPr>
-          <w:rFonts w:hint="eastAsia" w:ascii="Times New Roman" w:hAnsi="Times New Roman" w:eastAsia="Times New Roman" w:cs="Times New Roman"/>
-        </w:rPr>
-        <w:t>Newman</w:t>
-      </w:r>
-      <w:r>
-        <w:rPr>
-          <w:rFonts w:hint="eastAsia" w:ascii="Times New Roman" w:hAnsi="Times New Roman" w:eastAsia="FangSong" w:cs="Times New Roman"/>
-        </w:rPr>
-        <w:t>投影式</w:t>
-      </w:r>
-      <w:r>
-        <w:rPr>
-          <w:rFonts w:hint="eastAsia" w:ascii="Times New Roman" w:hAnsi="Times New Roman" w:eastAsia="Times New Roman" w:cs="Times New Roman"/>
-        </w:rPr>
-        <w:t>，</w:t>
-      </w:r>
-      <w:r>
-        <w:rPr>
-          <w:rFonts w:hint="eastAsia" w:ascii="Times New Roman" w:hAnsi="Times New Roman" w:eastAsia="FangSong" w:cs="Times New Roman"/>
-        </w:rPr>
-        <w:t>说明最大基团</w:t>
-      </w:r>
-      <w:r>
-        <w:rPr>
-          <w:rFonts w:hint="eastAsia" w:ascii="Times New Roman" w:hAnsi="Times New Roman" w:eastAsia="Times New Roman" w:cs="Times New Roman"/>
-        </w:rPr>
-        <w:t>（L）</w:t>
-      </w:r>
-      <w:r>
-        <w:rPr>
-          <w:rFonts w:hint="eastAsia" w:ascii="Times New Roman" w:hAnsi="Times New Roman" w:eastAsia="FangSong" w:cs="Times New Roman"/>
-        </w:rPr>
-        <w:t>应处于什么位置</w:t>
+          <w:rFonts w:hint="eastAsia" w:ascii="Times New Roman" w:hAnsi="Times New Roman" w:eastAsia="Times New Roman" w:cs="Times New Roman"/>
+        </w:rPr>
+        <w:t>Br</w:t>
+      </w:r>
+      <w:r>
+        <w:rPr>
+          <w:rFonts w:hint="eastAsia" w:ascii="Times New Roman" w:hAnsi="Times New Roman" w:eastAsia="Times New Roman" w:cs="Times New Roman"/>
+          <w:vertAlign w:val="subscript"/>
+        </w:rPr>
+        <w:t>2</w:t>
+      </w:r>
+      <w:r>
+        <w:rPr>
+          <w:rFonts w:hint="eastAsia" w:ascii="Times New Roman" w:hAnsi="Times New Roman" w:eastAsia="FangSong" w:cs="Times New Roman"/>
+        </w:rPr>
+        <w:t>与烯烃的加成为什么是</w:t>
+      </w:r>
+      <w:r>
+        <w:rPr>
+          <w:rFonts w:hint="eastAsia" w:ascii="Times New Roman" w:hAnsi="Times New Roman" w:eastAsia="Times New Roman" w:cs="Times New Roman"/>
+        </w:rPr>
+        <w:t>anti</w:t>
+      </w:r>
+      <w:r>
+        <w:rPr>
+          <w:rFonts w:hint="eastAsia" w:ascii="Times New Roman" w:hAnsi="Times New Roman" w:eastAsia="FangSong" w:cs="Times New Roman"/>
+        </w:rPr>
+        <w:t>加成</w:t>
+      </w:r>
+      <w:r>
+        <w:rPr>
+          <w:rFonts w:hint="eastAsia" w:ascii="Times New Roman" w:hAnsi="Times New Roman" w:eastAsia="Times New Roman" w:cs="Times New Roman"/>
+        </w:rPr>
+        <w:t>？</w:t>
+      </w:r>
+      <w:r>
+        <w:rPr>
+          <w:rFonts w:hint="eastAsia" w:ascii="Times New Roman" w:hAnsi="Times New Roman" w:eastAsia="FangSong" w:cs="Times New Roman"/>
+        </w:rPr>
+        <w:t>画出溴鎓离子中间体解释</w:t>
       </w:r>
       <w:r>
         <w:rPr>
@@ -17119,7 +18331,19 @@
         <w:rPr>
           <w:rFonts w:hint="eastAsia" w:ascii="Times New Roman" w:hAnsi="Times New Roman" w:eastAsia="FangSong" w:cs="Times New Roman"/>
         </w:rPr>
-        <w:t>亲核试剂为什么从取代基体积较小的一侧进攻</w:t>
+        <w:t>硼氢化反应为什么是</w:t>
+      </w:r>
+      <w:r>
+        <w:rPr>
+          <w:rFonts w:hint="eastAsia" w:ascii="Times New Roman" w:hAnsi="Times New Roman" w:eastAsia="Times New Roman" w:cs="Times New Roman"/>
+        </w:rPr>
+        <w:t>syn</w:t>
+      </w:r>
+      <w:r>
+        <w:rPr>
+          <w:rFonts w:hint="eastAsia" w:ascii="Times New Roman" w:hAnsi="Times New Roman" w:eastAsia="FangSong" w:cs="Times New Roman"/>
+        </w:rPr>
+        <w:t>加成</w:t>
       </w:r>
       <w:r>
         <w:rPr>
@@ -17143,31 +18367,7 @@
         <w:rPr>
           <w:rFonts w:hint="eastAsia" w:ascii="Times New Roman" w:hAnsi="Times New Roman" w:eastAsia="FangSong" w:cs="Times New Roman"/>
         </w:rPr>
-        <w:t>该模型预测手性底物与非手性亲核试剂加成时主要形成</w:t>
-      </w:r>
-      <w:r>
-        <w:rPr>
-          <w:rFonts w:hint="eastAsia" w:ascii="Times New Roman" w:hAnsi="Times New Roman" w:eastAsia="Times New Roman" w:cs="Times New Roman"/>
-        </w:rPr>
-        <w:t>”anti”</w:t>
-      </w:r>
-      <w:r>
-        <w:rPr>
-          <w:rFonts w:hint="eastAsia" w:ascii="Times New Roman" w:hAnsi="Times New Roman" w:eastAsia="FangSong" w:cs="Times New Roman"/>
-        </w:rPr>
-        <w:t>还是</w:t>
-      </w:r>
-      <w:r>
-        <w:rPr>
-          <w:rFonts w:hint="eastAsia" w:ascii="Times New Roman" w:hAnsi="Times New Roman" w:eastAsia="Times New Roman" w:cs="Times New Roman"/>
-        </w:rPr>
-        <w:t>”syn”</w:t>
-      </w:r>
-      <w:r>
-        <w:rPr>
-          <w:rFonts w:hint="eastAsia" w:ascii="Times New Roman" w:hAnsi="Times New Roman" w:eastAsia="FangSong" w:cs="Times New Roman"/>
-        </w:rPr>
-        <w:t>构型产物</w:t>
+        <w:t>环己烯的催化加氢为什么得到顺式产物</w:t>
       </w:r>
       <w:r>
         <w:rPr>
@@ -17191,25 +18391,25 @@
         <w:rPr>
           <w:rFonts w:hint="eastAsia" w:ascii="Times New Roman" w:hAnsi="Times New Roman" w:eastAsia="Times New Roman" w:cs="Times New Roman"/>
         </w:rPr>
-        <w:t>Felkin-Anh</w:t>
-      </w:r>
-      <w:r>
-        <w:rPr>
-          <w:rFonts w:hint="eastAsia" w:ascii="Times New Roman" w:hAnsi="Times New Roman" w:eastAsia="FangSong" w:cs="Times New Roman"/>
-        </w:rPr>
-        <w:t>模型与</w:t>
-      </w:r>
-      <w:r>
-        <w:rPr>
-          <w:rFonts w:hint="eastAsia" w:ascii="Times New Roman" w:hAnsi="Times New Roman" w:eastAsia="Times New Roman" w:cs="Times New Roman"/>
-        </w:rPr>
-        <w:t>Cram</w:t>
-      </w:r>
-      <w:r>
-        <w:rPr>
-          <w:rFonts w:hint="eastAsia" w:ascii="Times New Roman" w:hAnsi="Times New Roman" w:eastAsia="FangSong" w:cs="Times New Roman"/>
-        </w:rPr>
-        <w:t>规则的关系是什么</w:t>
+        <w:t>mCPBA</w:t>
+      </w:r>
+      <w:r>
+        <w:rPr>
+          <w:rFonts w:hint="eastAsia" w:ascii="Times New Roman" w:hAnsi="Times New Roman" w:eastAsia="FangSong" w:cs="Times New Roman"/>
+        </w:rPr>
+        <w:t>环氧化反应的立体化学特征是什么</w:t>
+      </w:r>
+      <w:r>
+        <w:rPr>
+          <w:rFonts w:hint="eastAsia" w:ascii="Times New Roman" w:hAnsi="Times New Roman" w:eastAsia="Times New Roman" w:cs="Times New Roman"/>
+        </w:rPr>
+        <w:t>？</w:t>
+      </w:r>
+      <w:r>
+        <w:rPr>
+          <w:rFonts w:hint="eastAsia" w:ascii="Times New Roman" w:hAnsi="Times New Roman" w:eastAsia="FangSong" w:cs="Times New Roman"/>
+        </w:rPr>
+        <w:t>产物保持还是翻转烯烃构型</w:t>
       </w:r>
       <w:r>
         <w:rPr>
@@ -17228,8 +18428,8 @@
         </w:pict>
       </w:r>
     </w:p>
-    <w:bookmarkEnd w:id="272"/>
-    <w:bookmarkStart w:id="273" w:name="有机-立体-桥环化合物立体异构体计数"/>
+    <w:bookmarkEnd w:id="299"/>
+    <w:bookmarkStart w:id="300" w:name="claisen重排的机理与立体化学"/>
     <w:p>
       <w:pPr>
         <w:pStyle w:val="Heading2"/>
@@ -17241,6 +18441,885 @@
           <w:rFonts w:ascii="Times New Roman" w:hAnsi="Times New Roman" w:eastAsia="Times New Roman" w:cs="Times New Roman"/>
         </w:rPr>
         <w:t xml:space="preserve">2.58 </w:t>
+      </w:r>
+      <w:r>
+        <w:rPr>
+          <w:rFonts w:hint="eastAsia" w:ascii="Times New Roman" w:hAnsi="Times New Roman" w:eastAsia="Times New Roman" w:cs="Times New Roman"/>
+        </w:rPr>
+        <w:t>Claisen</w:t>
+      </w:r>
+      <w:r>
+        <w:rPr>
+          <w:rFonts w:hint="eastAsia" w:ascii="Times New Roman" w:hAnsi="Times New Roman" w:eastAsia="SimHei" w:cs="Times New Roman"/>
+        </w:rPr>
+        <w:t>重排的机理与立体化学</w:t>
+      </w:r>
+    </w:p>
+    <w:p>
+      <w:pPr>
+        <w:pStyle w:val="FirstParagraph"/>
+      </w:pPr>
+      <w:r>
+        <w:rPr>
+          <w:rFonts w:hint="eastAsia" w:ascii="Times New Roman" w:hAnsi="Times New Roman" w:eastAsia="Times New Roman" w:cs="Times New Roman"/>
+        </w:rPr>
+        <w:t>Claisen</w:t>
+      </w:r>
+      <w:r>
+        <w:rPr>
+          <w:rFonts w:hint="eastAsia" w:ascii="Times New Roman" w:hAnsi="Times New Roman" w:eastAsia="FangSong" w:cs="Times New Roman"/>
+        </w:rPr>
+        <w:t>重排是经典的</w:t>
+      </w:r>
+      <w:r>
+        <w:rPr>
+          <w:rFonts w:hint="eastAsia" w:ascii="Times New Roman" w:hAnsi="Times New Roman" w:eastAsia="Times New Roman" w:cs="Times New Roman"/>
+        </w:rPr>
+        <w:t>[3,3]-σ</w:t>
+      </w:r>
+      <w:r>
+        <w:rPr>
+          <w:rFonts w:hint="eastAsia" w:ascii="Times New Roman" w:hAnsi="Times New Roman" w:eastAsia="FangSong" w:cs="Times New Roman"/>
+        </w:rPr>
+        <w:t>迁移反应</w:t>
+      </w:r>
+      <w:r>
+        <w:rPr>
+          <w:rFonts w:hint="eastAsia" w:ascii="Times New Roman" w:hAnsi="Times New Roman" w:eastAsia="Times New Roman" w:cs="Times New Roman"/>
+        </w:rPr>
+        <w:t>，</w:t>
+      </w:r>
+      <w:r>
+        <w:rPr>
+          <w:rFonts w:hint="eastAsia" w:ascii="Times New Roman" w:hAnsi="Times New Roman" w:eastAsia="FangSong" w:cs="Times New Roman"/>
+        </w:rPr>
+        <w:t>烯丙基乙烯基醚重排为</w:t>
+      </w:r>
+      <w:r>
+        <w:rPr>
+          <w:rFonts w:hint="eastAsia" w:ascii="Times New Roman" w:hAnsi="Times New Roman" w:eastAsia="Times New Roman" w:cs="Times New Roman"/>
+        </w:rPr>
+        <w:t>γ,δ-</w:t>
+      </w:r>
+      <w:r>
+        <w:rPr>
+          <w:rFonts w:hint="eastAsia" w:ascii="Times New Roman" w:hAnsi="Times New Roman" w:eastAsia="FangSong" w:cs="Times New Roman"/>
+        </w:rPr>
+        <w:t>不饱和羰基化合物</w:t>
+      </w:r>
+      <w:r>
+        <w:rPr>
+          <w:rFonts w:hint="eastAsia" w:ascii="Times New Roman" w:hAnsi="Times New Roman" w:eastAsia="Times New Roman" w:cs="Times New Roman"/>
+        </w:rPr>
+        <w:t>。</w:t>
+      </w:r>
+    </w:p>
+    <w:p>
+      <w:pPr>
+        <w:pStyle w:val="BodyText"/>
+      </w:pPr>
+      <w:r>
+        <w:rPr>
+          <w:rFonts w:hint="eastAsia" w:ascii="Times New Roman" w:hAnsi="Times New Roman" w:eastAsia="FangSong" w:cs="Times New Roman"/>
+          <w:b/>
+          <w:bCs/>
+        </w:rPr>
+        <w:t xml:space="preserve">题目</w:t>
+      </w:r>
+      <w:r>
+        <w:rPr>
+          <w:rFonts w:hint="eastAsia" w:ascii="Times New Roman" w:hAnsi="Times New Roman" w:eastAsia="Times New Roman" w:cs="Times New Roman"/>
+        </w:rPr>
+        <w:t xml:space="preserve">：</w:t>
+      </w:r>
+      <w:r>
+        <w:rPr>
+          <w:rFonts w:ascii="Times New Roman" w:hAnsi="Times New Roman" w:eastAsia="Times New Roman" w:cs="Times New Roman"/>
+        </w:rPr>
+        <w:t xml:space="preserve"> </w:t>
+      </w:r>
+      <w:r>
+        <w:rPr>
+          <w:rFonts w:ascii="Times New Roman" w:hAnsi="Times New Roman" w:eastAsia="Times New Roman" w:cs="Times New Roman"/>
+        </w:rPr>
+        <w:t xml:space="preserve">1. </w:t>
+      </w:r>
+      <w:r>
+        <w:rPr>
+          <w:rFonts w:hint="eastAsia" w:ascii="Times New Roman" w:hAnsi="Times New Roman" w:eastAsia="FangSong" w:cs="Times New Roman"/>
+        </w:rPr>
+        <w:t>画出</w:t>
+      </w:r>
+      <w:r>
+        <w:rPr>
+          <w:rFonts w:hint="eastAsia" w:ascii="Times New Roman" w:hAnsi="Times New Roman" w:eastAsia="Times New Roman" w:cs="Times New Roman"/>
+        </w:rPr>
+        <w:t>Claisen</w:t>
+      </w:r>
+      <w:r>
+        <w:rPr>
+          <w:rFonts w:hint="eastAsia" w:ascii="Times New Roman" w:hAnsi="Times New Roman" w:eastAsia="FangSong" w:cs="Times New Roman"/>
+        </w:rPr>
+        <w:t>重排的环状过渡态</w:t>
+      </w:r>
+      <w:r>
+        <w:rPr>
+          <w:rFonts w:hint="eastAsia" w:ascii="Times New Roman" w:hAnsi="Times New Roman" w:eastAsia="Times New Roman" w:cs="Times New Roman"/>
+        </w:rPr>
+        <w:t>（</w:t>
+      </w:r>
+      <w:r>
+        <w:rPr>
+          <w:rFonts w:hint="eastAsia" w:ascii="Times New Roman" w:hAnsi="Times New Roman" w:eastAsia="FangSong" w:cs="Times New Roman"/>
+        </w:rPr>
+        <w:t>椅式构象</w:t>
+      </w:r>
+      <w:r>
+        <w:rPr>
+          <w:rFonts w:hint="eastAsia" w:ascii="Times New Roman" w:hAnsi="Times New Roman" w:eastAsia="Times New Roman" w:cs="Times New Roman"/>
+        </w:rPr>
+        <w:t>），</w:t>
+      </w:r>
+      <w:r>
+        <w:rPr>
+          <w:rFonts w:hint="eastAsia" w:ascii="Times New Roman" w:hAnsi="Times New Roman" w:eastAsia="FangSong" w:cs="Times New Roman"/>
+        </w:rPr>
+        <w:t>说明</w:t>
+      </w:r>
+      <w:r>
+        <w:rPr>
+          <w:rFonts w:hint="eastAsia" w:ascii="Times New Roman" w:hAnsi="Times New Roman" w:eastAsia="Times New Roman" w:cs="Times New Roman"/>
+        </w:rPr>
+        <w:t>[3,3]-σ</w:t>
+      </w:r>
+      <w:r>
+        <w:rPr>
+          <w:rFonts w:hint="eastAsia" w:ascii="Times New Roman" w:hAnsi="Times New Roman" w:eastAsia="FangSong" w:cs="Times New Roman"/>
+        </w:rPr>
+        <w:t>迁移的含义</w:t>
+      </w:r>
+      <w:r>
+        <w:rPr>
+          <w:rFonts w:ascii="Times New Roman" w:hAnsi="Times New Roman" w:eastAsia="Times New Roman" w:cs="Times New Roman"/>
+        </w:rPr>
+        <w:t xml:space="preserve"> </w:t>
+      </w:r>
+      <w:r>
+        <w:rPr>
+          <w:rFonts w:ascii="Times New Roman" w:hAnsi="Times New Roman" w:eastAsia="Times New Roman" w:cs="Times New Roman"/>
+        </w:rPr>
+        <w:t xml:space="preserve">2. </w:t>
+      </w:r>
+      <w:r>
+        <w:rPr>
+          <w:rFonts w:hint="eastAsia" w:ascii="Times New Roman" w:hAnsi="Times New Roman" w:eastAsia="Times New Roman" w:cs="Times New Roman"/>
+        </w:rPr>
+        <w:t>Claisen</w:t>
+      </w:r>
+      <w:r>
+        <w:rPr>
+          <w:rFonts w:hint="eastAsia" w:ascii="Times New Roman" w:hAnsi="Times New Roman" w:eastAsia="FangSong" w:cs="Times New Roman"/>
+        </w:rPr>
+        <w:t>重排的立体化学特征是什么</w:t>
+      </w:r>
+      <w:r>
+        <w:rPr>
+          <w:rFonts w:hint="eastAsia" w:ascii="Times New Roman" w:hAnsi="Times New Roman" w:eastAsia="Times New Roman" w:cs="Times New Roman"/>
+        </w:rPr>
+        <w:t>？</w:t>
+      </w:r>
+      <w:r>
+        <w:rPr>
+          <w:rFonts w:hint="eastAsia" w:ascii="Times New Roman" w:hAnsi="Times New Roman" w:eastAsia="FangSong" w:cs="Times New Roman"/>
+        </w:rPr>
+        <w:t>椅式过渡态如何控制产物构型</w:t>
+      </w:r>
+      <w:r>
+        <w:rPr>
+          <w:rFonts w:hint="eastAsia" w:ascii="Times New Roman" w:hAnsi="Times New Roman" w:eastAsia="Times New Roman" w:cs="Times New Roman"/>
+        </w:rPr>
+        <w:t>？</w:t>
+      </w:r>
+      <w:r>
+        <w:rPr>
+          <w:rFonts w:ascii="Times New Roman" w:hAnsi="Times New Roman" w:eastAsia="Times New Roman" w:cs="Times New Roman"/>
+        </w:rPr>
+        <w:t xml:space="preserve"> </w:t>
+      </w:r>
+      <w:r>
+        <w:rPr>
+          <w:rFonts w:ascii="Times New Roman" w:hAnsi="Times New Roman" w:eastAsia="Times New Roman" w:cs="Times New Roman"/>
+        </w:rPr>
+        <w:t xml:space="preserve">3. </w:t>
+      </w:r>
+      <w:r>
+        <w:rPr>
+          <w:rFonts w:hint="eastAsia" w:ascii="Times New Roman" w:hAnsi="Times New Roman" w:eastAsia="FangSong" w:cs="Times New Roman"/>
+        </w:rPr>
+        <w:t>芳香族</w:t>
+      </w:r>
+      <w:r>
+        <w:rPr>
+          <w:rFonts w:hint="eastAsia" w:ascii="Times New Roman" w:hAnsi="Times New Roman" w:eastAsia="Times New Roman" w:cs="Times New Roman"/>
+        </w:rPr>
+        <w:t>Claisen</w:t>
+      </w:r>
+      <w:r>
+        <w:rPr>
+          <w:rFonts w:hint="eastAsia" w:ascii="Times New Roman" w:hAnsi="Times New Roman" w:eastAsia="FangSong" w:cs="Times New Roman"/>
+        </w:rPr>
+        <w:t>重排</w:t>
+      </w:r>
+      <w:r>
+        <w:rPr>
+          <w:rFonts w:hint="eastAsia" w:ascii="Times New Roman" w:hAnsi="Times New Roman" w:eastAsia="Times New Roman" w:cs="Times New Roman"/>
+        </w:rPr>
+        <w:t>（</w:t>
+      </w:r>
+      <w:r>
+        <w:rPr>
+          <w:rFonts w:hint="eastAsia" w:ascii="Times New Roman" w:hAnsi="Times New Roman" w:eastAsia="FangSong" w:cs="Times New Roman"/>
+        </w:rPr>
+        <w:t>如烯丙基苯基醚重排</w:t>
+      </w:r>
+      <w:r>
+        <w:rPr>
+          <w:rFonts w:hint="eastAsia" w:ascii="Times New Roman" w:hAnsi="Times New Roman" w:eastAsia="Times New Roman" w:cs="Times New Roman"/>
+        </w:rPr>
+        <w:t>）</w:t>
+      </w:r>
+      <w:r>
+        <w:rPr>
+          <w:rFonts w:hint="eastAsia" w:ascii="Times New Roman" w:hAnsi="Times New Roman" w:eastAsia="FangSong" w:cs="Times New Roman"/>
+        </w:rPr>
+        <w:t>的产物有什么特殊之处</w:t>
+      </w:r>
+      <w:r>
+        <w:rPr>
+          <w:rFonts w:hint="eastAsia" w:ascii="Times New Roman" w:hAnsi="Times New Roman" w:eastAsia="Times New Roman" w:cs="Times New Roman"/>
+        </w:rPr>
+        <w:t>？</w:t>
+      </w:r>
+      <w:r>
+        <w:rPr>
+          <w:rFonts w:ascii="Times New Roman" w:hAnsi="Times New Roman" w:eastAsia="Times New Roman" w:cs="Times New Roman"/>
+        </w:rPr>
+        <w:t xml:space="preserve"> </w:t>
+      </w:r>
+      <w:r>
+        <w:rPr>
+          <w:rFonts w:ascii="Times New Roman" w:hAnsi="Times New Roman" w:eastAsia="Times New Roman" w:cs="Times New Roman"/>
+        </w:rPr>
+        <w:t xml:space="preserve">4. </w:t>
+      </w:r>
+      <w:r>
+        <w:rPr>
+          <w:rFonts w:hint="eastAsia" w:ascii="Times New Roman" w:hAnsi="Times New Roman" w:eastAsia="Times New Roman" w:cs="Times New Roman"/>
+        </w:rPr>
+        <w:t>Cope</w:t>
+      </w:r>
+      <w:r>
+        <w:rPr>
+          <w:rFonts w:hint="eastAsia" w:ascii="Times New Roman" w:hAnsi="Times New Roman" w:eastAsia="FangSong" w:cs="Times New Roman"/>
+        </w:rPr>
+        <w:t>重排与</w:t>
+      </w:r>
+      <w:r>
+        <w:rPr>
+          <w:rFonts w:hint="eastAsia" w:ascii="Times New Roman" w:hAnsi="Times New Roman" w:eastAsia="Times New Roman" w:cs="Times New Roman"/>
+        </w:rPr>
+        <w:t>Claisen</w:t>
+      </w:r>
+      <w:r>
+        <w:rPr>
+          <w:rFonts w:hint="eastAsia" w:ascii="Times New Roman" w:hAnsi="Times New Roman" w:eastAsia="FangSong" w:cs="Times New Roman"/>
+        </w:rPr>
+        <w:t>重排的异同点是什么</w:t>
+      </w:r>
+      <w:r>
+        <w:rPr>
+          <w:rFonts w:hint="eastAsia" w:ascii="Times New Roman" w:hAnsi="Times New Roman" w:eastAsia="Times New Roman" w:cs="Times New Roman"/>
+        </w:rPr>
+        <w:t>？</w:t>
+      </w:r>
+    </w:p>
+    <w:p>
+      <w:pPr>
+        <w:spacing w:before="160" w:after="80"/>
+      </w:pPr>
+      <w:r>
+        <w:pict>
+          <v:rect style="width:0;height:1.5pt" o:hralign="center" o:hrstd="t" o:hr="t"/>
+        </w:pict>
+      </w:r>
+    </w:p>
+    <w:bookmarkEnd w:id="300"/>
+    <w:bookmarkStart w:id="301" w:name="光照条件下22环加成的立体化学"/>
+    <w:p>
+      <w:pPr>
+        <w:pStyle w:val="Heading2"/>
+        <w:spacing w:before="280" w:after="80"/>
+        <w:keepNext/>
+      </w:pPr>
+      <w:r>
+        <w:rPr>
+          <w:rFonts w:ascii="Times New Roman" w:hAnsi="Times New Roman" w:eastAsia="Times New Roman" w:cs="Times New Roman"/>
+        </w:rPr>
+        <w:t xml:space="preserve">2.59 </w:t>
+      </w:r>
+      <w:r>
+        <w:rPr>
+          <w:rFonts w:hint="eastAsia" w:ascii="Times New Roman" w:hAnsi="Times New Roman" w:eastAsia="SimHei" w:cs="Times New Roman"/>
+        </w:rPr>
+        <w:t>光照条件下</w:t>
+      </w:r>
+      <w:r>
+        <w:rPr>
+          <w:rFonts w:hint="eastAsia" w:ascii="Times New Roman" w:hAnsi="Times New Roman" w:eastAsia="Times New Roman" w:cs="Times New Roman"/>
+        </w:rPr>
+        <w:t>[2+2]</w:t>
+      </w:r>
+      <w:r>
+        <w:rPr>
+          <w:rFonts w:hint="eastAsia" w:ascii="Times New Roman" w:hAnsi="Times New Roman" w:eastAsia="SimHei" w:cs="Times New Roman"/>
+        </w:rPr>
+        <w:t>环加成的立体化学</w:t>
+      </w:r>
+    </w:p>
+    <w:p>
+      <w:pPr>
+        <w:pStyle w:val="FirstParagraph"/>
+      </w:pPr>
+      <w:r>
+        <w:rPr>
+          <w:rFonts w:hint="eastAsia" w:ascii="Times New Roman" w:hAnsi="Times New Roman" w:eastAsia="Times New Roman" w:cs="Times New Roman"/>
+        </w:rPr>
+        <w:t>[2+2]</w:t>
+      </w:r>
+      <w:r>
+        <w:rPr>
+          <w:rFonts w:hint="eastAsia" w:ascii="Times New Roman" w:hAnsi="Times New Roman" w:eastAsia="FangSong" w:cs="Times New Roman"/>
+        </w:rPr>
+        <w:t>环加成在热条件下禁阻</w:t>
+      </w:r>
+      <w:r>
+        <w:rPr>
+          <w:rFonts w:hint="eastAsia" w:ascii="Times New Roman" w:hAnsi="Times New Roman" w:eastAsia="Times New Roman" w:cs="Times New Roman"/>
+        </w:rPr>
+        <w:t>，</w:t>
+      </w:r>
+      <w:r>
+        <w:rPr>
+          <w:rFonts w:hint="eastAsia" w:ascii="Times New Roman" w:hAnsi="Times New Roman" w:eastAsia="FangSong" w:cs="Times New Roman"/>
+        </w:rPr>
+        <w:t>但在光条件下允许</w:t>
+      </w:r>
+      <w:r>
+        <w:rPr>
+          <w:rFonts w:hint="eastAsia" w:ascii="Times New Roman" w:hAnsi="Times New Roman" w:eastAsia="Times New Roman" w:cs="Times New Roman"/>
+        </w:rPr>
+        <w:t>。</w:t>
+      </w:r>
+    </w:p>
+    <w:p>
+      <w:pPr>
+        <w:pStyle w:val="BodyText"/>
+      </w:pPr>
+      <w:r>
+        <w:rPr>
+          <w:rFonts w:hint="eastAsia" w:ascii="Times New Roman" w:hAnsi="Times New Roman" w:eastAsia="FangSong" w:cs="Times New Roman"/>
+          <w:b/>
+          <w:bCs/>
+        </w:rPr>
+        <w:t xml:space="preserve">题目</w:t>
+      </w:r>
+      <w:r>
+        <w:rPr>
+          <w:rFonts w:hint="eastAsia" w:ascii="Times New Roman" w:hAnsi="Times New Roman" w:eastAsia="Times New Roman" w:cs="Times New Roman"/>
+        </w:rPr>
+        <w:t xml:space="preserve">：</w:t>
+      </w:r>
+      <w:r>
+        <w:rPr>
+          <w:rFonts w:ascii="Times New Roman" w:hAnsi="Times New Roman" w:eastAsia="Times New Roman" w:cs="Times New Roman"/>
+        </w:rPr>
+        <w:t xml:space="preserve"> </w:t>
+      </w:r>
+      <w:r>
+        <w:rPr>
+          <w:rFonts w:ascii="Times New Roman" w:hAnsi="Times New Roman" w:eastAsia="Times New Roman" w:cs="Times New Roman"/>
+        </w:rPr>
+        <w:t xml:space="preserve">1. </w:t>
+      </w:r>
+      <w:r>
+        <w:rPr>
+          <w:rFonts w:hint="eastAsia" w:ascii="Times New Roman" w:hAnsi="Times New Roman" w:eastAsia="FangSong" w:cs="Times New Roman"/>
+        </w:rPr>
+        <w:t>从分子轨道对称性角度</w:t>
+      </w:r>
+      <w:r>
+        <w:rPr>
+          <w:rFonts w:hint="eastAsia" w:ascii="Times New Roman" w:hAnsi="Times New Roman" w:eastAsia="Times New Roman" w:cs="Times New Roman"/>
+        </w:rPr>
+        <w:t>，</w:t>
+      </w:r>
+      <w:r>
+        <w:rPr>
+          <w:rFonts w:hint="eastAsia" w:ascii="Times New Roman" w:hAnsi="Times New Roman" w:eastAsia="FangSong" w:cs="Times New Roman"/>
+        </w:rPr>
+        <w:t>解释</w:t>
+      </w:r>
+      <w:r>
+        <w:rPr>
+          <w:rFonts w:hint="eastAsia" w:ascii="Times New Roman" w:hAnsi="Times New Roman" w:eastAsia="Times New Roman" w:cs="Times New Roman"/>
+        </w:rPr>
+        <w:t>[2+2]</w:t>
+      </w:r>
+      <w:r>
+        <w:rPr>
+          <w:rFonts w:hint="eastAsia" w:ascii="Times New Roman" w:hAnsi="Times New Roman" w:eastAsia="FangSong" w:cs="Times New Roman"/>
+        </w:rPr>
+        <w:t>环加成在热条件下为什么是禁阻的</w:t>
+      </w:r>
+      <w:r>
+        <w:rPr>
+          <w:rFonts w:ascii="Times New Roman" w:hAnsi="Times New Roman" w:eastAsia="Times New Roman" w:cs="Times New Roman"/>
+        </w:rPr>
+        <w:t xml:space="preserve"> </w:t>
+      </w:r>
+      <w:r>
+        <w:rPr>
+          <w:rFonts w:ascii="Times New Roman" w:hAnsi="Times New Roman" w:eastAsia="Times New Roman" w:cs="Times New Roman"/>
+        </w:rPr>
+        <w:t xml:space="preserve">2. </w:t>
+      </w:r>
+      <w:r>
+        <w:rPr>
+          <w:rFonts w:hint="eastAsia" w:ascii="Times New Roman" w:hAnsi="Times New Roman" w:eastAsia="FangSong" w:cs="Times New Roman"/>
+        </w:rPr>
+        <w:t>光照如何改变前线轨道的占据情况</w:t>
+      </w:r>
+      <w:r>
+        <w:rPr>
+          <w:rFonts w:hint="eastAsia" w:ascii="Times New Roman" w:hAnsi="Times New Roman" w:eastAsia="Times New Roman" w:cs="Times New Roman"/>
+        </w:rPr>
+        <w:t>，</w:t>
+      </w:r>
+      <w:r>
+        <w:rPr>
+          <w:rFonts w:hint="eastAsia" w:ascii="Times New Roman" w:hAnsi="Times New Roman" w:eastAsia="FangSong" w:cs="Times New Roman"/>
+        </w:rPr>
+        <w:t>使得</w:t>
+      </w:r>
+      <w:r>
+        <w:rPr>
+          <w:rFonts w:hint="eastAsia" w:ascii="Times New Roman" w:hAnsi="Times New Roman" w:eastAsia="Times New Roman" w:cs="Times New Roman"/>
+        </w:rPr>
+        <w:t>[2+2]</w:t>
+      </w:r>
+      <w:r>
+        <w:rPr>
+          <w:rFonts w:hint="eastAsia" w:ascii="Times New Roman" w:hAnsi="Times New Roman" w:eastAsia="FangSong" w:cs="Times New Roman"/>
+        </w:rPr>
+        <w:t>环加成变为允许的</w:t>
+      </w:r>
+      <w:r>
+        <w:rPr>
+          <w:rFonts w:hint="eastAsia" w:ascii="Times New Roman" w:hAnsi="Times New Roman" w:eastAsia="Times New Roman" w:cs="Times New Roman"/>
+        </w:rPr>
+        <w:t>？</w:t>
+      </w:r>
+      <w:r>
+        <w:rPr>
+          <w:rFonts w:ascii="Times New Roman" w:hAnsi="Times New Roman" w:eastAsia="Times New Roman" w:cs="Times New Roman"/>
+        </w:rPr>
+        <w:t xml:space="preserve"> </w:t>
+      </w:r>
+      <w:r>
+        <w:rPr>
+          <w:rFonts w:ascii="Times New Roman" w:hAnsi="Times New Roman" w:eastAsia="Times New Roman" w:cs="Times New Roman"/>
+        </w:rPr>
+        <w:t xml:space="preserve">3. </w:t>
+      </w:r>
+      <w:r>
+        <w:rPr>
+          <w:rFonts w:hint="eastAsia" w:ascii="Times New Roman" w:hAnsi="Times New Roman" w:eastAsia="FangSong" w:cs="Times New Roman"/>
+        </w:rPr>
+        <w:t>光照条件下的</w:t>
+      </w:r>
+      <w:r>
+        <w:rPr>
+          <w:rFonts w:hint="eastAsia" w:ascii="Times New Roman" w:hAnsi="Times New Roman" w:eastAsia="Times New Roman" w:cs="Times New Roman"/>
+        </w:rPr>
+        <w:t>[2+2]</w:t>
+      </w:r>
+      <w:r>
+        <w:rPr>
+          <w:rFonts w:hint="eastAsia" w:ascii="Times New Roman" w:hAnsi="Times New Roman" w:eastAsia="FangSong" w:cs="Times New Roman"/>
+        </w:rPr>
+        <w:t>环加成遵循</w:t>
+      </w:r>
+      <w:r>
+        <w:rPr>
+          <w:rFonts w:hint="eastAsia" w:ascii="Times New Roman" w:hAnsi="Times New Roman" w:eastAsia="Times New Roman" w:cs="Times New Roman"/>
+        </w:rPr>
+        <w:t>suprafacial</w:t>
+      </w:r>
+      <w:r>
+        <w:rPr>
+          <w:rFonts w:hint="eastAsia" w:ascii="Times New Roman" w:hAnsi="Times New Roman" w:eastAsia="FangSong" w:cs="Times New Roman"/>
+        </w:rPr>
+        <w:t>还是</w:t>
+      </w:r>
+      <w:r>
+        <w:rPr>
+          <w:rFonts w:hint="eastAsia" w:ascii="Times New Roman" w:hAnsi="Times New Roman" w:eastAsia="Times New Roman" w:cs="Times New Roman"/>
+        </w:rPr>
+        <w:t>antarafacial</w:t>
+      </w:r>
+      <w:r>
+        <w:rPr>
+          <w:rFonts w:hint="eastAsia" w:ascii="Times New Roman" w:hAnsi="Times New Roman" w:eastAsia="FangSong" w:cs="Times New Roman"/>
+        </w:rPr>
+        <w:t>方式</w:t>
+      </w:r>
+      <w:r>
+        <w:rPr>
+          <w:rFonts w:hint="eastAsia" w:ascii="Times New Roman" w:hAnsi="Times New Roman" w:eastAsia="Times New Roman" w:cs="Times New Roman"/>
+        </w:rPr>
+        <w:t>？</w:t>
+      </w:r>
+      <w:r>
+        <w:rPr>
+          <w:rFonts w:ascii="Times New Roman" w:hAnsi="Times New Roman" w:eastAsia="Times New Roman" w:cs="Times New Roman"/>
+        </w:rPr>
+        <w:t xml:space="preserve"> </w:t>
+      </w:r>
+      <w:r>
+        <w:rPr>
+          <w:rFonts w:ascii="Times New Roman" w:hAnsi="Times New Roman" w:eastAsia="Times New Roman" w:cs="Times New Roman"/>
+        </w:rPr>
+        <w:t xml:space="preserve">4. </w:t>
+      </w:r>
+      <w:r>
+        <w:rPr>
+          <w:rFonts w:hint="eastAsia" w:ascii="Times New Roman" w:hAnsi="Times New Roman" w:eastAsia="FangSong" w:cs="Times New Roman"/>
+        </w:rPr>
+        <w:t>利用</w:t>
+      </w:r>
+      <w:r>
+        <w:rPr>
+          <w:rFonts w:hint="eastAsia" w:ascii="Times New Roman" w:hAnsi="Times New Roman" w:eastAsia="Times New Roman" w:cs="Times New Roman"/>
+        </w:rPr>
+        <w:t>[2+2]</w:t>
+      </w:r>
+      <w:r>
+        <w:rPr>
+          <w:rFonts w:hint="eastAsia" w:ascii="Times New Roman" w:hAnsi="Times New Roman" w:eastAsia="FangSong" w:cs="Times New Roman"/>
+        </w:rPr>
+        <w:t>环加成可以合成什么类型的化合物</w:t>
+      </w:r>
+      <w:r>
+        <w:rPr>
+          <w:rFonts w:hint="eastAsia" w:ascii="Times New Roman" w:hAnsi="Times New Roman" w:eastAsia="Times New Roman" w:cs="Times New Roman"/>
+        </w:rPr>
+        <w:t>（</w:t>
+      </w:r>
+      <w:r>
+        <w:rPr>
+          <w:rFonts w:hint="eastAsia" w:ascii="Times New Roman" w:hAnsi="Times New Roman" w:eastAsia="FangSong" w:cs="Times New Roman"/>
+        </w:rPr>
+        <w:t>举例说明</w:t>
+      </w:r>
+      <w:r>
+        <w:rPr>
+          <w:rFonts w:hint="eastAsia" w:ascii="Times New Roman" w:hAnsi="Times New Roman" w:eastAsia="Times New Roman" w:cs="Times New Roman"/>
+        </w:rPr>
+        <w:t>）？</w:t>
+      </w:r>
+    </w:p>
+    <w:p>
+      <w:pPr>
+        <w:spacing w:before="160" w:after="80"/>
+      </w:pPr>
+      <w:r>
+        <w:pict>
+          <v:rect style="width:0;height:1.5pt" o:hralign="center" o:hrstd="t" o:hr="t"/>
+        </w:pict>
+      </w:r>
+    </w:p>
+    <w:bookmarkEnd w:id="301"/>
+    <w:bookmarkStart w:id="302" w:name="felkin-anh模型预测立体选择性"/>
+    <w:p>
+      <w:pPr>
+        <w:pStyle w:val="Heading2"/>
+        <w:spacing w:before="280" w:after="80"/>
+        <w:keepNext/>
+      </w:pPr>
+      <w:r>
+        <w:rPr>
+          <w:rFonts w:ascii="Times New Roman" w:hAnsi="Times New Roman" w:eastAsia="Times New Roman" w:cs="Times New Roman"/>
+        </w:rPr>
+        <w:t xml:space="preserve">2.60 </w:t>
+      </w:r>
+      <w:r>
+        <w:rPr>
+          <w:rFonts w:hint="eastAsia" w:ascii="Times New Roman" w:hAnsi="Times New Roman" w:eastAsia="Times New Roman" w:cs="Times New Roman"/>
+        </w:rPr>
+        <w:t>Felkin-Anh</w:t>
+      </w:r>
+      <w:r>
+        <w:rPr>
+          <w:rFonts w:hint="eastAsia" w:ascii="Times New Roman" w:hAnsi="Times New Roman" w:eastAsia="SimHei" w:cs="Times New Roman"/>
+        </w:rPr>
+        <w:t>模型预测立体选择性</w:t>
+      </w:r>
+    </w:p>
+    <w:p>
+      <w:pPr>
+        <w:pStyle w:val="FirstParagraph"/>
+      </w:pPr>
+      <w:r>
+        <w:rPr>
+          <w:rFonts w:hint="eastAsia" w:ascii="Times New Roman" w:hAnsi="Times New Roman" w:eastAsia="Times New Roman" w:cs="Times New Roman"/>
+        </w:rPr>
+        <w:t>Felkin-Anh</w:t>
+      </w:r>
+      <w:r>
+        <w:rPr>
+          <w:rFonts w:hint="eastAsia" w:ascii="Times New Roman" w:hAnsi="Times New Roman" w:eastAsia="FangSong" w:cs="Times New Roman"/>
+        </w:rPr>
+        <w:t>模型描述亲核试剂从位阻最小方向进攻手性羰基化合物的立体选择性</w:t>
+      </w:r>
+      <w:r>
+        <w:rPr>
+          <w:rFonts w:hint="eastAsia" w:ascii="Times New Roman" w:hAnsi="Times New Roman" w:eastAsia="Times New Roman" w:cs="Times New Roman"/>
+        </w:rPr>
+        <w:t>。</w:t>
+      </w:r>
+    </w:p>
+    <w:p>
+      <w:pPr>
+        <w:pStyle w:val="BodyText"/>
+      </w:pPr>
+      <w:r>
+        <w:rPr>
+          <w:rFonts w:hint="eastAsia" w:ascii="Times New Roman" w:hAnsi="Times New Roman" w:eastAsia="FangSong" w:cs="Times New Roman"/>
+          <w:b/>
+          <w:bCs/>
+        </w:rPr>
+        <w:t xml:space="preserve">题目</w:t>
+      </w:r>
+      <w:r>
+        <w:rPr>
+          <w:rFonts w:hint="eastAsia" w:ascii="Times New Roman" w:hAnsi="Times New Roman" w:eastAsia="Times New Roman" w:cs="Times New Roman"/>
+        </w:rPr>
+        <w:t xml:space="preserve">：</w:t>
+      </w:r>
+      <w:r>
+        <w:rPr>
+          <w:rFonts w:ascii="Times New Roman" w:hAnsi="Times New Roman" w:eastAsia="Times New Roman" w:cs="Times New Roman"/>
+        </w:rPr>
+        <w:t xml:space="preserve"> </w:t>
+      </w:r>
+      <w:r>
+        <w:rPr>
+          <w:rFonts w:ascii="Times New Roman" w:hAnsi="Times New Roman" w:eastAsia="Times New Roman" w:cs="Times New Roman"/>
+        </w:rPr>
+        <w:t xml:space="preserve">1. </w:t>
+      </w:r>
+      <w:r>
+        <w:rPr>
+          <w:rFonts w:hint="eastAsia" w:ascii="Times New Roman" w:hAnsi="Times New Roman" w:eastAsia="FangSong" w:cs="Times New Roman"/>
+        </w:rPr>
+        <w:t>画出</w:t>
+      </w:r>
+      <w:r>
+        <w:rPr>
+          <w:rFonts w:hint="eastAsia" w:ascii="Times New Roman" w:hAnsi="Times New Roman" w:eastAsia="Times New Roman" w:cs="Times New Roman"/>
+        </w:rPr>
+        <w:t>Felkin-Anh</w:t>
+      </w:r>
+      <w:r>
+        <w:rPr>
+          <w:rFonts w:hint="eastAsia" w:ascii="Times New Roman" w:hAnsi="Times New Roman" w:eastAsia="FangSong" w:cs="Times New Roman"/>
+        </w:rPr>
+        <w:t>模型的</w:t>
+      </w:r>
+      <w:r>
+        <w:rPr>
+          <w:rFonts w:hint="eastAsia" w:ascii="Times New Roman" w:hAnsi="Times New Roman" w:eastAsia="Times New Roman" w:cs="Times New Roman"/>
+        </w:rPr>
+        <w:t>Newman</w:t>
+      </w:r>
+      <w:r>
+        <w:rPr>
+          <w:rFonts w:hint="eastAsia" w:ascii="Times New Roman" w:hAnsi="Times New Roman" w:eastAsia="FangSong" w:cs="Times New Roman"/>
+        </w:rPr>
+        <w:t>投影式</w:t>
+      </w:r>
+      <w:r>
+        <w:rPr>
+          <w:rFonts w:hint="eastAsia" w:ascii="Times New Roman" w:hAnsi="Times New Roman" w:eastAsia="Times New Roman" w:cs="Times New Roman"/>
+        </w:rPr>
+        <w:t>，</w:t>
+      </w:r>
+      <w:r>
+        <w:rPr>
+          <w:rFonts w:hint="eastAsia" w:ascii="Times New Roman" w:hAnsi="Times New Roman" w:eastAsia="FangSong" w:cs="Times New Roman"/>
+        </w:rPr>
+        <w:t>说明最大基团</w:t>
+      </w:r>
+      <w:r>
+        <w:rPr>
+          <w:rFonts w:hint="eastAsia" w:ascii="Times New Roman" w:hAnsi="Times New Roman" w:eastAsia="Times New Roman" w:cs="Times New Roman"/>
+        </w:rPr>
+        <w:t>（L）</w:t>
+      </w:r>
+      <w:r>
+        <w:rPr>
+          <w:rFonts w:hint="eastAsia" w:ascii="Times New Roman" w:hAnsi="Times New Roman" w:eastAsia="FangSong" w:cs="Times New Roman"/>
+        </w:rPr>
+        <w:t>应处于什么位置</w:t>
+      </w:r>
+      <w:r>
+        <w:rPr>
+          <w:rFonts w:ascii="Times New Roman" w:hAnsi="Times New Roman" w:eastAsia="Times New Roman" w:cs="Times New Roman"/>
+        </w:rPr>
+        <w:t xml:space="preserve"> </w:t>
+      </w:r>
+      <w:r>
+        <w:rPr>
+          <w:rFonts w:ascii="Times New Roman" w:hAnsi="Times New Roman" w:eastAsia="Times New Roman" w:cs="Times New Roman"/>
+        </w:rPr>
+        <w:t xml:space="preserve">2. </w:t>
+      </w:r>
+      <w:r>
+        <w:rPr>
+          <w:rFonts w:hint="eastAsia" w:ascii="Times New Roman" w:hAnsi="Times New Roman" w:eastAsia="FangSong" w:cs="Times New Roman"/>
+        </w:rPr>
+        <w:t>亲核试剂为什么从取代基体积较小的一侧进攻</w:t>
+      </w:r>
+      <w:r>
+        <w:rPr>
+          <w:rFonts w:hint="eastAsia" w:ascii="Times New Roman" w:hAnsi="Times New Roman" w:eastAsia="Times New Roman" w:cs="Times New Roman"/>
+        </w:rPr>
+        <w:t>？</w:t>
+      </w:r>
+      <w:r>
+        <w:rPr>
+          <w:rFonts w:ascii="Times New Roman" w:hAnsi="Times New Roman" w:eastAsia="Times New Roman" w:cs="Times New Roman"/>
+        </w:rPr>
+        <w:t xml:space="preserve"> </w:t>
+      </w:r>
+      <w:r>
+        <w:rPr>
+          <w:rFonts w:ascii="Times New Roman" w:hAnsi="Times New Roman" w:eastAsia="Times New Roman" w:cs="Times New Roman"/>
+        </w:rPr>
+        <w:t xml:space="preserve">3. </w:t>
+      </w:r>
+      <w:r>
+        <w:rPr>
+          <w:rFonts w:hint="eastAsia" w:ascii="Times New Roman" w:hAnsi="Times New Roman" w:eastAsia="FangSong" w:cs="Times New Roman"/>
+        </w:rPr>
+        <w:t>该模型预测手性底物与非手性亲核试剂加成时主要形成</w:t>
+      </w:r>
+      <w:r>
+        <w:rPr>
+          <w:rFonts w:hint="eastAsia" w:ascii="Times New Roman" w:hAnsi="Times New Roman" w:eastAsia="Times New Roman" w:cs="Times New Roman"/>
+        </w:rPr>
+        <w:t>”anti”</w:t>
+      </w:r>
+      <w:r>
+        <w:rPr>
+          <w:rFonts w:hint="eastAsia" w:ascii="Times New Roman" w:hAnsi="Times New Roman" w:eastAsia="FangSong" w:cs="Times New Roman"/>
+        </w:rPr>
+        <w:t>还是</w:t>
+      </w:r>
+      <w:r>
+        <w:rPr>
+          <w:rFonts w:hint="eastAsia" w:ascii="Times New Roman" w:hAnsi="Times New Roman" w:eastAsia="Times New Roman" w:cs="Times New Roman"/>
+        </w:rPr>
+        <w:t>”syn”</w:t>
+      </w:r>
+      <w:r>
+        <w:rPr>
+          <w:rFonts w:hint="eastAsia" w:ascii="Times New Roman" w:hAnsi="Times New Roman" w:eastAsia="FangSong" w:cs="Times New Roman"/>
+        </w:rPr>
+        <w:t>构型产物</w:t>
+      </w:r>
+      <w:r>
+        <w:rPr>
+          <w:rFonts w:hint="eastAsia" w:ascii="Times New Roman" w:hAnsi="Times New Roman" w:eastAsia="Times New Roman" w:cs="Times New Roman"/>
+        </w:rPr>
+        <w:t>？</w:t>
+      </w:r>
+      <w:r>
+        <w:rPr>
+          <w:rFonts w:ascii="Times New Roman" w:hAnsi="Times New Roman" w:eastAsia="Times New Roman" w:cs="Times New Roman"/>
+        </w:rPr>
+        <w:t xml:space="preserve"> </w:t>
+      </w:r>
+      <w:r>
+        <w:rPr>
+          <w:rFonts w:ascii="Times New Roman" w:hAnsi="Times New Roman" w:eastAsia="Times New Roman" w:cs="Times New Roman"/>
+        </w:rPr>
+        <w:t xml:space="preserve">4. </w:t>
+      </w:r>
+      <w:r>
+        <w:rPr>
+          <w:rFonts w:hint="eastAsia" w:ascii="Times New Roman" w:hAnsi="Times New Roman" w:eastAsia="Times New Roman" w:cs="Times New Roman"/>
+        </w:rPr>
+        <w:t>Felkin-Anh</w:t>
+      </w:r>
+      <w:r>
+        <w:rPr>
+          <w:rFonts w:hint="eastAsia" w:ascii="Times New Roman" w:hAnsi="Times New Roman" w:eastAsia="FangSong" w:cs="Times New Roman"/>
+        </w:rPr>
+        <w:t>模型与</w:t>
+      </w:r>
+      <w:r>
+        <w:rPr>
+          <w:rFonts w:hint="eastAsia" w:ascii="Times New Roman" w:hAnsi="Times New Roman" w:eastAsia="Times New Roman" w:cs="Times New Roman"/>
+        </w:rPr>
+        <w:t>Cram</w:t>
+      </w:r>
+      <w:r>
+        <w:rPr>
+          <w:rFonts w:hint="eastAsia" w:ascii="Times New Roman" w:hAnsi="Times New Roman" w:eastAsia="FangSong" w:cs="Times New Roman"/>
+        </w:rPr>
+        <w:t>规则的关系是什么</w:t>
+      </w:r>
+      <w:r>
+        <w:rPr>
+          <w:rFonts w:hint="eastAsia" w:ascii="Times New Roman" w:hAnsi="Times New Roman" w:eastAsia="Times New Roman" w:cs="Times New Roman"/>
+        </w:rPr>
+        <w:t>？</w:t>
+      </w:r>
+    </w:p>
+    <w:p>
+      <w:pPr>
+        <w:spacing w:before="160" w:after="80"/>
+      </w:pPr>
+      <w:r>
+        <w:pict>
+          <v:rect style="width:0;height:1.5pt" o:hralign="center" o:hrstd="t" o:hr="t"/>
+        </w:pict>
+      </w:r>
+    </w:p>
+    <w:bookmarkEnd w:id="302"/>
+    <w:bookmarkStart w:id="303" w:name="有机-立体-桥环化合物立体异构体计数"/>
+    <w:p>
+      <w:pPr>
+        <w:pStyle w:val="Heading2"/>
+        <w:spacing w:before="280" w:after="80"/>
+        <w:keepNext/>
+      </w:pPr>
+      <w:r>
+        <w:rPr>
+          <w:rFonts w:ascii="Times New Roman" w:hAnsi="Times New Roman" w:eastAsia="Times New Roman" w:cs="Times New Roman"/>
+        </w:rPr>
+        <w:t xml:space="preserve">2.61 </w:t>
       </w:r>
       <w:r>
         <w:rPr>
@@ -17631,8 +19710,8 @@
         </w:pict>
       </w:r>
     </w:p>
-    <w:bookmarkEnd w:id="273"/>
-    <w:bookmarkStart w:id="274" w:name="有机-立体-化学选择性区域选择性立体选择性统一框架"/>
+    <w:bookmarkEnd w:id="303"/>
+    <w:bookmarkStart w:id="304" w:name="有机-立体-化学选择性区域选择性立体选择性统一框架"/>
     <w:p>
       <w:pPr>
         <w:pStyle w:val="Heading2"/>
@@ -17643,7 +19722,7 @@
         <w:rPr>
           <w:rFonts w:ascii="Times New Roman" w:hAnsi="Times New Roman" w:eastAsia="Times New Roman" w:cs="Times New Roman"/>
         </w:rPr>
-        <w:t xml:space="preserve">2.59 </w:t>
+        <w:t xml:space="preserve">2.62 </w:t>
       </w:r>
       <w:r>
         <w:rPr>
@@ -18108,8 +20187,8 @@
         </w:pict>
       </w:r>
     </w:p>
-    <w:bookmarkEnd w:id="274"/>
-    <w:bookmarkEnd w:id="275"/>
+    <w:bookmarkEnd w:id="304"/>
+    <w:bookmarkEnd w:id="305"/>
     <w:sectPr>
       <w:footerReference w:type="default" r:id="rId10"/>
       <w:headerReference w:type="default" r:id="rId11"/>

--- a/00-首页/题组Word/习题书/学生版-打印版/第三篇-有机化学/2-立体化学.docx
+++ b/00-首页/题组Word/习题书/学生版-打印版/第三篇-有机化学/2-立体化学.docx
@@ -2,7 +2,7 @@
 <file path=word/document.xml><?xml version="1.0" encoding="utf-8"?>
 <w:document xmlns:w="http://schemas.openxmlformats.org/wordprocessingml/2006/main" xmlns:m="http://schemas.openxmlformats.org/officeDocument/2006/math" xmlns:r="http://schemas.openxmlformats.org/officeDocument/2006/relationships" xmlns:o="urn:schemas-microsoft-com:office:office" xmlns:v="urn:schemas-microsoft-com:vml" xmlns:w10="urn:schemas-microsoft-com:office:word" xmlns:a="http://schemas.openxmlformats.org/drawingml/2006/main" xmlns:pic="http://schemas.openxmlformats.org/drawingml/2006/picture" xmlns:wp="http://schemas.openxmlformats.org/drawingml/2006/wordprocessingDrawing">
   <w:body>
-    <w:bookmarkStart w:id="305" w:name="第-2-章-立体化学"/>
+    <w:bookmarkStart w:id="306" w:name="第-2-章-立体化学"/>
     <w:p>
       <w:pPr>
         <w:pStyle w:val="Heading1"/>
@@ -17641,7 +17641,7 @@
       </w:r>
     </w:p>
     <w:bookmarkEnd w:id="296"/>
-    <w:bookmarkStart w:id="297" w:name="区域选择性马氏规则与反马氏加成"/>
+    <w:bookmarkStart w:id="297" w:name="二分册-l10实4-hbr加成区域选择性三例"/>
     <w:p>
       <w:pPr>
         <w:pStyle w:val="Heading2"/>
@@ -17658,19 +17658,31 @@
         <w:rPr>
           <w:rFonts w:hint="eastAsia" w:ascii="Times New Roman" w:hAnsi="Times New Roman" w:eastAsia="SimHei" w:cs="Times New Roman"/>
         </w:rPr>
-        <w:t>区域选择性</w:t>
-      </w:r>
-      <w:r>
-        <w:rPr>
-          <w:rFonts w:hint="eastAsia" w:ascii="Times New Roman" w:hAnsi="Times New Roman" w:eastAsia="Times New Roman" w:cs="Times New Roman"/>
-        </w:rPr>
-        <w:t>：</w:t>
+        <w:t>二分册</w:t>
+      </w:r>
+      <w:r>
+        <w:rPr>
+          <w:rFonts w:hint="eastAsia" w:ascii="Times New Roman" w:hAnsi="Times New Roman" w:eastAsia="Times New Roman" w:cs="Times New Roman"/>
+        </w:rPr>
+        <w:t>-L10</w:t>
       </w:r>
       <w:r>
         <w:rPr>
           <w:rFonts w:hint="eastAsia" w:ascii="Times New Roman" w:hAnsi="Times New Roman" w:eastAsia="SimHei" w:cs="Times New Roman"/>
         </w:rPr>
-        <w:t>马氏规则与反马氏加成</w:t>
+        <w:t>实</w:t>
+      </w:r>
+      <w:r>
+        <w:rPr>
+          <w:rFonts w:hint="eastAsia" w:ascii="Times New Roman" w:hAnsi="Times New Roman" w:eastAsia="Times New Roman" w:cs="Times New Roman"/>
+        </w:rPr>
+        <w:t>4-HBr</w:t>
+      </w:r>
+      <w:r>
+        <w:rPr>
+          <w:rFonts w:hint="eastAsia" w:ascii="Times New Roman" w:hAnsi="Times New Roman" w:eastAsia="SimHei" w:cs="Times New Roman"/>
+        </w:rPr>
+        <w:t>加成区域选择性三例</w:t>
       </w:r>
     </w:p>
     <w:p>
@@ -17679,1787 +17691,33 @@
       </w:pPr>
       <w:r>
         <w:rPr>
-          <w:rFonts w:hint="eastAsia" w:ascii="Times New Roman" w:hAnsi="Times New Roman" w:eastAsia="FangSong" w:cs="Times New Roman"/>
-        </w:rPr>
-        <w:t>亲电加成反应的区域选择性通常遵循马氏规则</w:t>
-      </w:r>
-      <w:r>
-        <w:rPr>
-          <w:rFonts w:hint="eastAsia" w:ascii="Times New Roman" w:hAnsi="Times New Roman" w:eastAsia="Times New Roman" w:cs="Times New Roman"/>
-        </w:rPr>
-        <w:t>，</w:t>
-      </w:r>
-      <w:r>
-        <w:rPr>
-          <w:rFonts w:hint="eastAsia" w:ascii="Times New Roman" w:hAnsi="Times New Roman" w:eastAsia="FangSong" w:cs="Times New Roman"/>
-        </w:rPr>
-        <w:t>但特定条件下可实现反马氏加成</w:t>
+          <w:rFonts w:ascii="Times New Roman" w:hAnsi="Times New Roman" w:eastAsia="Times New Roman" w:cs="Times New Roman"/>
+        </w:rPr>
+        <w:t xml:space="preserve">④ </w:t>
+      </w:r>
+      <w:r>
+        <w:rPr>
+          <w:rFonts w:hint="eastAsia" w:ascii="Times New Roman" w:hAnsi="Times New Roman" w:eastAsia="FangSong" w:cs="Times New Roman"/>
+        </w:rPr>
+        <w:t xml:space="preserve">比较下列化合物与</w:t>
+      </w:r>
+      <w:r>
+        <w:rPr>
+          <w:rFonts w:ascii="Times New Roman" w:hAnsi="Times New Roman" w:eastAsia="Times New Roman" w:cs="Times New Roman"/>
+        </w:rPr>
+        <w:t xml:space="preserve"> HBr </w:t>
+      </w:r>
+      <w:r>
+        <w:rPr>
+          <w:rFonts w:hint="eastAsia" w:ascii="Times New Roman" w:hAnsi="Times New Roman" w:eastAsia="FangSong" w:cs="Times New Roman"/>
+        </w:rPr>
+        <w:t>加成的区域选择性</w:t>
       </w:r>
       <w:r>
         <w:rPr>
           <w:rFonts w:hint="eastAsia" w:ascii="Times New Roman" w:hAnsi="Times New Roman" w:eastAsia="Times New Roman" w:cs="Times New Roman"/>
         </w:rPr>
         <w:t>。</w:t>
-      </w:r>
-    </w:p>
-    <w:p>
-      <w:pPr>
-        <w:pStyle w:val="BodyText"/>
-      </w:pPr>
-      <w:r>
-        <w:rPr>
-          <w:rFonts w:hint="eastAsia" w:ascii="Times New Roman" w:hAnsi="Times New Roman" w:eastAsia="FangSong" w:cs="Times New Roman"/>
-          <w:b/>
-          <w:bCs/>
-        </w:rPr>
-        <w:t xml:space="preserve">题目</w:t>
-      </w:r>
-      <w:r>
-        <w:rPr>
-          <w:rFonts w:hint="eastAsia" w:ascii="Times New Roman" w:hAnsi="Times New Roman" w:eastAsia="Times New Roman" w:cs="Times New Roman"/>
-        </w:rPr>
-        <w:t xml:space="preserve">：</w:t>
-      </w:r>
-      <w:r>
-        <w:rPr>
-          <w:rFonts w:ascii="Times New Roman" w:hAnsi="Times New Roman" w:eastAsia="Times New Roman" w:cs="Times New Roman"/>
-        </w:rPr>
-        <w:t xml:space="preserve"> </w:t>
-      </w:r>
-      <w:r>
-        <w:rPr>
-          <w:rFonts w:ascii="Times New Roman" w:hAnsi="Times New Roman" w:eastAsia="Times New Roman" w:cs="Times New Roman"/>
-        </w:rPr>
-        <w:t xml:space="preserve">1. </w:t>
-      </w:r>
-      <w:r>
-        <w:rPr>
-          <w:rFonts w:hint="eastAsia" w:ascii="Times New Roman" w:hAnsi="Times New Roman" w:eastAsia="FangSong" w:cs="Times New Roman"/>
-        </w:rPr>
-        <w:t>叙述马氏规则的内容</w:t>
-      </w:r>
-      <w:r>
-        <w:rPr>
-          <w:rFonts w:hint="eastAsia" w:ascii="Times New Roman" w:hAnsi="Times New Roman" w:eastAsia="Times New Roman" w:cs="Times New Roman"/>
-        </w:rPr>
-        <w:t>，</w:t>
-      </w:r>
-      <w:r>
-        <w:rPr>
-          <w:rFonts w:hint="eastAsia" w:ascii="Times New Roman" w:hAnsi="Times New Roman" w:eastAsia="FangSong" w:cs="Times New Roman"/>
-        </w:rPr>
-        <w:t>并从碳正离子稳定性角度解释其原因</w:t>
-      </w:r>
-      <w:r>
-        <w:rPr>
-          <w:rFonts w:ascii="Times New Roman" w:hAnsi="Times New Roman" w:eastAsia="Times New Roman" w:cs="Times New Roman"/>
-        </w:rPr>
-        <w:t xml:space="preserve"> </w:t>
-      </w:r>
-      <w:r>
-        <w:rPr>
-          <w:rFonts w:ascii="Times New Roman" w:hAnsi="Times New Roman" w:eastAsia="Times New Roman" w:cs="Times New Roman"/>
-        </w:rPr>
-        <w:t xml:space="preserve">2. </w:t>
-      </w:r>
-      <w:r>
-        <w:rPr>
-          <w:rFonts w:hint="eastAsia" w:ascii="Times New Roman" w:hAnsi="Times New Roman" w:eastAsia="FangSong" w:cs="Times New Roman"/>
-        </w:rPr>
-        <w:t>在过氧化物存在下</w:t>
-      </w:r>
-      <w:r>
-        <w:rPr>
-          <w:rFonts w:hint="eastAsia" w:ascii="Times New Roman" w:hAnsi="Times New Roman" w:eastAsia="Times New Roman" w:cs="Times New Roman"/>
-        </w:rPr>
-        <w:t>，HBr</w:t>
-      </w:r>
-      <w:r>
-        <w:rPr>
-          <w:rFonts w:hint="eastAsia" w:ascii="Times New Roman" w:hAnsi="Times New Roman" w:eastAsia="FangSong" w:cs="Times New Roman"/>
-        </w:rPr>
-        <w:t>与烯烃的加成为什么遵循反马氏规则</w:t>
-      </w:r>
-      <w:r>
-        <w:rPr>
-          <w:rFonts w:hint="eastAsia" w:ascii="Times New Roman" w:hAnsi="Times New Roman" w:eastAsia="Times New Roman" w:cs="Times New Roman"/>
-        </w:rPr>
-        <w:t>？（</w:t>
-      </w:r>
-      <w:r>
-        <w:rPr>
-          <w:rFonts w:hint="eastAsia" w:ascii="Times New Roman" w:hAnsi="Times New Roman" w:eastAsia="FangSong" w:cs="Times New Roman"/>
-        </w:rPr>
-        <w:t>过氧化物效应</w:t>
-      </w:r>
-      <w:r>
-        <w:rPr>
-          <w:rFonts w:hint="eastAsia" w:ascii="Times New Roman" w:hAnsi="Times New Roman" w:eastAsia="Times New Roman" w:cs="Times New Roman"/>
-        </w:rPr>
-        <w:t>）</w:t>
-      </w:r>
-      <w:r>
-        <w:rPr>
-          <w:rFonts w:ascii="Times New Roman" w:hAnsi="Times New Roman" w:eastAsia="Times New Roman" w:cs="Times New Roman"/>
-        </w:rPr>
-        <w:t xml:space="preserve"> </w:t>
-      </w:r>
-      <w:r>
-        <w:rPr>
-          <w:rFonts w:ascii="Times New Roman" w:hAnsi="Times New Roman" w:eastAsia="Times New Roman" w:cs="Times New Roman"/>
-        </w:rPr>
-        <w:t xml:space="preserve">3. </w:t>
-      </w:r>
-      <w:r>
-        <w:rPr>
-          <w:rFonts w:hint="eastAsia" w:ascii="Times New Roman" w:hAnsi="Times New Roman" w:eastAsia="FangSong" w:cs="Times New Roman"/>
-        </w:rPr>
-        <w:t>硼氢化</w:t>
-      </w:r>
-      <w:r>
-        <w:rPr>
-          <w:rFonts w:hint="eastAsia" w:ascii="Times New Roman" w:hAnsi="Times New Roman" w:eastAsia="Times New Roman" w:cs="Times New Roman"/>
-        </w:rPr>
-        <w:t>-</w:t>
-      </w:r>
-      <w:r>
-        <w:rPr>
-          <w:rFonts w:hint="eastAsia" w:ascii="Times New Roman" w:hAnsi="Times New Roman" w:eastAsia="FangSong" w:cs="Times New Roman"/>
-        </w:rPr>
-        <w:t>氧化反应如何实现反马氏加成的醇产物</w:t>
-      </w:r>
-      <w:r>
-        <w:rPr>
-          <w:rFonts w:hint="eastAsia" w:ascii="Times New Roman" w:hAnsi="Times New Roman" w:eastAsia="Times New Roman" w:cs="Times New Roman"/>
-        </w:rPr>
-        <w:t>？</w:t>
-      </w:r>
-      <w:r>
-        <w:rPr>
-          <w:rFonts w:ascii="Times New Roman" w:hAnsi="Times New Roman" w:eastAsia="Times New Roman" w:cs="Times New Roman"/>
-        </w:rPr>
-        <w:t xml:space="preserve"> </w:t>
-      </w:r>
-      <w:r>
-        <w:rPr>
-          <w:rFonts w:ascii="Times New Roman" w:hAnsi="Times New Roman" w:eastAsia="Times New Roman" w:cs="Times New Roman"/>
-        </w:rPr>
-        <w:t xml:space="preserve">4. </w:t>
-      </w:r>
-      <w:r>
-        <w:rPr>
-          <w:rFonts w:hint="eastAsia" w:ascii="Times New Roman" w:hAnsi="Times New Roman" w:eastAsia="FangSong" w:cs="Times New Roman"/>
-        </w:rPr>
-        <w:t>比较</w:t>
-      </w:r>
-      <w:r>
-        <w:rPr>
-          <w:rFonts w:hint="eastAsia" w:ascii="Times New Roman" w:hAnsi="Times New Roman" w:eastAsia="Times New Roman" w:cs="Times New Roman"/>
-        </w:rPr>
-        <w:t>HCl、HBr、HI</w:t>
-      </w:r>
-      <w:r>
-        <w:rPr>
-          <w:rFonts w:hint="eastAsia" w:ascii="Times New Roman" w:hAnsi="Times New Roman" w:eastAsia="FangSong" w:cs="Times New Roman"/>
-        </w:rPr>
-        <w:t>与烯烃加成的反应活性顺序</w:t>
-      </w:r>
-    </w:p>
-    <w:p>
-      <w:pPr>
-        <w:spacing w:before="160" w:after="80"/>
-      </w:pPr>
-      <w:r>
-        <w:pict>
-          <v:rect style="width:0;height:1.5pt" o:hralign="center" o:hrstd="t" o:hr="t"/>
-        </w:pict>
-      </w:r>
-    </w:p>
-    <w:bookmarkEnd w:id="297"/>
-    <w:bookmarkStart w:id="298" w:name="化学选择性多官能团选择性反应"/>
-    <w:p>
-      <w:pPr>
-        <w:pStyle w:val="Heading2"/>
-        <w:spacing w:before="280" w:after="80"/>
-        <w:keepNext/>
-      </w:pPr>
-      <w:r>
-        <w:rPr>
-          <w:rFonts w:ascii="Times New Roman" w:hAnsi="Times New Roman" w:eastAsia="Times New Roman" w:cs="Times New Roman"/>
-        </w:rPr>
-        <w:t xml:space="preserve">2.56 </w:t>
-      </w:r>
-      <w:r>
-        <w:rPr>
-          <w:rFonts w:hint="eastAsia" w:ascii="Times New Roman" w:hAnsi="Times New Roman" w:eastAsia="SimHei" w:cs="Times New Roman"/>
-        </w:rPr>
-        <w:t>化学选择性</w:t>
-      </w:r>
-      <w:r>
-        <w:rPr>
-          <w:rFonts w:hint="eastAsia" w:ascii="Times New Roman" w:hAnsi="Times New Roman" w:eastAsia="Times New Roman" w:cs="Times New Roman"/>
-        </w:rPr>
-        <w:t>：</w:t>
-      </w:r>
-      <w:r>
-        <w:rPr>
-          <w:rFonts w:hint="eastAsia" w:ascii="Times New Roman" w:hAnsi="Times New Roman" w:eastAsia="SimHei" w:cs="Times New Roman"/>
-        </w:rPr>
-        <w:t>多官能团选择性反应</w:t>
-      </w:r>
-    </w:p>
-    <w:p>
-      <w:pPr>
-        <w:pStyle w:val="FirstParagraph"/>
-      </w:pPr>
-      <w:r>
-        <w:rPr>
-          <w:rFonts w:hint="eastAsia" w:ascii="Times New Roman" w:hAnsi="Times New Roman" w:eastAsia="FangSong" w:cs="Times New Roman"/>
-        </w:rPr>
-        <w:t>当分子中存在多个可反应官能团时</w:t>
-      </w:r>
-      <w:r>
-        <w:rPr>
-          <w:rFonts w:hint="eastAsia" w:ascii="Times New Roman" w:hAnsi="Times New Roman" w:eastAsia="Times New Roman" w:cs="Times New Roman"/>
-        </w:rPr>
-        <w:t>，</w:t>
-      </w:r>
-      <w:r>
-        <w:rPr>
-          <w:rFonts w:hint="eastAsia" w:ascii="Times New Roman" w:hAnsi="Times New Roman" w:eastAsia="FangSong" w:cs="Times New Roman"/>
-        </w:rPr>
-        <w:t>化学选择性决定了反应的优先位点</w:t>
-      </w:r>
-      <w:r>
-        <w:rPr>
-          <w:rFonts w:hint="eastAsia" w:ascii="Times New Roman" w:hAnsi="Times New Roman" w:eastAsia="Times New Roman" w:cs="Times New Roman"/>
-        </w:rPr>
-        <w:t>。</w:t>
-      </w:r>
-    </w:p>
-    <w:p>
-      <w:pPr>
-        <w:pStyle w:val="BodyText"/>
-      </w:pPr>
-      <w:r>
-        <w:rPr>
-          <w:rFonts w:hint="eastAsia" w:ascii="Times New Roman" w:hAnsi="Times New Roman" w:eastAsia="FangSong" w:cs="Times New Roman"/>
-          <w:b/>
-          <w:bCs/>
-        </w:rPr>
-        <w:t xml:space="preserve">题目</w:t>
-      </w:r>
-      <w:r>
-        <w:rPr>
-          <w:rFonts w:hint="eastAsia" w:ascii="Times New Roman" w:hAnsi="Times New Roman" w:eastAsia="Times New Roman" w:cs="Times New Roman"/>
-        </w:rPr>
-        <w:t xml:space="preserve">：</w:t>
-      </w:r>
-      <w:r>
-        <w:rPr>
-          <w:rFonts w:ascii="Times New Roman" w:hAnsi="Times New Roman" w:eastAsia="Times New Roman" w:cs="Times New Roman"/>
-        </w:rPr>
-        <w:t xml:space="preserve"> </w:t>
-      </w:r>
-      <w:r>
-        <w:rPr>
-          <w:rFonts w:ascii="Times New Roman" w:hAnsi="Times New Roman" w:eastAsia="Times New Roman" w:cs="Times New Roman"/>
-        </w:rPr>
-        <w:t xml:space="preserve">1. </w:t>
-      </w:r>
-      <w:r>
-        <w:rPr>
-          <w:rFonts w:hint="eastAsia" w:ascii="Times New Roman" w:hAnsi="Times New Roman" w:eastAsia="FangSong" w:cs="Times New Roman"/>
-        </w:rPr>
-        <w:t>解释酮羰基</w:t>
-      </w:r>
-      <w:r>
-        <w:rPr>
-          <w:rFonts w:hint="eastAsia" w:ascii="Times New Roman" w:hAnsi="Times New Roman" w:eastAsia="Times New Roman" w:cs="Times New Roman"/>
-        </w:rPr>
-        <w:t>α-H（pKa</w:t>
-      </w:r>
-      <w:r>
-        <w:rPr>
-          <w:rFonts w:hint="eastAsia" w:ascii="Times New Roman" w:hAnsi="Times New Roman" w:eastAsia="Times New Roman" w:cs="Times New Roman"/>
-          <w:vertAlign w:val="subscript"/>
-        </w:rPr>
-        <w:t>20）</w:t>
-      </w:r>
-      <w:r>
-        <w:rPr>
-          <w:rFonts w:hint="eastAsia" w:ascii="Times New Roman" w:hAnsi="Times New Roman" w:eastAsia="FangSong" w:cs="Times New Roman"/>
-          <w:vertAlign w:val="subscript"/>
-        </w:rPr>
-        <w:t>与酯基</w:t>
-      </w:r>
-      <w:r>
-        <w:rPr>
-          <w:rFonts w:hint="eastAsia" w:ascii="Times New Roman" w:hAnsi="Times New Roman" w:eastAsia="Times New Roman" w:cs="Times New Roman"/>
-          <w:vertAlign w:val="subscript"/>
-        </w:rPr>
-        <w:t>α-H（pKa</w:t>
-      </w:r>
-      <w:r>
-        <w:rPr>
-          <w:rFonts w:hint="eastAsia" w:ascii="Times New Roman" w:hAnsi="Times New Roman" w:eastAsia="Times New Roman" w:cs="Times New Roman"/>
-        </w:rPr>
-        <w:t>25）</w:t>
-      </w:r>
-      <w:r>
-        <w:rPr>
-          <w:rFonts w:hint="eastAsia" w:ascii="Times New Roman" w:hAnsi="Times New Roman" w:eastAsia="FangSong" w:cs="Times New Roman"/>
-        </w:rPr>
-        <w:t>的酸性差异如何影响区域选择性</w:t>
-      </w:r>
-      <w:r>
-        <w:rPr>
-          <w:rFonts w:ascii="Times New Roman" w:hAnsi="Times New Roman" w:eastAsia="Times New Roman" w:cs="Times New Roman"/>
-        </w:rPr>
-        <w:t xml:space="preserve"> </w:t>
-      </w:r>
-      <w:r>
-        <w:rPr>
-          <w:rFonts w:ascii="Times New Roman" w:hAnsi="Times New Roman" w:eastAsia="Times New Roman" w:cs="Times New Roman"/>
-        </w:rPr>
-        <w:t xml:space="preserve">2. </w:t>
-      </w:r>
-      <w:r>
-        <w:rPr>
-          <w:rFonts w:hint="eastAsia" w:ascii="Times New Roman" w:hAnsi="Times New Roman" w:eastAsia="FangSong" w:cs="Times New Roman"/>
-        </w:rPr>
-        <w:t>在含酮基和酯基的分子中</w:t>
-      </w:r>
-      <w:r>
-        <w:rPr>
-          <w:rFonts w:hint="eastAsia" w:ascii="Times New Roman" w:hAnsi="Times New Roman" w:eastAsia="Times New Roman" w:cs="Times New Roman"/>
-        </w:rPr>
-        <w:t>，TMSCl/Et</w:t>
-      </w:r>
-      <w:r>
-        <w:rPr>
-          <w:rFonts w:hint="eastAsia" w:ascii="Times New Roman" w:hAnsi="Times New Roman" w:eastAsia="Times New Roman" w:cs="Times New Roman"/>
-          <w:vertAlign w:val="subscript"/>
-        </w:rPr>
-        <w:t>3</w:t>
-      </w:r>
-      <w:r>
-        <w:rPr>
-          <w:rFonts w:hint="eastAsia" w:ascii="Times New Roman" w:hAnsi="Times New Roman" w:eastAsia="Times New Roman" w:cs="Times New Roman"/>
-        </w:rPr>
-        <w:t>N</w:t>
-      </w:r>
-      <w:r>
-        <w:rPr>
-          <w:rFonts w:hint="eastAsia" w:ascii="Times New Roman" w:hAnsi="Times New Roman" w:eastAsia="FangSong" w:cs="Times New Roman"/>
-        </w:rPr>
-        <w:t>会选择性捕获哪个位置的烯醇盐</w:t>
-      </w:r>
-      <w:r>
-        <w:rPr>
-          <w:rFonts w:hint="eastAsia" w:ascii="Times New Roman" w:hAnsi="Times New Roman" w:eastAsia="Times New Roman" w:cs="Times New Roman"/>
-        </w:rPr>
-        <w:t>？</w:t>
-      </w:r>
-      <w:r>
-        <w:rPr>
-          <w:rFonts w:ascii="Times New Roman" w:hAnsi="Times New Roman" w:eastAsia="Times New Roman" w:cs="Times New Roman"/>
-        </w:rPr>
-        <w:t xml:space="preserve"> </w:t>
-      </w:r>
-      <w:r>
-        <w:rPr>
-          <w:rFonts w:ascii="Times New Roman" w:hAnsi="Times New Roman" w:eastAsia="Times New Roman" w:cs="Times New Roman"/>
-        </w:rPr>
-        <w:t xml:space="preserve">3. </w:t>
-      </w:r>
-      <w:r>
-        <w:rPr>
-          <w:rFonts w:hint="eastAsia" w:ascii="Times New Roman" w:hAnsi="Times New Roman" w:eastAsia="FangSong" w:cs="Times New Roman"/>
-        </w:rPr>
-        <w:t>设计一个三步反应方案</w:t>
-      </w:r>
-      <w:r>
-        <w:rPr>
-          <w:rFonts w:hint="eastAsia" w:ascii="Times New Roman" w:hAnsi="Times New Roman" w:eastAsia="Times New Roman" w:cs="Times New Roman"/>
-        </w:rPr>
-        <w:t>：</w:t>
-      </w:r>
-      <w:r>
-        <w:rPr>
-          <w:rFonts w:hint="eastAsia" w:ascii="Times New Roman" w:hAnsi="Times New Roman" w:eastAsia="FangSong" w:cs="Times New Roman"/>
-        </w:rPr>
-        <w:t>选择性还原酯基</w:t>
-      </w:r>
-      <w:r>
-        <w:rPr>
-          <w:rFonts w:hint="eastAsia" w:ascii="Times New Roman" w:hAnsi="Times New Roman" w:eastAsia="Times New Roman" w:cs="Times New Roman"/>
-        </w:rPr>
-        <w:t>（</w:t>
-      </w:r>
-      <w:r>
-        <w:rPr>
-          <w:rFonts w:hint="eastAsia" w:ascii="Times New Roman" w:hAnsi="Times New Roman" w:eastAsia="FangSong" w:cs="Times New Roman"/>
-        </w:rPr>
-        <w:t>不还原酮基</w:t>
-      </w:r>
-      <w:r>
-        <w:rPr>
-          <w:rFonts w:hint="eastAsia" w:ascii="Times New Roman" w:hAnsi="Times New Roman" w:eastAsia="Times New Roman" w:cs="Times New Roman"/>
-        </w:rPr>
-        <w:t>）、</w:t>
-      </w:r>
-      <w:r>
-        <w:rPr>
-          <w:rFonts w:hint="eastAsia" w:ascii="Times New Roman" w:hAnsi="Times New Roman" w:eastAsia="FangSong" w:cs="Times New Roman"/>
-        </w:rPr>
-        <w:t>保护羟基</w:t>
-      </w:r>
-      <w:r>
-        <w:rPr>
-          <w:rFonts w:hint="eastAsia" w:ascii="Times New Roman" w:hAnsi="Times New Roman" w:eastAsia="Times New Roman" w:cs="Times New Roman"/>
-        </w:rPr>
-        <w:t>、</w:t>
-      </w:r>
-      <w:r>
-        <w:rPr>
-          <w:rFonts w:hint="eastAsia" w:ascii="Times New Roman" w:hAnsi="Times New Roman" w:eastAsia="FangSong" w:cs="Times New Roman"/>
-        </w:rPr>
-        <w:t>氧化</w:t>
-      </w:r>
-      <w:r>
-        <w:rPr>
-          <w:rFonts w:ascii="Times New Roman" w:hAnsi="Times New Roman" w:eastAsia="Times New Roman" w:cs="Times New Roman"/>
-        </w:rPr>
-        <w:t xml:space="preserve"> </w:t>
-      </w:r>
-      <w:r>
-        <w:rPr>
-          <w:rFonts w:ascii="Times New Roman" w:hAnsi="Times New Roman" w:eastAsia="Times New Roman" w:cs="Times New Roman"/>
-        </w:rPr>
-        <w:t xml:space="preserve">4. </w:t>
-      </w:r>
-      <w:r>
-        <w:rPr>
-          <w:rFonts w:hint="eastAsia" w:ascii="Times New Roman" w:hAnsi="Times New Roman" w:eastAsia="FangSong" w:cs="Times New Roman"/>
-        </w:rPr>
-        <w:t>溶剂选择如何影响化学选择性</w:t>
-      </w:r>
-      <w:r>
-        <w:rPr>
-          <w:rFonts w:hint="eastAsia" w:ascii="Times New Roman" w:hAnsi="Times New Roman" w:eastAsia="Times New Roman" w:cs="Times New Roman"/>
-        </w:rPr>
-        <w:t>？</w:t>
-      </w:r>
-      <w:r>
-        <w:rPr>
-          <w:rFonts w:hint="eastAsia" w:ascii="Times New Roman" w:hAnsi="Times New Roman" w:eastAsia="FangSong" w:cs="Times New Roman"/>
-        </w:rPr>
-        <w:t>比较</w:t>
-      </w:r>
-      <w:r>
-        <w:rPr>
-          <w:rFonts w:hint="eastAsia" w:ascii="Times New Roman" w:hAnsi="Times New Roman" w:eastAsia="Times New Roman" w:cs="Times New Roman"/>
-        </w:rPr>
-        <w:t>THF</w:t>
-      </w:r>
-      <w:r>
-        <w:rPr>
-          <w:rFonts w:hint="eastAsia" w:ascii="Times New Roman" w:hAnsi="Times New Roman" w:eastAsia="FangSong" w:cs="Times New Roman"/>
-        </w:rPr>
-        <w:t>和</w:t>
-      </w:r>
-      <w:r>
-        <w:rPr>
-          <w:rFonts w:hint="eastAsia" w:ascii="Times New Roman" w:hAnsi="Times New Roman" w:eastAsia="Times New Roman" w:cs="Times New Roman"/>
-        </w:rPr>
-        <w:t>DCM</w:t>
-      </w:r>
-      <w:r>
-        <w:rPr>
-          <w:rFonts w:hint="eastAsia" w:ascii="Times New Roman" w:hAnsi="Times New Roman" w:eastAsia="FangSong" w:cs="Times New Roman"/>
-        </w:rPr>
-        <w:t>在还原反应中的作用</w:t>
-      </w:r>
-    </w:p>
-    <w:p>
-      <w:pPr>
-        <w:spacing w:before="160" w:after="80"/>
-      </w:pPr>
-      <w:r>
-        <w:pict>
-          <v:rect style="width:0;height:1.5pt" o:hralign="center" o:hrstd="t" o:hr="t"/>
-        </w:pict>
-      </w:r>
-    </w:p>
-    <w:bookmarkEnd w:id="298"/>
-    <w:bookmarkStart w:id="299" w:name="立体选择性烯烃加成的立体化学"/>
-    <w:p>
-      <w:pPr>
-        <w:pStyle w:val="Heading2"/>
-        <w:spacing w:before="280" w:after="80"/>
-        <w:keepNext/>
-      </w:pPr>
-      <w:r>
-        <w:rPr>
-          <w:rFonts w:ascii="Times New Roman" w:hAnsi="Times New Roman" w:eastAsia="Times New Roman" w:cs="Times New Roman"/>
-        </w:rPr>
-        <w:t xml:space="preserve">2.57 </w:t>
-      </w:r>
-      <w:r>
-        <w:rPr>
-          <w:rFonts w:hint="eastAsia" w:ascii="Times New Roman" w:hAnsi="Times New Roman" w:eastAsia="SimHei" w:cs="Times New Roman"/>
-        </w:rPr>
-        <w:t>立体选择性</w:t>
-      </w:r>
-      <w:r>
-        <w:rPr>
-          <w:rFonts w:hint="eastAsia" w:ascii="Times New Roman" w:hAnsi="Times New Roman" w:eastAsia="Times New Roman" w:cs="Times New Roman"/>
-        </w:rPr>
-        <w:t>：</w:t>
-      </w:r>
-      <w:r>
-        <w:rPr>
-          <w:rFonts w:hint="eastAsia" w:ascii="Times New Roman" w:hAnsi="Times New Roman" w:eastAsia="SimHei" w:cs="Times New Roman"/>
-        </w:rPr>
-        <w:t>烯烃加成的立体化学</w:t>
-      </w:r>
-    </w:p>
-    <w:p>
-      <w:pPr>
-        <w:pStyle w:val="FirstParagraph"/>
-      </w:pPr>
-      <w:r>
-        <w:rPr>
-          <w:rFonts w:hint="eastAsia" w:ascii="Times New Roman" w:hAnsi="Times New Roman" w:eastAsia="FangSong" w:cs="Times New Roman"/>
-        </w:rPr>
-        <w:t>烯烃的加成反应产物的立体化学由反应机理决定</w:t>
-      </w:r>
-      <w:r>
-        <w:rPr>
-          <w:rFonts w:hint="eastAsia" w:ascii="Times New Roman" w:hAnsi="Times New Roman" w:eastAsia="Times New Roman" w:cs="Times New Roman"/>
-        </w:rPr>
-        <w:t>。</w:t>
-      </w:r>
-    </w:p>
-    <w:p>
-      <w:pPr>
-        <w:pStyle w:val="BodyText"/>
-      </w:pPr>
-      <w:r>
-        <w:rPr>
-          <w:rFonts w:hint="eastAsia" w:ascii="Times New Roman" w:hAnsi="Times New Roman" w:eastAsia="FangSong" w:cs="Times New Roman"/>
-          <w:b/>
-          <w:bCs/>
-        </w:rPr>
-        <w:t xml:space="preserve">题目</w:t>
-      </w:r>
-      <w:r>
-        <w:rPr>
-          <w:rFonts w:hint="eastAsia" w:ascii="Times New Roman" w:hAnsi="Times New Roman" w:eastAsia="Times New Roman" w:cs="Times New Roman"/>
-        </w:rPr>
-        <w:t xml:space="preserve">：</w:t>
-      </w:r>
-      <w:r>
-        <w:rPr>
-          <w:rFonts w:ascii="Times New Roman" w:hAnsi="Times New Roman" w:eastAsia="Times New Roman" w:cs="Times New Roman"/>
-        </w:rPr>
-        <w:t xml:space="preserve"> </w:t>
-      </w:r>
-      <w:r>
-        <w:rPr>
-          <w:rFonts w:ascii="Times New Roman" w:hAnsi="Times New Roman" w:eastAsia="Times New Roman" w:cs="Times New Roman"/>
-        </w:rPr>
-        <w:t xml:space="preserve">1. </w:t>
-      </w:r>
-      <w:r>
-        <w:rPr>
-          <w:rFonts w:hint="eastAsia" w:ascii="Times New Roman" w:hAnsi="Times New Roman" w:eastAsia="Times New Roman" w:cs="Times New Roman"/>
-        </w:rPr>
-        <w:t>Br</w:t>
-      </w:r>
-      <w:r>
-        <w:rPr>
-          <w:rFonts w:hint="eastAsia" w:ascii="Times New Roman" w:hAnsi="Times New Roman" w:eastAsia="Times New Roman" w:cs="Times New Roman"/>
-          <w:vertAlign w:val="subscript"/>
-        </w:rPr>
-        <w:t>2</w:t>
-      </w:r>
-      <w:r>
-        <w:rPr>
-          <w:rFonts w:hint="eastAsia" w:ascii="Times New Roman" w:hAnsi="Times New Roman" w:eastAsia="FangSong" w:cs="Times New Roman"/>
-        </w:rPr>
-        <w:t>与烯烃的加成为什么是</w:t>
-      </w:r>
-      <w:r>
-        <w:rPr>
-          <w:rFonts w:hint="eastAsia" w:ascii="Times New Roman" w:hAnsi="Times New Roman" w:eastAsia="Times New Roman" w:cs="Times New Roman"/>
-        </w:rPr>
-        <w:t>anti</w:t>
-      </w:r>
-      <w:r>
-        <w:rPr>
-          <w:rFonts w:hint="eastAsia" w:ascii="Times New Roman" w:hAnsi="Times New Roman" w:eastAsia="FangSong" w:cs="Times New Roman"/>
-        </w:rPr>
-        <w:t>加成</w:t>
-      </w:r>
-      <w:r>
-        <w:rPr>
-          <w:rFonts w:hint="eastAsia" w:ascii="Times New Roman" w:hAnsi="Times New Roman" w:eastAsia="Times New Roman" w:cs="Times New Roman"/>
-        </w:rPr>
-        <w:t>？</w:t>
-      </w:r>
-      <w:r>
-        <w:rPr>
-          <w:rFonts w:hint="eastAsia" w:ascii="Times New Roman" w:hAnsi="Times New Roman" w:eastAsia="FangSong" w:cs="Times New Roman"/>
-        </w:rPr>
-        <w:t>画出溴鎓离子中间体解释</w:t>
-      </w:r>
-      <w:r>
-        <w:rPr>
-          <w:rFonts w:ascii="Times New Roman" w:hAnsi="Times New Roman" w:eastAsia="Times New Roman" w:cs="Times New Roman"/>
-        </w:rPr>
-        <w:t xml:space="preserve"> </w:t>
-      </w:r>
-      <w:r>
-        <w:rPr>
-          <w:rFonts w:ascii="Times New Roman" w:hAnsi="Times New Roman" w:eastAsia="Times New Roman" w:cs="Times New Roman"/>
-        </w:rPr>
-        <w:t xml:space="preserve">2. </w:t>
-      </w:r>
-      <w:r>
-        <w:rPr>
-          <w:rFonts w:hint="eastAsia" w:ascii="Times New Roman" w:hAnsi="Times New Roman" w:eastAsia="FangSong" w:cs="Times New Roman"/>
-        </w:rPr>
-        <w:t>硼氢化反应为什么是</w:t>
-      </w:r>
-      <w:r>
-        <w:rPr>
-          <w:rFonts w:hint="eastAsia" w:ascii="Times New Roman" w:hAnsi="Times New Roman" w:eastAsia="Times New Roman" w:cs="Times New Roman"/>
-        </w:rPr>
-        <w:t>syn</w:t>
-      </w:r>
-      <w:r>
-        <w:rPr>
-          <w:rFonts w:hint="eastAsia" w:ascii="Times New Roman" w:hAnsi="Times New Roman" w:eastAsia="FangSong" w:cs="Times New Roman"/>
-        </w:rPr>
-        <w:t>加成</w:t>
-      </w:r>
-      <w:r>
-        <w:rPr>
-          <w:rFonts w:hint="eastAsia" w:ascii="Times New Roman" w:hAnsi="Times New Roman" w:eastAsia="Times New Roman" w:cs="Times New Roman"/>
-        </w:rPr>
-        <w:t>？</w:t>
-      </w:r>
-      <w:r>
-        <w:rPr>
-          <w:rFonts w:ascii="Times New Roman" w:hAnsi="Times New Roman" w:eastAsia="Times New Roman" w:cs="Times New Roman"/>
-        </w:rPr>
-        <w:t xml:space="preserve"> </w:t>
-      </w:r>
-      <w:r>
-        <w:rPr>
-          <w:rFonts w:ascii="Times New Roman" w:hAnsi="Times New Roman" w:eastAsia="Times New Roman" w:cs="Times New Roman"/>
-        </w:rPr>
-        <w:t xml:space="preserve">3. </w:t>
-      </w:r>
-      <w:r>
-        <w:rPr>
-          <w:rFonts w:hint="eastAsia" w:ascii="Times New Roman" w:hAnsi="Times New Roman" w:eastAsia="FangSong" w:cs="Times New Roman"/>
-        </w:rPr>
-        <w:t>环己烯的催化加氢为什么得到顺式产物</w:t>
-      </w:r>
-      <w:r>
-        <w:rPr>
-          <w:rFonts w:hint="eastAsia" w:ascii="Times New Roman" w:hAnsi="Times New Roman" w:eastAsia="Times New Roman" w:cs="Times New Roman"/>
-        </w:rPr>
-        <w:t>？</w:t>
-      </w:r>
-      <w:r>
-        <w:rPr>
-          <w:rFonts w:ascii="Times New Roman" w:hAnsi="Times New Roman" w:eastAsia="Times New Roman" w:cs="Times New Roman"/>
-        </w:rPr>
-        <w:t xml:space="preserve"> </w:t>
-      </w:r>
-      <w:r>
-        <w:rPr>
-          <w:rFonts w:ascii="Times New Roman" w:hAnsi="Times New Roman" w:eastAsia="Times New Roman" w:cs="Times New Roman"/>
-        </w:rPr>
-        <w:t xml:space="preserve">4. </w:t>
-      </w:r>
-      <w:r>
-        <w:rPr>
-          <w:rFonts w:hint="eastAsia" w:ascii="Times New Roman" w:hAnsi="Times New Roman" w:eastAsia="Times New Roman" w:cs="Times New Roman"/>
-        </w:rPr>
-        <w:t>mCPBA</w:t>
-      </w:r>
-      <w:r>
-        <w:rPr>
-          <w:rFonts w:hint="eastAsia" w:ascii="Times New Roman" w:hAnsi="Times New Roman" w:eastAsia="FangSong" w:cs="Times New Roman"/>
-        </w:rPr>
-        <w:t>环氧化反应的立体化学特征是什么</w:t>
-      </w:r>
-      <w:r>
-        <w:rPr>
-          <w:rFonts w:hint="eastAsia" w:ascii="Times New Roman" w:hAnsi="Times New Roman" w:eastAsia="Times New Roman" w:cs="Times New Roman"/>
-        </w:rPr>
-        <w:t>？</w:t>
-      </w:r>
-      <w:r>
-        <w:rPr>
-          <w:rFonts w:hint="eastAsia" w:ascii="Times New Roman" w:hAnsi="Times New Roman" w:eastAsia="FangSong" w:cs="Times New Roman"/>
-        </w:rPr>
-        <w:t>产物保持还是翻转烯烃构型</w:t>
-      </w:r>
-      <w:r>
-        <w:rPr>
-          <w:rFonts w:hint="eastAsia" w:ascii="Times New Roman" w:hAnsi="Times New Roman" w:eastAsia="Times New Roman" w:cs="Times New Roman"/>
-        </w:rPr>
-        <w:t>？</w:t>
-      </w:r>
-    </w:p>
-    <w:p>
-      <w:pPr>
-        <w:spacing w:before="160" w:after="80"/>
-      </w:pPr>
-      <w:r>
-        <w:pict>
-          <v:rect style="width:0;height:1.5pt" o:hralign="center" o:hrstd="t" o:hr="t"/>
-        </w:pict>
-      </w:r>
-    </w:p>
-    <w:bookmarkEnd w:id="299"/>
-    <w:bookmarkStart w:id="300" w:name="claisen重排的机理与立体化学"/>
-    <w:p>
-      <w:pPr>
-        <w:pStyle w:val="Heading2"/>
-        <w:spacing w:before="280" w:after="80"/>
-        <w:keepNext/>
-      </w:pPr>
-      <w:r>
-        <w:rPr>
-          <w:rFonts w:ascii="Times New Roman" w:hAnsi="Times New Roman" w:eastAsia="Times New Roman" w:cs="Times New Roman"/>
-        </w:rPr>
-        <w:t xml:space="preserve">2.58 </w:t>
-      </w:r>
-      <w:r>
-        <w:rPr>
-          <w:rFonts w:hint="eastAsia" w:ascii="Times New Roman" w:hAnsi="Times New Roman" w:eastAsia="Times New Roman" w:cs="Times New Roman"/>
-        </w:rPr>
-        <w:t>Claisen</w:t>
-      </w:r>
-      <w:r>
-        <w:rPr>
-          <w:rFonts w:hint="eastAsia" w:ascii="Times New Roman" w:hAnsi="Times New Roman" w:eastAsia="SimHei" w:cs="Times New Roman"/>
-        </w:rPr>
-        <w:t>重排的机理与立体化学</w:t>
-      </w:r>
-    </w:p>
-    <w:p>
-      <w:pPr>
-        <w:pStyle w:val="FirstParagraph"/>
-      </w:pPr>
-      <w:r>
-        <w:rPr>
-          <w:rFonts w:hint="eastAsia" w:ascii="Times New Roman" w:hAnsi="Times New Roman" w:eastAsia="Times New Roman" w:cs="Times New Roman"/>
-        </w:rPr>
-        <w:t>Claisen</w:t>
-      </w:r>
-      <w:r>
-        <w:rPr>
-          <w:rFonts w:hint="eastAsia" w:ascii="Times New Roman" w:hAnsi="Times New Roman" w:eastAsia="FangSong" w:cs="Times New Roman"/>
-        </w:rPr>
-        <w:t>重排是经典的</w:t>
-      </w:r>
-      <w:r>
-        <w:rPr>
-          <w:rFonts w:hint="eastAsia" w:ascii="Times New Roman" w:hAnsi="Times New Roman" w:eastAsia="Times New Roman" w:cs="Times New Roman"/>
-        </w:rPr>
-        <w:t>[3,3]-σ</w:t>
-      </w:r>
-      <w:r>
-        <w:rPr>
-          <w:rFonts w:hint="eastAsia" w:ascii="Times New Roman" w:hAnsi="Times New Roman" w:eastAsia="FangSong" w:cs="Times New Roman"/>
-        </w:rPr>
-        <w:t>迁移反应</w:t>
-      </w:r>
-      <w:r>
-        <w:rPr>
-          <w:rFonts w:hint="eastAsia" w:ascii="Times New Roman" w:hAnsi="Times New Roman" w:eastAsia="Times New Roman" w:cs="Times New Roman"/>
-        </w:rPr>
-        <w:t>，</w:t>
-      </w:r>
-      <w:r>
-        <w:rPr>
-          <w:rFonts w:hint="eastAsia" w:ascii="Times New Roman" w:hAnsi="Times New Roman" w:eastAsia="FangSong" w:cs="Times New Roman"/>
-        </w:rPr>
-        <w:t>烯丙基乙烯基醚重排为</w:t>
-      </w:r>
-      <w:r>
-        <w:rPr>
-          <w:rFonts w:hint="eastAsia" w:ascii="Times New Roman" w:hAnsi="Times New Roman" w:eastAsia="Times New Roman" w:cs="Times New Roman"/>
-        </w:rPr>
-        <w:t>γ,δ-</w:t>
-      </w:r>
-      <w:r>
-        <w:rPr>
-          <w:rFonts w:hint="eastAsia" w:ascii="Times New Roman" w:hAnsi="Times New Roman" w:eastAsia="FangSong" w:cs="Times New Roman"/>
-        </w:rPr>
-        <w:t>不饱和羰基化合物</w:t>
-      </w:r>
-      <w:r>
-        <w:rPr>
-          <w:rFonts w:hint="eastAsia" w:ascii="Times New Roman" w:hAnsi="Times New Roman" w:eastAsia="Times New Roman" w:cs="Times New Roman"/>
-        </w:rPr>
-        <w:t>。</w:t>
-      </w:r>
-    </w:p>
-    <w:p>
-      <w:pPr>
-        <w:pStyle w:val="BodyText"/>
-      </w:pPr>
-      <w:r>
-        <w:rPr>
-          <w:rFonts w:hint="eastAsia" w:ascii="Times New Roman" w:hAnsi="Times New Roman" w:eastAsia="FangSong" w:cs="Times New Roman"/>
-          <w:b/>
-          <w:bCs/>
-        </w:rPr>
-        <w:t xml:space="preserve">题目</w:t>
-      </w:r>
-      <w:r>
-        <w:rPr>
-          <w:rFonts w:hint="eastAsia" w:ascii="Times New Roman" w:hAnsi="Times New Roman" w:eastAsia="Times New Roman" w:cs="Times New Roman"/>
-        </w:rPr>
-        <w:t xml:space="preserve">：</w:t>
-      </w:r>
-      <w:r>
-        <w:rPr>
-          <w:rFonts w:ascii="Times New Roman" w:hAnsi="Times New Roman" w:eastAsia="Times New Roman" w:cs="Times New Roman"/>
-        </w:rPr>
-        <w:t xml:space="preserve"> </w:t>
-      </w:r>
-      <w:r>
-        <w:rPr>
-          <w:rFonts w:ascii="Times New Roman" w:hAnsi="Times New Roman" w:eastAsia="Times New Roman" w:cs="Times New Roman"/>
-        </w:rPr>
-        <w:t xml:space="preserve">1. </w:t>
-      </w:r>
-      <w:r>
-        <w:rPr>
-          <w:rFonts w:hint="eastAsia" w:ascii="Times New Roman" w:hAnsi="Times New Roman" w:eastAsia="FangSong" w:cs="Times New Roman"/>
-        </w:rPr>
-        <w:t>画出</w:t>
-      </w:r>
-      <w:r>
-        <w:rPr>
-          <w:rFonts w:hint="eastAsia" w:ascii="Times New Roman" w:hAnsi="Times New Roman" w:eastAsia="Times New Roman" w:cs="Times New Roman"/>
-        </w:rPr>
-        <w:t>Claisen</w:t>
-      </w:r>
-      <w:r>
-        <w:rPr>
-          <w:rFonts w:hint="eastAsia" w:ascii="Times New Roman" w:hAnsi="Times New Roman" w:eastAsia="FangSong" w:cs="Times New Roman"/>
-        </w:rPr>
-        <w:t>重排的环状过渡态</w:t>
-      </w:r>
-      <w:r>
-        <w:rPr>
-          <w:rFonts w:hint="eastAsia" w:ascii="Times New Roman" w:hAnsi="Times New Roman" w:eastAsia="Times New Roman" w:cs="Times New Roman"/>
-        </w:rPr>
-        <w:t>（</w:t>
-      </w:r>
-      <w:r>
-        <w:rPr>
-          <w:rFonts w:hint="eastAsia" w:ascii="Times New Roman" w:hAnsi="Times New Roman" w:eastAsia="FangSong" w:cs="Times New Roman"/>
-        </w:rPr>
-        <w:t>椅式构象</w:t>
-      </w:r>
-      <w:r>
-        <w:rPr>
-          <w:rFonts w:hint="eastAsia" w:ascii="Times New Roman" w:hAnsi="Times New Roman" w:eastAsia="Times New Roman" w:cs="Times New Roman"/>
-        </w:rPr>
-        <w:t>），</w:t>
-      </w:r>
-      <w:r>
-        <w:rPr>
-          <w:rFonts w:hint="eastAsia" w:ascii="Times New Roman" w:hAnsi="Times New Roman" w:eastAsia="FangSong" w:cs="Times New Roman"/>
-        </w:rPr>
-        <w:t>说明</w:t>
-      </w:r>
-      <w:r>
-        <w:rPr>
-          <w:rFonts w:hint="eastAsia" w:ascii="Times New Roman" w:hAnsi="Times New Roman" w:eastAsia="Times New Roman" w:cs="Times New Roman"/>
-        </w:rPr>
-        <w:t>[3,3]-σ</w:t>
-      </w:r>
-      <w:r>
-        <w:rPr>
-          <w:rFonts w:hint="eastAsia" w:ascii="Times New Roman" w:hAnsi="Times New Roman" w:eastAsia="FangSong" w:cs="Times New Roman"/>
-        </w:rPr>
-        <w:t>迁移的含义</w:t>
-      </w:r>
-      <w:r>
-        <w:rPr>
-          <w:rFonts w:ascii="Times New Roman" w:hAnsi="Times New Roman" w:eastAsia="Times New Roman" w:cs="Times New Roman"/>
-        </w:rPr>
-        <w:t xml:space="preserve"> </w:t>
-      </w:r>
-      <w:r>
-        <w:rPr>
-          <w:rFonts w:ascii="Times New Roman" w:hAnsi="Times New Roman" w:eastAsia="Times New Roman" w:cs="Times New Roman"/>
-        </w:rPr>
-        <w:t xml:space="preserve">2. </w:t>
-      </w:r>
-      <w:r>
-        <w:rPr>
-          <w:rFonts w:hint="eastAsia" w:ascii="Times New Roman" w:hAnsi="Times New Roman" w:eastAsia="Times New Roman" w:cs="Times New Roman"/>
-        </w:rPr>
-        <w:t>Claisen</w:t>
-      </w:r>
-      <w:r>
-        <w:rPr>
-          <w:rFonts w:hint="eastAsia" w:ascii="Times New Roman" w:hAnsi="Times New Roman" w:eastAsia="FangSong" w:cs="Times New Roman"/>
-        </w:rPr>
-        <w:t>重排的立体化学特征是什么</w:t>
-      </w:r>
-      <w:r>
-        <w:rPr>
-          <w:rFonts w:hint="eastAsia" w:ascii="Times New Roman" w:hAnsi="Times New Roman" w:eastAsia="Times New Roman" w:cs="Times New Roman"/>
-        </w:rPr>
-        <w:t>？</w:t>
-      </w:r>
-      <w:r>
-        <w:rPr>
-          <w:rFonts w:hint="eastAsia" w:ascii="Times New Roman" w:hAnsi="Times New Roman" w:eastAsia="FangSong" w:cs="Times New Roman"/>
-        </w:rPr>
-        <w:t>椅式过渡态如何控制产物构型</w:t>
-      </w:r>
-      <w:r>
-        <w:rPr>
-          <w:rFonts w:hint="eastAsia" w:ascii="Times New Roman" w:hAnsi="Times New Roman" w:eastAsia="Times New Roman" w:cs="Times New Roman"/>
-        </w:rPr>
-        <w:t>？</w:t>
-      </w:r>
-      <w:r>
-        <w:rPr>
-          <w:rFonts w:ascii="Times New Roman" w:hAnsi="Times New Roman" w:eastAsia="Times New Roman" w:cs="Times New Roman"/>
-        </w:rPr>
-        <w:t xml:space="preserve"> </w:t>
-      </w:r>
-      <w:r>
-        <w:rPr>
-          <w:rFonts w:ascii="Times New Roman" w:hAnsi="Times New Roman" w:eastAsia="Times New Roman" w:cs="Times New Roman"/>
-        </w:rPr>
-        <w:t xml:space="preserve">3. </w:t>
-      </w:r>
-      <w:r>
-        <w:rPr>
-          <w:rFonts w:hint="eastAsia" w:ascii="Times New Roman" w:hAnsi="Times New Roman" w:eastAsia="FangSong" w:cs="Times New Roman"/>
-        </w:rPr>
-        <w:t>芳香族</w:t>
-      </w:r>
-      <w:r>
-        <w:rPr>
-          <w:rFonts w:hint="eastAsia" w:ascii="Times New Roman" w:hAnsi="Times New Roman" w:eastAsia="Times New Roman" w:cs="Times New Roman"/>
-        </w:rPr>
-        <w:t>Claisen</w:t>
-      </w:r>
-      <w:r>
-        <w:rPr>
-          <w:rFonts w:hint="eastAsia" w:ascii="Times New Roman" w:hAnsi="Times New Roman" w:eastAsia="FangSong" w:cs="Times New Roman"/>
-        </w:rPr>
-        <w:t>重排</w:t>
-      </w:r>
-      <w:r>
-        <w:rPr>
-          <w:rFonts w:hint="eastAsia" w:ascii="Times New Roman" w:hAnsi="Times New Roman" w:eastAsia="Times New Roman" w:cs="Times New Roman"/>
-        </w:rPr>
-        <w:t>（</w:t>
-      </w:r>
-      <w:r>
-        <w:rPr>
-          <w:rFonts w:hint="eastAsia" w:ascii="Times New Roman" w:hAnsi="Times New Roman" w:eastAsia="FangSong" w:cs="Times New Roman"/>
-        </w:rPr>
-        <w:t>如烯丙基苯基醚重排</w:t>
-      </w:r>
-      <w:r>
-        <w:rPr>
-          <w:rFonts w:hint="eastAsia" w:ascii="Times New Roman" w:hAnsi="Times New Roman" w:eastAsia="Times New Roman" w:cs="Times New Roman"/>
-        </w:rPr>
-        <w:t>）</w:t>
-      </w:r>
-      <w:r>
-        <w:rPr>
-          <w:rFonts w:hint="eastAsia" w:ascii="Times New Roman" w:hAnsi="Times New Roman" w:eastAsia="FangSong" w:cs="Times New Roman"/>
-        </w:rPr>
-        <w:t>的产物有什么特殊之处</w:t>
-      </w:r>
-      <w:r>
-        <w:rPr>
-          <w:rFonts w:hint="eastAsia" w:ascii="Times New Roman" w:hAnsi="Times New Roman" w:eastAsia="Times New Roman" w:cs="Times New Roman"/>
-        </w:rPr>
-        <w:t>？</w:t>
-      </w:r>
-      <w:r>
-        <w:rPr>
-          <w:rFonts w:ascii="Times New Roman" w:hAnsi="Times New Roman" w:eastAsia="Times New Roman" w:cs="Times New Roman"/>
-        </w:rPr>
-        <w:t xml:space="preserve"> </w:t>
-      </w:r>
-      <w:r>
-        <w:rPr>
-          <w:rFonts w:ascii="Times New Roman" w:hAnsi="Times New Roman" w:eastAsia="Times New Roman" w:cs="Times New Roman"/>
-        </w:rPr>
-        <w:t xml:space="preserve">4. </w:t>
-      </w:r>
-      <w:r>
-        <w:rPr>
-          <w:rFonts w:hint="eastAsia" w:ascii="Times New Roman" w:hAnsi="Times New Roman" w:eastAsia="Times New Roman" w:cs="Times New Roman"/>
-        </w:rPr>
-        <w:t>Cope</w:t>
-      </w:r>
-      <w:r>
-        <w:rPr>
-          <w:rFonts w:hint="eastAsia" w:ascii="Times New Roman" w:hAnsi="Times New Roman" w:eastAsia="FangSong" w:cs="Times New Roman"/>
-        </w:rPr>
-        <w:t>重排与</w:t>
-      </w:r>
-      <w:r>
-        <w:rPr>
-          <w:rFonts w:hint="eastAsia" w:ascii="Times New Roman" w:hAnsi="Times New Roman" w:eastAsia="Times New Roman" w:cs="Times New Roman"/>
-        </w:rPr>
-        <w:t>Claisen</w:t>
-      </w:r>
-      <w:r>
-        <w:rPr>
-          <w:rFonts w:hint="eastAsia" w:ascii="Times New Roman" w:hAnsi="Times New Roman" w:eastAsia="FangSong" w:cs="Times New Roman"/>
-        </w:rPr>
-        <w:t>重排的异同点是什么</w:t>
-      </w:r>
-      <w:r>
-        <w:rPr>
-          <w:rFonts w:hint="eastAsia" w:ascii="Times New Roman" w:hAnsi="Times New Roman" w:eastAsia="Times New Roman" w:cs="Times New Roman"/>
-        </w:rPr>
-        <w:t>？</w:t>
-      </w:r>
-    </w:p>
-    <w:p>
-      <w:pPr>
-        <w:spacing w:before="160" w:after="80"/>
-      </w:pPr>
-      <w:r>
-        <w:pict>
-          <v:rect style="width:0;height:1.5pt" o:hralign="center" o:hrstd="t" o:hr="t"/>
-        </w:pict>
-      </w:r>
-    </w:p>
-    <w:bookmarkEnd w:id="300"/>
-    <w:bookmarkStart w:id="301" w:name="光照条件下22环加成的立体化学"/>
-    <w:p>
-      <w:pPr>
-        <w:pStyle w:val="Heading2"/>
-        <w:spacing w:before="280" w:after="80"/>
-        <w:keepNext/>
-      </w:pPr>
-      <w:r>
-        <w:rPr>
-          <w:rFonts w:ascii="Times New Roman" w:hAnsi="Times New Roman" w:eastAsia="Times New Roman" w:cs="Times New Roman"/>
-        </w:rPr>
-        <w:t xml:space="preserve">2.59 </w:t>
-      </w:r>
-      <w:r>
-        <w:rPr>
-          <w:rFonts w:hint="eastAsia" w:ascii="Times New Roman" w:hAnsi="Times New Roman" w:eastAsia="SimHei" w:cs="Times New Roman"/>
-        </w:rPr>
-        <w:t>光照条件下</w:t>
-      </w:r>
-      <w:r>
-        <w:rPr>
-          <w:rFonts w:hint="eastAsia" w:ascii="Times New Roman" w:hAnsi="Times New Roman" w:eastAsia="Times New Roman" w:cs="Times New Roman"/>
-        </w:rPr>
-        <w:t>[2+2]</w:t>
-      </w:r>
-      <w:r>
-        <w:rPr>
-          <w:rFonts w:hint="eastAsia" w:ascii="Times New Roman" w:hAnsi="Times New Roman" w:eastAsia="SimHei" w:cs="Times New Roman"/>
-        </w:rPr>
-        <w:t>环加成的立体化学</w:t>
-      </w:r>
-    </w:p>
-    <w:p>
-      <w:pPr>
-        <w:pStyle w:val="FirstParagraph"/>
-      </w:pPr>
-      <w:r>
-        <w:rPr>
-          <w:rFonts w:hint="eastAsia" w:ascii="Times New Roman" w:hAnsi="Times New Roman" w:eastAsia="Times New Roman" w:cs="Times New Roman"/>
-        </w:rPr>
-        <w:t>[2+2]</w:t>
-      </w:r>
-      <w:r>
-        <w:rPr>
-          <w:rFonts w:hint="eastAsia" w:ascii="Times New Roman" w:hAnsi="Times New Roman" w:eastAsia="FangSong" w:cs="Times New Roman"/>
-        </w:rPr>
-        <w:t>环加成在热条件下禁阻</w:t>
-      </w:r>
-      <w:r>
-        <w:rPr>
-          <w:rFonts w:hint="eastAsia" w:ascii="Times New Roman" w:hAnsi="Times New Roman" w:eastAsia="Times New Roman" w:cs="Times New Roman"/>
-        </w:rPr>
-        <w:t>，</w:t>
-      </w:r>
-      <w:r>
-        <w:rPr>
-          <w:rFonts w:hint="eastAsia" w:ascii="Times New Roman" w:hAnsi="Times New Roman" w:eastAsia="FangSong" w:cs="Times New Roman"/>
-        </w:rPr>
-        <w:t>但在光条件下允许</w:t>
-      </w:r>
-      <w:r>
-        <w:rPr>
-          <w:rFonts w:hint="eastAsia" w:ascii="Times New Roman" w:hAnsi="Times New Roman" w:eastAsia="Times New Roman" w:cs="Times New Roman"/>
-        </w:rPr>
-        <w:t>。</w:t>
-      </w:r>
-    </w:p>
-    <w:p>
-      <w:pPr>
-        <w:pStyle w:val="BodyText"/>
-      </w:pPr>
-      <w:r>
-        <w:rPr>
-          <w:rFonts w:hint="eastAsia" w:ascii="Times New Roman" w:hAnsi="Times New Roman" w:eastAsia="FangSong" w:cs="Times New Roman"/>
-          <w:b/>
-          <w:bCs/>
-        </w:rPr>
-        <w:t xml:space="preserve">题目</w:t>
-      </w:r>
-      <w:r>
-        <w:rPr>
-          <w:rFonts w:hint="eastAsia" w:ascii="Times New Roman" w:hAnsi="Times New Roman" w:eastAsia="Times New Roman" w:cs="Times New Roman"/>
-        </w:rPr>
-        <w:t xml:space="preserve">：</w:t>
-      </w:r>
-      <w:r>
-        <w:rPr>
-          <w:rFonts w:ascii="Times New Roman" w:hAnsi="Times New Roman" w:eastAsia="Times New Roman" w:cs="Times New Roman"/>
-        </w:rPr>
-        <w:t xml:space="preserve"> </w:t>
-      </w:r>
-      <w:r>
-        <w:rPr>
-          <w:rFonts w:ascii="Times New Roman" w:hAnsi="Times New Roman" w:eastAsia="Times New Roman" w:cs="Times New Roman"/>
-        </w:rPr>
-        <w:t xml:space="preserve">1. </w:t>
-      </w:r>
-      <w:r>
-        <w:rPr>
-          <w:rFonts w:hint="eastAsia" w:ascii="Times New Roman" w:hAnsi="Times New Roman" w:eastAsia="FangSong" w:cs="Times New Roman"/>
-        </w:rPr>
-        <w:t>从分子轨道对称性角度</w:t>
-      </w:r>
-      <w:r>
-        <w:rPr>
-          <w:rFonts w:hint="eastAsia" w:ascii="Times New Roman" w:hAnsi="Times New Roman" w:eastAsia="Times New Roman" w:cs="Times New Roman"/>
-        </w:rPr>
-        <w:t>，</w:t>
-      </w:r>
-      <w:r>
-        <w:rPr>
-          <w:rFonts w:hint="eastAsia" w:ascii="Times New Roman" w:hAnsi="Times New Roman" w:eastAsia="FangSong" w:cs="Times New Roman"/>
-        </w:rPr>
-        <w:t>解释</w:t>
-      </w:r>
-      <w:r>
-        <w:rPr>
-          <w:rFonts w:hint="eastAsia" w:ascii="Times New Roman" w:hAnsi="Times New Roman" w:eastAsia="Times New Roman" w:cs="Times New Roman"/>
-        </w:rPr>
-        <w:t>[2+2]</w:t>
-      </w:r>
-      <w:r>
-        <w:rPr>
-          <w:rFonts w:hint="eastAsia" w:ascii="Times New Roman" w:hAnsi="Times New Roman" w:eastAsia="FangSong" w:cs="Times New Roman"/>
-        </w:rPr>
-        <w:t>环加成在热条件下为什么是禁阻的</w:t>
-      </w:r>
-      <w:r>
-        <w:rPr>
-          <w:rFonts w:ascii="Times New Roman" w:hAnsi="Times New Roman" w:eastAsia="Times New Roman" w:cs="Times New Roman"/>
-        </w:rPr>
-        <w:t xml:space="preserve"> </w:t>
-      </w:r>
-      <w:r>
-        <w:rPr>
-          <w:rFonts w:ascii="Times New Roman" w:hAnsi="Times New Roman" w:eastAsia="Times New Roman" w:cs="Times New Roman"/>
-        </w:rPr>
-        <w:t xml:space="preserve">2. </w:t>
-      </w:r>
-      <w:r>
-        <w:rPr>
-          <w:rFonts w:hint="eastAsia" w:ascii="Times New Roman" w:hAnsi="Times New Roman" w:eastAsia="FangSong" w:cs="Times New Roman"/>
-        </w:rPr>
-        <w:t>光照如何改变前线轨道的占据情况</w:t>
-      </w:r>
-      <w:r>
-        <w:rPr>
-          <w:rFonts w:hint="eastAsia" w:ascii="Times New Roman" w:hAnsi="Times New Roman" w:eastAsia="Times New Roman" w:cs="Times New Roman"/>
-        </w:rPr>
-        <w:t>，</w:t>
-      </w:r>
-      <w:r>
-        <w:rPr>
-          <w:rFonts w:hint="eastAsia" w:ascii="Times New Roman" w:hAnsi="Times New Roman" w:eastAsia="FangSong" w:cs="Times New Roman"/>
-        </w:rPr>
-        <w:t>使得</w:t>
-      </w:r>
-      <w:r>
-        <w:rPr>
-          <w:rFonts w:hint="eastAsia" w:ascii="Times New Roman" w:hAnsi="Times New Roman" w:eastAsia="Times New Roman" w:cs="Times New Roman"/>
-        </w:rPr>
-        <w:t>[2+2]</w:t>
-      </w:r>
-      <w:r>
-        <w:rPr>
-          <w:rFonts w:hint="eastAsia" w:ascii="Times New Roman" w:hAnsi="Times New Roman" w:eastAsia="FangSong" w:cs="Times New Roman"/>
-        </w:rPr>
-        <w:t>环加成变为允许的</w:t>
-      </w:r>
-      <w:r>
-        <w:rPr>
-          <w:rFonts w:hint="eastAsia" w:ascii="Times New Roman" w:hAnsi="Times New Roman" w:eastAsia="Times New Roman" w:cs="Times New Roman"/>
-        </w:rPr>
-        <w:t>？</w:t>
-      </w:r>
-      <w:r>
-        <w:rPr>
-          <w:rFonts w:ascii="Times New Roman" w:hAnsi="Times New Roman" w:eastAsia="Times New Roman" w:cs="Times New Roman"/>
-        </w:rPr>
-        <w:t xml:space="preserve"> </w:t>
-      </w:r>
-      <w:r>
-        <w:rPr>
-          <w:rFonts w:ascii="Times New Roman" w:hAnsi="Times New Roman" w:eastAsia="Times New Roman" w:cs="Times New Roman"/>
-        </w:rPr>
-        <w:t xml:space="preserve">3. </w:t>
-      </w:r>
-      <w:r>
-        <w:rPr>
-          <w:rFonts w:hint="eastAsia" w:ascii="Times New Roman" w:hAnsi="Times New Roman" w:eastAsia="FangSong" w:cs="Times New Roman"/>
-        </w:rPr>
-        <w:t>光照条件下的</w:t>
-      </w:r>
-      <w:r>
-        <w:rPr>
-          <w:rFonts w:hint="eastAsia" w:ascii="Times New Roman" w:hAnsi="Times New Roman" w:eastAsia="Times New Roman" w:cs="Times New Roman"/>
-        </w:rPr>
-        <w:t>[2+2]</w:t>
-      </w:r>
-      <w:r>
-        <w:rPr>
-          <w:rFonts w:hint="eastAsia" w:ascii="Times New Roman" w:hAnsi="Times New Roman" w:eastAsia="FangSong" w:cs="Times New Roman"/>
-        </w:rPr>
-        <w:t>环加成遵循</w:t>
-      </w:r>
-      <w:r>
-        <w:rPr>
-          <w:rFonts w:hint="eastAsia" w:ascii="Times New Roman" w:hAnsi="Times New Roman" w:eastAsia="Times New Roman" w:cs="Times New Roman"/>
-        </w:rPr>
-        <w:t>suprafacial</w:t>
-      </w:r>
-      <w:r>
-        <w:rPr>
-          <w:rFonts w:hint="eastAsia" w:ascii="Times New Roman" w:hAnsi="Times New Roman" w:eastAsia="FangSong" w:cs="Times New Roman"/>
-        </w:rPr>
-        <w:t>还是</w:t>
-      </w:r>
-      <w:r>
-        <w:rPr>
-          <w:rFonts w:hint="eastAsia" w:ascii="Times New Roman" w:hAnsi="Times New Roman" w:eastAsia="Times New Roman" w:cs="Times New Roman"/>
-        </w:rPr>
-        <w:t>antarafacial</w:t>
-      </w:r>
-      <w:r>
-        <w:rPr>
-          <w:rFonts w:hint="eastAsia" w:ascii="Times New Roman" w:hAnsi="Times New Roman" w:eastAsia="FangSong" w:cs="Times New Roman"/>
-        </w:rPr>
-        <w:t>方式</w:t>
-      </w:r>
-      <w:r>
-        <w:rPr>
-          <w:rFonts w:hint="eastAsia" w:ascii="Times New Roman" w:hAnsi="Times New Roman" w:eastAsia="Times New Roman" w:cs="Times New Roman"/>
-        </w:rPr>
-        <w:t>？</w:t>
-      </w:r>
-      <w:r>
-        <w:rPr>
-          <w:rFonts w:ascii="Times New Roman" w:hAnsi="Times New Roman" w:eastAsia="Times New Roman" w:cs="Times New Roman"/>
-        </w:rPr>
-        <w:t xml:space="preserve"> </w:t>
-      </w:r>
-      <w:r>
-        <w:rPr>
-          <w:rFonts w:ascii="Times New Roman" w:hAnsi="Times New Roman" w:eastAsia="Times New Roman" w:cs="Times New Roman"/>
-        </w:rPr>
-        <w:t xml:space="preserve">4. </w:t>
-      </w:r>
-      <w:r>
-        <w:rPr>
-          <w:rFonts w:hint="eastAsia" w:ascii="Times New Roman" w:hAnsi="Times New Roman" w:eastAsia="FangSong" w:cs="Times New Roman"/>
-        </w:rPr>
-        <w:t>利用</w:t>
-      </w:r>
-      <w:r>
-        <w:rPr>
-          <w:rFonts w:hint="eastAsia" w:ascii="Times New Roman" w:hAnsi="Times New Roman" w:eastAsia="Times New Roman" w:cs="Times New Roman"/>
-        </w:rPr>
-        <w:t>[2+2]</w:t>
-      </w:r>
-      <w:r>
-        <w:rPr>
-          <w:rFonts w:hint="eastAsia" w:ascii="Times New Roman" w:hAnsi="Times New Roman" w:eastAsia="FangSong" w:cs="Times New Roman"/>
-        </w:rPr>
-        <w:t>环加成可以合成什么类型的化合物</w:t>
-      </w:r>
-      <w:r>
-        <w:rPr>
-          <w:rFonts w:hint="eastAsia" w:ascii="Times New Roman" w:hAnsi="Times New Roman" w:eastAsia="Times New Roman" w:cs="Times New Roman"/>
-        </w:rPr>
-        <w:t>（</w:t>
-      </w:r>
-      <w:r>
-        <w:rPr>
-          <w:rFonts w:hint="eastAsia" w:ascii="Times New Roman" w:hAnsi="Times New Roman" w:eastAsia="FangSong" w:cs="Times New Roman"/>
-        </w:rPr>
-        <w:t>举例说明</w:t>
-      </w:r>
-      <w:r>
-        <w:rPr>
-          <w:rFonts w:hint="eastAsia" w:ascii="Times New Roman" w:hAnsi="Times New Roman" w:eastAsia="Times New Roman" w:cs="Times New Roman"/>
-        </w:rPr>
-        <w:t>）？</w:t>
-      </w:r>
-    </w:p>
-    <w:p>
-      <w:pPr>
-        <w:spacing w:before="160" w:after="80"/>
-      </w:pPr>
-      <w:r>
-        <w:pict>
-          <v:rect style="width:0;height:1.5pt" o:hralign="center" o:hrstd="t" o:hr="t"/>
-        </w:pict>
-      </w:r>
-    </w:p>
-    <w:bookmarkEnd w:id="301"/>
-    <w:bookmarkStart w:id="302" w:name="felkin-anh模型预测立体选择性"/>
-    <w:p>
-      <w:pPr>
-        <w:pStyle w:val="Heading2"/>
-        <w:spacing w:before="280" w:after="80"/>
-        <w:keepNext/>
-      </w:pPr>
-      <w:r>
-        <w:rPr>
-          <w:rFonts w:ascii="Times New Roman" w:hAnsi="Times New Roman" w:eastAsia="Times New Roman" w:cs="Times New Roman"/>
-        </w:rPr>
-        <w:t xml:space="preserve">2.60 </w:t>
-      </w:r>
-      <w:r>
-        <w:rPr>
-          <w:rFonts w:hint="eastAsia" w:ascii="Times New Roman" w:hAnsi="Times New Roman" w:eastAsia="Times New Roman" w:cs="Times New Roman"/>
-        </w:rPr>
-        <w:t>Felkin-Anh</w:t>
-      </w:r>
-      <w:r>
-        <w:rPr>
-          <w:rFonts w:hint="eastAsia" w:ascii="Times New Roman" w:hAnsi="Times New Roman" w:eastAsia="SimHei" w:cs="Times New Roman"/>
-        </w:rPr>
-        <w:t>模型预测立体选择性</w:t>
-      </w:r>
-    </w:p>
-    <w:p>
-      <w:pPr>
-        <w:pStyle w:val="FirstParagraph"/>
-      </w:pPr>
-      <w:r>
-        <w:rPr>
-          <w:rFonts w:hint="eastAsia" w:ascii="Times New Roman" w:hAnsi="Times New Roman" w:eastAsia="Times New Roman" w:cs="Times New Roman"/>
-        </w:rPr>
-        <w:t>Felkin-Anh</w:t>
-      </w:r>
-      <w:r>
-        <w:rPr>
-          <w:rFonts w:hint="eastAsia" w:ascii="Times New Roman" w:hAnsi="Times New Roman" w:eastAsia="FangSong" w:cs="Times New Roman"/>
-        </w:rPr>
-        <w:t>模型描述亲核试剂从位阻最小方向进攻手性羰基化合物的立体选择性</w:t>
-      </w:r>
-      <w:r>
-        <w:rPr>
-          <w:rFonts w:hint="eastAsia" w:ascii="Times New Roman" w:hAnsi="Times New Roman" w:eastAsia="Times New Roman" w:cs="Times New Roman"/>
-        </w:rPr>
-        <w:t>。</w:t>
-      </w:r>
-    </w:p>
-    <w:p>
-      <w:pPr>
-        <w:pStyle w:val="BodyText"/>
-      </w:pPr>
-      <w:r>
-        <w:rPr>
-          <w:rFonts w:hint="eastAsia" w:ascii="Times New Roman" w:hAnsi="Times New Roman" w:eastAsia="FangSong" w:cs="Times New Roman"/>
-          <w:b/>
-          <w:bCs/>
-        </w:rPr>
-        <w:t xml:space="preserve">题目</w:t>
-      </w:r>
-      <w:r>
-        <w:rPr>
-          <w:rFonts w:hint="eastAsia" w:ascii="Times New Roman" w:hAnsi="Times New Roman" w:eastAsia="Times New Roman" w:cs="Times New Roman"/>
-        </w:rPr>
-        <w:t xml:space="preserve">：</w:t>
-      </w:r>
-      <w:r>
-        <w:rPr>
-          <w:rFonts w:ascii="Times New Roman" w:hAnsi="Times New Roman" w:eastAsia="Times New Roman" w:cs="Times New Roman"/>
-        </w:rPr>
-        <w:t xml:space="preserve"> </w:t>
-      </w:r>
-      <w:r>
-        <w:rPr>
-          <w:rFonts w:ascii="Times New Roman" w:hAnsi="Times New Roman" w:eastAsia="Times New Roman" w:cs="Times New Roman"/>
-        </w:rPr>
-        <w:t xml:space="preserve">1. </w:t>
-      </w:r>
-      <w:r>
-        <w:rPr>
-          <w:rFonts w:hint="eastAsia" w:ascii="Times New Roman" w:hAnsi="Times New Roman" w:eastAsia="FangSong" w:cs="Times New Roman"/>
-        </w:rPr>
-        <w:t>画出</w:t>
-      </w:r>
-      <w:r>
-        <w:rPr>
-          <w:rFonts w:hint="eastAsia" w:ascii="Times New Roman" w:hAnsi="Times New Roman" w:eastAsia="Times New Roman" w:cs="Times New Roman"/>
-        </w:rPr>
-        <w:t>Felkin-Anh</w:t>
-      </w:r>
-      <w:r>
-        <w:rPr>
-          <w:rFonts w:hint="eastAsia" w:ascii="Times New Roman" w:hAnsi="Times New Roman" w:eastAsia="FangSong" w:cs="Times New Roman"/>
-        </w:rPr>
-        <w:t>模型的</w:t>
-      </w:r>
-      <w:r>
-        <w:rPr>
-          <w:rFonts w:hint="eastAsia" w:ascii="Times New Roman" w:hAnsi="Times New Roman" w:eastAsia="Times New Roman" w:cs="Times New Roman"/>
-        </w:rPr>
-        <w:t>Newman</w:t>
-      </w:r>
-      <w:r>
-        <w:rPr>
-          <w:rFonts w:hint="eastAsia" w:ascii="Times New Roman" w:hAnsi="Times New Roman" w:eastAsia="FangSong" w:cs="Times New Roman"/>
-        </w:rPr>
-        <w:t>投影式</w:t>
-      </w:r>
-      <w:r>
-        <w:rPr>
-          <w:rFonts w:hint="eastAsia" w:ascii="Times New Roman" w:hAnsi="Times New Roman" w:eastAsia="Times New Roman" w:cs="Times New Roman"/>
-        </w:rPr>
-        <w:t>，</w:t>
-      </w:r>
-      <w:r>
-        <w:rPr>
-          <w:rFonts w:hint="eastAsia" w:ascii="Times New Roman" w:hAnsi="Times New Roman" w:eastAsia="FangSong" w:cs="Times New Roman"/>
-        </w:rPr>
-        <w:t>说明最大基团</w:t>
-      </w:r>
-      <w:r>
-        <w:rPr>
-          <w:rFonts w:hint="eastAsia" w:ascii="Times New Roman" w:hAnsi="Times New Roman" w:eastAsia="Times New Roman" w:cs="Times New Roman"/>
-        </w:rPr>
-        <w:t>（L）</w:t>
-      </w:r>
-      <w:r>
-        <w:rPr>
-          <w:rFonts w:hint="eastAsia" w:ascii="Times New Roman" w:hAnsi="Times New Roman" w:eastAsia="FangSong" w:cs="Times New Roman"/>
-        </w:rPr>
-        <w:t>应处于什么位置</w:t>
-      </w:r>
-      <w:r>
-        <w:rPr>
-          <w:rFonts w:ascii="Times New Roman" w:hAnsi="Times New Roman" w:eastAsia="Times New Roman" w:cs="Times New Roman"/>
-        </w:rPr>
-        <w:t xml:space="preserve"> </w:t>
-      </w:r>
-      <w:r>
-        <w:rPr>
-          <w:rFonts w:ascii="Times New Roman" w:hAnsi="Times New Roman" w:eastAsia="Times New Roman" w:cs="Times New Roman"/>
-        </w:rPr>
-        <w:t xml:space="preserve">2. </w:t>
-      </w:r>
-      <w:r>
-        <w:rPr>
-          <w:rFonts w:hint="eastAsia" w:ascii="Times New Roman" w:hAnsi="Times New Roman" w:eastAsia="FangSong" w:cs="Times New Roman"/>
-        </w:rPr>
-        <w:t>亲核试剂为什么从取代基体积较小的一侧进攻</w:t>
-      </w:r>
-      <w:r>
-        <w:rPr>
-          <w:rFonts w:hint="eastAsia" w:ascii="Times New Roman" w:hAnsi="Times New Roman" w:eastAsia="Times New Roman" w:cs="Times New Roman"/>
-        </w:rPr>
-        <w:t>？</w:t>
-      </w:r>
-      <w:r>
-        <w:rPr>
-          <w:rFonts w:ascii="Times New Roman" w:hAnsi="Times New Roman" w:eastAsia="Times New Roman" w:cs="Times New Roman"/>
-        </w:rPr>
-        <w:t xml:space="preserve"> </w:t>
-      </w:r>
-      <w:r>
-        <w:rPr>
-          <w:rFonts w:ascii="Times New Roman" w:hAnsi="Times New Roman" w:eastAsia="Times New Roman" w:cs="Times New Roman"/>
-        </w:rPr>
-        <w:t xml:space="preserve">3. </w:t>
-      </w:r>
-      <w:r>
-        <w:rPr>
-          <w:rFonts w:hint="eastAsia" w:ascii="Times New Roman" w:hAnsi="Times New Roman" w:eastAsia="FangSong" w:cs="Times New Roman"/>
-        </w:rPr>
-        <w:t>该模型预测手性底物与非手性亲核试剂加成时主要形成</w:t>
-      </w:r>
-      <w:r>
-        <w:rPr>
-          <w:rFonts w:hint="eastAsia" w:ascii="Times New Roman" w:hAnsi="Times New Roman" w:eastAsia="Times New Roman" w:cs="Times New Roman"/>
-        </w:rPr>
-        <w:t>”anti”</w:t>
-      </w:r>
-      <w:r>
-        <w:rPr>
-          <w:rFonts w:hint="eastAsia" w:ascii="Times New Roman" w:hAnsi="Times New Roman" w:eastAsia="FangSong" w:cs="Times New Roman"/>
-        </w:rPr>
-        <w:t>还是</w:t>
-      </w:r>
-      <w:r>
-        <w:rPr>
-          <w:rFonts w:hint="eastAsia" w:ascii="Times New Roman" w:hAnsi="Times New Roman" w:eastAsia="Times New Roman" w:cs="Times New Roman"/>
-        </w:rPr>
-        <w:t>”syn”</w:t>
-      </w:r>
-      <w:r>
-        <w:rPr>
-          <w:rFonts w:hint="eastAsia" w:ascii="Times New Roman" w:hAnsi="Times New Roman" w:eastAsia="FangSong" w:cs="Times New Roman"/>
-        </w:rPr>
-        <w:t>构型产物</w:t>
-      </w:r>
-      <w:r>
-        <w:rPr>
-          <w:rFonts w:hint="eastAsia" w:ascii="Times New Roman" w:hAnsi="Times New Roman" w:eastAsia="Times New Roman" w:cs="Times New Roman"/>
-        </w:rPr>
-        <w:t>？</w:t>
-      </w:r>
-      <w:r>
-        <w:rPr>
-          <w:rFonts w:ascii="Times New Roman" w:hAnsi="Times New Roman" w:eastAsia="Times New Roman" w:cs="Times New Roman"/>
-        </w:rPr>
-        <w:t xml:space="preserve"> </w:t>
-      </w:r>
-      <w:r>
-        <w:rPr>
-          <w:rFonts w:ascii="Times New Roman" w:hAnsi="Times New Roman" w:eastAsia="Times New Roman" w:cs="Times New Roman"/>
-        </w:rPr>
-        <w:t xml:space="preserve">4. </w:t>
-      </w:r>
-      <w:r>
-        <w:rPr>
-          <w:rFonts w:hint="eastAsia" w:ascii="Times New Roman" w:hAnsi="Times New Roman" w:eastAsia="Times New Roman" w:cs="Times New Roman"/>
-        </w:rPr>
-        <w:t>Felkin-Anh</w:t>
-      </w:r>
-      <w:r>
-        <w:rPr>
-          <w:rFonts w:hint="eastAsia" w:ascii="Times New Roman" w:hAnsi="Times New Roman" w:eastAsia="FangSong" w:cs="Times New Roman"/>
-        </w:rPr>
-        <w:t>模型与</w:t>
-      </w:r>
-      <w:r>
-        <w:rPr>
-          <w:rFonts w:hint="eastAsia" w:ascii="Times New Roman" w:hAnsi="Times New Roman" w:eastAsia="Times New Roman" w:cs="Times New Roman"/>
-        </w:rPr>
-        <w:t>Cram</w:t>
-      </w:r>
-      <w:r>
-        <w:rPr>
-          <w:rFonts w:hint="eastAsia" w:ascii="Times New Roman" w:hAnsi="Times New Roman" w:eastAsia="FangSong" w:cs="Times New Roman"/>
-        </w:rPr>
-        <w:t>规则的关系是什么</w:t>
-      </w:r>
-      <w:r>
-        <w:rPr>
-          <w:rFonts w:hint="eastAsia" w:ascii="Times New Roman" w:hAnsi="Times New Roman" w:eastAsia="Times New Roman" w:cs="Times New Roman"/>
-        </w:rPr>
-        <w:t>？</w:t>
-      </w:r>
-    </w:p>
-    <w:p>
-      <w:pPr>
-        <w:spacing w:before="160" w:after="80"/>
-      </w:pPr>
-      <w:r>
-        <w:pict>
-          <v:rect style="width:0;height:1.5pt" o:hralign="center" o:hrstd="t" o:hr="t"/>
-        </w:pict>
-      </w:r>
-    </w:p>
-    <w:bookmarkEnd w:id="302"/>
-    <w:bookmarkStart w:id="303" w:name="有机-立体-桥环化合物立体异构体计数"/>
-    <w:p>
-      <w:pPr>
-        <w:pStyle w:val="Heading2"/>
-        <w:spacing w:before="280" w:after="80"/>
-        <w:keepNext/>
-      </w:pPr>
-      <w:r>
-        <w:rPr>
-          <w:rFonts w:ascii="Times New Roman" w:hAnsi="Times New Roman" w:eastAsia="Times New Roman" w:cs="Times New Roman"/>
-        </w:rPr>
-        <w:t xml:space="preserve">2.61 </w:t>
-      </w:r>
-      <w:r>
-        <w:rPr>
-          <w:rFonts w:hint="eastAsia" w:ascii="Times New Roman" w:hAnsi="Times New Roman" w:eastAsia="SimHei" w:cs="Times New Roman"/>
-        </w:rPr>
-        <w:t>有机</w:t>
-      </w:r>
-      <w:r>
-        <w:rPr>
-          <w:rFonts w:hint="eastAsia" w:ascii="Times New Roman" w:hAnsi="Times New Roman" w:eastAsia="Times New Roman" w:cs="Times New Roman"/>
-        </w:rPr>
-        <w:t>-</w:t>
-      </w:r>
-      <w:r>
-        <w:rPr>
-          <w:rFonts w:hint="eastAsia" w:ascii="Times New Roman" w:hAnsi="Times New Roman" w:eastAsia="SimHei" w:cs="Times New Roman"/>
-        </w:rPr>
-        <w:t>立体</w:t>
-      </w:r>
-      <w:r>
-        <w:rPr>
-          <w:rFonts w:hint="eastAsia" w:ascii="Times New Roman" w:hAnsi="Times New Roman" w:eastAsia="Times New Roman" w:cs="Times New Roman"/>
-        </w:rPr>
-        <w:t>-</w:t>
-      </w:r>
-      <w:r>
-        <w:rPr>
-          <w:rFonts w:hint="eastAsia" w:ascii="Times New Roman" w:hAnsi="Times New Roman" w:eastAsia="SimHei" w:cs="Times New Roman"/>
-        </w:rPr>
-        <w:t>桥环化合物立体异构体计数</w:t>
-      </w:r>
-    </w:p>
-    <w:p>
-      <w:pPr>
-        <w:pStyle w:val="FirstParagraph"/>
-      </w:pPr>
-      <w:r>
-        <w:rPr>
-          <w:rFonts w:ascii="Times New Roman" w:hAnsi="Times New Roman" w:eastAsia="Times New Roman" w:cs="Times New Roman"/>
-          <w:b/>
-          <w:bCs/>
-        </w:rPr>
-        <w:t xml:space="preserve">(1)</w:t>
-      </w:r>
-      <w:r>
-        <w:rPr>
-          <w:rFonts w:ascii="Times New Roman" w:hAnsi="Times New Roman" w:eastAsia="Times New Roman" w:cs="Times New Roman"/>
-        </w:rPr>
-        <w:t xml:space="preserve"> </w:t>
-      </w:r>
-      <w:r>
-        <w:rPr>
-          <w:rFonts w:hint="eastAsia" w:ascii="Times New Roman" w:hAnsi="Times New Roman" w:eastAsia="FangSong" w:cs="Times New Roman"/>
-        </w:rPr>
-        <w:t>桥环化合物中</w:t>
-      </w:r>
-      <w:r>
-        <w:rPr>
-          <w:rFonts w:hint="eastAsia" w:ascii="Times New Roman" w:hAnsi="Times New Roman" w:eastAsia="Times New Roman" w:cs="Times New Roman"/>
-        </w:rPr>
-        <w:t>，</w:t>
-      </w:r>
-      <w:r>
-        <w:rPr>
-          <w:rFonts w:hint="eastAsia" w:ascii="Times New Roman" w:hAnsi="Times New Roman" w:eastAsia="FangSong" w:cs="Times New Roman"/>
-        </w:rPr>
-        <w:t>桥头碳</w:t>
-      </w:r>
-      <w:r>
-        <w:rPr>
-          <w:rFonts w:hint="eastAsia" w:ascii="Times New Roman" w:hAnsi="Times New Roman" w:eastAsia="Times New Roman" w:cs="Times New Roman"/>
-        </w:rPr>
-        <w:t>（bridgehead</w:t>
-      </w:r>
-      <w:r>
-        <w:rPr>
-          <w:rFonts w:ascii="Times New Roman" w:hAnsi="Times New Roman" w:eastAsia="Times New Roman" w:cs="Times New Roman"/>
-        </w:rPr>
-        <w:t xml:space="preserve"> </w:t>
-      </w:r>
-      <w:r>
-        <w:rPr>
-          <w:rFonts w:hint="eastAsia" w:ascii="Times New Roman" w:hAnsi="Times New Roman" w:eastAsia="Times New Roman" w:cs="Times New Roman"/>
-        </w:rPr>
-        <w:t>carbon）</w:t>
-      </w:r>
-      <w:r>
-        <w:rPr>
-          <w:rFonts w:hint="eastAsia" w:ascii="Times New Roman" w:hAnsi="Times New Roman" w:eastAsia="FangSong" w:cs="Times New Roman"/>
-        </w:rPr>
-        <w:t>受什么效应限制</w:t>
-      </w:r>
-      <w:r>
-        <w:rPr>
-          <w:rFonts w:hint="eastAsia" w:ascii="Times New Roman" w:hAnsi="Times New Roman" w:eastAsia="Times New Roman" w:cs="Times New Roman"/>
-        </w:rPr>
-        <w:t>？</w:t>
-      </w:r>
-      <w:r>
-        <w:rPr>
-          <w:rFonts w:hint="eastAsia" w:ascii="Times New Roman" w:hAnsi="Times New Roman" w:eastAsia="FangSong" w:cs="Times New Roman"/>
-        </w:rPr>
-        <w:t>这对立体异构体数目有什么影响</w:t>
-      </w:r>
-      <w:r>
-        <w:rPr>
-          <w:rFonts w:hint="eastAsia" w:ascii="Times New Roman" w:hAnsi="Times New Roman" w:eastAsia="Times New Roman" w:cs="Times New Roman"/>
-        </w:rPr>
-        <w:t>？</w:t>
-      </w:r>
-    </w:p>
-    <w:p>
-      <w:pPr>
-        <w:pStyle w:val="BodyText"/>
-      </w:pPr>
-      <w:r>
-        <w:rPr>
-          <w:rFonts w:ascii="Times New Roman" w:hAnsi="Times New Roman" w:eastAsia="Times New Roman" w:cs="Times New Roman"/>
-          <w:b/>
-          <w:bCs/>
-        </w:rPr>
-        <w:t xml:space="preserve">(2)</w:t>
-      </w:r>
-      <w:r>
-        <w:rPr>
-          <w:rFonts w:ascii="Times New Roman" w:hAnsi="Times New Roman" w:eastAsia="Times New Roman" w:cs="Times New Roman"/>
-        </w:rPr>
-        <w:t xml:space="preserve"> </w:t>
-      </w:r>
-      <w:r>
-        <w:rPr>
-          <w:rFonts w:hint="eastAsia" w:ascii="Times New Roman" w:hAnsi="Times New Roman" w:eastAsia="FangSong" w:cs="Times New Roman"/>
-        </w:rPr>
-        <w:t>计算下列化合物可能的立体异构体数目</w:t>
-      </w:r>
-      <w:r>
-        <w:rPr>
-          <w:rFonts w:hint="eastAsia" w:ascii="Times New Roman" w:hAnsi="Times New Roman" w:eastAsia="Times New Roman" w:cs="Times New Roman"/>
-        </w:rPr>
-        <w:t>：</w:t>
       </w:r>
     </w:p>
     <w:p>
@@ -19470,13 +17728,63 @@
           <w:numId w:val="1003"/>
         </w:numPr>
       </w:pPr>
-      <w:r>
-        <w:rPr>
-          <w:rFonts w:ascii="Times New Roman" w:hAnsi="Times New Roman" w:eastAsia="Times New Roman" w:cs="Times New Roman"/>
-          <w:b/>
-          <w:bCs/>
-        </w:rPr>
-        <w:t xml:space="preserve">(a)</w:t>
+      <m:oMath>
+        <m:oMathPr>
+          <m:ctrlPr>
+            <w:rPr>
+              <w:sz w:val="28"/>
+              <w:szCs w:val="28"/>
+            </w:rPr>
+          </m:ctrlPr>
+        </m:oMathPr>
+        <m:r>
+          <m:t>C</m:t>
+        </m:r>
+        <m:sSub>
+          <m:e>
+            <m:r>
+              <m:t>F</m:t>
+            </m:r>
+          </m:e>
+          <m:sub>
+            <m:r>
+              <m:t>3</m:t>
+            </m:r>
+          </m:sub>
+        </m:sSub>
+        <m:r>
+          <m:t>C</m:t>
+        </m:r>
+        <m:r>
+          <m:t>H</m:t>
+        </m:r>
+        <m:r>
+          <m:rPr>
+            <m:sty m:val="p"/>
+          </m:rPr>
+          <m:t>=</m:t>
+        </m:r>
+        <m:r>
+          <m:t>C</m:t>
+        </m:r>
+        <m:sSub>
+          <m:e>
+            <m:r>
+              <m:t>H</m:t>
+            </m:r>
+          </m:e>
+          <m:sub>
+            <m:r>
+              <m:t>2</m:t>
+            </m:r>
+          </m:sub>
+        </m:sSub>
+      </m:oMath>
+      <w:r>
+        <w:rPr>
+          <w:rFonts w:ascii="Times New Roman" w:hAnsi="Times New Roman" w:eastAsia="Times New Roman" w:cs="Times New Roman"/>
+        </w:rPr>
+        <w:t xml:space="preserve">　(2)</w:t>
       </w:r>
       <w:r>
         <w:rPr>
@@ -19484,64 +17792,54 @@
         </w:rPr>
         <w:t xml:space="preserve"> </w:t>
       </w:r>
-      <w:r>
-        <w:rPr>
-          <w:rFonts w:hint="eastAsia" w:ascii="Times New Roman" w:hAnsi="Times New Roman" w:eastAsia="FangSong" w:cs="Times New Roman"/>
-        </w:rPr>
-        <w:t>降冰片烷</w:t>
-      </w:r>
-      <w:r>
-        <w:rPr>
-          <w:rFonts w:hint="eastAsia" w:ascii="Times New Roman" w:hAnsi="Times New Roman" w:eastAsia="Times New Roman" w:cs="Times New Roman"/>
-        </w:rPr>
-        <w:t>（norbornane，</w:t>
-      </w:r>
-      <w:r>
-        <w:rPr>
-          <w:rFonts w:hint="eastAsia" w:ascii="Times New Roman" w:hAnsi="Times New Roman" w:eastAsia="FangSong" w:cs="Times New Roman"/>
-        </w:rPr>
-        <w:t>双环</w:t>
-      </w:r>
-      <w:r>
-        <w:rPr>
-          <w:rFonts w:hint="eastAsia" w:ascii="Times New Roman" w:hAnsi="Times New Roman" w:eastAsia="Times New Roman" w:cs="Times New Roman"/>
-        </w:rPr>
-        <w:t>[2.2.1]</w:t>
-      </w:r>
-      <w:r>
-        <w:rPr>
-          <w:rFonts w:hint="eastAsia" w:ascii="Times New Roman" w:hAnsi="Times New Roman" w:eastAsia="FangSong" w:cs="Times New Roman"/>
-        </w:rPr>
-        <w:t>庚烷</w:t>
-      </w:r>
-      <w:r>
-        <w:rPr>
-          <w:rFonts w:hint="eastAsia" w:ascii="Times New Roman" w:hAnsi="Times New Roman" w:eastAsia="Times New Roman" w:cs="Times New Roman"/>
-        </w:rPr>
-        <w:t>），</w:t>
-      </w:r>
-      <w:r>
-        <w:rPr>
-          <w:rFonts w:hint="eastAsia" w:ascii="Times New Roman" w:hAnsi="Times New Roman" w:eastAsia="FangSong" w:cs="Times New Roman"/>
-        </w:rPr>
-        <w:t>不含额外取代基</w:t>
-      </w:r>
-    </w:p>
-    <w:p>
-      <w:pPr>
-        <w:pStyle w:val="Compact"/>
-        <w:numPr>
-          <w:ilvl w:val="0"/>
-          <w:numId w:val="1003"/>
-        </w:numPr>
-      </w:pPr>
-      <w:r>
-        <w:rPr>
-          <w:rFonts w:ascii="Times New Roman" w:hAnsi="Times New Roman" w:eastAsia="Times New Roman" w:cs="Times New Roman"/>
-          <w:b/>
-          <w:bCs/>
-        </w:rPr>
-        <w:t xml:space="preserve">(b)</w:t>
+      <m:oMath>
+        <m:oMathPr>
+          <m:ctrlPr>
+            <w:rPr>
+              <w:sz w:val="28"/>
+              <w:szCs w:val="28"/>
+            </w:rPr>
+          </m:ctrlPr>
+        </m:oMathPr>
+        <m:r>
+          <m:t>B</m:t>
+        </m:r>
+        <m:r>
+          <m:t>r</m:t>
+        </m:r>
+        <m:r>
+          <m:t>C</m:t>
+        </m:r>
+        <m:r>
+          <m:t>H</m:t>
+        </m:r>
+        <m:r>
+          <m:rPr>
+            <m:sty m:val="p"/>
+          </m:rPr>
+          <m:t>=</m:t>
+        </m:r>
+        <m:r>
+          <m:t>C</m:t>
+        </m:r>
+        <m:sSub>
+          <m:e>
+            <m:r>
+              <m:t>H</m:t>
+            </m:r>
+          </m:e>
+          <m:sub>
+            <m:r>
+              <m:t>2</m:t>
+            </m:r>
+          </m:sub>
+        </m:sSub>
+      </m:oMath>
+      <w:r>
+        <w:rPr>
+          <w:rFonts w:ascii="Times New Roman" w:hAnsi="Times New Roman" w:eastAsia="Times New Roman" w:cs="Times New Roman"/>
+        </w:rPr>
+        <w:t xml:space="preserve">　(3)</w:t>
       </w:r>
       <w:r>
         <w:rPr>
@@ -19549,156 +17847,67 @@
         </w:rPr>
         <w:t xml:space="preserve"> </w:t>
       </w:r>
-      <w:r>
-        <w:rPr>
-          <w:rFonts w:hint="eastAsia" w:ascii="Times New Roman" w:hAnsi="Times New Roman" w:eastAsia="Times New Roman" w:cs="Times New Roman"/>
-        </w:rPr>
-        <w:t>2-</w:t>
-      </w:r>
-      <w:r>
-        <w:rPr>
-          <w:rFonts w:hint="eastAsia" w:ascii="Times New Roman" w:hAnsi="Times New Roman" w:eastAsia="FangSong" w:cs="Times New Roman"/>
-        </w:rPr>
-        <w:t>甲基降冰片烷</w:t>
-      </w:r>
-    </w:p>
-    <w:p>
-      <w:pPr>
-        <w:pStyle w:val="Compact"/>
-        <w:numPr>
-          <w:ilvl w:val="0"/>
-          <w:numId w:val="1003"/>
-        </w:numPr>
-      </w:pPr>
-      <w:r>
-        <w:rPr>
-          <w:rFonts w:ascii="Times New Roman" w:hAnsi="Times New Roman" w:eastAsia="Times New Roman" w:cs="Times New Roman"/>
-          <w:b/>
-          <w:bCs/>
-        </w:rPr>
-        <w:t xml:space="preserve">(c)</w:t>
-      </w:r>
-      <w:r>
-        <w:rPr>
-          <w:rFonts w:ascii="Times New Roman" w:hAnsi="Times New Roman" w:eastAsia="Times New Roman" w:cs="Times New Roman"/>
-        </w:rPr>
-        <w:t xml:space="preserve"> </w:t>
-      </w:r>
-      <w:r>
-        <w:rPr>
-          <w:rFonts w:hint="eastAsia" w:ascii="Times New Roman" w:hAnsi="Times New Roman" w:eastAsia="FangSong" w:cs="Times New Roman"/>
-        </w:rPr>
-        <w:t>奎宁</w:t>
-      </w:r>
-      <w:r>
-        <w:rPr>
-          <w:rFonts w:hint="eastAsia" w:ascii="Times New Roman" w:hAnsi="Times New Roman" w:eastAsia="Times New Roman" w:cs="Times New Roman"/>
-        </w:rPr>
-        <w:t>（quinine），</w:t>
-      </w:r>
-      <w:r>
-        <w:rPr>
-          <w:rFonts w:hint="eastAsia" w:ascii="Times New Roman" w:hAnsi="Times New Roman" w:eastAsia="FangSong" w:cs="Times New Roman"/>
-        </w:rPr>
-        <w:t>含</w:t>
-      </w:r>
-      <w:r>
-        <w:rPr>
-          <w:rFonts w:hint="eastAsia" w:ascii="Times New Roman" w:hAnsi="Times New Roman" w:eastAsia="Times New Roman" w:cs="Times New Roman"/>
-        </w:rPr>
-        <w:t>5</w:t>
-      </w:r>
-      <w:r>
-        <w:rPr>
-          <w:rFonts w:hint="eastAsia" w:ascii="Times New Roman" w:hAnsi="Times New Roman" w:eastAsia="FangSong" w:cs="Times New Roman"/>
-        </w:rPr>
-        <w:t>个手性碳</w:t>
-      </w:r>
-      <w:r>
-        <w:rPr>
-          <w:rFonts w:hint="eastAsia" w:ascii="Times New Roman" w:hAnsi="Times New Roman" w:eastAsia="Times New Roman" w:cs="Times New Roman"/>
-        </w:rPr>
-        <w:t>（</w:t>
-      </w:r>
-      <w:r>
-        <w:rPr>
-          <w:rFonts w:hint="eastAsia" w:ascii="Times New Roman" w:hAnsi="Times New Roman" w:eastAsia="FangSong" w:cs="Times New Roman"/>
-        </w:rPr>
-        <w:t>其中</w:t>
-      </w:r>
-      <w:r>
-        <w:rPr>
-          <w:rFonts w:hint="eastAsia" w:ascii="Times New Roman" w:hAnsi="Times New Roman" w:eastAsia="Times New Roman" w:cs="Times New Roman"/>
-        </w:rPr>
-        <w:t>2</w:t>
-      </w:r>
-      <w:r>
-        <w:rPr>
-          <w:rFonts w:hint="eastAsia" w:ascii="Times New Roman" w:hAnsi="Times New Roman" w:eastAsia="FangSong" w:cs="Times New Roman"/>
-        </w:rPr>
-        <w:t>个是桥头碳</w:t>
-      </w:r>
-      <w:r>
-        <w:rPr>
-          <w:rFonts w:hint="eastAsia" w:ascii="Times New Roman" w:hAnsi="Times New Roman" w:eastAsia="Times New Roman" w:cs="Times New Roman"/>
-        </w:rPr>
-        <w:t>）</w:t>
-      </w:r>
-    </w:p>
-    <w:p>
-      <w:pPr>
-        <w:pStyle w:val="FirstParagraph"/>
-      </w:pPr>
-      <w:r>
-        <w:rPr>
-          <w:rFonts w:ascii="Times New Roman" w:hAnsi="Times New Roman" w:eastAsia="Times New Roman" w:cs="Times New Roman"/>
-          <w:b/>
-          <w:bCs/>
-        </w:rPr>
-        <w:t xml:space="preserve">(3)</w:t>
-      </w:r>
-      <w:r>
-        <w:rPr>
-          <w:rFonts w:ascii="Times New Roman" w:hAnsi="Times New Roman" w:eastAsia="Times New Roman" w:cs="Times New Roman"/>
-        </w:rPr>
-        <w:t xml:space="preserve"> </w:t>
-      </w:r>
-      <w:r>
-        <w:rPr>
-          <w:rFonts w:hint="eastAsia" w:ascii="Times New Roman" w:hAnsi="Times New Roman" w:eastAsia="FangSong" w:cs="Times New Roman"/>
-        </w:rPr>
-        <w:t xml:space="preserve">为什么桥环化合物的桥头碳不能发生</w:t>
-      </w:r>
-      <w:r>
-        <w:rPr>
-          <w:rFonts w:ascii="Times New Roman" w:hAnsi="Times New Roman" w:eastAsia="Times New Roman" w:cs="Times New Roman"/>
-        </w:rPr>
-        <w:t xml:space="preserve"> SN2 </w:t>
-      </w:r>
-      <w:r>
-        <w:rPr>
-          <w:rFonts w:hint="eastAsia" w:ascii="Times New Roman" w:hAnsi="Times New Roman" w:eastAsia="FangSong" w:cs="Times New Roman"/>
-        </w:rPr>
-        <w:t>反应</w:t>
-      </w:r>
-      <w:r>
-        <w:rPr>
-          <w:rFonts w:hint="eastAsia" w:ascii="Times New Roman" w:hAnsi="Times New Roman" w:eastAsia="Times New Roman" w:cs="Times New Roman"/>
-        </w:rPr>
-        <w:t>？</w:t>
-      </w:r>
-      <w:r>
-        <w:rPr>
-          <w:rFonts w:hint="eastAsia" w:ascii="Times New Roman" w:hAnsi="Times New Roman" w:eastAsia="FangSong" w:cs="Times New Roman"/>
-        </w:rPr>
-        <w:t>这违反了什么规则</w:t>
-      </w:r>
-      <w:r>
-        <w:rPr>
-          <w:rFonts w:hint="eastAsia" w:ascii="Times New Roman" w:hAnsi="Times New Roman" w:eastAsia="Times New Roman" w:cs="Times New Roman"/>
-        </w:rPr>
-        <w:t>？</w:t>
-      </w:r>
+      <m:oMath>
+        <m:oMathPr>
+          <m:ctrlPr>
+            <w:rPr>
+              <w:sz w:val="28"/>
+              <w:szCs w:val="28"/>
+            </w:rPr>
+          </m:ctrlPr>
+        </m:oMathPr>
+        <m:r>
+          <m:t>C</m:t>
+        </m:r>
+        <m:sSub>
+          <m:e>
+            <m:r>
+              <m:t>H</m:t>
+            </m:r>
+          </m:e>
+          <m:sub>
+            <m:r>
+              <m:t>3</m:t>
+            </m:r>
+          </m:sub>
+        </m:sSub>
+        <m:r>
+          <m:t>O</m:t>
+        </m:r>
+        <m:r>
+          <m:t>C</m:t>
+        </m:r>
+        <m:r>
+          <m:t>H</m:t>
+        </m:r>
+        <m:r>
+          <m:rPr>
+            <m:sty m:val="p"/>
+          </m:rPr>
+          <m:t>=</m:t>
+        </m:r>
+        <m:r>
+          <m:t>C</m:t>
+        </m:r>
+        <m:r>
+          <m:t>H</m:t>
+        </m:r>
+        <m:r>
+          <m:t>C</m:t>
+        </m:r>
+        <m:sSub>
+          <m:e>
+            <m:r>
+              <m:t>H</m:t>
+            </m:r>
+          </m:e>
+          <m:sub>
+            <m:r>
+              <m:t>3</m:t>
+            </m:r>
+          </m:sub>
+        </m:sSub>
+      </m:oMath>
     </w:p>
     <w:p>
       <w:pPr>
@@ -19710,8 +17919,8 @@
         </w:pict>
       </w:r>
     </w:p>
-    <w:bookmarkEnd w:id="303"/>
-    <w:bookmarkStart w:id="304" w:name="有机-立体-化学选择性区域选择性立体选择性统一框架"/>
+    <w:bookmarkEnd w:id="297"/>
+    <w:bookmarkStart w:id="298" w:name="区域选择性马氏规则与反马氏加成"/>
     <w:p>
       <w:pPr>
         <w:pStyle w:val="Heading2"/>
@@ -19722,6 +17931,1673 @@
         <w:rPr>
           <w:rFonts w:ascii="Times New Roman" w:hAnsi="Times New Roman" w:eastAsia="Times New Roman" w:cs="Times New Roman"/>
         </w:rPr>
+        <w:t xml:space="preserve">2.56 </w:t>
+      </w:r>
+      <w:r>
+        <w:rPr>
+          <w:rFonts w:hint="eastAsia" w:ascii="Times New Roman" w:hAnsi="Times New Roman" w:eastAsia="SimHei" w:cs="Times New Roman"/>
+        </w:rPr>
+        <w:t>区域选择性</w:t>
+      </w:r>
+      <w:r>
+        <w:rPr>
+          <w:rFonts w:hint="eastAsia" w:ascii="Times New Roman" w:hAnsi="Times New Roman" w:eastAsia="Times New Roman" w:cs="Times New Roman"/>
+        </w:rPr>
+        <w:t>：</w:t>
+      </w:r>
+      <w:r>
+        <w:rPr>
+          <w:rFonts w:hint="eastAsia" w:ascii="Times New Roman" w:hAnsi="Times New Roman" w:eastAsia="SimHei" w:cs="Times New Roman"/>
+        </w:rPr>
+        <w:t>马氏规则与反马氏加成</w:t>
+      </w:r>
+    </w:p>
+    <w:p>
+      <w:pPr>
+        <w:pStyle w:val="FirstParagraph"/>
+      </w:pPr>
+      <w:r>
+        <w:rPr>
+          <w:rFonts w:hint="eastAsia" w:ascii="Times New Roman" w:hAnsi="Times New Roman" w:eastAsia="FangSong" w:cs="Times New Roman"/>
+        </w:rPr>
+        <w:t>亲电加成反应的区域选择性通常遵循马氏规则</w:t>
+      </w:r>
+      <w:r>
+        <w:rPr>
+          <w:rFonts w:hint="eastAsia" w:ascii="Times New Roman" w:hAnsi="Times New Roman" w:eastAsia="Times New Roman" w:cs="Times New Roman"/>
+        </w:rPr>
+        <w:t>，</w:t>
+      </w:r>
+      <w:r>
+        <w:rPr>
+          <w:rFonts w:hint="eastAsia" w:ascii="Times New Roman" w:hAnsi="Times New Roman" w:eastAsia="FangSong" w:cs="Times New Roman"/>
+        </w:rPr>
+        <w:t>但特定条件下可实现反马氏加成</w:t>
+      </w:r>
+      <w:r>
+        <w:rPr>
+          <w:rFonts w:hint="eastAsia" w:ascii="Times New Roman" w:hAnsi="Times New Roman" w:eastAsia="Times New Roman" w:cs="Times New Roman"/>
+        </w:rPr>
+        <w:t>。</w:t>
+      </w:r>
+    </w:p>
+    <w:p>
+      <w:pPr>
+        <w:pStyle w:val="BodyText"/>
+      </w:pPr>
+      <w:r>
+        <w:rPr>
+          <w:rFonts w:hint="eastAsia" w:ascii="Times New Roman" w:hAnsi="Times New Roman" w:eastAsia="FangSong" w:cs="Times New Roman"/>
+          <w:b/>
+          <w:bCs/>
+        </w:rPr>
+        <w:t xml:space="preserve">题目</w:t>
+      </w:r>
+      <w:r>
+        <w:rPr>
+          <w:rFonts w:hint="eastAsia" w:ascii="Times New Roman" w:hAnsi="Times New Roman" w:eastAsia="Times New Roman" w:cs="Times New Roman"/>
+        </w:rPr>
+        <w:t xml:space="preserve">：</w:t>
+      </w:r>
+      <w:r>
+        <w:rPr>
+          <w:rFonts w:ascii="Times New Roman" w:hAnsi="Times New Roman" w:eastAsia="Times New Roman" w:cs="Times New Roman"/>
+        </w:rPr>
+        <w:t xml:space="preserve"> </w:t>
+      </w:r>
+      <w:r>
+        <w:rPr>
+          <w:rFonts w:ascii="Times New Roman" w:hAnsi="Times New Roman" w:eastAsia="Times New Roman" w:cs="Times New Roman"/>
+        </w:rPr>
+        <w:t xml:space="preserve">1. </w:t>
+      </w:r>
+      <w:r>
+        <w:rPr>
+          <w:rFonts w:hint="eastAsia" w:ascii="Times New Roman" w:hAnsi="Times New Roman" w:eastAsia="FangSong" w:cs="Times New Roman"/>
+        </w:rPr>
+        <w:t>叙述马氏规则的内容</w:t>
+      </w:r>
+      <w:r>
+        <w:rPr>
+          <w:rFonts w:hint="eastAsia" w:ascii="Times New Roman" w:hAnsi="Times New Roman" w:eastAsia="Times New Roman" w:cs="Times New Roman"/>
+        </w:rPr>
+        <w:t>，</w:t>
+      </w:r>
+      <w:r>
+        <w:rPr>
+          <w:rFonts w:hint="eastAsia" w:ascii="Times New Roman" w:hAnsi="Times New Roman" w:eastAsia="FangSong" w:cs="Times New Roman"/>
+        </w:rPr>
+        <w:t>并从碳正离子稳定性角度解释其原因</w:t>
+      </w:r>
+      <w:r>
+        <w:rPr>
+          <w:rFonts w:ascii="Times New Roman" w:hAnsi="Times New Roman" w:eastAsia="Times New Roman" w:cs="Times New Roman"/>
+        </w:rPr>
+        <w:t xml:space="preserve"> </w:t>
+      </w:r>
+      <w:r>
+        <w:rPr>
+          <w:rFonts w:ascii="Times New Roman" w:hAnsi="Times New Roman" w:eastAsia="Times New Roman" w:cs="Times New Roman"/>
+        </w:rPr>
+        <w:t xml:space="preserve">2. </w:t>
+      </w:r>
+      <w:r>
+        <w:rPr>
+          <w:rFonts w:hint="eastAsia" w:ascii="Times New Roman" w:hAnsi="Times New Roman" w:eastAsia="FangSong" w:cs="Times New Roman"/>
+        </w:rPr>
+        <w:t>在过氧化物存在下</w:t>
+      </w:r>
+      <w:r>
+        <w:rPr>
+          <w:rFonts w:hint="eastAsia" w:ascii="Times New Roman" w:hAnsi="Times New Roman" w:eastAsia="Times New Roman" w:cs="Times New Roman"/>
+        </w:rPr>
+        <w:t>，HBr</w:t>
+      </w:r>
+      <w:r>
+        <w:rPr>
+          <w:rFonts w:hint="eastAsia" w:ascii="Times New Roman" w:hAnsi="Times New Roman" w:eastAsia="FangSong" w:cs="Times New Roman"/>
+        </w:rPr>
+        <w:t>与烯烃的加成为什么遵循反马氏规则</w:t>
+      </w:r>
+      <w:r>
+        <w:rPr>
+          <w:rFonts w:hint="eastAsia" w:ascii="Times New Roman" w:hAnsi="Times New Roman" w:eastAsia="Times New Roman" w:cs="Times New Roman"/>
+        </w:rPr>
+        <w:t>？（</w:t>
+      </w:r>
+      <w:r>
+        <w:rPr>
+          <w:rFonts w:hint="eastAsia" w:ascii="Times New Roman" w:hAnsi="Times New Roman" w:eastAsia="FangSong" w:cs="Times New Roman"/>
+        </w:rPr>
+        <w:t>过氧化物效应</w:t>
+      </w:r>
+      <w:r>
+        <w:rPr>
+          <w:rFonts w:hint="eastAsia" w:ascii="Times New Roman" w:hAnsi="Times New Roman" w:eastAsia="Times New Roman" w:cs="Times New Roman"/>
+        </w:rPr>
+        <w:t>）</w:t>
+      </w:r>
+      <w:r>
+        <w:rPr>
+          <w:rFonts w:ascii="Times New Roman" w:hAnsi="Times New Roman" w:eastAsia="Times New Roman" w:cs="Times New Roman"/>
+        </w:rPr>
+        <w:t xml:space="preserve"> </w:t>
+      </w:r>
+      <w:r>
+        <w:rPr>
+          <w:rFonts w:ascii="Times New Roman" w:hAnsi="Times New Roman" w:eastAsia="Times New Roman" w:cs="Times New Roman"/>
+        </w:rPr>
+        <w:t xml:space="preserve">3. </w:t>
+      </w:r>
+      <w:r>
+        <w:rPr>
+          <w:rFonts w:hint="eastAsia" w:ascii="Times New Roman" w:hAnsi="Times New Roman" w:eastAsia="FangSong" w:cs="Times New Roman"/>
+        </w:rPr>
+        <w:t>硼氢化</w:t>
+      </w:r>
+      <w:r>
+        <w:rPr>
+          <w:rFonts w:hint="eastAsia" w:ascii="Times New Roman" w:hAnsi="Times New Roman" w:eastAsia="Times New Roman" w:cs="Times New Roman"/>
+        </w:rPr>
+        <w:t>-</w:t>
+      </w:r>
+      <w:r>
+        <w:rPr>
+          <w:rFonts w:hint="eastAsia" w:ascii="Times New Roman" w:hAnsi="Times New Roman" w:eastAsia="FangSong" w:cs="Times New Roman"/>
+        </w:rPr>
+        <w:t>氧化反应如何实现反马氏加成的醇产物</w:t>
+      </w:r>
+      <w:r>
+        <w:rPr>
+          <w:rFonts w:hint="eastAsia" w:ascii="Times New Roman" w:hAnsi="Times New Roman" w:eastAsia="Times New Roman" w:cs="Times New Roman"/>
+        </w:rPr>
+        <w:t>？</w:t>
+      </w:r>
+      <w:r>
+        <w:rPr>
+          <w:rFonts w:ascii="Times New Roman" w:hAnsi="Times New Roman" w:eastAsia="Times New Roman" w:cs="Times New Roman"/>
+        </w:rPr>
+        <w:t xml:space="preserve"> </w:t>
+      </w:r>
+      <w:r>
+        <w:rPr>
+          <w:rFonts w:ascii="Times New Roman" w:hAnsi="Times New Roman" w:eastAsia="Times New Roman" w:cs="Times New Roman"/>
+        </w:rPr>
+        <w:t xml:space="preserve">4. </w:t>
+      </w:r>
+      <w:r>
+        <w:rPr>
+          <w:rFonts w:hint="eastAsia" w:ascii="Times New Roman" w:hAnsi="Times New Roman" w:eastAsia="FangSong" w:cs="Times New Roman"/>
+        </w:rPr>
+        <w:t>比较</w:t>
+      </w:r>
+      <w:r>
+        <w:rPr>
+          <w:rFonts w:hint="eastAsia" w:ascii="Times New Roman" w:hAnsi="Times New Roman" w:eastAsia="Times New Roman" w:cs="Times New Roman"/>
+        </w:rPr>
+        <w:t>HCl、HBr、HI</w:t>
+      </w:r>
+      <w:r>
+        <w:rPr>
+          <w:rFonts w:hint="eastAsia" w:ascii="Times New Roman" w:hAnsi="Times New Roman" w:eastAsia="FangSong" w:cs="Times New Roman"/>
+        </w:rPr>
+        <w:t>与烯烃加成的反应活性顺序</w:t>
+      </w:r>
+    </w:p>
+    <w:p>
+      <w:pPr>
+        <w:spacing w:before="160" w:after="80"/>
+      </w:pPr>
+      <w:r>
+        <w:pict>
+          <v:rect style="width:0;height:1.5pt" o:hralign="center" o:hrstd="t" o:hr="t"/>
+        </w:pict>
+      </w:r>
+    </w:p>
+    <w:bookmarkEnd w:id="298"/>
+    <w:bookmarkStart w:id="299" w:name="化学选择性多官能团选择性反应"/>
+    <w:p>
+      <w:pPr>
+        <w:pStyle w:val="Heading2"/>
+        <w:spacing w:before="280" w:after="80"/>
+        <w:keepNext/>
+      </w:pPr>
+      <w:r>
+        <w:rPr>
+          <w:rFonts w:ascii="Times New Roman" w:hAnsi="Times New Roman" w:eastAsia="Times New Roman" w:cs="Times New Roman"/>
+        </w:rPr>
+        <w:t xml:space="preserve">2.57 </w:t>
+      </w:r>
+      <w:r>
+        <w:rPr>
+          <w:rFonts w:hint="eastAsia" w:ascii="Times New Roman" w:hAnsi="Times New Roman" w:eastAsia="SimHei" w:cs="Times New Roman"/>
+        </w:rPr>
+        <w:t>化学选择性</w:t>
+      </w:r>
+      <w:r>
+        <w:rPr>
+          <w:rFonts w:hint="eastAsia" w:ascii="Times New Roman" w:hAnsi="Times New Roman" w:eastAsia="Times New Roman" w:cs="Times New Roman"/>
+        </w:rPr>
+        <w:t>：</w:t>
+      </w:r>
+      <w:r>
+        <w:rPr>
+          <w:rFonts w:hint="eastAsia" w:ascii="Times New Roman" w:hAnsi="Times New Roman" w:eastAsia="SimHei" w:cs="Times New Roman"/>
+        </w:rPr>
+        <w:t>多官能团选择性反应</w:t>
+      </w:r>
+    </w:p>
+    <w:p>
+      <w:pPr>
+        <w:pStyle w:val="FirstParagraph"/>
+      </w:pPr>
+      <w:r>
+        <w:rPr>
+          <w:rFonts w:hint="eastAsia" w:ascii="Times New Roman" w:hAnsi="Times New Roman" w:eastAsia="FangSong" w:cs="Times New Roman"/>
+        </w:rPr>
+        <w:t>当分子中存在多个可反应官能团时</w:t>
+      </w:r>
+      <w:r>
+        <w:rPr>
+          <w:rFonts w:hint="eastAsia" w:ascii="Times New Roman" w:hAnsi="Times New Roman" w:eastAsia="Times New Roman" w:cs="Times New Roman"/>
+        </w:rPr>
+        <w:t>，</w:t>
+      </w:r>
+      <w:r>
+        <w:rPr>
+          <w:rFonts w:hint="eastAsia" w:ascii="Times New Roman" w:hAnsi="Times New Roman" w:eastAsia="FangSong" w:cs="Times New Roman"/>
+        </w:rPr>
+        <w:t>化学选择性决定了反应的优先位点</w:t>
+      </w:r>
+      <w:r>
+        <w:rPr>
+          <w:rFonts w:hint="eastAsia" w:ascii="Times New Roman" w:hAnsi="Times New Roman" w:eastAsia="Times New Roman" w:cs="Times New Roman"/>
+        </w:rPr>
+        <w:t>。</w:t>
+      </w:r>
+    </w:p>
+    <w:p>
+      <w:pPr>
+        <w:pStyle w:val="BodyText"/>
+      </w:pPr>
+      <w:r>
+        <w:rPr>
+          <w:rFonts w:hint="eastAsia" w:ascii="Times New Roman" w:hAnsi="Times New Roman" w:eastAsia="FangSong" w:cs="Times New Roman"/>
+          <w:b/>
+          <w:bCs/>
+        </w:rPr>
+        <w:t xml:space="preserve">题目</w:t>
+      </w:r>
+      <w:r>
+        <w:rPr>
+          <w:rFonts w:hint="eastAsia" w:ascii="Times New Roman" w:hAnsi="Times New Roman" w:eastAsia="Times New Roman" w:cs="Times New Roman"/>
+        </w:rPr>
+        <w:t xml:space="preserve">：</w:t>
+      </w:r>
+      <w:r>
+        <w:rPr>
+          <w:rFonts w:ascii="Times New Roman" w:hAnsi="Times New Roman" w:eastAsia="Times New Roman" w:cs="Times New Roman"/>
+        </w:rPr>
+        <w:t xml:space="preserve"> </w:t>
+      </w:r>
+      <w:r>
+        <w:rPr>
+          <w:rFonts w:ascii="Times New Roman" w:hAnsi="Times New Roman" w:eastAsia="Times New Roman" w:cs="Times New Roman"/>
+        </w:rPr>
+        <w:t xml:space="preserve">1. </w:t>
+      </w:r>
+      <w:r>
+        <w:rPr>
+          <w:rFonts w:hint="eastAsia" w:ascii="Times New Roman" w:hAnsi="Times New Roman" w:eastAsia="FangSong" w:cs="Times New Roman"/>
+        </w:rPr>
+        <w:t>解释酮羰基</w:t>
+      </w:r>
+      <w:r>
+        <w:rPr>
+          <w:rFonts w:hint="eastAsia" w:ascii="Times New Roman" w:hAnsi="Times New Roman" w:eastAsia="Times New Roman" w:cs="Times New Roman"/>
+        </w:rPr>
+        <w:t>α-H（pKa</w:t>
+      </w:r>
+      <w:r>
+        <w:rPr>
+          <w:rFonts w:hint="eastAsia" w:ascii="Times New Roman" w:hAnsi="Times New Roman" w:eastAsia="Times New Roman" w:cs="Times New Roman"/>
+          <w:vertAlign w:val="subscript"/>
+        </w:rPr>
+        <w:t>20）</w:t>
+      </w:r>
+      <w:r>
+        <w:rPr>
+          <w:rFonts w:hint="eastAsia" w:ascii="Times New Roman" w:hAnsi="Times New Roman" w:eastAsia="FangSong" w:cs="Times New Roman"/>
+          <w:vertAlign w:val="subscript"/>
+        </w:rPr>
+        <w:t>与酯基</w:t>
+      </w:r>
+      <w:r>
+        <w:rPr>
+          <w:rFonts w:hint="eastAsia" w:ascii="Times New Roman" w:hAnsi="Times New Roman" w:eastAsia="Times New Roman" w:cs="Times New Roman"/>
+          <w:vertAlign w:val="subscript"/>
+        </w:rPr>
+        <w:t>α-H（pKa</w:t>
+      </w:r>
+      <w:r>
+        <w:rPr>
+          <w:rFonts w:hint="eastAsia" w:ascii="Times New Roman" w:hAnsi="Times New Roman" w:eastAsia="Times New Roman" w:cs="Times New Roman"/>
+        </w:rPr>
+        <w:t>25）</w:t>
+      </w:r>
+      <w:r>
+        <w:rPr>
+          <w:rFonts w:hint="eastAsia" w:ascii="Times New Roman" w:hAnsi="Times New Roman" w:eastAsia="FangSong" w:cs="Times New Roman"/>
+        </w:rPr>
+        <w:t>的酸性差异如何影响区域选择性</w:t>
+      </w:r>
+      <w:r>
+        <w:rPr>
+          <w:rFonts w:ascii="Times New Roman" w:hAnsi="Times New Roman" w:eastAsia="Times New Roman" w:cs="Times New Roman"/>
+        </w:rPr>
+        <w:t xml:space="preserve"> </w:t>
+      </w:r>
+      <w:r>
+        <w:rPr>
+          <w:rFonts w:ascii="Times New Roman" w:hAnsi="Times New Roman" w:eastAsia="Times New Roman" w:cs="Times New Roman"/>
+        </w:rPr>
+        <w:t xml:space="preserve">2. </w:t>
+      </w:r>
+      <w:r>
+        <w:rPr>
+          <w:rFonts w:hint="eastAsia" w:ascii="Times New Roman" w:hAnsi="Times New Roman" w:eastAsia="FangSong" w:cs="Times New Roman"/>
+        </w:rPr>
+        <w:t>在含酮基和酯基的分子中</w:t>
+      </w:r>
+      <w:r>
+        <w:rPr>
+          <w:rFonts w:hint="eastAsia" w:ascii="Times New Roman" w:hAnsi="Times New Roman" w:eastAsia="Times New Roman" w:cs="Times New Roman"/>
+        </w:rPr>
+        <w:t>，TMSCl/Et</w:t>
+      </w:r>
+      <w:r>
+        <w:rPr>
+          <w:rFonts w:hint="eastAsia" w:ascii="Times New Roman" w:hAnsi="Times New Roman" w:eastAsia="Times New Roman" w:cs="Times New Roman"/>
+          <w:vertAlign w:val="subscript"/>
+        </w:rPr>
+        <w:t>3</w:t>
+      </w:r>
+      <w:r>
+        <w:rPr>
+          <w:rFonts w:hint="eastAsia" w:ascii="Times New Roman" w:hAnsi="Times New Roman" w:eastAsia="Times New Roman" w:cs="Times New Roman"/>
+        </w:rPr>
+        <w:t>N</w:t>
+      </w:r>
+      <w:r>
+        <w:rPr>
+          <w:rFonts w:hint="eastAsia" w:ascii="Times New Roman" w:hAnsi="Times New Roman" w:eastAsia="FangSong" w:cs="Times New Roman"/>
+        </w:rPr>
+        <w:t>会选择性捕获哪个位置的烯醇盐</w:t>
+      </w:r>
+      <w:r>
+        <w:rPr>
+          <w:rFonts w:hint="eastAsia" w:ascii="Times New Roman" w:hAnsi="Times New Roman" w:eastAsia="Times New Roman" w:cs="Times New Roman"/>
+        </w:rPr>
+        <w:t>？</w:t>
+      </w:r>
+      <w:r>
+        <w:rPr>
+          <w:rFonts w:ascii="Times New Roman" w:hAnsi="Times New Roman" w:eastAsia="Times New Roman" w:cs="Times New Roman"/>
+        </w:rPr>
+        <w:t xml:space="preserve"> </w:t>
+      </w:r>
+      <w:r>
+        <w:rPr>
+          <w:rFonts w:ascii="Times New Roman" w:hAnsi="Times New Roman" w:eastAsia="Times New Roman" w:cs="Times New Roman"/>
+        </w:rPr>
+        <w:t xml:space="preserve">3. </w:t>
+      </w:r>
+      <w:r>
+        <w:rPr>
+          <w:rFonts w:hint="eastAsia" w:ascii="Times New Roman" w:hAnsi="Times New Roman" w:eastAsia="FangSong" w:cs="Times New Roman"/>
+        </w:rPr>
+        <w:t>设计一个三步反应方案</w:t>
+      </w:r>
+      <w:r>
+        <w:rPr>
+          <w:rFonts w:hint="eastAsia" w:ascii="Times New Roman" w:hAnsi="Times New Roman" w:eastAsia="Times New Roman" w:cs="Times New Roman"/>
+        </w:rPr>
+        <w:t>：</w:t>
+      </w:r>
+      <w:r>
+        <w:rPr>
+          <w:rFonts w:hint="eastAsia" w:ascii="Times New Roman" w:hAnsi="Times New Roman" w:eastAsia="FangSong" w:cs="Times New Roman"/>
+        </w:rPr>
+        <w:t>选择性还原酯基</w:t>
+      </w:r>
+      <w:r>
+        <w:rPr>
+          <w:rFonts w:hint="eastAsia" w:ascii="Times New Roman" w:hAnsi="Times New Roman" w:eastAsia="Times New Roman" w:cs="Times New Roman"/>
+        </w:rPr>
+        <w:t>（</w:t>
+      </w:r>
+      <w:r>
+        <w:rPr>
+          <w:rFonts w:hint="eastAsia" w:ascii="Times New Roman" w:hAnsi="Times New Roman" w:eastAsia="FangSong" w:cs="Times New Roman"/>
+        </w:rPr>
+        <w:t>不还原酮基</w:t>
+      </w:r>
+      <w:r>
+        <w:rPr>
+          <w:rFonts w:hint="eastAsia" w:ascii="Times New Roman" w:hAnsi="Times New Roman" w:eastAsia="Times New Roman" w:cs="Times New Roman"/>
+        </w:rPr>
+        <w:t>）、</w:t>
+      </w:r>
+      <w:r>
+        <w:rPr>
+          <w:rFonts w:hint="eastAsia" w:ascii="Times New Roman" w:hAnsi="Times New Roman" w:eastAsia="FangSong" w:cs="Times New Roman"/>
+        </w:rPr>
+        <w:t>保护羟基</w:t>
+      </w:r>
+      <w:r>
+        <w:rPr>
+          <w:rFonts w:hint="eastAsia" w:ascii="Times New Roman" w:hAnsi="Times New Roman" w:eastAsia="Times New Roman" w:cs="Times New Roman"/>
+        </w:rPr>
+        <w:t>、</w:t>
+      </w:r>
+      <w:r>
+        <w:rPr>
+          <w:rFonts w:hint="eastAsia" w:ascii="Times New Roman" w:hAnsi="Times New Roman" w:eastAsia="FangSong" w:cs="Times New Roman"/>
+        </w:rPr>
+        <w:t>氧化</w:t>
+      </w:r>
+      <w:r>
+        <w:rPr>
+          <w:rFonts w:ascii="Times New Roman" w:hAnsi="Times New Roman" w:eastAsia="Times New Roman" w:cs="Times New Roman"/>
+        </w:rPr>
+        <w:t xml:space="preserve"> </w:t>
+      </w:r>
+      <w:r>
+        <w:rPr>
+          <w:rFonts w:ascii="Times New Roman" w:hAnsi="Times New Roman" w:eastAsia="Times New Roman" w:cs="Times New Roman"/>
+        </w:rPr>
+        <w:t xml:space="preserve">4. </w:t>
+      </w:r>
+      <w:r>
+        <w:rPr>
+          <w:rFonts w:hint="eastAsia" w:ascii="Times New Roman" w:hAnsi="Times New Roman" w:eastAsia="FangSong" w:cs="Times New Roman"/>
+        </w:rPr>
+        <w:t>溶剂选择如何影响化学选择性</w:t>
+      </w:r>
+      <w:r>
+        <w:rPr>
+          <w:rFonts w:hint="eastAsia" w:ascii="Times New Roman" w:hAnsi="Times New Roman" w:eastAsia="Times New Roman" w:cs="Times New Roman"/>
+        </w:rPr>
+        <w:t>？</w:t>
+      </w:r>
+      <w:r>
+        <w:rPr>
+          <w:rFonts w:hint="eastAsia" w:ascii="Times New Roman" w:hAnsi="Times New Roman" w:eastAsia="FangSong" w:cs="Times New Roman"/>
+        </w:rPr>
+        <w:t>比较</w:t>
+      </w:r>
+      <w:r>
+        <w:rPr>
+          <w:rFonts w:hint="eastAsia" w:ascii="Times New Roman" w:hAnsi="Times New Roman" w:eastAsia="Times New Roman" w:cs="Times New Roman"/>
+        </w:rPr>
+        <w:t>THF</w:t>
+      </w:r>
+      <w:r>
+        <w:rPr>
+          <w:rFonts w:hint="eastAsia" w:ascii="Times New Roman" w:hAnsi="Times New Roman" w:eastAsia="FangSong" w:cs="Times New Roman"/>
+        </w:rPr>
+        <w:t>和</w:t>
+      </w:r>
+      <w:r>
+        <w:rPr>
+          <w:rFonts w:hint="eastAsia" w:ascii="Times New Roman" w:hAnsi="Times New Roman" w:eastAsia="Times New Roman" w:cs="Times New Roman"/>
+        </w:rPr>
+        <w:t>DCM</w:t>
+      </w:r>
+      <w:r>
+        <w:rPr>
+          <w:rFonts w:hint="eastAsia" w:ascii="Times New Roman" w:hAnsi="Times New Roman" w:eastAsia="FangSong" w:cs="Times New Roman"/>
+        </w:rPr>
+        <w:t>在还原反应中的作用</w:t>
+      </w:r>
+    </w:p>
+    <w:p>
+      <w:pPr>
+        <w:spacing w:before="160" w:after="80"/>
+      </w:pPr>
+      <w:r>
+        <w:pict>
+          <v:rect style="width:0;height:1.5pt" o:hralign="center" o:hrstd="t" o:hr="t"/>
+        </w:pict>
+      </w:r>
+    </w:p>
+    <w:bookmarkEnd w:id="299"/>
+    <w:bookmarkStart w:id="300" w:name="立体选择性烯烃加成的立体化学"/>
+    <w:p>
+      <w:pPr>
+        <w:pStyle w:val="Heading2"/>
+        <w:spacing w:before="280" w:after="80"/>
+        <w:keepNext/>
+      </w:pPr>
+      <w:r>
+        <w:rPr>
+          <w:rFonts w:ascii="Times New Roman" w:hAnsi="Times New Roman" w:eastAsia="Times New Roman" w:cs="Times New Roman"/>
+        </w:rPr>
+        <w:t xml:space="preserve">2.58 </w:t>
+      </w:r>
+      <w:r>
+        <w:rPr>
+          <w:rFonts w:hint="eastAsia" w:ascii="Times New Roman" w:hAnsi="Times New Roman" w:eastAsia="SimHei" w:cs="Times New Roman"/>
+        </w:rPr>
+        <w:t>立体选择性</w:t>
+      </w:r>
+      <w:r>
+        <w:rPr>
+          <w:rFonts w:hint="eastAsia" w:ascii="Times New Roman" w:hAnsi="Times New Roman" w:eastAsia="Times New Roman" w:cs="Times New Roman"/>
+        </w:rPr>
+        <w:t>：</w:t>
+      </w:r>
+      <w:r>
+        <w:rPr>
+          <w:rFonts w:hint="eastAsia" w:ascii="Times New Roman" w:hAnsi="Times New Roman" w:eastAsia="SimHei" w:cs="Times New Roman"/>
+        </w:rPr>
+        <w:t>烯烃加成的立体化学</w:t>
+      </w:r>
+    </w:p>
+    <w:p>
+      <w:pPr>
+        <w:pStyle w:val="FirstParagraph"/>
+      </w:pPr>
+      <w:r>
+        <w:rPr>
+          <w:rFonts w:hint="eastAsia" w:ascii="Times New Roman" w:hAnsi="Times New Roman" w:eastAsia="FangSong" w:cs="Times New Roman"/>
+        </w:rPr>
+        <w:t>烯烃的加成反应产物的立体化学由反应机理决定</w:t>
+      </w:r>
+      <w:r>
+        <w:rPr>
+          <w:rFonts w:hint="eastAsia" w:ascii="Times New Roman" w:hAnsi="Times New Roman" w:eastAsia="Times New Roman" w:cs="Times New Roman"/>
+        </w:rPr>
+        <w:t>。</w:t>
+      </w:r>
+    </w:p>
+    <w:p>
+      <w:pPr>
+        <w:pStyle w:val="BodyText"/>
+      </w:pPr>
+      <w:r>
+        <w:rPr>
+          <w:rFonts w:hint="eastAsia" w:ascii="Times New Roman" w:hAnsi="Times New Roman" w:eastAsia="FangSong" w:cs="Times New Roman"/>
+          <w:b/>
+          <w:bCs/>
+        </w:rPr>
+        <w:t xml:space="preserve">题目</w:t>
+      </w:r>
+      <w:r>
+        <w:rPr>
+          <w:rFonts w:hint="eastAsia" w:ascii="Times New Roman" w:hAnsi="Times New Roman" w:eastAsia="Times New Roman" w:cs="Times New Roman"/>
+        </w:rPr>
+        <w:t xml:space="preserve">：</w:t>
+      </w:r>
+      <w:r>
+        <w:rPr>
+          <w:rFonts w:ascii="Times New Roman" w:hAnsi="Times New Roman" w:eastAsia="Times New Roman" w:cs="Times New Roman"/>
+        </w:rPr>
+        <w:t xml:space="preserve"> </w:t>
+      </w:r>
+      <w:r>
+        <w:rPr>
+          <w:rFonts w:ascii="Times New Roman" w:hAnsi="Times New Roman" w:eastAsia="Times New Roman" w:cs="Times New Roman"/>
+        </w:rPr>
+        <w:t xml:space="preserve">1. </w:t>
+      </w:r>
+      <w:r>
+        <w:rPr>
+          <w:rFonts w:hint="eastAsia" w:ascii="Times New Roman" w:hAnsi="Times New Roman" w:eastAsia="Times New Roman" w:cs="Times New Roman"/>
+        </w:rPr>
+        <w:t>Br</w:t>
+      </w:r>
+      <w:r>
+        <w:rPr>
+          <w:rFonts w:hint="eastAsia" w:ascii="Times New Roman" w:hAnsi="Times New Roman" w:eastAsia="Times New Roman" w:cs="Times New Roman"/>
+          <w:vertAlign w:val="subscript"/>
+        </w:rPr>
+        <w:t>2</w:t>
+      </w:r>
+      <w:r>
+        <w:rPr>
+          <w:rFonts w:hint="eastAsia" w:ascii="Times New Roman" w:hAnsi="Times New Roman" w:eastAsia="FangSong" w:cs="Times New Roman"/>
+        </w:rPr>
+        <w:t>与烯烃的加成为什么是</w:t>
+      </w:r>
+      <w:r>
+        <w:rPr>
+          <w:rFonts w:hint="eastAsia" w:ascii="Times New Roman" w:hAnsi="Times New Roman" w:eastAsia="Times New Roman" w:cs="Times New Roman"/>
+        </w:rPr>
+        <w:t>anti</w:t>
+      </w:r>
+      <w:r>
+        <w:rPr>
+          <w:rFonts w:hint="eastAsia" w:ascii="Times New Roman" w:hAnsi="Times New Roman" w:eastAsia="FangSong" w:cs="Times New Roman"/>
+        </w:rPr>
+        <w:t>加成</w:t>
+      </w:r>
+      <w:r>
+        <w:rPr>
+          <w:rFonts w:hint="eastAsia" w:ascii="Times New Roman" w:hAnsi="Times New Roman" w:eastAsia="Times New Roman" w:cs="Times New Roman"/>
+        </w:rPr>
+        <w:t>？</w:t>
+      </w:r>
+      <w:r>
+        <w:rPr>
+          <w:rFonts w:hint="eastAsia" w:ascii="Times New Roman" w:hAnsi="Times New Roman" w:eastAsia="FangSong" w:cs="Times New Roman"/>
+        </w:rPr>
+        <w:t>画出溴鎓离子中间体解释</w:t>
+      </w:r>
+      <w:r>
+        <w:rPr>
+          <w:rFonts w:ascii="Times New Roman" w:hAnsi="Times New Roman" w:eastAsia="Times New Roman" w:cs="Times New Roman"/>
+        </w:rPr>
+        <w:t xml:space="preserve"> </w:t>
+      </w:r>
+      <w:r>
+        <w:rPr>
+          <w:rFonts w:ascii="Times New Roman" w:hAnsi="Times New Roman" w:eastAsia="Times New Roman" w:cs="Times New Roman"/>
+        </w:rPr>
+        <w:t xml:space="preserve">2. </w:t>
+      </w:r>
+      <w:r>
+        <w:rPr>
+          <w:rFonts w:hint="eastAsia" w:ascii="Times New Roman" w:hAnsi="Times New Roman" w:eastAsia="FangSong" w:cs="Times New Roman"/>
+        </w:rPr>
+        <w:t>硼氢化反应为什么是</w:t>
+      </w:r>
+      <w:r>
+        <w:rPr>
+          <w:rFonts w:hint="eastAsia" w:ascii="Times New Roman" w:hAnsi="Times New Roman" w:eastAsia="Times New Roman" w:cs="Times New Roman"/>
+        </w:rPr>
+        <w:t>syn</w:t>
+      </w:r>
+      <w:r>
+        <w:rPr>
+          <w:rFonts w:hint="eastAsia" w:ascii="Times New Roman" w:hAnsi="Times New Roman" w:eastAsia="FangSong" w:cs="Times New Roman"/>
+        </w:rPr>
+        <w:t>加成</w:t>
+      </w:r>
+      <w:r>
+        <w:rPr>
+          <w:rFonts w:hint="eastAsia" w:ascii="Times New Roman" w:hAnsi="Times New Roman" w:eastAsia="Times New Roman" w:cs="Times New Roman"/>
+        </w:rPr>
+        <w:t>？</w:t>
+      </w:r>
+      <w:r>
+        <w:rPr>
+          <w:rFonts w:ascii="Times New Roman" w:hAnsi="Times New Roman" w:eastAsia="Times New Roman" w:cs="Times New Roman"/>
+        </w:rPr>
+        <w:t xml:space="preserve"> </w:t>
+      </w:r>
+      <w:r>
+        <w:rPr>
+          <w:rFonts w:ascii="Times New Roman" w:hAnsi="Times New Roman" w:eastAsia="Times New Roman" w:cs="Times New Roman"/>
+        </w:rPr>
+        <w:t xml:space="preserve">3. </w:t>
+      </w:r>
+      <w:r>
+        <w:rPr>
+          <w:rFonts w:hint="eastAsia" w:ascii="Times New Roman" w:hAnsi="Times New Roman" w:eastAsia="FangSong" w:cs="Times New Roman"/>
+        </w:rPr>
+        <w:t>环己烯的催化加氢为什么得到顺式产物</w:t>
+      </w:r>
+      <w:r>
+        <w:rPr>
+          <w:rFonts w:hint="eastAsia" w:ascii="Times New Roman" w:hAnsi="Times New Roman" w:eastAsia="Times New Roman" w:cs="Times New Roman"/>
+        </w:rPr>
+        <w:t>？</w:t>
+      </w:r>
+      <w:r>
+        <w:rPr>
+          <w:rFonts w:ascii="Times New Roman" w:hAnsi="Times New Roman" w:eastAsia="Times New Roman" w:cs="Times New Roman"/>
+        </w:rPr>
+        <w:t xml:space="preserve"> </w:t>
+      </w:r>
+      <w:r>
+        <w:rPr>
+          <w:rFonts w:ascii="Times New Roman" w:hAnsi="Times New Roman" w:eastAsia="Times New Roman" w:cs="Times New Roman"/>
+        </w:rPr>
+        <w:t xml:space="preserve">4. </w:t>
+      </w:r>
+      <w:r>
+        <w:rPr>
+          <w:rFonts w:hint="eastAsia" w:ascii="Times New Roman" w:hAnsi="Times New Roman" w:eastAsia="Times New Roman" w:cs="Times New Roman"/>
+        </w:rPr>
+        <w:t>mCPBA</w:t>
+      </w:r>
+      <w:r>
+        <w:rPr>
+          <w:rFonts w:hint="eastAsia" w:ascii="Times New Roman" w:hAnsi="Times New Roman" w:eastAsia="FangSong" w:cs="Times New Roman"/>
+        </w:rPr>
+        <w:t>环氧化反应的立体化学特征是什么</w:t>
+      </w:r>
+      <w:r>
+        <w:rPr>
+          <w:rFonts w:hint="eastAsia" w:ascii="Times New Roman" w:hAnsi="Times New Roman" w:eastAsia="Times New Roman" w:cs="Times New Roman"/>
+        </w:rPr>
+        <w:t>？</w:t>
+      </w:r>
+      <w:r>
+        <w:rPr>
+          <w:rFonts w:hint="eastAsia" w:ascii="Times New Roman" w:hAnsi="Times New Roman" w:eastAsia="FangSong" w:cs="Times New Roman"/>
+        </w:rPr>
+        <w:t>产物保持还是翻转烯烃构型</w:t>
+      </w:r>
+      <w:r>
+        <w:rPr>
+          <w:rFonts w:hint="eastAsia" w:ascii="Times New Roman" w:hAnsi="Times New Roman" w:eastAsia="Times New Roman" w:cs="Times New Roman"/>
+        </w:rPr>
+        <w:t>？</w:t>
+      </w:r>
+    </w:p>
+    <w:p>
+      <w:pPr>
+        <w:spacing w:before="160" w:after="80"/>
+      </w:pPr>
+      <w:r>
+        <w:pict>
+          <v:rect style="width:0;height:1.5pt" o:hralign="center" o:hrstd="t" o:hr="t"/>
+        </w:pict>
+      </w:r>
+    </w:p>
+    <w:bookmarkEnd w:id="300"/>
+    <w:bookmarkStart w:id="301" w:name="claisen重排的机理与立体化学"/>
+    <w:p>
+      <w:pPr>
+        <w:pStyle w:val="Heading2"/>
+        <w:spacing w:before="280" w:after="80"/>
+        <w:keepNext/>
+      </w:pPr>
+      <w:r>
+        <w:rPr>
+          <w:rFonts w:ascii="Times New Roman" w:hAnsi="Times New Roman" w:eastAsia="Times New Roman" w:cs="Times New Roman"/>
+        </w:rPr>
+        <w:t xml:space="preserve">2.59 </w:t>
+      </w:r>
+      <w:r>
+        <w:rPr>
+          <w:rFonts w:hint="eastAsia" w:ascii="Times New Roman" w:hAnsi="Times New Roman" w:eastAsia="Times New Roman" w:cs="Times New Roman"/>
+        </w:rPr>
+        <w:t>Claisen</w:t>
+      </w:r>
+      <w:r>
+        <w:rPr>
+          <w:rFonts w:hint="eastAsia" w:ascii="Times New Roman" w:hAnsi="Times New Roman" w:eastAsia="SimHei" w:cs="Times New Roman"/>
+        </w:rPr>
+        <w:t>重排的机理与立体化学</w:t>
+      </w:r>
+    </w:p>
+    <w:p>
+      <w:pPr>
+        <w:pStyle w:val="FirstParagraph"/>
+      </w:pPr>
+      <w:r>
+        <w:rPr>
+          <w:rFonts w:hint="eastAsia" w:ascii="Times New Roman" w:hAnsi="Times New Roman" w:eastAsia="Times New Roman" w:cs="Times New Roman"/>
+        </w:rPr>
+        <w:t>Claisen</w:t>
+      </w:r>
+      <w:r>
+        <w:rPr>
+          <w:rFonts w:hint="eastAsia" w:ascii="Times New Roman" w:hAnsi="Times New Roman" w:eastAsia="FangSong" w:cs="Times New Roman"/>
+        </w:rPr>
+        <w:t>重排是经典的</w:t>
+      </w:r>
+      <w:r>
+        <w:rPr>
+          <w:rFonts w:hint="eastAsia" w:ascii="Times New Roman" w:hAnsi="Times New Roman" w:eastAsia="Times New Roman" w:cs="Times New Roman"/>
+        </w:rPr>
+        <w:t>[3,3]-σ</w:t>
+      </w:r>
+      <w:r>
+        <w:rPr>
+          <w:rFonts w:hint="eastAsia" w:ascii="Times New Roman" w:hAnsi="Times New Roman" w:eastAsia="FangSong" w:cs="Times New Roman"/>
+        </w:rPr>
+        <w:t>迁移反应</w:t>
+      </w:r>
+      <w:r>
+        <w:rPr>
+          <w:rFonts w:hint="eastAsia" w:ascii="Times New Roman" w:hAnsi="Times New Roman" w:eastAsia="Times New Roman" w:cs="Times New Roman"/>
+        </w:rPr>
+        <w:t>，</w:t>
+      </w:r>
+      <w:r>
+        <w:rPr>
+          <w:rFonts w:hint="eastAsia" w:ascii="Times New Roman" w:hAnsi="Times New Roman" w:eastAsia="FangSong" w:cs="Times New Roman"/>
+        </w:rPr>
+        <w:t>烯丙基乙烯基醚重排为</w:t>
+      </w:r>
+      <w:r>
+        <w:rPr>
+          <w:rFonts w:hint="eastAsia" w:ascii="Times New Roman" w:hAnsi="Times New Roman" w:eastAsia="Times New Roman" w:cs="Times New Roman"/>
+        </w:rPr>
+        <w:t>γ,δ-</w:t>
+      </w:r>
+      <w:r>
+        <w:rPr>
+          <w:rFonts w:hint="eastAsia" w:ascii="Times New Roman" w:hAnsi="Times New Roman" w:eastAsia="FangSong" w:cs="Times New Roman"/>
+        </w:rPr>
+        <w:t>不饱和羰基化合物</w:t>
+      </w:r>
+      <w:r>
+        <w:rPr>
+          <w:rFonts w:hint="eastAsia" w:ascii="Times New Roman" w:hAnsi="Times New Roman" w:eastAsia="Times New Roman" w:cs="Times New Roman"/>
+        </w:rPr>
+        <w:t>。</w:t>
+      </w:r>
+    </w:p>
+    <w:p>
+      <w:pPr>
+        <w:pStyle w:val="BodyText"/>
+      </w:pPr>
+      <w:r>
+        <w:rPr>
+          <w:rFonts w:hint="eastAsia" w:ascii="Times New Roman" w:hAnsi="Times New Roman" w:eastAsia="FangSong" w:cs="Times New Roman"/>
+          <w:b/>
+          <w:bCs/>
+        </w:rPr>
+        <w:t xml:space="preserve">题目</w:t>
+      </w:r>
+      <w:r>
+        <w:rPr>
+          <w:rFonts w:hint="eastAsia" w:ascii="Times New Roman" w:hAnsi="Times New Roman" w:eastAsia="Times New Roman" w:cs="Times New Roman"/>
+        </w:rPr>
+        <w:t xml:space="preserve">：</w:t>
+      </w:r>
+      <w:r>
+        <w:rPr>
+          <w:rFonts w:ascii="Times New Roman" w:hAnsi="Times New Roman" w:eastAsia="Times New Roman" w:cs="Times New Roman"/>
+        </w:rPr>
+        <w:t xml:space="preserve"> </w:t>
+      </w:r>
+      <w:r>
+        <w:rPr>
+          <w:rFonts w:ascii="Times New Roman" w:hAnsi="Times New Roman" w:eastAsia="Times New Roman" w:cs="Times New Roman"/>
+        </w:rPr>
+        <w:t xml:space="preserve">1. </w:t>
+      </w:r>
+      <w:r>
+        <w:rPr>
+          <w:rFonts w:hint="eastAsia" w:ascii="Times New Roman" w:hAnsi="Times New Roman" w:eastAsia="FangSong" w:cs="Times New Roman"/>
+        </w:rPr>
+        <w:t>画出</w:t>
+      </w:r>
+      <w:r>
+        <w:rPr>
+          <w:rFonts w:hint="eastAsia" w:ascii="Times New Roman" w:hAnsi="Times New Roman" w:eastAsia="Times New Roman" w:cs="Times New Roman"/>
+        </w:rPr>
+        <w:t>Claisen</w:t>
+      </w:r>
+      <w:r>
+        <w:rPr>
+          <w:rFonts w:hint="eastAsia" w:ascii="Times New Roman" w:hAnsi="Times New Roman" w:eastAsia="FangSong" w:cs="Times New Roman"/>
+        </w:rPr>
+        <w:t>重排的环状过渡态</w:t>
+      </w:r>
+      <w:r>
+        <w:rPr>
+          <w:rFonts w:hint="eastAsia" w:ascii="Times New Roman" w:hAnsi="Times New Roman" w:eastAsia="Times New Roman" w:cs="Times New Roman"/>
+        </w:rPr>
+        <w:t>（</w:t>
+      </w:r>
+      <w:r>
+        <w:rPr>
+          <w:rFonts w:hint="eastAsia" w:ascii="Times New Roman" w:hAnsi="Times New Roman" w:eastAsia="FangSong" w:cs="Times New Roman"/>
+        </w:rPr>
+        <w:t>椅式构象</w:t>
+      </w:r>
+      <w:r>
+        <w:rPr>
+          <w:rFonts w:hint="eastAsia" w:ascii="Times New Roman" w:hAnsi="Times New Roman" w:eastAsia="Times New Roman" w:cs="Times New Roman"/>
+        </w:rPr>
+        <w:t>），</w:t>
+      </w:r>
+      <w:r>
+        <w:rPr>
+          <w:rFonts w:hint="eastAsia" w:ascii="Times New Roman" w:hAnsi="Times New Roman" w:eastAsia="FangSong" w:cs="Times New Roman"/>
+        </w:rPr>
+        <w:t>说明</w:t>
+      </w:r>
+      <w:r>
+        <w:rPr>
+          <w:rFonts w:hint="eastAsia" w:ascii="Times New Roman" w:hAnsi="Times New Roman" w:eastAsia="Times New Roman" w:cs="Times New Roman"/>
+        </w:rPr>
+        <w:t>[3,3]-σ</w:t>
+      </w:r>
+      <w:r>
+        <w:rPr>
+          <w:rFonts w:hint="eastAsia" w:ascii="Times New Roman" w:hAnsi="Times New Roman" w:eastAsia="FangSong" w:cs="Times New Roman"/>
+        </w:rPr>
+        <w:t>迁移的含义</w:t>
+      </w:r>
+      <w:r>
+        <w:rPr>
+          <w:rFonts w:ascii="Times New Roman" w:hAnsi="Times New Roman" w:eastAsia="Times New Roman" w:cs="Times New Roman"/>
+        </w:rPr>
+        <w:t xml:space="preserve"> </w:t>
+      </w:r>
+      <w:r>
+        <w:rPr>
+          <w:rFonts w:ascii="Times New Roman" w:hAnsi="Times New Roman" w:eastAsia="Times New Roman" w:cs="Times New Roman"/>
+        </w:rPr>
+        <w:t xml:space="preserve">2. </w:t>
+      </w:r>
+      <w:r>
+        <w:rPr>
+          <w:rFonts w:hint="eastAsia" w:ascii="Times New Roman" w:hAnsi="Times New Roman" w:eastAsia="Times New Roman" w:cs="Times New Roman"/>
+        </w:rPr>
+        <w:t>Claisen</w:t>
+      </w:r>
+      <w:r>
+        <w:rPr>
+          <w:rFonts w:hint="eastAsia" w:ascii="Times New Roman" w:hAnsi="Times New Roman" w:eastAsia="FangSong" w:cs="Times New Roman"/>
+        </w:rPr>
+        <w:t>重排的立体化学特征是什么</w:t>
+      </w:r>
+      <w:r>
+        <w:rPr>
+          <w:rFonts w:hint="eastAsia" w:ascii="Times New Roman" w:hAnsi="Times New Roman" w:eastAsia="Times New Roman" w:cs="Times New Roman"/>
+        </w:rPr>
+        <w:t>？</w:t>
+      </w:r>
+      <w:r>
+        <w:rPr>
+          <w:rFonts w:hint="eastAsia" w:ascii="Times New Roman" w:hAnsi="Times New Roman" w:eastAsia="FangSong" w:cs="Times New Roman"/>
+        </w:rPr>
+        <w:t>椅式过渡态如何控制产物构型</w:t>
+      </w:r>
+      <w:r>
+        <w:rPr>
+          <w:rFonts w:hint="eastAsia" w:ascii="Times New Roman" w:hAnsi="Times New Roman" w:eastAsia="Times New Roman" w:cs="Times New Roman"/>
+        </w:rPr>
+        <w:t>？</w:t>
+      </w:r>
+      <w:r>
+        <w:rPr>
+          <w:rFonts w:ascii="Times New Roman" w:hAnsi="Times New Roman" w:eastAsia="Times New Roman" w:cs="Times New Roman"/>
+        </w:rPr>
+        <w:t xml:space="preserve"> </w:t>
+      </w:r>
+      <w:r>
+        <w:rPr>
+          <w:rFonts w:ascii="Times New Roman" w:hAnsi="Times New Roman" w:eastAsia="Times New Roman" w:cs="Times New Roman"/>
+        </w:rPr>
+        <w:t xml:space="preserve">3. </w:t>
+      </w:r>
+      <w:r>
+        <w:rPr>
+          <w:rFonts w:hint="eastAsia" w:ascii="Times New Roman" w:hAnsi="Times New Roman" w:eastAsia="FangSong" w:cs="Times New Roman"/>
+        </w:rPr>
+        <w:t>芳香族</w:t>
+      </w:r>
+      <w:r>
+        <w:rPr>
+          <w:rFonts w:hint="eastAsia" w:ascii="Times New Roman" w:hAnsi="Times New Roman" w:eastAsia="Times New Roman" w:cs="Times New Roman"/>
+        </w:rPr>
+        <w:t>Claisen</w:t>
+      </w:r>
+      <w:r>
+        <w:rPr>
+          <w:rFonts w:hint="eastAsia" w:ascii="Times New Roman" w:hAnsi="Times New Roman" w:eastAsia="FangSong" w:cs="Times New Roman"/>
+        </w:rPr>
+        <w:t>重排</w:t>
+      </w:r>
+      <w:r>
+        <w:rPr>
+          <w:rFonts w:hint="eastAsia" w:ascii="Times New Roman" w:hAnsi="Times New Roman" w:eastAsia="Times New Roman" w:cs="Times New Roman"/>
+        </w:rPr>
+        <w:t>（</w:t>
+      </w:r>
+      <w:r>
+        <w:rPr>
+          <w:rFonts w:hint="eastAsia" w:ascii="Times New Roman" w:hAnsi="Times New Roman" w:eastAsia="FangSong" w:cs="Times New Roman"/>
+        </w:rPr>
+        <w:t>如烯丙基苯基醚重排</w:t>
+      </w:r>
+      <w:r>
+        <w:rPr>
+          <w:rFonts w:hint="eastAsia" w:ascii="Times New Roman" w:hAnsi="Times New Roman" w:eastAsia="Times New Roman" w:cs="Times New Roman"/>
+        </w:rPr>
+        <w:t>）</w:t>
+      </w:r>
+      <w:r>
+        <w:rPr>
+          <w:rFonts w:hint="eastAsia" w:ascii="Times New Roman" w:hAnsi="Times New Roman" w:eastAsia="FangSong" w:cs="Times New Roman"/>
+        </w:rPr>
+        <w:t>的产物有什么特殊之处</w:t>
+      </w:r>
+      <w:r>
+        <w:rPr>
+          <w:rFonts w:hint="eastAsia" w:ascii="Times New Roman" w:hAnsi="Times New Roman" w:eastAsia="Times New Roman" w:cs="Times New Roman"/>
+        </w:rPr>
+        <w:t>？</w:t>
+      </w:r>
+      <w:r>
+        <w:rPr>
+          <w:rFonts w:ascii="Times New Roman" w:hAnsi="Times New Roman" w:eastAsia="Times New Roman" w:cs="Times New Roman"/>
+        </w:rPr>
+        <w:t xml:space="preserve"> </w:t>
+      </w:r>
+      <w:r>
+        <w:rPr>
+          <w:rFonts w:ascii="Times New Roman" w:hAnsi="Times New Roman" w:eastAsia="Times New Roman" w:cs="Times New Roman"/>
+        </w:rPr>
+        <w:t xml:space="preserve">4. </w:t>
+      </w:r>
+      <w:r>
+        <w:rPr>
+          <w:rFonts w:hint="eastAsia" w:ascii="Times New Roman" w:hAnsi="Times New Roman" w:eastAsia="Times New Roman" w:cs="Times New Roman"/>
+        </w:rPr>
+        <w:t>Cope</w:t>
+      </w:r>
+      <w:r>
+        <w:rPr>
+          <w:rFonts w:hint="eastAsia" w:ascii="Times New Roman" w:hAnsi="Times New Roman" w:eastAsia="FangSong" w:cs="Times New Roman"/>
+        </w:rPr>
+        <w:t>重排与</w:t>
+      </w:r>
+      <w:r>
+        <w:rPr>
+          <w:rFonts w:hint="eastAsia" w:ascii="Times New Roman" w:hAnsi="Times New Roman" w:eastAsia="Times New Roman" w:cs="Times New Roman"/>
+        </w:rPr>
+        <w:t>Claisen</w:t>
+      </w:r>
+      <w:r>
+        <w:rPr>
+          <w:rFonts w:hint="eastAsia" w:ascii="Times New Roman" w:hAnsi="Times New Roman" w:eastAsia="FangSong" w:cs="Times New Roman"/>
+        </w:rPr>
+        <w:t>重排的异同点是什么</w:t>
+      </w:r>
+      <w:r>
+        <w:rPr>
+          <w:rFonts w:hint="eastAsia" w:ascii="Times New Roman" w:hAnsi="Times New Roman" w:eastAsia="Times New Roman" w:cs="Times New Roman"/>
+        </w:rPr>
+        <w:t>？</w:t>
+      </w:r>
+    </w:p>
+    <w:p>
+      <w:pPr>
+        <w:spacing w:before="160" w:after="80"/>
+      </w:pPr>
+      <w:r>
+        <w:pict>
+          <v:rect style="width:0;height:1.5pt" o:hralign="center" o:hrstd="t" o:hr="t"/>
+        </w:pict>
+      </w:r>
+    </w:p>
+    <w:bookmarkEnd w:id="301"/>
+    <w:bookmarkStart w:id="302" w:name="光照条件下22环加成的立体化学"/>
+    <w:p>
+      <w:pPr>
+        <w:pStyle w:val="Heading2"/>
+        <w:spacing w:before="280" w:after="80"/>
+        <w:keepNext/>
+      </w:pPr>
+      <w:r>
+        <w:rPr>
+          <w:rFonts w:ascii="Times New Roman" w:hAnsi="Times New Roman" w:eastAsia="Times New Roman" w:cs="Times New Roman"/>
+        </w:rPr>
+        <w:t xml:space="preserve">2.60 </w:t>
+      </w:r>
+      <w:r>
+        <w:rPr>
+          <w:rFonts w:hint="eastAsia" w:ascii="Times New Roman" w:hAnsi="Times New Roman" w:eastAsia="SimHei" w:cs="Times New Roman"/>
+        </w:rPr>
+        <w:t>光照条件下</w:t>
+      </w:r>
+      <w:r>
+        <w:rPr>
+          <w:rFonts w:hint="eastAsia" w:ascii="Times New Roman" w:hAnsi="Times New Roman" w:eastAsia="Times New Roman" w:cs="Times New Roman"/>
+        </w:rPr>
+        <w:t>[2+2]</w:t>
+      </w:r>
+      <w:r>
+        <w:rPr>
+          <w:rFonts w:hint="eastAsia" w:ascii="Times New Roman" w:hAnsi="Times New Roman" w:eastAsia="SimHei" w:cs="Times New Roman"/>
+        </w:rPr>
+        <w:t>环加成的立体化学</w:t>
+      </w:r>
+    </w:p>
+    <w:p>
+      <w:pPr>
+        <w:pStyle w:val="FirstParagraph"/>
+      </w:pPr>
+      <w:r>
+        <w:rPr>
+          <w:rFonts w:hint="eastAsia" w:ascii="Times New Roman" w:hAnsi="Times New Roman" w:eastAsia="Times New Roman" w:cs="Times New Roman"/>
+        </w:rPr>
+        <w:t>[2+2]</w:t>
+      </w:r>
+      <w:r>
+        <w:rPr>
+          <w:rFonts w:hint="eastAsia" w:ascii="Times New Roman" w:hAnsi="Times New Roman" w:eastAsia="FangSong" w:cs="Times New Roman"/>
+        </w:rPr>
+        <w:t>环加成在热条件下禁阻</w:t>
+      </w:r>
+      <w:r>
+        <w:rPr>
+          <w:rFonts w:hint="eastAsia" w:ascii="Times New Roman" w:hAnsi="Times New Roman" w:eastAsia="Times New Roman" w:cs="Times New Roman"/>
+        </w:rPr>
+        <w:t>，</w:t>
+      </w:r>
+      <w:r>
+        <w:rPr>
+          <w:rFonts w:hint="eastAsia" w:ascii="Times New Roman" w:hAnsi="Times New Roman" w:eastAsia="FangSong" w:cs="Times New Roman"/>
+        </w:rPr>
+        <w:t>但在光条件下允许</w:t>
+      </w:r>
+      <w:r>
+        <w:rPr>
+          <w:rFonts w:hint="eastAsia" w:ascii="Times New Roman" w:hAnsi="Times New Roman" w:eastAsia="Times New Roman" w:cs="Times New Roman"/>
+        </w:rPr>
+        <w:t>。</w:t>
+      </w:r>
+    </w:p>
+    <w:p>
+      <w:pPr>
+        <w:pStyle w:val="BodyText"/>
+      </w:pPr>
+      <w:r>
+        <w:rPr>
+          <w:rFonts w:hint="eastAsia" w:ascii="Times New Roman" w:hAnsi="Times New Roman" w:eastAsia="FangSong" w:cs="Times New Roman"/>
+          <w:b/>
+          <w:bCs/>
+        </w:rPr>
+        <w:t xml:space="preserve">题目</w:t>
+      </w:r>
+      <w:r>
+        <w:rPr>
+          <w:rFonts w:hint="eastAsia" w:ascii="Times New Roman" w:hAnsi="Times New Roman" w:eastAsia="Times New Roman" w:cs="Times New Roman"/>
+        </w:rPr>
+        <w:t xml:space="preserve">：</w:t>
+      </w:r>
+      <w:r>
+        <w:rPr>
+          <w:rFonts w:ascii="Times New Roman" w:hAnsi="Times New Roman" w:eastAsia="Times New Roman" w:cs="Times New Roman"/>
+        </w:rPr>
+        <w:t xml:space="preserve"> </w:t>
+      </w:r>
+      <w:r>
+        <w:rPr>
+          <w:rFonts w:ascii="Times New Roman" w:hAnsi="Times New Roman" w:eastAsia="Times New Roman" w:cs="Times New Roman"/>
+        </w:rPr>
+        <w:t xml:space="preserve">1. </w:t>
+      </w:r>
+      <w:r>
+        <w:rPr>
+          <w:rFonts w:hint="eastAsia" w:ascii="Times New Roman" w:hAnsi="Times New Roman" w:eastAsia="FangSong" w:cs="Times New Roman"/>
+        </w:rPr>
+        <w:t>从分子轨道对称性角度</w:t>
+      </w:r>
+      <w:r>
+        <w:rPr>
+          <w:rFonts w:hint="eastAsia" w:ascii="Times New Roman" w:hAnsi="Times New Roman" w:eastAsia="Times New Roman" w:cs="Times New Roman"/>
+        </w:rPr>
+        <w:t>，</w:t>
+      </w:r>
+      <w:r>
+        <w:rPr>
+          <w:rFonts w:hint="eastAsia" w:ascii="Times New Roman" w:hAnsi="Times New Roman" w:eastAsia="FangSong" w:cs="Times New Roman"/>
+        </w:rPr>
+        <w:t>解释</w:t>
+      </w:r>
+      <w:r>
+        <w:rPr>
+          <w:rFonts w:hint="eastAsia" w:ascii="Times New Roman" w:hAnsi="Times New Roman" w:eastAsia="Times New Roman" w:cs="Times New Roman"/>
+        </w:rPr>
+        <w:t>[2+2]</w:t>
+      </w:r>
+      <w:r>
+        <w:rPr>
+          <w:rFonts w:hint="eastAsia" w:ascii="Times New Roman" w:hAnsi="Times New Roman" w:eastAsia="FangSong" w:cs="Times New Roman"/>
+        </w:rPr>
+        <w:t>环加成在热条件下为什么是禁阻的</w:t>
+      </w:r>
+      <w:r>
+        <w:rPr>
+          <w:rFonts w:ascii="Times New Roman" w:hAnsi="Times New Roman" w:eastAsia="Times New Roman" w:cs="Times New Roman"/>
+        </w:rPr>
+        <w:t xml:space="preserve"> </w:t>
+      </w:r>
+      <w:r>
+        <w:rPr>
+          <w:rFonts w:ascii="Times New Roman" w:hAnsi="Times New Roman" w:eastAsia="Times New Roman" w:cs="Times New Roman"/>
+        </w:rPr>
+        <w:t xml:space="preserve">2. </w:t>
+      </w:r>
+      <w:r>
+        <w:rPr>
+          <w:rFonts w:hint="eastAsia" w:ascii="Times New Roman" w:hAnsi="Times New Roman" w:eastAsia="FangSong" w:cs="Times New Roman"/>
+        </w:rPr>
+        <w:t>光照如何改变前线轨道的占据情况</w:t>
+      </w:r>
+      <w:r>
+        <w:rPr>
+          <w:rFonts w:hint="eastAsia" w:ascii="Times New Roman" w:hAnsi="Times New Roman" w:eastAsia="Times New Roman" w:cs="Times New Roman"/>
+        </w:rPr>
+        <w:t>，</w:t>
+      </w:r>
+      <w:r>
+        <w:rPr>
+          <w:rFonts w:hint="eastAsia" w:ascii="Times New Roman" w:hAnsi="Times New Roman" w:eastAsia="FangSong" w:cs="Times New Roman"/>
+        </w:rPr>
+        <w:t>使得</w:t>
+      </w:r>
+      <w:r>
+        <w:rPr>
+          <w:rFonts w:hint="eastAsia" w:ascii="Times New Roman" w:hAnsi="Times New Roman" w:eastAsia="Times New Roman" w:cs="Times New Roman"/>
+        </w:rPr>
+        <w:t>[2+2]</w:t>
+      </w:r>
+      <w:r>
+        <w:rPr>
+          <w:rFonts w:hint="eastAsia" w:ascii="Times New Roman" w:hAnsi="Times New Roman" w:eastAsia="FangSong" w:cs="Times New Roman"/>
+        </w:rPr>
+        <w:t>环加成变为允许的</w:t>
+      </w:r>
+      <w:r>
+        <w:rPr>
+          <w:rFonts w:hint="eastAsia" w:ascii="Times New Roman" w:hAnsi="Times New Roman" w:eastAsia="Times New Roman" w:cs="Times New Roman"/>
+        </w:rPr>
+        <w:t>？</w:t>
+      </w:r>
+      <w:r>
+        <w:rPr>
+          <w:rFonts w:ascii="Times New Roman" w:hAnsi="Times New Roman" w:eastAsia="Times New Roman" w:cs="Times New Roman"/>
+        </w:rPr>
+        <w:t xml:space="preserve"> </w:t>
+      </w:r>
+      <w:r>
+        <w:rPr>
+          <w:rFonts w:ascii="Times New Roman" w:hAnsi="Times New Roman" w:eastAsia="Times New Roman" w:cs="Times New Roman"/>
+        </w:rPr>
+        <w:t xml:space="preserve">3. </w:t>
+      </w:r>
+      <w:r>
+        <w:rPr>
+          <w:rFonts w:hint="eastAsia" w:ascii="Times New Roman" w:hAnsi="Times New Roman" w:eastAsia="FangSong" w:cs="Times New Roman"/>
+        </w:rPr>
+        <w:t>光照条件下的</w:t>
+      </w:r>
+      <w:r>
+        <w:rPr>
+          <w:rFonts w:hint="eastAsia" w:ascii="Times New Roman" w:hAnsi="Times New Roman" w:eastAsia="Times New Roman" w:cs="Times New Roman"/>
+        </w:rPr>
+        <w:t>[2+2]</w:t>
+      </w:r>
+      <w:r>
+        <w:rPr>
+          <w:rFonts w:hint="eastAsia" w:ascii="Times New Roman" w:hAnsi="Times New Roman" w:eastAsia="FangSong" w:cs="Times New Roman"/>
+        </w:rPr>
+        <w:t>环加成遵循</w:t>
+      </w:r>
+      <w:r>
+        <w:rPr>
+          <w:rFonts w:hint="eastAsia" w:ascii="Times New Roman" w:hAnsi="Times New Roman" w:eastAsia="Times New Roman" w:cs="Times New Roman"/>
+        </w:rPr>
+        <w:t>suprafacial</w:t>
+      </w:r>
+      <w:r>
+        <w:rPr>
+          <w:rFonts w:hint="eastAsia" w:ascii="Times New Roman" w:hAnsi="Times New Roman" w:eastAsia="FangSong" w:cs="Times New Roman"/>
+        </w:rPr>
+        <w:t>还是</w:t>
+      </w:r>
+      <w:r>
+        <w:rPr>
+          <w:rFonts w:hint="eastAsia" w:ascii="Times New Roman" w:hAnsi="Times New Roman" w:eastAsia="Times New Roman" w:cs="Times New Roman"/>
+        </w:rPr>
+        <w:t>antarafacial</w:t>
+      </w:r>
+      <w:r>
+        <w:rPr>
+          <w:rFonts w:hint="eastAsia" w:ascii="Times New Roman" w:hAnsi="Times New Roman" w:eastAsia="FangSong" w:cs="Times New Roman"/>
+        </w:rPr>
+        <w:t>方式</w:t>
+      </w:r>
+      <w:r>
+        <w:rPr>
+          <w:rFonts w:hint="eastAsia" w:ascii="Times New Roman" w:hAnsi="Times New Roman" w:eastAsia="Times New Roman" w:cs="Times New Roman"/>
+        </w:rPr>
+        <w:t>？</w:t>
+      </w:r>
+      <w:r>
+        <w:rPr>
+          <w:rFonts w:ascii="Times New Roman" w:hAnsi="Times New Roman" w:eastAsia="Times New Roman" w:cs="Times New Roman"/>
+        </w:rPr>
+        <w:t xml:space="preserve"> </w:t>
+      </w:r>
+      <w:r>
+        <w:rPr>
+          <w:rFonts w:ascii="Times New Roman" w:hAnsi="Times New Roman" w:eastAsia="Times New Roman" w:cs="Times New Roman"/>
+        </w:rPr>
+        <w:t xml:space="preserve">4. </w:t>
+      </w:r>
+      <w:r>
+        <w:rPr>
+          <w:rFonts w:hint="eastAsia" w:ascii="Times New Roman" w:hAnsi="Times New Roman" w:eastAsia="FangSong" w:cs="Times New Roman"/>
+        </w:rPr>
+        <w:t>利用</w:t>
+      </w:r>
+      <w:r>
+        <w:rPr>
+          <w:rFonts w:hint="eastAsia" w:ascii="Times New Roman" w:hAnsi="Times New Roman" w:eastAsia="Times New Roman" w:cs="Times New Roman"/>
+        </w:rPr>
+        <w:t>[2+2]</w:t>
+      </w:r>
+      <w:r>
+        <w:rPr>
+          <w:rFonts w:hint="eastAsia" w:ascii="Times New Roman" w:hAnsi="Times New Roman" w:eastAsia="FangSong" w:cs="Times New Roman"/>
+        </w:rPr>
+        <w:t>环加成可以合成什么类型的化合物</w:t>
+      </w:r>
+      <w:r>
+        <w:rPr>
+          <w:rFonts w:hint="eastAsia" w:ascii="Times New Roman" w:hAnsi="Times New Roman" w:eastAsia="Times New Roman" w:cs="Times New Roman"/>
+        </w:rPr>
+        <w:t>（</w:t>
+      </w:r>
+      <w:r>
+        <w:rPr>
+          <w:rFonts w:hint="eastAsia" w:ascii="Times New Roman" w:hAnsi="Times New Roman" w:eastAsia="FangSong" w:cs="Times New Roman"/>
+        </w:rPr>
+        <w:t>举例说明</w:t>
+      </w:r>
+      <w:r>
+        <w:rPr>
+          <w:rFonts w:hint="eastAsia" w:ascii="Times New Roman" w:hAnsi="Times New Roman" w:eastAsia="Times New Roman" w:cs="Times New Roman"/>
+        </w:rPr>
+        <w:t>）？</w:t>
+      </w:r>
+    </w:p>
+    <w:p>
+      <w:pPr>
+        <w:spacing w:before="160" w:after="80"/>
+      </w:pPr>
+      <w:r>
+        <w:pict>
+          <v:rect style="width:0;height:1.5pt" o:hralign="center" o:hrstd="t" o:hr="t"/>
+        </w:pict>
+      </w:r>
+    </w:p>
+    <w:bookmarkEnd w:id="302"/>
+    <w:bookmarkStart w:id="303" w:name="felkin-anh模型预测立体选择性"/>
+    <w:p>
+      <w:pPr>
+        <w:pStyle w:val="Heading2"/>
+        <w:spacing w:before="280" w:after="80"/>
+        <w:keepNext/>
+      </w:pPr>
+      <w:r>
+        <w:rPr>
+          <w:rFonts w:ascii="Times New Roman" w:hAnsi="Times New Roman" w:eastAsia="Times New Roman" w:cs="Times New Roman"/>
+        </w:rPr>
+        <w:t xml:space="preserve">2.61 </w:t>
+      </w:r>
+      <w:r>
+        <w:rPr>
+          <w:rFonts w:hint="eastAsia" w:ascii="Times New Roman" w:hAnsi="Times New Roman" w:eastAsia="Times New Roman" w:cs="Times New Roman"/>
+        </w:rPr>
+        <w:t>Felkin-Anh</w:t>
+      </w:r>
+      <w:r>
+        <w:rPr>
+          <w:rFonts w:hint="eastAsia" w:ascii="Times New Roman" w:hAnsi="Times New Roman" w:eastAsia="SimHei" w:cs="Times New Roman"/>
+        </w:rPr>
+        <w:t>模型预测立体选择性</w:t>
+      </w:r>
+    </w:p>
+    <w:p>
+      <w:pPr>
+        <w:pStyle w:val="FirstParagraph"/>
+      </w:pPr>
+      <w:r>
+        <w:rPr>
+          <w:rFonts w:hint="eastAsia" w:ascii="Times New Roman" w:hAnsi="Times New Roman" w:eastAsia="Times New Roman" w:cs="Times New Roman"/>
+        </w:rPr>
+        <w:t>Felkin-Anh</w:t>
+      </w:r>
+      <w:r>
+        <w:rPr>
+          <w:rFonts w:hint="eastAsia" w:ascii="Times New Roman" w:hAnsi="Times New Roman" w:eastAsia="FangSong" w:cs="Times New Roman"/>
+        </w:rPr>
+        <w:t>模型描述亲核试剂从位阻最小方向进攻手性羰基化合物的立体选择性</w:t>
+      </w:r>
+      <w:r>
+        <w:rPr>
+          <w:rFonts w:hint="eastAsia" w:ascii="Times New Roman" w:hAnsi="Times New Roman" w:eastAsia="Times New Roman" w:cs="Times New Roman"/>
+        </w:rPr>
+        <w:t>。</w:t>
+      </w:r>
+    </w:p>
+    <w:p>
+      <w:pPr>
+        <w:pStyle w:val="BodyText"/>
+      </w:pPr>
+      <w:r>
+        <w:rPr>
+          <w:rFonts w:hint="eastAsia" w:ascii="Times New Roman" w:hAnsi="Times New Roman" w:eastAsia="FangSong" w:cs="Times New Roman"/>
+          <w:b/>
+          <w:bCs/>
+        </w:rPr>
+        <w:t xml:space="preserve">题目</w:t>
+      </w:r>
+      <w:r>
+        <w:rPr>
+          <w:rFonts w:hint="eastAsia" w:ascii="Times New Roman" w:hAnsi="Times New Roman" w:eastAsia="Times New Roman" w:cs="Times New Roman"/>
+        </w:rPr>
+        <w:t xml:space="preserve">：</w:t>
+      </w:r>
+      <w:r>
+        <w:rPr>
+          <w:rFonts w:ascii="Times New Roman" w:hAnsi="Times New Roman" w:eastAsia="Times New Roman" w:cs="Times New Roman"/>
+        </w:rPr>
+        <w:t xml:space="preserve"> </w:t>
+      </w:r>
+      <w:r>
+        <w:rPr>
+          <w:rFonts w:ascii="Times New Roman" w:hAnsi="Times New Roman" w:eastAsia="Times New Roman" w:cs="Times New Roman"/>
+        </w:rPr>
+        <w:t xml:space="preserve">1. </w:t>
+      </w:r>
+      <w:r>
+        <w:rPr>
+          <w:rFonts w:hint="eastAsia" w:ascii="Times New Roman" w:hAnsi="Times New Roman" w:eastAsia="FangSong" w:cs="Times New Roman"/>
+        </w:rPr>
+        <w:t>画出</w:t>
+      </w:r>
+      <w:r>
+        <w:rPr>
+          <w:rFonts w:hint="eastAsia" w:ascii="Times New Roman" w:hAnsi="Times New Roman" w:eastAsia="Times New Roman" w:cs="Times New Roman"/>
+        </w:rPr>
+        <w:t>Felkin-Anh</w:t>
+      </w:r>
+      <w:r>
+        <w:rPr>
+          <w:rFonts w:hint="eastAsia" w:ascii="Times New Roman" w:hAnsi="Times New Roman" w:eastAsia="FangSong" w:cs="Times New Roman"/>
+        </w:rPr>
+        <w:t>模型的</w:t>
+      </w:r>
+      <w:r>
+        <w:rPr>
+          <w:rFonts w:hint="eastAsia" w:ascii="Times New Roman" w:hAnsi="Times New Roman" w:eastAsia="Times New Roman" w:cs="Times New Roman"/>
+        </w:rPr>
+        <w:t>Newman</w:t>
+      </w:r>
+      <w:r>
+        <w:rPr>
+          <w:rFonts w:hint="eastAsia" w:ascii="Times New Roman" w:hAnsi="Times New Roman" w:eastAsia="FangSong" w:cs="Times New Roman"/>
+        </w:rPr>
+        <w:t>投影式</w:t>
+      </w:r>
+      <w:r>
+        <w:rPr>
+          <w:rFonts w:hint="eastAsia" w:ascii="Times New Roman" w:hAnsi="Times New Roman" w:eastAsia="Times New Roman" w:cs="Times New Roman"/>
+        </w:rPr>
+        <w:t>，</w:t>
+      </w:r>
+      <w:r>
+        <w:rPr>
+          <w:rFonts w:hint="eastAsia" w:ascii="Times New Roman" w:hAnsi="Times New Roman" w:eastAsia="FangSong" w:cs="Times New Roman"/>
+        </w:rPr>
+        <w:t>说明最大基团</w:t>
+      </w:r>
+      <w:r>
+        <w:rPr>
+          <w:rFonts w:hint="eastAsia" w:ascii="Times New Roman" w:hAnsi="Times New Roman" w:eastAsia="Times New Roman" w:cs="Times New Roman"/>
+        </w:rPr>
+        <w:t>（L）</w:t>
+      </w:r>
+      <w:r>
+        <w:rPr>
+          <w:rFonts w:hint="eastAsia" w:ascii="Times New Roman" w:hAnsi="Times New Roman" w:eastAsia="FangSong" w:cs="Times New Roman"/>
+        </w:rPr>
+        <w:t>应处于什么位置</w:t>
+      </w:r>
+      <w:r>
+        <w:rPr>
+          <w:rFonts w:ascii="Times New Roman" w:hAnsi="Times New Roman" w:eastAsia="Times New Roman" w:cs="Times New Roman"/>
+        </w:rPr>
+        <w:t xml:space="preserve"> </w:t>
+      </w:r>
+      <w:r>
+        <w:rPr>
+          <w:rFonts w:ascii="Times New Roman" w:hAnsi="Times New Roman" w:eastAsia="Times New Roman" w:cs="Times New Roman"/>
+        </w:rPr>
+        <w:t xml:space="preserve">2. </w:t>
+      </w:r>
+      <w:r>
+        <w:rPr>
+          <w:rFonts w:hint="eastAsia" w:ascii="Times New Roman" w:hAnsi="Times New Roman" w:eastAsia="FangSong" w:cs="Times New Roman"/>
+        </w:rPr>
+        <w:t>亲核试剂为什么从取代基体积较小的一侧进攻</w:t>
+      </w:r>
+      <w:r>
+        <w:rPr>
+          <w:rFonts w:hint="eastAsia" w:ascii="Times New Roman" w:hAnsi="Times New Roman" w:eastAsia="Times New Roman" w:cs="Times New Roman"/>
+        </w:rPr>
+        <w:t>？</w:t>
+      </w:r>
+      <w:r>
+        <w:rPr>
+          <w:rFonts w:ascii="Times New Roman" w:hAnsi="Times New Roman" w:eastAsia="Times New Roman" w:cs="Times New Roman"/>
+        </w:rPr>
+        <w:t xml:space="preserve"> </w:t>
+      </w:r>
+      <w:r>
+        <w:rPr>
+          <w:rFonts w:ascii="Times New Roman" w:hAnsi="Times New Roman" w:eastAsia="Times New Roman" w:cs="Times New Roman"/>
+        </w:rPr>
+        <w:t xml:space="preserve">3. </w:t>
+      </w:r>
+      <w:r>
+        <w:rPr>
+          <w:rFonts w:hint="eastAsia" w:ascii="Times New Roman" w:hAnsi="Times New Roman" w:eastAsia="FangSong" w:cs="Times New Roman"/>
+        </w:rPr>
+        <w:t>该模型预测手性底物与非手性亲核试剂加成时主要形成</w:t>
+      </w:r>
+      <w:r>
+        <w:rPr>
+          <w:rFonts w:hint="eastAsia" w:ascii="Times New Roman" w:hAnsi="Times New Roman" w:eastAsia="Times New Roman" w:cs="Times New Roman"/>
+        </w:rPr>
+        <w:t>”anti”</w:t>
+      </w:r>
+      <w:r>
+        <w:rPr>
+          <w:rFonts w:hint="eastAsia" w:ascii="Times New Roman" w:hAnsi="Times New Roman" w:eastAsia="FangSong" w:cs="Times New Roman"/>
+        </w:rPr>
+        <w:t>还是</w:t>
+      </w:r>
+      <w:r>
+        <w:rPr>
+          <w:rFonts w:hint="eastAsia" w:ascii="Times New Roman" w:hAnsi="Times New Roman" w:eastAsia="Times New Roman" w:cs="Times New Roman"/>
+        </w:rPr>
+        <w:t>”syn”</w:t>
+      </w:r>
+      <w:r>
+        <w:rPr>
+          <w:rFonts w:hint="eastAsia" w:ascii="Times New Roman" w:hAnsi="Times New Roman" w:eastAsia="FangSong" w:cs="Times New Roman"/>
+        </w:rPr>
+        <w:t>构型产物</w:t>
+      </w:r>
+      <w:r>
+        <w:rPr>
+          <w:rFonts w:hint="eastAsia" w:ascii="Times New Roman" w:hAnsi="Times New Roman" w:eastAsia="Times New Roman" w:cs="Times New Roman"/>
+        </w:rPr>
+        <w:t>？</w:t>
+      </w:r>
+      <w:r>
+        <w:rPr>
+          <w:rFonts w:ascii="Times New Roman" w:hAnsi="Times New Roman" w:eastAsia="Times New Roman" w:cs="Times New Roman"/>
+        </w:rPr>
+        <w:t xml:space="preserve"> </w:t>
+      </w:r>
+      <w:r>
+        <w:rPr>
+          <w:rFonts w:ascii="Times New Roman" w:hAnsi="Times New Roman" w:eastAsia="Times New Roman" w:cs="Times New Roman"/>
+        </w:rPr>
+        <w:t xml:space="preserve">4. </w:t>
+      </w:r>
+      <w:r>
+        <w:rPr>
+          <w:rFonts w:hint="eastAsia" w:ascii="Times New Roman" w:hAnsi="Times New Roman" w:eastAsia="Times New Roman" w:cs="Times New Roman"/>
+        </w:rPr>
+        <w:t>Felkin-Anh</w:t>
+      </w:r>
+      <w:r>
+        <w:rPr>
+          <w:rFonts w:hint="eastAsia" w:ascii="Times New Roman" w:hAnsi="Times New Roman" w:eastAsia="FangSong" w:cs="Times New Roman"/>
+        </w:rPr>
+        <w:t>模型与</w:t>
+      </w:r>
+      <w:r>
+        <w:rPr>
+          <w:rFonts w:hint="eastAsia" w:ascii="Times New Roman" w:hAnsi="Times New Roman" w:eastAsia="Times New Roman" w:cs="Times New Roman"/>
+        </w:rPr>
+        <w:t>Cram</w:t>
+      </w:r>
+      <w:r>
+        <w:rPr>
+          <w:rFonts w:hint="eastAsia" w:ascii="Times New Roman" w:hAnsi="Times New Roman" w:eastAsia="FangSong" w:cs="Times New Roman"/>
+        </w:rPr>
+        <w:t>规则的关系是什么</w:t>
+      </w:r>
+      <w:r>
+        <w:rPr>
+          <w:rFonts w:hint="eastAsia" w:ascii="Times New Roman" w:hAnsi="Times New Roman" w:eastAsia="Times New Roman" w:cs="Times New Roman"/>
+        </w:rPr>
+        <w:t>？</w:t>
+      </w:r>
+    </w:p>
+    <w:p>
+      <w:pPr>
+        <w:spacing w:before="160" w:after="80"/>
+      </w:pPr>
+      <w:r>
+        <w:pict>
+          <v:rect style="width:0;height:1.5pt" o:hralign="center" o:hrstd="t" o:hr="t"/>
+        </w:pict>
+      </w:r>
+    </w:p>
+    <w:bookmarkEnd w:id="303"/>
+    <w:bookmarkStart w:id="304" w:name="有机-立体-桥环化合物立体异构体计数"/>
+    <w:p>
+      <w:pPr>
+        <w:pStyle w:val="Heading2"/>
+        <w:spacing w:before="280" w:after="80"/>
+        <w:keepNext/>
+      </w:pPr>
+      <w:r>
+        <w:rPr>
+          <w:rFonts w:ascii="Times New Roman" w:hAnsi="Times New Roman" w:eastAsia="Times New Roman" w:cs="Times New Roman"/>
+        </w:rPr>
         <w:t xml:space="preserve">2.62 </w:t>
       </w:r>
       <w:r>
@@ -19752,7 +19628,7 @@
         <w:rPr>
           <w:rFonts w:hint="eastAsia" w:ascii="Times New Roman" w:hAnsi="Times New Roman" w:eastAsia="SimHei" w:cs="Times New Roman"/>
         </w:rPr>
-        <w:t>化学选择性区域选择性立体选择性统一框架</w:t>
+        <w:t>桥环化合物立体异构体计数</w:t>
       </w:r>
     </w:p>
     <w:p>
@@ -19777,219 +19653,92 @@
         <w:rPr>
           <w:rFonts w:hint="eastAsia" w:ascii="Times New Roman" w:hAnsi="Times New Roman" w:eastAsia="FangSong" w:cs="Times New Roman"/>
         </w:rPr>
-        <w:t>定义并区分以下三种选择性</w:t>
+        <w:t>桥环化合物中</w:t>
+      </w:r>
+      <w:r>
+        <w:rPr>
+          <w:rFonts w:hint="eastAsia" w:ascii="Times New Roman" w:hAnsi="Times New Roman" w:eastAsia="Times New Roman" w:cs="Times New Roman"/>
+        </w:rPr>
+        <w:t>，</w:t>
+      </w:r>
+      <w:r>
+        <w:rPr>
+          <w:rFonts w:hint="eastAsia" w:ascii="Times New Roman" w:hAnsi="Times New Roman" w:eastAsia="FangSong" w:cs="Times New Roman"/>
+        </w:rPr>
+        <w:t>桥头碳</w:t>
+      </w:r>
+      <w:r>
+        <w:rPr>
+          <w:rFonts w:hint="eastAsia" w:ascii="Times New Roman" w:hAnsi="Times New Roman" w:eastAsia="Times New Roman" w:cs="Times New Roman"/>
+        </w:rPr>
+        <w:t>（bridgehead</w:t>
+      </w:r>
+      <w:r>
+        <w:rPr>
+          <w:rFonts w:ascii="Times New Roman" w:hAnsi="Times New Roman" w:eastAsia="Times New Roman" w:cs="Times New Roman"/>
+        </w:rPr>
+        <w:t xml:space="preserve"> </w:t>
+      </w:r>
+      <w:r>
+        <w:rPr>
+          <w:rFonts w:hint="eastAsia" w:ascii="Times New Roman" w:hAnsi="Times New Roman" w:eastAsia="Times New Roman" w:cs="Times New Roman"/>
+        </w:rPr>
+        <w:t>carbon）</w:t>
+      </w:r>
+      <w:r>
+        <w:rPr>
+          <w:rFonts w:hint="eastAsia" w:ascii="Times New Roman" w:hAnsi="Times New Roman" w:eastAsia="FangSong" w:cs="Times New Roman"/>
+        </w:rPr>
+        <w:t>受什么效应限制</w:t>
+      </w:r>
+      <w:r>
+        <w:rPr>
+          <w:rFonts w:hint="eastAsia" w:ascii="Times New Roman" w:hAnsi="Times New Roman" w:eastAsia="Times New Roman" w:cs="Times New Roman"/>
+        </w:rPr>
+        <w:t>？</w:t>
+      </w:r>
+      <w:r>
+        <w:rPr>
+          <w:rFonts w:hint="eastAsia" w:ascii="Times New Roman" w:hAnsi="Times New Roman" w:eastAsia="FangSong" w:cs="Times New Roman"/>
+        </w:rPr>
+        <w:t>这对立体异构体数目有什么影响</w:t>
+      </w:r>
+      <w:r>
+        <w:rPr>
+          <w:rFonts w:hint="eastAsia" w:ascii="Times New Roman" w:hAnsi="Times New Roman" w:eastAsia="Times New Roman" w:cs="Times New Roman"/>
+        </w:rPr>
+        <w:t>？</w:t>
+      </w:r>
+    </w:p>
+    <w:p>
+      <w:pPr>
+        <w:pStyle w:val="BodyText"/>
+      </w:pPr>
+      <w:r>
+        <w:rPr>
+          <w:rFonts w:ascii="Times New Roman" w:hAnsi="Times New Roman" w:eastAsia="Times New Roman" w:cs="Times New Roman"/>
+          <w:b/>
+          <w:bCs/>
+        </w:rPr>
+        <w:t xml:space="preserve">(2)</w:t>
+      </w:r>
+      <w:r>
+        <w:rPr>
+          <w:rFonts w:ascii="Times New Roman" w:hAnsi="Times New Roman" w:eastAsia="Times New Roman" w:cs="Times New Roman"/>
+        </w:rPr>
+        <w:t xml:space="preserve"> </w:t>
+      </w:r>
+      <w:r>
+        <w:rPr>
+          <w:rFonts w:hint="eastAsia" w:ascii="Times New Roman" w:hAnsi="Times New Roman" w:eastAsia="FangSong" w:cs="Times New Roman"/>
+        </w:rPr>
+        <w:t>计算下列化合物可能的立体异构体数目</w:t>
       </w:r>
       <w:r>
         <w:rPr>
           <w:rFonts w:hint="eastAsia" w:ascii="Times New Roman" w:hAnsi="Times New Roman" w:eastAsia="Times New Roman" w:cs="Times New Roman"/>
         </w:rPr>
         <w:t>：</w:t>
-      </w:r>
-      <w:r>
-        <w:rPr>
-          <w:rFonts w:ascii="Times New Roman" w:hAnsi="Times New Roman" w:eastAsia="Times New Roman" w:cs="Times New Roman"/>
-        </w:rPr>
-        <w:t xml:space="preserve"> </w:t>
-      </w:r>
-      <w:r>
-        <w:rPr>
-          <w:rFonts w:ascii="Times New Roman" w:hAnsi="Times New Roman" w:eastAsia="Times New Roman" w:cs="Times New Roman"/>
-        </w:rPr>
-        <w:t xml:space="preserve">- </w:t>
-      </w:r>
-      <w:r>
-        <w:rPr>
-          <w:rFonts w:hint="eastAsia" w:ascii="Times New Roman" w:hAnsi="Times New Roman" w:eastAsia="FangSong" w:cs="Times New Roman"/>
-        </w:rPr>
-        <w:t>化学选择性</w:t>
-      </w:r>
-      <w:r>
-        <w:rPr>
-          <w:rFonts w:hint="eastAsia" w:ascii="Times New Roman" w:hAnsi="Times New Roman" w:eastAsia="Times New Roman" w:cs="Times New Roman"/>
-        </w:rPr>
-        <w:t>（chemoselectivity）</w:t>
-      </w:r>
-      <w:r>
-        <w:rPr>
-          <w:rFonts w:ascii="Times New Roman" w:hAnsi="Times New Roman" w:eastAsia="Times New Roman" w:cs="Times New Roman"/>
-        </w:rPr>
-        <w:t xml:space="preserve"> </w:t>
-      </w:r>
-      <w:r>
-        <w:rPr>
-          <w:rFonts w:ascii="Times New Roman" w:hAnsi="Times New Roman" w:eastAsia="Times New Roman" w:cs="Times New Roman"/>
-        </w:rPr>
-        <w:t xml:space="preserve">- </w:t>
-      </w:r>
-      <w:r>
-        <w:rPr>
-          <w:rFonts w:hint="eastAsia" w:ascii="Times New Roman" w:hAnsi="Times New Roman" w:eastAsia="FangSong" w:cs="Times New Roman"/>
-        </w:rPr>
-        <w:t>区域选择性</w:t>
-      </w:r>
-      <w:r>
-        <w:rPr>
-          <w:rFonts w:hint="eastAsia" w:ascii="Times New Roman" w:hAnsi="Times New Roman" w:eastAsia="Times New Roman" w:cs="Times New Roman"/>
-        </w:rPr>
-        <w:t>（regioselectivity）</w:t>
-      </w:r>
-      <w:r>
-        <w:rPr>
-          <w:rFonts w:ascii="Times New Roman" w:hAnsi="Times New Roman" w:eastAsia="Times New Roman" w:cs="Times New Roman"/>
-        </w:rPr>
-        <w:t xml:space="preserve"> </w:t>
-      </w:r>
-      <w:r>
-        <w:rPr>
-          <w:rFonts w:ascii="Times New Roman" w:hAnsi="Times New Roman" w:eastAsia="Times New Roman" w:cs="Times New Roman"/>
-        </w:rPr>
-        <w:t xml:space="preserve">- </w:t>
-      </w:r>
-      <w:r>
-        <w:rPr>
-          <w:rFonts w:hint="eastAsia" w:ascii="Times New Roman" w:hAnsi="Times New Roman" w:eastAsia="FangSong" w:cs="Times New Roman"/>
-        </w:rPr>
-        <w:t>立体选择性</w:t>
-      </w:r>
-      <w:r>
-        <w:rPr>
-          <w:rFonts w:hint="eastAsia" w:ascii="Times New Roman" w:hAnsi="Times New Roman" w:eastAsia="Times New Roman" w:cs="Times New Roman"/>
-        </w:rPr>
-        <w:t>（stereoselectivity）</w:t>
-      </w:r>
-    </w:p>
-    <w:p>
-      <w:pPr>
-        <w:pStyle w:val="BodyText"/>
-      </w:pPr>
-      <w:r>
-        <w:rPr>
-          <w:rFonts w:ascii="Times New Roman" w:hAnsi="Times New Roman" w:eastAsia="Times New Roman" w:cs="Times New Roman"/>
-          <w:b/>
-          <w:bCs/>
-        </w:rPr>
-        <w:t xml:space="preserve">(2)</w:t>
-      </w:r>
-      <w:r>
-        <w:rPr>
-          <w:rFonts w:ascii="Times New Roman" w:hAnsi="Times New Roman" w:eastAsia="Times New Roman" w:cs="Times New Roman"/>
-        </w:rPr>
-        <w:t xml:space="preserve"> </w:t>
-      </w:r>
-      <w:r>
-        <w:rPr>
-          <w:rFonts w:hint="eastAsia" w:ascii="Times New Roman" w:hAnsi="Times New Roman" w:eastAsia="FangSong" w:cs="Times New Roman"/>
-        </w:rPr>
-        <w:t>对于一个含有多个官能团的分子</w:t>
-      </w:r>
-      <w:r>
-        <w:rPr>
-          <w:rFonts w:hint="eastAsia" w:ascii="Times New Roman" w:hAnsi="Times New Roman" w:eastAsia="Times New Roman" w:cs="Times New Roman"/>
-        </w:rPr>
-        <w:t>，</w:t>
-      </w:r>
-      <w:r>
-        <w:rPr>
-          <w:rFonts w:hint="eastAsia" w:ascii="Times New Roman" w:hAnsi="Times New Roman" w:eastAsia="FangSong" w:cs="Times New Roman"/>
-        </w:rPr>
-        <w:t>如何按照</w:t>
-      </w:r>
-      <w:r>
-        <w:rPr>
-          <w:rFonts w:hint="eastAsia" w:ascii="Times New Roman" w:hAnsi="Times New Roman" w:eastAsia="Times New Roman" w:cs="Times New Roman"/>
-        </w:rPr>
-        <w:t>”</w:t>
-      </w:r>
-      <w:r>
-        <w:rPr>
-          <w:rFonts w:hint="eastAsia" w:ascii="Times New Roman" w:hAnsi="Times New Roman" w:eastAsia="FangSong" w:cs="Times New Roman"/>
-        </w:rPr>
-        <w:t>三层选择性框架</w:t>
-      </w:r>
-      <w:r>
-        <w:rPr>
-          <w:rFonts w:hint="eastAsia" w:ascii="Times New Roman" w:hAnsi="Times New Roman" w:eastAsia="Times New Roman" w:cs="Times New Roman"/>
-        </w:rPr>
-        <w:t>”</w:t>
-      </w:r>
-      <w:r>
-        <w:rPr>
-          <w:rFonts w:hint="eastAsia" w:ascii="Times New Roman" w:hAnsi="Times New Roman" w:eastAsia="FangSong" w:cs="Times New Roman"/>
-        </w:rPr>
-        <w:t>来设计合成路线</w:t>
-      </w:r>
-      <w:r>
-        <w:rPr>
-          <w:rFonts w:hint="eastAsia" w:ascii="Times New Roman" w:hAnsi="Times New Roman" w:eastAsia="Times New Roman" w:cs="Times New Roman"/>
-        </w:rPr>
-        <w:t>？</w:t>
-      </w:r>
-      <w:r>
-        <w:rPr>
-          <w:rFonts w:hint="eastAsia" w:ascii="Times New Roman" w:hAnsi="Times New Roman" w:eastAsia="FangSong" w:cs="Times New Roman"/>
-        </w:rPr>
-        <w:t>给出具体的设计思路</w:t>
-      </w:r>
-      <w:r>
-        <w:rPr>
-          <w:rFonts w:hint="eastAsia" w:ascii="Times New Roman" w:hAnsi="Times New Roman" w:eastAsia="Times New Roman" w:cs="Times New Roman"/>
-        </w:rPr>
-        <w:t>。</w:t>
-      </w:r>
-    </w:p>
-    <w:p>
-      <w:pPr>
-        <w:pStyle w:val="BodyText"/>
-      </w:pPr>
-      <w:r>
-        <w:rPr>
-          <w:rFonts w:ascii="Times New Roman" w:hAnsi="Times New Roman" w:eastAsia="Times New Roman" w:cs="Times New Roman"/>
-          <w:b/>
-          <w:bCs/>
-        </w:rPr>
-        <w:t xml:space="preserve">(3)</w:t>
-      </w:r>
-      <w:r>
-        <w:rPr>
-          <w:rFonts w:ascii="Times New Roman" w:hAnsi="Times New Roman" w:eastAsia="Times New Roman" w:cs="Times New Roman"/>
-        </w:rPr>
-        <w:t xml:space="preserve"> </w:t>
-      </w:r>
-      <w:r>
-        <w:rPr>
-          <w:rFonts w:hint="eastAsia" w:ascii="Times New Roman" w:hAnsi="Times New Roman" w:eastAsia="FangSong" w:cs="Times New Roman"/>
-        </w:rPr>
-        <w:t>以下反应中</w:t>
-      </w:r>
-      <w:r>
-        <w:rPr>
-          <w:rFonts w:hint="eastAsia" w:ascii="Times New Roman" w:hAnsi="Times New Roman" w:eastAsia="Times New Roman" w:cs="Times New Roman"/>
-        </w:rPr>
-        <w:t>，</w:t>
-      </w:r>
-      <w:r>
-        <w:rPr>
-          <w:rFonts w:hint="eastAsia" w:ascii="Times New Roman" w:hAnsi="Times New Roman" w:eastAsia="FangSong" w:cs="Times New Roman"/>
-        </w:rPr>
-        <w:t>分别涉及哪种选择性</w:t>
-      </w:r>
-      <w:r>
-        <w:rPr>
-          <w:rFonts w:hint="eastAsia" w:ascii="Times New Roman" w:hAnsi="Times New Roman" w:eastAsia="Times New Roman" w:cs="Times New Roman"/>
-        </w:rPr>
-        <w:t>？</w:t>
-      </w:r>
-      <w:r>
-        <w:rPr>
-          <w:rFonts w:hint="eastAsia" w:ascii="Times New Roman" w:hAnsi="Times New Roman" w:eastAsia="FangSong" w:cs="Times New Roman"/>
-        </w:rPr>
-        <w:t>如何通过改变条件来控制</w:t>
-      </w:r>
-      <w:r>
-        <w:rPr>
-          <w:rFonts w:hint="eastAsia" w:ascii="Times New Roman" w:hAnsi="Times New Roman" w:eastAsia="Times New Roman" w:cs="Times New Roman"/>
-        </w:rPr>
-        <w:t>？</w:t>
       </w:r>
     </w:p>
     <w:p>
@@ -20018,62 +19767,43 @@
         <w:rPr>
           <w:rFonts w:hint="eastAsia" w:ascii="Times New Roman" w:hAnsi="Times New Roman" w:eastAsia="FangSong" w:cs="Times New Roman"/>
         </w:rPr>
-        <w:t xml:space="preserve">同一分子中的</w:t>
-      </w:r>
-      <w:r>
-        <w:rPr>
-          <w:rFonts w:ascii="Times New Roman" w:hAnsi="Times New Roman" w:eastAsia="Times New Roman" w:cs="Times New Roman"/>
-        </w:rPr>
-        <w:t xml:space="preserve"> C=C </w:t>
-      </w:r>
-      <w:r>
-        <w:rPr>
-          <w:rFonts w:hint="eastAsia" w:ascii="Times New Roman" w:hAnsi="Times New Roman" w:eastAsia="FangSong" w:cs="Times New Roman"/>
-        </w:rPr>
-        <w:t xml:space="preserve">和</w:t>
-      </w:r>
-      <w:r>
-        <w:rPr>
-          <w:rFonts w:ascii="Times New Roman" w:hAnsi="Times New Roman" w:eastAsia="Times New Roman" w:cs="Times New Roman"/>
-        </w:rPr>
-        <w:t xml:space="preserve"> C=O </w:t>
-      </w:r>
-      <w:r>
-        <w:rPr>
-          <w:rFonts w:hint="eastAsia" w:ascii="Times New Roman" w:hAnsi="Times New Roman" w:eastAsia="FangSong" w:cs="Times New Roman"/>
-        </w:rPr>
-        <w:t>同时存在</w:t>
-      </w:r>
-      <w:r>
-        <w:rPr>
-          <w:rFonts w:hint="eastAsia" w:ascii="Times New Roman" w:hAnsi="Times New Roman" w:eastAsia="Times New Roman" w:cs="Times New Roman"/>
-        </w:rPr>
-        <w:t>，NaBH</w:t>
-      </w:r>
-      <w:r>
-        <w:rPr>
-          <w:rFonts w:hint="eastAsia" w:ascii="Times New Roman" w:hAnsi="Times New Roman" w:eastAsia="Times New Roman" w:cs="Times New Roman"/>
-          <w:vertAlign w:val="subscript"/>
-        </w:rPr>
-        <w:t>4</w:t>
-      </w:r>
-      <w:r>
-        <w:rPr>
-          <w:rFonts w:ascii="Times New Roman" w:hAnsi="Times New Roman" w:eastAsia="Times New Roman" w:cs="Times New Roman"/>
-        </w:rPr>
-        <w:t xml:space="preserve"> </w:t>
-      </w:r>
-      <w:r>
-        <w:rPr>
-          <w:rFonts w:hint="eastAsia" w:ascii="Times New Roman" w:hAnsi="Times New Roman" w:eastAsia="FangSong" w:cs="Times New Roman"/>
-        </w:rPr>
-        <w:t xml:space="preserve">只还原</w:t>
-      </w:r>
-      <w:r>
-        <w:rPr>
-          <w:rFonts w:ascii="Times New Roman" w:hAnsi="Times New Roman" w:eastAsia="Times New Roman" w:cs="Times New Roman"/>
-        </w:rPr>
-        <w:t xml:space="preserve"> C=O</w:t>
+        <w:t>降冰片烷</w:t>
+      </w:r>
+      <w:r>
+        <w:rPr>
+          <w:rFonts w:hint="eastAsia" w:ascii="Times New Roman" w:hAnsi="Times New Roman" w:eastAsia="Times New Roman" w:cs="Times New Roman"/>
+        </w:rPr>
+        <w:t>（norbornane，</w:t>
+      </w:r>
+      <w:r>
+        <w:rPr>
+          <w:rFonts w:hint="eastAsia" w:ascii="Times New Roman" w:hAnsi="Times New Roman" w:eastAsia="FangSong" w:cs="Times New Roman"/>
+        </w:rPr>
+        <w:t>双环</w:t>
+      </w:r>
+      <w:r>
+        <w:rPr>
+          <w:rFonts w:hint="eastAsia" w:ascii="Times New Roman" w:hAnsi="Times New Roman" w:eastAsia="Times New Roman" w:cs="Times New Roman"/>
+        </w:rPr>
+        <w:t>[2.2.1]</w:t>
+      </w:r>
+      <w:r>
+        <w:rPr>
+          <w:rFonts w:hint="eastAsia" w:ascii="Times New Roman" w:hAnsi="Times New Roman" w:eastAsia="FangSong" w:cs="Times New Roman"/>
+        </w:rPr>
+        <w:t>庚烷</w:t>
+      </w:r>
+      <w:r>
+        <w:rPr>
+          <w:rFonts w:hint="eastAsia" w:ascii="Times New Roman" w:hAnsi="Times New Roman" w:eastAsia="Times New Roman" w:cs="Times New Roman"/>
+        </w:rPr>
+        <w:t>），</w:t>
+      </w:r>
+      <w:r>
+        <w:rPr>
+          <w:rFonts w:hint="eastAsia" w:ascii="Times New Roman" w:hAnsi="Times New Roman" w:eastAsia="FangSong" w:cs="Times New Roman"/>
+        </w:rPr>
+        <w:t>不含额外取代基</w:t>
       </w:r>
     </w:p>
     <w:p>
@@ -20100,21 +19830,15 @@
       </w:r>
       <w:r>
         <w:rPr>
-          <w:rFonts w:hint="eastAsia" w:ascii="Times New Roman" w:hAnsi="Times New Roman" w:eastAsia="FangSong" w:cs="Times New Roman"/>
-        </w:rPr>
-        <w:t xml:space="preserve">丙烯与</w:t>
-      </w:r>
-      <w:r>
-        <w:rPr>
-          <w:rFonts w:ascii="Times New Roman" w:hAnsi="Times New Roman" w:eastAsia="Times New Roman" w:cs="Times New Roman"/>
-        </w:rPr>
-        <w:t xml:space="preserve"> HBr </w:t>
-      </w:r>
-      <w:r>
-        <w:rPr>
-          <w:rFonts w:hint="eastAsia" w:ascii="Times New Roman" w:hAnsi="Times New Roman" w:eastAsia="FangSong" w:cs="Times New Roman"/>
-        </w:rPr>
-        <w:t xml:space="preserve">在过氧化物存在下反应</w:t>
+          <w:rFonts w:hint="eastAsia" w:ascii="Times New Roman" w:hAnsi="Times New Roman" w:eastAsia="Times New Roman" w:cs="Times New Roman"/>
+        </w:rPr>
+        <w:t>2-</w:t>
+      </w:r>
+      <w:r>
+        <w:rPr>
+          <w:rFonts w:hint="eastAsia" w:ascii="Times New Roman" w:hAnsi="Times New Roman" w:eastAsia="FangSong" w:cs="Times New Roman"/>
+        </w:rPr>
+        <w:t>甲基降冰片烷</w:t>
       </w:r>
     </w:p>
     <w:p>
@@ -20141,28 +19865,76 @@
       </w:r>
       <w:r>
         <w:rPr>
-          <w:rFonts w:hint="eastAsia" w:ascii="Times New Roman" w:hAnsi="Times New Roman" w:eastAsia="Times New Roman" w:cs="Times New Roman"/>
-        </w:rPr>
-        <w:t>1-</w:t>
-      </w:r>
-      <w:r>
-        <w:rPr>
-          <w:rFonts w:hint="eastAsia" w:ascii="Times New Roman" w:hAnsi="Times New Roman" w:eastAsia="FangSong" w:cs="Times New Roman"/>
-        </w:rPr>
-        <w:t>甲基环己烯与</w:t>
-      </w:r>
-      <w:r>
-        <w:rPr>
-          <w:rFonts w:ascii="Times New Roman" w:hAnsi="Times New Roman" w:eastAsia="Times New Roman" w:cs="Times New Roman"/>
-        </w:rPr>
-        <w:t xml:space="preserve"> OsO</w:t>
-      </w:r>
-      <w:r>
-        <w:rPr>
-          <w:rFonts w:ascii="Times New Roman" w:hAnsi="Times New Roman" w:eastAsia="Times New Roman" w:cs="Times New Roman"/>
-          <w:vertAlign w:val="subscript"/>
-        </w:rPr>
-        <w:t>4</w:t>
+          <w:rFonts w:hint="eastAsia" w:ascii="Times New Roman" w:hAnsi="Times New Roman" w:eastAsia="FangSong" w:cs="Times New Roman"/>
+        </w:rPr>
+        <w:t>奎宁</w:t>
+      </w:r>
+      <w:r>
+        <w:rPr>
+          <w:rFonts w:hint="eastAsia" w:ascii="Times New Roman" w:hAnsi="Times New Roman" w:eastAsia="Times New Roman" w:cs="Times New Roman"/>
+        </w:rPr>
+        <w:t>（quinine），</w:t>
+      </w:r>
+      <w:r>
+        <w:rPr>
+          <w:rFonts w:hint="eastAsia" w:ascii="Times New Roman" w:hAnsi="Times New Roman" w:eastAsia="FangSong" w:cs="Times New Roman"/>
+        </w:rPr>
+        <w:t>含</w:t>
+      </w:r>
+      <w:r>
+        <w:rPr>
+          <w:rFonts w:hint="eastAsia" w:ascii="Times New Roman" w:hAnsi="Times New Roman" w:eastAsia="Times New Roman" w:cs="Times New Roman"/>
+        </w:rPr>
+        <w:t>5</w:t>
+      </w:r>
+      <w:r>
+        <w:rPr>
+          <w:rFonts w:hint="eastAsia" w:ascii="Times New Roman" w:hAnsi="Times New Roman" w:eastAsia="FangSong" w:cs="Times New Roman"/>
+        </w:rPr>
+        <w:t>个手性碳</w:t>
+      </w:r>
+      <w:r>
+        <w:rPr>
+          <w:rFonts w:hint="eastAsia" w:ascii="Times New Roman" w:hAnsi="Times New Roman" w:eastAsia="Times New Roman" w:cs="Times New Roman"/>
+        </w:rPr>
+        <w:t>（</w:t>
+      </w:r>
+      <w:r>
+        <w:rPr>
+          <w:rFonts w:hint="eastAsia" w:ascii="Times New Roman" w:hAnsi="Times New Roman" w:eastAsia="FangSong" w:cs="Times New Roman"/>
+        </w:rPr>
+        <w:t>其中</w:t>
+      </w:r>
+      <w:r>
+        <w:rPr>
+          <w:rFonts w:hint="eastAsia" w:ascii="Times New Roman" w:hAnsi="Times New Roman" w:eastAsia="Times New Roman" w:cs="Times New Roman"/>
+        </w:rPr>
+        <w:t>2</w:t>
+      </w:r>
+      <w:r>
+        <w:rPr>
+          <w:rFonts w:hint="eastAsia" w:ascii="Times New Roman" w:hAnsi="Times New Roman" w:eastAsia="FangSong" w:cs="Times New Roman"/>
+        </w:rPr>
+        <w:t>个是桥头碳</w:t>
+      </w:r>
+      <w:r>
+        <w:rPr>
+          <w:rFonts w:hint="eastAsia" w:ascii="Times New Roman" w:hAnsi="Times New Roman" w:eastAsia="Times New Roman" w:cs="Times New Roman"/>
+        </w:rPr>
+        <w:t>）</w:t>
+      </w:r>
+    </w:p>
+    <w:p>
+      <w:pPr>
+        <w:pStyle w:val="FirstParagraph"/>
+      </w:pPr>
+      <w:r>
+        <w:rPr>
+          <w:rFonts w:ascii="Times New Roman" w:hAnsi="Times New Roman" w:eastAsia="Times New Roman" w:cs="Times New Roman"/>
+          <w:b/>
+          <w:bCs/>
+        </w:rPr>
+        <w:t xml:space="preserve">(3)</w:t>
       </w:r>
       <w:r>
         <w:rPr>
@@ -20174,7 +19946,37 @@
         <w:rPr>
           <w:rFonts w:hint="eastAsia" w:ascii="Times New Roman" w:hAnsi="Times New Roman" w:eastAsia="FangSong" w:cs="Times New Roman"/>
         </w:rPr>
-        <w:t xml:space="preserve">反应</w:t>
+        <w:t xml:space="preserve">为什么桥环化合物的桥头碳不能发生</w:t>
+      </w:r>
+      <w:r>
+        <w:rPr>
+          <w:rFonts w:ascii="Times New Roman" w:hAnsi="Times New Roman" w:eastAsia="Times New Roman" w:cs="Times New Roman"/>
+        </w:rPr>
+        <w:t xml:space="preserve"> SN2 </w:t>
+      </w:r>
+      <w:r>
+        <w:rPr>
+          <w:rFonts w:hint="eastAsia" w:ascii="Times New Roman" w:hAnsi="Times New Roman" w:eastAsia="FangSong" w:cs="Times New Roman"/>
+        </w:rPr>
+        <w:t>反应</w:t>
+      </w:r>
+      <w:r>
+        <w:rPr>
+          <w:rFonts w:hint="eastAsia" w:ascii="Times New Roman" w:hAnsi="Times New Roman" w:eastAsia="Times New Roman" w:cs="Times New Roman"/>
+        </w:rPr>
+        <w:t>？</w:t>
+      </w:r>
+      <w:r>
+        <w:rPr>
+          <w:rFonts w:hint="eastAsia" w:ascii="Times New Roman" w:hAnsi="Times New Roman" w:eastAsia="FangSong" w:cs="Times New Roman"/>
+        </w:rPr>
+        <w:t>这违反了什么规则</w:t>
+      </w:r>
+      <w:r>
+        <w:rPr>
+          <w:rFonts w:hint="eastAsia" w:ascii="Times New Roman" w:hAnsi="Times New Roman" w:eastAsia="Times New Roman" w:cs="Times New Roman"/>
+        </w:rPr>
+        <w:t>？</w:t>
       </w:r>
     </w:p>
     <w:p>
@@ -20188,7 +19990,484 @@
       </w:r>
     </w:p>
     <w:bookmarkEnd w:id="304"/>
+    <w:bookmarkStart w:id="305" w:name="有机-立体-化学选择性区域选择性立体选择性统一框架"/>
+    <w:p>
+      <w:pPr>
+        <w:pStyle w:val="Heading2"/>
+        <w:spacing w:before="280" w:after="80"/>
+        <w:keepNext/>
+      </w:pPr>
+      <w:r>
+        <w:rPr>
+          <w:rFonts w:ascii="Times New Roman" w:hAnsi="Times New Roman" w:eastAsia="Times New Roman" w:cs="Times New Roman"/>
+        </w:rPr>
+        <w:t xml:space="preserve">2.63 </w:t>
+      </w:r>
+      <w:r>
+        <w:rPr>
+          <w:rFonts w:hint="eastAsia" w:ascii="Times New Roman" w:hAnsi="Times New Roman" w:eastAsia="SimHei" w:cs="Times New Roman"/>
+        </w:rPr>
+        <w:t>有机</w:t>
+      </w:r>
+      <w:r>
+        <w:rPr>
+          <w:rFonts w:hint="eastAsia" w:ascii="Times New Roman" w:hAnsi="Times New Roman" w:eastAsia="Times New Roman" w:cs="Times New Roman"/>
+        </w:rPr>
+        <w:t>-</w:t>
+      </w:r>
+      <w:r>
+        <w:rPr>
+          <w:rFonts w:hint="eastAsia" w:ascii="Times New Roman" w:hAnsi="Times New Roman" w:eastAsia="SimHei" w:cs="Times New Roman"/>
+        </w:rPr>
+        <w:t>立体</w:t>
+      </w:r>
+      <w:r>
+        <w:rPr>
+          <w:rFonts w:hint="eastAsia" w:ascii="Times New Roman" w:hAnsi="Times New Roman" w:eastAsia="Times New Roman" w:cs="Times New Roman"/>
+        </w:rPr>
+        <w:t>-</w:t>
+      </w:r>
+      <w:r>
+        <w:rPr>
+          <w:rFonts w:hint="eastAsia" w:ascii="Times New Roman" w:hAnsi="Times New Roman" w:eastAsia="SimHei" w:cs="Times New Roman"/>
+        </w:rPr>
+        <w:t>化学选择性区域选择性立体选择性统一框架</w:t>
+      </w:r>
+    </w:p>
+    <w:p>
+      <w:pPr>
+        <w:pStyle w:val="FirstParagraph"/>
+      </w:pPr>
+      <w:r>
+        <w:rPr>
+          <w:rFonts w:ascii="Times New Roman" w:hAnsi="Times New Roman" w:eastAsia="Times New Roman" w:cs="Times New Roman"/>
+          <w:b/>
+          <w:bCs/>
+        </w:rPr>
+        <w:t xml:space="preserve">(1)</w:t>
+      </w:r>
+      <w:r>
+        <w:rPr>
+          <w:rFonts w:ascii="Times New Roman" w:hAnsi="Times New Roman" w:eastAsia="Times New Roman" w:cs="Times New Roman"/>
+        </w:rPr>
+        <w:t xml:space="preserve"> </w:t>
+      </w:r>
+      <w:r>
+        <w:rPr>
+          <w:rFonts w:hint="eastAsia" w:ascii="Times New Roman" w:hAnsi="Times New Roman" w:eastAsia="FangSong" w:cs="Times New Roman"/>
+        </w:rPr>
+        <w:t>定义并区分以下三种选择性</w:t>
+      </w:r>
+      <w:r>
+        <w:rPr>
+          <w:rFonts w:hint="eastAsia" w:ascii="Times New Roman" w:hAnsi="Times New Roman" w:eastAsia="Times New Roman" w:cs="Times New Roman"/>
+        </w:rPr>
+        <w:t>：</w:t>
+      </w:r>
+      <w:r>
+        <w:rPr>
+          <w:rFonts w:ascii="Times New Roman" w:hAnsi="Times New Roman" w:eastAsia="Times New Roman" w:cs="Times New Roman"/>
+        </w:rPr>
+        <w:t xml:space="preserve"> </w:t>
+      </w:r>
+      <w:r>
+        <w:rPr>
+          <w:rFonts w:ascii="Times New Roman" w:hAnsi="Times New Roman" w:eastAsia="Times New Roman" w:cs="Times New Roman"/>
+        </w:rPr>
+        <w:t xml:space="preserve">- </w:t>
+      </w:r>
+      <w:r>
+        <w:rPr>
+          <w:rFonts w:hint="eastAsia" w:ascii="Times New Roman" w:hAnsi="Times New Roman" w:eastAsia="FangSong" w:cs="Times New Roman"/>
+        </w:rPr>
+        <w:t>化学选择性</w:t>
+      </w:r>
+      <w:r>
+        <w:rPr>
+          <w:rFonts w:hint="eastAsia" w:ascii="Times New Roman" w:hAnsi="Times New Roman" w:eastAsia="Times New Roman" w:cs="Times New Roman"/>
+        </w:rPr>
+        <w:t>（chemoselectivity）</w:t>
+      </w:r>
+      <w:r>
+        <w:rPr>
+          <w:rFonts w:ascii="Times New Roman" w:hAnsi="Times New Roman" w:eastAsia="Times New Roman" w:cs="Times New Roman"/>
+        </w:rPr>
+        <w:t xml:space="preserve"> </w:t>
+      </w:r>
+      <w:r>
+        <w:rPr>
+          <w:rFonts w:ascii="Times New Roman" w:hAnsi="Times New Roman" w:eastAsia="Times New Roman" w:cs="Times New Roman"/>
+        </w:rPr>
+        <w:t xml:space="preserve">- </w:t>
+      </w:r>
+      <w:r>
+        <w:rPr>
+          <w:rFonts w:hint="eastAsia" w:ascii="Times New Roman" w:hAnsi="Times New Roman" w:eastAsia="FangSong" w:cs="Times New Roman"/>
+        </w:rPr>
+        <w:t>区域选择性</w:t>
+      </w:r>
+      <w:r>
+        <w:rPr>
+          <w:rFonts w:hint="eastAsia" w:ascii="Times New Roman" w:hAnsi="Times New Roman" w:eastAsia="Times New Roman" w:cs="Times New Roman"/>
+        </w:rPr>
+        <w:t>（regioselectivity）</w:t>
+      </w:r>
+      <w:r>
+        <w:rPr>
+          <w:rFonts w:ascii="Times New Roman" w:hAnsi="Times New Roman" w:eastAsia="Times New Roman" w:cs="Times New Roman"/>
+        </w:rPr>
+        <w:t xml:space="preserve"> </w:t>
+      </w:r>
+      <w:r>
+        <w:rPr>
+          <w:rFonts w:ascii="Times New Roman" w:hAnsi="Times New Roman" w:eastAsia="Times New Roman" w:cs="Times New Roman"/>
+        </w:rPr>
+        <w:t xml:space="preserve">- </w:t>
+      </w:r>
+      <w:r>
+        <w:rPr>
+          <w:rFonts w:hint="eastAsia" w:ascii="Times New Roman" w:hAnsi="Times New Roman" w:eastAsia="FangSong" w:cs="Times New Roman"/>
+        </w:rPr>
+        <w:t>立体选择性</w:t>
+      </w:r>
+      <w:r>
+        <w:rPr>
+          <w:rFonts w:hint="eastAsia" w:ascii="Times New Roman" w:hAnsi="Times New Roman" w:eastAsia="Times New Roman" w:cs="Times New Roman"/>
+        </w:rPr>
+        <w:t>（stereoselectivity）</w:t>
+      </w:r>
+    </w:p>
+    <w:p>
+      <w:pPr>
+        <w:pStyle w:val="BodyText"/>
+      </w:pPr>
+      <w:r>
+        <w:rPr>
+          <w:rFonts w:ascii="Times New Roman" w:hAnsi="Times New Roman" w:eastAsia="Times New Roman" w:cs="Times New Roman"/>
+          <w:b/>
+          <w:bCs/>
+        </w:rPr>
+        <w:t xml:space="preserve">(2)</w:t>
+      </w:r>
+      <w:r>
+        <w:rPr>
+          <w:rFonts w:ascii="Times New Roman" w:hAnsi="Times New Roman" w:eastAsia="Times New Roman" w:cs="Times New Roman"/>
+        </w:rPr>
+        <w:t xml:space="preserve"> </w:t>
+      </w:r>
+      <w:r>
+        <w:rPr>
+          <w:rFonts w:hint="eastAsia" w:ascii="Times New Roman" w:hAnsi="Times New Roman" w:eastAsia="FangSong" w:cs="Times New Roman"/>
+        </w:rPr>
+        <w:t>对于一个含有多个官能团的分子</w:t>
+      </w:r>
+      <w:r>
+        <w:rPr>
+          <w:rFonts w:hint="eastAsia" w:ascii="Times New Roman" w:hAnsi="Times New Roman" w:eastAsia="Times New Roman" w:cs="Times New Roman"/>
+        </w:rPr>
+        <w:t>，</w:t>
+      </w:r>
+      <w:r>
+        <w:rPr>
+          <w:rFonts w:hint="eastAsia" w:ascii="Times New Roman" w:hAnsi="Times New Roman" w:eastAsia="FangSong" w:cs="Times New Roman"/>
+        </w:rPr>
+        <w:t>如何按照</w:t>
+      </w:r>
+      <w:r>
+        <w:rPr>
+          <w:rFonts w:hint="eastAsia" w:ascii="Times New Roman" w:hAnsi="Times New Roman" w:eastAsia="Times New Roman" w:cs="Times New Roman"/>
+        </w:rPr>
+        <w:t>”</w:t>
+      </w:r>
+      <w:r>
+        <w:rPr>
+          <w:rFonts w:hint="eastAsia" w:ascii="Times New Roman" w:hAnsi="Times New Roman" w:eastAsia="FangSong" w:cs="Times New Roman"/>
+        </w:rPr>
+        <w:t>三层选择性框架</w:t>
+      </w:r>
+      <w:r>
+        <w:rPr>
+          <w:rFonts w:hint="eastAsia" w:ascii="Times New Roman" w:hAnsi="Times New Roman" w:eastAsia="Times New Roman" w:cs="Times New Roman"/>
+        </w:rPr>
+        <w:t>”</w:t>
+      </w:r>
+      <w:r>
+        <w:rPr>
+          <w:rFonts w:hint="eastAsia" w:ascii="Times New Roman" w:hAnsi="Times New Roman" w:eastAsia="FangSong" w:cs="Times New Roman"/>
+        </w:rPr>
+        <w:t>来设计合成路线</w:t>
+      </w:r>
+      <w:r>
+        <w:rPr>
+          <w:rFonts w:hint="eastAsia" w:ascii="Times New Roman" w:hAnsi="Times New Roman" w:eastAsia="Times New Roman" w:cs="Times New Roman"/>
+        </w:rPr>
+        <w:t>？</w:t>
+      </w:r>
+      <w:r>
+        <w:rPr>
+          <w:rFonts w:hint="eastAsia" w:ascii="Times New Roman" w:hAnsi="Times New Roman" w:eastAsia="FangSong" w:cs="Times New Roman"/>
+        </w:rPr>
+        <w:t>给出具体的设计思路</w:t>
+      </w:r>
+      <w:r>
+        <w:rPr>
+          <w:rFonts w:hint="eastAsia" w:ascii="Times New Roman" w:hAnsi="Times New Roman" w:eastAsia="Times New Roman" w:cs="Times New Roman"/>
+        </w:rPr>
+        <w:t>。</w:t>
+      </w:r>
+    </w:p>
+    <w:p>
+      <w:pPr>
+        <w:pStyle w:val="BodyText"/>
+      </w:pPr>
+      <w:r>
+        <w:rPr>
+          <w:rFonts w:ascii="Times New Roman" w:hAnsi="Times New Roman" w:eastAsia="Times New Roman" w:cs="Times New Roman"/>
+          <w:b/>
+          <w:bCs/>
+        </w:rPr>
+        <w:t xml:space="preserve">(3)</w:t>
+      </w:r>
+      <w:r>
+        <w:rPr>
+          <w:rFonts w:ascii="Times New Roman" w:hAnsi="Times New Roman" w:eastAsia="Times New Roman" w:cs="Times New Roman"/>
+        </w:rPr>
+        <w:t xml:space="preserve"> </w:t>
+      </w:r>
+      <w:r>
+        <w:rPr>
+          <w:rFonts w:hint="eastAsia" w:ascii="Times New Roman" w:hAnsi="Times New Roman" w:eastAsia="FangSong" w:cs="Times New Roman"/>
+        </w:rPr>
+        <w:t>以下反应中</w:t>
+      </w:r>
+      <w:r>
+        <w:rPr>
+          <w:rFonts w:hint="eastAsia" w:ascii="Times New Roman" w:hAnsi="Times New Roman" w:eastAsia="Times New Roman" w:cs="Times New Roman"/>
+        </w:rPr>
+        <w:t>，</w:t>
+      </w:r>
+      <w:r>
+        <w:rPr>
+          <w:rFonts w:hint="eastAsia" w:ascii="Times New Roman" w:hAnsi="Times New Roman" w:eastAsia="FangSong" w:cs="Times New Roman"/>
+        </w:rPr>
+        <w:t>分别涉及哪种选择性</w:t>
+      </w:r>
+      <w:r>
+        <w:rPr>
+          <w:rFonts w:hint="eastAsia" w:ascii="Times New Roman" w:hAnsi="Times New Roman" w:eastAsia="Times New Roman" w:cs="Times New Roman"/>
+        </w:rPr>
+        <w:t>？</w:t>
+      </w:r>
+      <w:r>
+        <w:rPr>
+          <w:rFonts w:hint="eastAsia" w:ascii="Times New Roman" w:hAnsi="Times New Roman" w:eastAsia="FangSong" w:cs="Times New Roman"/>
+        </w:rPr>
+        <w:t>如何通过改变条件来控制</w:t>
+      </w:r>
+      <w:r>
+        <w:rPr>
+          <w:rFonts w:hint="eastAsia" w:ascii="Times New Roman" w:hAnsi="Times New Roman" w:eastAsia="Times New Roman" w:cs="Times New Roman"/>
+        </w:rPr>
+        <w:t>？</w:t>
+      </w:r>
+    </w:p>
+    <w:p>
+      <w:pPr>
+        <w:pStyle w:val="Compact"/>
+        <w:numPr>
+          <w:ilvl w:val="0"/>
+          <w:numId w:val="1005"/>
+        </w:numPr>
+      </w:pPr>
+      <w:r>
+        <w:rPr>
+          <w:rFonts w:ascii="Times New Roman" w:hAnsi="Times New Roman" w:eastAsia="Times New Roman" w:cs="Times New Roman"/>
+          <w:b/>
+          <w:bCs/>
+        </w:rPr>
+        <w:t xml:space="preserve">(a)</w:t>
+      </w:r>
+      <w:r>
+        <w:rPr>
+          <w:rFonts w:ascii="Times New Roman" w:hAnsi="Times New Roman" w:eastAsia="Times New Roman" w:cs="Times New Roman"/>
+        </w:rPr>
+        <w:t xml:space="preserve"> </w:t>
+      </w:r>
+      <w:r>
+        <w:rPr>
+          <w:rFonts w:hint="eastAsia" w:ascii="Times New Roman" w:hAnsi="Times New Roman" w:eastAsia="FangSong" w:cs="Times New Roman"/>
+        </w:rPr>
+        <w:t xml:space="preserve">同一分子中的</w:t>
+      </w:r>
+      <w:r>
+        <w:rPr>
+          <w:rFonts w:ascii="Times New Roman" w:hAnsi="Times New Roman" w:eastAsia="Times New Roman" w:cs="Times New Roman"/>
+        </w:rPr>
+        <w:t xml:space="preserve"> C=C </w:t>
+      </w:r>
+      <w:r>
+        <w:rPr>
+          <w:rFonts w:hint="eastAsia" w:ascii="Times New Roman" w:hAnsi="Times New Roman" w:eastAsia="FangSong" w:cs="Times New Roman"/>
+        </w:rPr>
+        <w:t xml:space="preserve">和</w:t>
+      </w:r>
+      <w:r>
+        <w:rPr>
+          <w:rFonts w:ascii="Times New Roman" w:hAnsi="Times New Roman" w:eastAsia="Times New Roman" w:cs="Times New Roman"/>
+        </w:rPr>
+        <w:t xml:space="preserve"> C=O </w:t>
+      </w:r>
+      <w:r>
+        <w:rPr>
+          <w:rFonts w:hint="eastAsia" w:ascii="Times New Roman" w:hAnsi="Times New Roman" w:eastAsia="FangSong" w:cs="Times New Roman"/>
+        </w:rPr>
+        <w:t>同时存在</w:t>
+      </w:r>
+      <w:r>
+        <w:rPr>
+          <w:rFonts w:hint="eastAsia" w:ascii="Times New Roman" w:hAnsi="Times New Roman" w:eastAsia="Times New Roman" w:cs="Times New Roman"/>
+        </w:rPr>
+        <w:t>，NaBH</w:t>
+      </w:r>
+      <w:r>
+        <w:rPr>
+          <w:rFonts w:hint="eastAsia" w:ascii="Times New Roman" w:hAnsi="Times New Roman" w:eastAsia="Times New Roman" w:cs="Times New Roman"/>
+          <w:vertAlign w:val="subscript"/>
+        </w:rPr>
+        <w:t>4</w:t>
+      </w:r>
+      <w:r>
+        <w:rPr>
+          <w:rFonts w:ascii="Times New Roman" w:hAnsi="Times New Roman" w:eastAsia="Times New Roman" w:cs="Times New Roman"/>
+        </w:rPr>
+        <w:t xml:space="preserve"> </w:t>
+      </w:r>
+      <w:r>
+        <w:rPr>
+          <w:rFonts w:hint="eastAsia" w:ascii="Times New Roman" w:hAnsi="Times New Roman" w:eastAsia="FangSong" w:cs="Times New Roman"/>
+        </w:rPr>
+        <w:t xml:space="preserve">只还原</w:t>
+      </w:r>
+      <w:r>
+        <w:rPr>
+          <w:rFonts w:ascii="Times New Roman" w:hAnsi="Times New Roman" w:eastAsia="Times New Roman" w:cs="Times New Roman"/>
+        </w:rPr>
+        <w:t xml:space="preserve"> C=O</w:t>
+      </w:r>
+    </w:p>
+    <w:p>
+      <w:pPr>
+        <w:pStyle w:val="Compact"/>
+        <w:numPr>
+          <w:ilvl w:val="0"/>
+          <w:numId w:val="1005"/>
+        </w:numPr>
+      </w:pPr>
+      <w:r>
+        <w:rPr>
+          <w:rFonts w:ascii="Times New Roman" w:hAnsi="Times New Roman" w:eastAsia="Times New Roman" w:cs="Times New Roman"/>
+          <w:b/>
+          <w:bCs/>
+        </w:rPr>
+        <w:t xml:space="preserve">(b)</w:t>
+      </w:r>
+      <w:r>
+        <w:rPr>
+          <w:rFonts w:ascii="Times New Roman" w:hAnsi="Times New Roman" w:eastAsia="Times New Roman" w:cs="Times New Roman"/>
+        </w:rPr>
+        <w:t xml:space="preserve"> </w:t>
+      </w:r>
+      <w:r>
+        <w:rPr>
+          <w:rFonts w:hint="eastAsia" w:ascii="Times New Roman" w:hAnsi="Times New Roman" w:eastAsia="FangSong" w:cs="Times New Roman"/>
+        </w:rPr>
+        <w:t xml:space="preserve">丙烯与</w:t>
+      </w:r>
+      <w:r>
+        <w:rPr>
+          <w:rFonts w:ascii="Times New Roman" w:hAnsi="Times New Roman" w:eastAsia="Times New Roman" w:cs="Times New Roman"/>
+        </w:rPr>
+        <w:t xml:space="preserve"> HBr </w:t>
+      </w:r>
+      <w:r>
+        <w:rPr>
+          <w:rFonts w:hint="eastAsia" w:ascii="Times New Roman" w:hAnsi="Times New Roman" w:eastAsia="FangSong" w:cs="Times New Roman"/>
+        </w:rPr>
+        <w:t xml:space="preserve">在过氧化物存在下反应</w:t>
+      </w:r>
+    </w:p>
+    <w:p>
+      <w:pPr>
+        <w:pStyle w:val="Compact"/>
+        <w:numPr>
+          <w:ilvl w:val="0"/>
+          <w:numId w:val="1005"/>
+        </w:numPr>
+      </w:pPr>
+      <w:r>
+        <w:rPr>
+          <w:rFonts w:ascii="Times New Roman" w:hAnsi="Times New Roman" w:eastAsia="Times New Roman" w:cs="Times New Roman"/>
+          <w:b/>
+          <w:bCs/>
+        </w:rPr>
+        <w:t xml:space="preserve">(c)</w:t>
+      </w:r>
+      <w:r>
+        <w:rPr>
+          <w:rFonts w:ascii="Times New Roman" w:hAnsi="Times New Roman" w:eastAsia="Times New Roman" w:cs="Times New Roman"/>
+        </w:rPr>
+        <w:t xml:space="preserve"> </w:t>
+      </w:r>
+      <w:r>
+        <w:rPr>
+          <w:rFonts w:hint="eastAsia" w:ascii="Times New Roman" w:hAnsi="Times New Roman" w:eastAsia="Times New Roman" w:cs="Times New Roman"/>
+        </w:rPr>
+        <w:t>1-</w:t>
+      </w:r>
+      <w:r>
+        <w:rPr>
+          <w:rFonts w:hint="eastAsia" w:ascii="Times New Roman" w:hAnsi="Times New Roman" w:eastAsia="FangSong" w:cs="Times New Roman"/>
+        </w:rPr>
+        <w:t>甲基环己烯与</w:t>
+      </w:r>
+      <w:r>
+        <w:rPr>
+          <w:rFonts w:ascii="Times New Roman" w:hAnsi="Times New Roman" w:eastAsia="Times New Roman" w:cs="Times New Roman"/>
+        </w:rPr>
+        <w:t xml:space="preserve"> OsO</w:t>
+      </w:r>
+      <w:r>
+        <w:rPr>
+          <w:rFonts w:ascii="Times New Roman" w:hAnsi="Times New Roman" w:eastAsia="Times New Roman" w:cs="Times New Roman"/>
+          <w:vertAlign w:val="subscript"/>
+        </w:rPr>
+        <w:t>4</w:t>
+      </w:r>
+      <w:r>
+        <w:rPr>
+          <w:rFonts w:ascii="Times New Roman" w:hAnsi="Times New Roman" w:eastAsia="Times New Roman" w:cs="Times New Roman"/>
+        </w:rPr>
+        <w:t xml:space="preserve"> </w:t>
+      </w:r>
+      <w:r>
+        <w:rPr>
+          <w:rFonts w:hint="eastAsia" w:ascii="Times New Roman" w:hAnsi="Times New Roman" w:eastAsia="FangSong" w:cs="Times New Roman"/>
+        </w:rPr>
+        <w:t xml:space="preserve">反应</w:t>
+      </w:r>
+    </w:p>
+    <w:p>
+      <w:pPr>
+        <w:spacing w:before="160" w:after="80"/>
+      </w:pPr>
+      <w:r>
+        <w:pict>
+          <v:rect style="width:0;height:1.5pt" o:hralign="center" o:hrstd="t" o:hr="t"/>
+        </w:pict>
+      </w:r>
+    </w:p>
     <w:bookmarkEnd w:id="305"/>
+    <w:bookmarkEnd w:id="306"/>
     <w:sectPr>
       <w:footerReference w:type="default" r:id="rId10"/>
       <w:headerReference w:type="default" r:id="rId11"/>
@@ -20753,9 +21032,39 @@
     </w:lvlOverride>
   </w:num>
   <w:num w:numId="1003">
+    <w:abstractNumId w:val="99431"/>
+    <w:lvlOverride w:ilvl="0">
+      <w:startOverride w:val="1"/>
+    </w:lvlOverride>
+    <w:lvlOverride w:ilvl="1">
+      <w:startOverride w:val="1"/>
+    </w:lvlOverride>
+    <w:lvlOverride w:ilvl="2">
+      <w:startOverride w:val="1"/>
+    </w:lvlOverride>
+    <w:lvlOverride w:ilvl="3">
+      <w:startOverride w:val="1"/>
+    </w:lvlOverride>
+    <w:lvlOverride w:ilvl="4">
+      <w:startOverride w:val="1"/>
+    </w:lvlOverride>
+    <w:lvlOverride w:ilvl="5">
+      <w:startOverride w:val="1"/>
+    </w:lvlOverride>
+    <w:lvlOverride w:ilvl="6">
+      <w:startOverride w:val="1"/>
+    </w:lvlOverride>
+    <w:lvlOverride w:ilvl="7">
+      <w:startOverride w:val="1"/>
+    </w:lvlOverride>
+    <w:lvlOverride w:ilvl="8">
+      <w:startOverride w:val="1"/>
+    </w:lvlOverride>
+  </w:num>
+  <w:num w:numId="1004">
     <w:abstractNumId w:val="991"/>
   </w:num>
-  <w:num w:numId="1004">
+  <w:num w:numId="1005">
     <w:abstractNumId w:val="991"/>
   </w:num>
 </w:numbering>
